--- a/documentation/Отчеты/report soldat.docx
+++ b/documentation/Отчеты/report soldat.docx
@@ -1068,8 +1068,6 @@
         <w:t>Содержание</w:t>
       </w:r>
     </w:p>
-    <w:bookmarkStart w:id="2" w:name="_GoBack"/>
-    <w:bookmarkEnd w:id="2"/>
     <w:p>
       <w:pPr>
         <w:pStyle w:val="11"/>
@@ -4054,7 +4052,7 @@
           <w:lang w:eastAsia="ru-RU"/>
         </w:rPr>
       </w:pPr>
-      <w:bookmarkStart w:id="3" w:name="_Toc232334393"/>
+      <w:bookmarkStart w:id="2" w:name="_Toc232334393"/>
       <w:r>
         <w:rPr>
           <w:rFonts w:eastAsia="Times New Roman"/>
@@ -4063,7 +4061,7 @@
         <w:lastRenderedPageBreak/>
         <w:t>Введение</w:t>
       </w:r>
-      <w:bookmarkEnd w:id="3"/>
+      <w:bookmarkEnd w:id="2"/>
     </w:p>
     <w:p>
       <w:pPr>
@@ -5099,7 +5097,7 @@
           <w:lang w:eastAsia="ru-RU"/>
         </w:rPr>
       </w:pPr>
-      <w:bookmarkStart w:id="4" w:name="_Toc232334394"/>
+      <w:bookmarkStart w:id="3" w:name="_Toc232334394"/>
       <w:r>
         <w:rPr>
           <w:rFonts w:eastAsia="Times New Roman"/>
@@ -5115,7 +5113,7 @@
         </w:rPr>
         <w:t xml:space="preserve"> и концепт проекта</w:t>
       </w:r>
-      <w:bookmarkEnd w:id="4"/>
+      <w:bookmarkEnd w:id="3"/>
     </w:p>
     <w:p>
       <w:pPr>
@@ -5129,7 +5127,7 @@
           <w:lang w:eastAsia="ru-RU"/>
         </w:rPr>
       </w:pPr>
-      <w:bookmarkStart w:id="5" w:name="_Toc232334395"/>
+      <w:bookmarkStart w:id="4" w:name="_Toc232334395"/>
       <w:r>
         <w:rPr>
           <w:rFonts w:eastAsia="Times New Roman"/>
@@ -5137,7 +5135,7 @@
         </w:rPr>
         <w:t>Анализ структуры и деятельности предприятия</w:t>
       </w:r>
-      <w:bookmarkEnd w:id="5"/>
+      <w:bookmarkEnd w:id="4"/>
     </w:p>
     <w:p>
       <w:pPr>
@@ -6194,7 +6192,7 @@
           <w:lang w:eastAsia="ru-RU"/>
         </w:rPr>
       </w:pPr>
-      <w:bookmarkStart w:id="6" w:name="_Toc232334396"/>
+      <w:bookmarkStart w:id="5" w:name="_Toc232334396"/>
       <w:r>
         <w:rPr>
           <w:rFonts w:eastAsia="Times New Roman"/>
@@ -6202,7 +6200,7 @@
         </w:rPr>
         <w:t>Общее описание проекта</w:t>
       </w:r>
-      <w:bookmarkEnd w:id="6"/>
+      <w:bookmarkEnd w:id="5"/>
     </w:p>
     <w:p>
       <w:pPr>
@@ -6843,7 +6841,7 @@
           <w:lang w:eastAsia="ru-RU"/>
         </w:rPr>
       </w:pPr>
-      <w:bookmarkStart w:id="7" w:name="_Toc232334397"/>
+      <w:bookmarkStart w:id="6" w:name="_Toc232334397"/>
       <w:r>
         <w:rPr>
           <w:rFonts w:eastAsia="Times New Roman"/>
@@ -6851,7 +6849,7 @@
         </w:rPr>
         <w:t>Техническое задание</w:t>
       </w:r>
-      <w:bookmarkEnd w:id="7"/>
+      <w:bookmarkEnd w:id="6"/>
     </w:p>
     <w:p>
       <w:pPr>
@@ -7638,7 +7636,7 @@
           <w:lang w:eastAsia="ru-RU"/>
         </w:rPr>
       </w:pPr>
-      <w:bookmarkStart w:id="8" w:name="_Toc232334398"/>
+      <w:bookmarkStart w:id="7" w:name="_Toc232334398"/>
       <w:r>
         <w:rPr>
           <w:rFonts w:eastAsia="Times New Roman"/>
@@ -7647,7 +7645,7 @@
         <w:lastRenderedPageBreak/>
         <w:t>Описание основных модулей и распределение ролей</w:t>
       </w:r>
-      <w:bookmarkEnd w:id="8"/>
+      <w:bookmarkEnd w:id="7"/>
     </w:p>
     <w:p>
       <w:pPr>
@@ -7820,7 +7818,7 @@
           <w:lang w:eastAsia="ru-RU"/>
         </w:rPr>
       </w:pPr>
-      <w:bookmarkStart w:id="9" w:name="_Toc232334399"/>
+      <w:bookmarkStart w:id="8" w:name="_Toc232334399"/>
       <w:r>
         <w:rPr>
           <w:rFonts w:eastAsia="Times New Roman"/>
@@ -7829,7 +7827,7 @@
         <w:lastRenderedPageBreak/>
         <w:t>Создание плановой документации</w:t>
       </w:r>
-      <w:bookmarkEnd w:id="9"/>
+      <w:bookmarkEnd w:id="8"/>
     </w:p>
     <w:p>
       <w:pPr>
@@ -7866,7 +7864,7 @@
           <w:lang w:eastAsia="ru-RU"/>
         </w:rPr>
       </w:pPr>
-      <w:bookmarkStart w:id="10" w:name="_Toc232334400"/>
+      <w:bookmarkStart w:id="9" w:name="_Toc232334400"/>
       <w:r>
         <w:rPr>
           <w:rFonts w:eastAsia="Times New Roman"/>
@@ -7874,7 +7872,7 @@
         </w:rPr>
         <w:t>Диаграмма использования</w:t>
       </w:r>
-      <w:bookmarkEnd w:id="10"/>
+      <w:bookmarkEnd w:id="9"/>
     </w:p>
     <w:p>
       <w:pPr>
@@ -9269,7 +9267,7 @@
           <w:lang w:eastAsia="ru-RU"/>
         </w:rPr>
       </w:pPr>
-      <w:bookmarkStart w:id="11" w:name="_Toc232334401"/>
+      <w:bookmarkStart w:id="10" w:name="_Toc232334401"/>
       <w:r>
         <w:rPr>
           <w:rFonts w:eastAsia="Times New Roman" w:cs="Times New Roman"/>
@@ -9279,7 +9277,7 @@
         </w:rPr>
         <w:t>Диаграмма компонентов</w:t>
       </w:r>
-      <w:bookmarkEnd w:id="11"/>
+      <w:bookmarkEnd w:id="10"/>
     </w:p>
     <w:p>
       <w:pPr>
@@ -10009,7 +10007,7 @@
           <w:lang w:eastAsia="ru-RU"/>
         </w:rPr>
       </w:pPr>
-      <w:bookmarkStart w:id="12" w:name="_Toc232334402"/>
+      <w:bookmarkStart w:id="11" w:name="_Toc232334402"/>
       <w:r>
         <w:rPr>
           <w:rFonts w:eastAsia="Times New Roman" w:cs="Times New Roman"/>
@@ -10019,7 +10017,7 @@
         <w:lastRenderedPageBreak/>
         <w:t>Диаграмма развертывания</w:t>
       </w:r>
-      <w:bookmarkEnd w:id="12"/>
+      <w:bookmarkEnd w:id="11"/>
     </w:p>
     <w:p>
       <w:pPr>
@@ -10688,7 +10686,7 @@
           <w:lang w:eastAsia="ru-RU"/>
         </w:rPr>
       </w:pPr>
-      <w:bookmarkStart w:id="13" w:name="_Toc232334403"/>
+      <w:bookmarkStart w:id="12" w:name="_Toc232334403"/>
       <w:r>
         <w:rPr>
           <w:rFonts w:eastAsia="Times New Roman"/>
@@ -10696,7 +10694,7 @@
         </w:rPr>
         <w:t>Диаграмма классов</w:t>
       </w:r>
-      <w:bookmarkEnd w:id="13"/>
+      <w:bookmarkEnd w:id="12"/>
     </w:p>
     <w:p>
       <w:pPr>
@@ -10743,7 +10741,7 @@
           <w:lang w:eastAsia="ru-RU"/>
         </w:rPr>
       </w:pPr>
-      <w:bookmarkStart w:id="14" w:name="_Toc232334404"/>
+      <w:bookmarkStart w:id="13" w:name="_Toc232334404"/>
       <w:r>
         <w:rPr>
           <w:rFonts w:eastAsia="Times New Roman"/>
@@ -10751,7 +10749,7 @@
         </w:rPr>
         <w:t>Пользователь</w:t>
       </w:r>
-      <w:bookmarkEnd w:id="14"/>
+      <w:bookmarkEnd w:id="13"/>
       <w:r>
         <w:rPr>
           <w:rFonts w:eastAsia="Times New Roman"/>
@@ -11159,7 +11157,7 @@
           <w:lang w:eastAsia="ru-RU"/>
         </w:rPr>
       </w:pPr>
-      <w:bookmarkStart w:id="15" w:name="_Toc232334405"/>
+      <w:bookmarkStart w:id="14" w:name="_Toc232334405"/>
       <w:r>
         <w:rPr>
           <w:rFonts w:eastAsia="Times New Roman"/>
@@ -11167,7 +11165,7 @@
         </w:rPr>
         <w:t>Клиент</w:t>
       </w:r>
-      <w:bookmarkEnd w:id="15"/>
+      <w:bookmarkEnd w:id="14"/>
     </w:p>
     <w:p>
       <w:pPr>
@@ -11443,7 +11441,7 @@
           <w:lang w:eastAsia="ru-RU"/>
         </w:rPr>
       </w:pPr>
-      <w:bookmarkStart w:id="16" w:name="_Toc232334406"/>
+      <w:bookmarkStart w:id="15" w:name="_Toc232334406"/>
       <w:r>
         <w:rPr>
           <w:rFonts w:eastAsia="Times New Roman"/>
@@ -11451,7 +11449,7 @@
         </w:rPr>
         <w:t>Администратор</w:t>
       </w:r>
-      <w:bookmarkEnd w:id="16"/>
+      <w:bookmarkEnd w:id="15"/>
     </w:p>
     <w:p>
       <w:pPr>
@@ -12145,7 +12143,7 @@
           <w:lang w:eastAsia="ru-RU"/>
         </w:rPr>
       </w:pPr>
-      <w:bookmarkStart w:id="17" w:name="_Toc232334407"/>
+      <w:bookmarkStart w:id="16" w:name="_Toc232334407"/>
       <w:r>
         <w:rPr>
           <w:rFonts w:eastAsia="Times New Roman"/>
@@ -12153,7 +12151,7 @@
         </w:rPr>
         <w:t>Заявка</w:t>
       </w:r>
-      <w:bookmarkEnd w:id="17"/>
+      <w:bookmarkEnd w:id="16"/>
     </w:p>
     <w:p>
       <w:pPr>
@@ -12744,7 +12742,7 @@
           <w:lang w:eastAsia="ru-RU"/>
         </w:rPr>
       </w:pPr>
-      <w:bookmarkStart w:id="18" w:name="_Toc232334408"/>
+      <w:bookmarkStart w:id="17" w:name="_Toc232334408"/>
       <w:r>
         <w:rPr>
           <w:rFonts w:eastAsia="Times New Roman"/>
@@ -12752,7 +12750,7 @@
         </w:rPr>
         <w:t>Чаты</w:t>
       </w:r>
-      <w:bookmarkEnd w:id="18"/>
+      <w:bookmarkEnd w:id="17"/>
     </w:p>
     <w:p>
       <w:pPr>
@@ -12979,7 +12977,7 @@
           <w:lang w:eastAsia="ru-RU"/>
         </w:rPr>
       </w:pPr>
-      <w:bookmarkStart w:id="19" w:name="_Toc232334409"/>
+      <w:bookmarkStart w:id="18" w:name="_Toc232334409"/>
       <w:r>
         <w:rPr>
           <w:rFonts w:eastAsia="Times New Roman"/>
@@ -12987,7 +12985,7 @@
         </w:rPr>
         <w:t>Сообщения чата</w:t>
       </w:r>
-      <w:bookmarkEnd w:id="19"/>
+      <w:bookmarkEnd w:id="18"/>
     </w:p>
     <w:p>
       <w:pPr>
@@ -13224,7 +13222,7 @@
           <w:lang w:eastAsia="ru-RU"/>
         </w:rPr>
       </w:pPr>
-      <w:bookmarkStart w:id="20" w:name="_Toc232334410"/>
+      <w:bookmarkStart w:id="19" w:name="_Toc232334410"/>
       <w:r>
         <w:rPr>
           <w:rFonts w:eastAsia="Times New Roman"/>
@@ -13232,7 +13230,7 @@
         </w:rPr>
         <w:t>Связи между классами</w:t>
       </w:r>
-      <w:bookmarkEnd w:id="20"/>
+      <w:bookmarkEnd w:id="19"/>
     </w:p>
     <w:p>
       <w:pPr>
@@ -13792,7 +13790,7 @@
           <w:lang w:eastAsia="ru-RU"/>
         </w:rPr>
       </w:pPr>
-      <w:bookmarkStart w:id="21" w:name="_Toc232334411"/>
+      <w:bookmarkStart w:id="20" w:name="_Toc232334411"/>
       <w:r>
         <w:rPr>
           <w:rFonts w:eastAsia="Times New Roman"/>
@@ -13801,7 +13799,7 @@
         <w:lastRenderedPageBreak/>
         <w:t>Проектирование модуля «Интерфейс администратора»</w:t>
       </w:r>
-      <w:bookmarkEnd w:id="21"/>
+      <w:bookmarkEnd w:id="20"/>
     </w:p>
     <w:p>
       <w:pPr>
@@ -13857,7 +13855,7 @@
           <w:lang w:eastAsia="ru-RU"/>
         </w:rPr>
       </w:pPr>
-      <w:bookmarkStart w:id="22" w:name="_Toc232334412"/>
+      <w:bookmarkStart w:id="21" w:name="_Toc232334412"/>
       <w:r>
         <w:rPr>
           <w:rFonts w:eastAsia="Times New Roman"/>
@@ -13865,7 +13863,7 @@
         </w:rPr>
         <w:t>Диаграмма деятельности</w:t>
       </w:r>
-      <w:bookmarkEnd w:id="22"/>
+      <w:bookmarkEnd w:id="21"/>
     </w:p>
     <w:p>
       <w:pPr>
@@ -14239,7 +14237,7 @@
           <w:lang w:eastAsia="ru-RU"/>
         </w:rPr>
       </w:pPr>
-      <w:bookmarkStart w:id="23" w:name="_Toc232334413"/>
+      <w:bookmarkStart w:id="22" w:name="_Toc232334413"/>
       <w:r>
         <w:rPr>
           <w:rFonts w:eastAsia="Times New Roman"/>
@@ -14247,7 +14245,7 @@
         </w:rPr>
         <w:t>Диаграмма последовательности</w:t>
       </w:r>
-      <w:bookmarkEnd w:id="23"/>
+      <w:bookmarkEnd w:id="22"/>
     </w:p>
     <w:p>
       <w:pPr>
@@ -14814,7 +14812,7 @@
           <w:lang w:eastAsia="ru-RU"/>
         </w:rPr>
       </w:pPr>
-      <w:bookmarkStart w:id="24" w:name="_Toc232334414"/>
+      <w:bookmarkStart w:id="23" w:name="_Toc232334414"/>
       <w:r>
         <w:rPr>
           <w:rFonts w:eastAsia="Times New Roman"/>
@@ -14823,7 +14821,7 @@
         <w:lastRenderedPageBreak/>
         <w:t>Диаграмма коммуникации</w:t>
       </w:r>
-      <w:bookmarkEnd w:id="24"/>
+      <w:bookmarkEnd w:id="23"/>
     </w:p>
     <w:p>
       <w:pPr>
@@ -15227,7 +15225,7 @@
           <w:lang w:eastAsia="ru-RU"/>
         </w:rPr>
       </w:pPr>
-      <w:bookmarkStart w:id="25" w:name="_Toc232334415"/>
+      <w:bookmarkStart w:id="24" w:name="_Toc232334415"/>
       <w:r>
         <w:rPr>
           <w:rFonts w:eastAsia="Times New Roman"/>
@@ -15235,7 +15233,7 @@
         </w:rPr>
         <w:t>Диаграмма состояний</w:t>
       </w:r>
-      <w:bookmarkEnd w:id="25"/>
+      <w:bookmarkEnd w:id="24"/>
     </w:p>
     <w:p>
       <w:pPr>
@@ -15800,7 +15798,7 @@
           <w:lang w:eastAsia="ru-RU"/>
         </w:rPr>
       </w:pPr>
-      <w:bookmarkStart w:id="26" w:name="_Toc232334416"/>
+      <w:bookmarkStart w:id="25" w:name="_Toc232334416"/>
       <w:r>
         <w:rPr>
           <w:rFonts w:eastAsia="Times New Roman"/>
@@ -15808,7 +15806,7 @@
         </w:rPr>
         <w:t>Дополнительные ограничения</w:t>
       </w:r>
-      <w:bookmarkEnd w:id="26"/>
+      <w:bookmarkEnd w:id="25"/>
     </w:p>
     <w:p>
       <w:pPr>
@@ -16270,7 +16268,7 @@
           <w:lang w:eastAsia="ru-RU"/>
         </w:rPr>
       </w:pPr>
-      <w:bookmarkStart w:id="27" w:name="_Toc232334417"/>
+      <w:bookmarkStart w:id="26" w:name="_Toc232334417"/>
       <w:r>
         <w:rPr>
           <w:rFonts w:eastAsia="Times New Roman"/>
@@ -16279,7 +16277,7 @@
         <w:lastRenderedPageBreak/>
         <w:t>Проектирование модуля «Публикация и настройка сайта»</w:t>
       </w:r>
-      <w:bookmarkEnd w:id="27"/>
+      <w:bookmarkEnd w:id="26"/>
     </w:p>
     <w:p>
       <w:pPr>
@@ -16451,7 +16449,7 @@
           <w:lang w:eastAsia="ru-RU"/>
         </w:rPr>
       </w:pPr>
-      <w:bookmarkStart w:id="28" w:name="_Toc232334418"/>
+      <w:bookmarkStart w:id="27" w:name="_Toc232334418"/>
       <w:r>
         <w:rPr>
           <w:rFonts w:eastAsia="Times New Roman"/>
@@ -16459,7 +16457,7 @@
         </w:rPr>
         <w:t>Диаграмма деятельности</w:t>
       </w:r>
-      <w:bookmarkEnd w:id="28"/>
+      <w:bookmarkEnd w:id="27"/>
     </w:p>
     <w:p>
       <w:pPr>
@@ -17528,6 +17526,7 @@
       <w:r>
         <w:rPr>
           <w:rFonts w:ascii="Times New Roman" w:eastAsia="Times New Roman" w:hAnsi="Times New Roman" w:cs="Times New Roman"/>
+          <w:noProof/>
           <w:sz w:val="28"/>
           <w:szCs w:val="28"/>
           <w:lang w:eastAsia="ru-RU"/>
@@ -17604,7 +17603,7 @@
           <w:lang w:eastAsia="ru-RU"/>
         </w:rPr>
       </w:pPr>
-      <w:bookmarkStart w:id="29" w:name="_Toc232334419"/>
+      <w:bookmarkStart w:id="28" w:name="_Toc232334419"/>
       <w:r>
         <w:rPr>
           <w:rFonts w:eastAsia="Times New Roman"/>
@@ -17612,7 +17611,7 @@
         </w:rPr>
         <w:t>Диаграмма последовательности</w:t>
       </w:r>
-      <w:bookmarkEnd w:id="29"/>
+      <w:bookmarkEnd w:id="28"/>
     </w:p>
     <w:p>
       <w:pPr>
@@ -18970,6 +18969,118 @@
     <w:p>
       <w:pPr>
         <w:spacing w:after="0" w:line="360" w:lineRule="auto"/>
+        <w:contextualSpacing/>
+        <w:jc w:val="center"/>
+        <w:rPr>
+          <w:rFonts w:ascii="Times New Roman" w:eastAsia="Times New Roman" w:hAnsi="Times New Roman" w:cs="Times New Roman"/>
+          <w:sz w:val="28"/>
+          <w:szCs w:val="28"/>
+          <w:lang w:eastAsia="ru-RU"/>
+        </w:rPr>
+      </w:pPr>
+      <w:r>
+        <w:rPr>
+          <w:rFonts w:ascii="Times New Roman" w:eastAsia="Times New Roman" w:hAnsi="Times New Roman" w:cs="Times New Roman"/>
+          <w:sz w:val="28"/>
+          <w:szCs w:val="28"/>
+          <w:lang w:eastAsia="ru-RU"/>
+        </w:rPr>
+        <w:lastRenderedPageBreak/>
+        <w:drawing>
+          <wp:inline distT="0" distB="0" distL="0" distR="0" wp14:anchorId="03EE8411" wp14:editId="251A84AF">
+            <wp:extent cx="5939790" cy="4587875"/>
+            <wp:effectExtent l="0" t="0" r="3810" b="3175"/>
+            <wp:docPr id="8" name="Рисунок 8"/>
+            <wp:cNvGraphicFramePr>
+              <a:graphicFrameLocks xmlns:a="http://schemas.openxmlformats.org/drawingml/2006/main" noChangeAspect="1"/>
+            </wp:cNvGraphicFramePr>
+            <a:graphic xmlns:a="http://schemas.openxmlformats.org/drawingml/2006/main">
+              <a:graphicData uri="http://schemas.openxmlformats.org/drawingml/2006/picture">
+                <pic:pic xmlns:pic="http://schemas.openxmlformats.org/drawingml/2006/picture">
+                  <pic:nvPicPr>
+                    <pic:cNvPr id="1" name=""/>
+                    <pic:cNvPicPr/>
+                  </pic:nvPicPr>
+                  <pic:blipFill>
+                    <a:blip r:embed="rId17"/>
+                    <a:stretch>
+                      <a:fillRect/>
+                    </a:stretch>
+                  </pic:blipFill>
+                  <pic:spPr>
+                    <a:xfrm>
+                      <a:off x="0" y="0"/>
+                      <a:ext cx="5939790" cy="4587875"/>
+                    </a:xfrm>
+                    <a:prstGeom prst="rect">
+                      <a:avLst/>
+                    </a:prstGeom>
+                  </pic:spPr>
+                </pic:pic>
+              </a:graphicData>
+            </a:graphic>
+          </wp:inline>
+        </w:drawing>
+      </w:r>
+    </w:p>
+    <w:p>
+      <w:pPr>
+        <w:spacing w:after="0" w:line="360" w:lineRule="auto"/>
+        <w:contextualSpacing/>
+        <w:jc w:val="center"/>
+        <w:rPr>
+          <w:rFonts w:ascii="Times New Roman" w:eastAsia="Times New Roman" w:hAnsi="Times New Roman" w:cs="Times New Roman"/>
+          <w:sz w:val="28"/>
+          <w:szCs w:val="28"/>
+          <w:lang w:eastAsia="ru-RU"/>
+        </w:rPr>
+      </w:pPr>
+      <w:r>
+        <w:rPr>
+          <w:rFonts w:ascii="Times New Roman" w:eastAsia="Times New Roman" w:hAnsi="Times New Roman" w:cs="Times New Roman"/>
+          <w:sz w:val="28"/>
+          <w:szCs w:val="28"/>
+          <w:lang w:eastAsia="ru-RU"/>
+        </w:rPr>
+        <w:t>Рисунок 10 – Диаграмма последовательности.</w:t>
+      </w:r>
+    </w:p>
+    <w:p>
+      <w:pPr>
+        <w:spacing w:after="0" w:line="360" w:lineRule="auto"/>
+        <w:contextualSpacing/>
+        <w:jc w:val="center"/>
+        <w:rPr>
+          <w:rFonts w:ascii="Times New Roman" w:eastAsia="Times New Roman" w:hAnsi="Times New Roman" w:cs="Times New Roman"/>
+          <w:sz w:val="28"/>
+          <w:szCs w:val="28"/>
+          <w:lang w:eastAsia="ru-RU"/>
+        </w:rPr>
+      </w:pPr>
+    </w:p>
+    <w:p>
+      <w:pPr>
+        <w:pStyle w:val="2"/>
+        <w:numPr>
+          <w:ilvl w:val="1"/>
+          <w:numId w:val="4"/>
+        </w:numPr>
+        <w:rPr>
+          <w:rFonts w:eastAsia="Times New Roman"/>
+          <w:lang w:eastAsia="ru-RU"/>
+        </w:rPr>
+      </w:pPr>
+      <w:r>
+        <w:rPr>
+          <w:rFonts w:eastAsia="Times New Roman"/>
+          <w:lang w:eastAsia="ru-RU"/>
+        </w:rPr>
+        <w:t>Диаграмма коммуникации</w:t>
+      </w:r>
+    </w:p>
+    <w:p>
+      <w:pPr>
+        <w:spacing w:after="0" w:line="360" w:lineRule="auto"/>
         <w:ind w:firstLine="709"/>
         <w:contextualSpacing/>
         <w:jc w:val="both"/>
@@ -18980,6 +19091,93 @@
           <w:lang w:eastAsia="ru-RU"/>
         </w:rPr>
       </w:pPr>
+      <w:r>
+        <w:rPr>
+          <w:rFonts w:ascii="Times New Roman" w:eastAsia="Times New Roman" w:hAnsi="Times New Roman" w:cs="Times New Roman"/>
+          <w:sz w:val="28"/>
+          <w:szCs w:val="28"/>
+          <w:lang w:eastAsia="ru-RU"/>
+        </w:rPr>
+        <w:t>Разработанная диаграмма была основана на процессе обращения пользователя к серверу для получения веб-ст</w:t>
+      </w:r>
+      <w:r>
+        <w:rPr>
+          <w:rFonts w:ascii="Times New Roman" w:eastAsia="Times New Roman" w:hAnsi="Times New Roman" w:cs="Times New Roman"/>
+          <w:sz w:val="28"/>
+          <w:szCs w:val="28"/>
+          <w:lang w:eastAsia="ru-RU"/>
+        </w:rPr>
+        <w:t xml:space="preserve">раницы через публичный туннель </w:t>
+      </w:r>
+      <w:r>
+        <w:rPr>
+          <w:rFonts w:ascii="Times New Roman" w:eastAsia="Times New Roman" w:hAnsi="Times New Roman" w:cs="Times New Roman"/>
+          <w:sz w:val="28"/>
+          <w:szCs w:val="28"/>
+          <w:lang w:val="en-US" w:eastAsia="ru-RU"/>
+        </w:rPr>
+        <w:t>N</w:t>
+      </w:r>
+      <w:proofErr w:type="spellStart"/>
+      <w:r>
+        <w:rPr>
+          <w:rFonts w:ascii="Times New Roman" w:eastAsia="Times New Roman" w:hAnsi="Times New Roman" w:cs="Times New Roman"/>
+          <w:sz w:val="28"/>
+          <w:szCs w:val="28"/>
+          <w:lang w:eastAsia="ru-RU"/>
+        </w:rPr>
+        <w:t>grok</w:t>
+      </w:r>
+      <w:proofErr w:type="spellEnd"/>
+      <w:r>
+        <w:rPr>
+          <w:rFonts w:ascii="Times New Roman" w:eastAsia="Times New Roman" w:hAnsi="Times New Roman" w:cs="Times New Roman"/>
+          <w:sz w:val="28"/>
+          <w:szCs w:val="28"/>
+          <w:lang w:eastAsia="ru-RU"/>
+        </w:rPr>
+        <w:t xml:space="preserve">, </w:t>
+      </w:r>
+      <w:proofErr w:type="spellStart"/>
+      <w:r>
+        <w:rPr>
+          <w:rFonts w:ascii="Times New Roman" w:eastAsia="Times New Roman" w:hAnsi="Times New Roman" w:cs="Times New Roman"/>
+          <w:sz w:val="28"/>
+          <w:szCs w:val="28"/>
+          <w:lang w:eastAsia="ru-RU"/>
+        </w:rPr>
+        <w:t>Nginx</w:t>
+      </w:r>
+      <w:proofErr w:type="spellEnd"/>
+      <w:r>
+        <w:rPr>
+          <w:rFonts w:ascii="Times New Roman" w:eastAsia="Times New Roman" w:hAnsi="Times New Roman" w:cs="Times New Roman"/>
+          <w:sz w:val="28"/>
+          <w:szCs w:val="28"/>
+          <w:lang w:eastAsia="ru-RU"/>
+        </w:rPr>
+        <w:t xml:space="preserve"> и </w:t>
+      </w:r>
+      <w:proofErr w:type="spellStart"/>
+      <w:r>
+        <w:rPr>
+          <w:rFonts w:ascii="Times New Roman" w:eastAsia="Times New Roman" w:hAnsi="Times New Roman" w:cs="Times New Roman"/>
+          <w:sz w:val="28"/>
+          <w:szCs w:val="28"/>
+          <w:lang w:eastAsia="ru-RU"/>
+        </w:rPr>
+        <w:t>Docker</w:t>
+      </w:r>
+      <w:proofErr w:type="spellEnd"/>
+      <w:r>
+        <w:rPr>
+          <w:rFonts w:ascii="Times New Roman" w:eastAsia="Times New Roman" w:hAnsi="Times New Roman" w:cs="Times New Roman"/>
+          <w:sz w:val="28"/>
+          <w:szCs w:val="28"/>
+          <w:lang w:eastAsia="ru-RU"/>
+        </w:rPr>
+        <w:t>-контейнер с приложением.</w:t>
+      </w:r>
     </w:p>
     <w:p>
       <w:pPr>
@@ -18994,6 +19192,15 @@
           <w:lang w:eastAsia="ru-RU"/>
         </w:rPr>
       </w:pPr>
+      <w:r>
+        <w:rPr>
+          <w:rFonts w:ascii="Times New Roman" w:eastAsia="Times New Roman" w:hAnsi="Times New Roman" w:cs="Times New Roman"/>
+          <w:sz w:val="28"/>
+          <w:szCs w:val="28"/>
+          <w:lang w:eastAsia="ru-RU"/>
+        </w:rPr>
+        <w:t>Описание диаграммы:</w:t>
+      </w:r>
     </w:p>
     <w:p>
       <w:pPr>
@@ -19008,6 +19215,15 @@
           <w:lang w:eastAsia="ru-RU"/>
         </w:rPr>
       </w:pPr>
+      <w:r>
+        <w:rPr>
+          <w:rFonts w:ascii="Times New Roman" w:eastAsia="Times New Roman" w:hAnsi="Times New Roman" w:cs="Times New Roman"/>
+          <w:sz w:val="28"/>
+          <w:szCs w:val="28"/>
+          <w:lang w:eastAsia="ru-RU"/>
+        </w:rPr>
+        <w:t>Пользователь – внешний актёр, который инициирует все действия. Его роль заключается в переходе по публичной HTTPS-ссылке, ожидании загрузки страницы и получении результата.</w:t>
+      </w:r>
     </w:p>
     <w:p>
       <w:pPr>
@@ -19022,6 +19238,66 @@
           <w:lang w:eastAsia="ru-RU"/>
         </w:rPr>
       </w:pPr>
+      <w:proofErr w:type="spellStart"/>
+      <w:r>
+        <w:rPr>
+          <w:rFonts w:ascii="Times New Roman" w:eastAsia="Times New Roman" w:hAnsi="Times New Roman" w:cs="Times New Roman"/>
+          <w:sz w:val="28"/>
+          <w:szCs w:val="28"/>
+          <w:lang w:eastAsia="ru-RU"/>
+        </w:rPr>
+        <w:t>Ngrok</w:t>
+      </w:r>
+      <w:proofErr w:type="spellEnd"/>
+      <w:r>
+        <w:rPr>
+          <w:rFonts w:ascii="Times New Roman" w:eastAsia="Times New Roman" w:hAnsi="Times New Roman" w:cs="Times New Roman"/>
+          <w:sz w:val="28"/>
+          <w:szCs w:val="28"/>
+          <w:lang w:eastAsia="ru-RU"/>
+        </w:rPr>
+        <w:t xml:space="preserve"> – обеспечивает безопасный туннель между интернетом и локальным сервером. </w:t>
+      </w:r>
+      <w:proofErr w:type="spellStart"/>
+      <w:r>
+        <w:rPr>
+          <w:rFonts w:ascii="Times New Roman" w:eastAsia="Times New Roman" w:hAnsi="Times New Roman" w:cs="Times New Roman"/>
+          <w:sz w:val="28"/>
+          <w:szCs w:val="28"/>
+          <w:lang w:eastAsia="ru-RU"/>
+        </w:rPr>
+        <w:t>Ngrok</w:t>
+      </w:r>
+      <w:proofErr w:type="spellEnd"/>
+      <w:r>
+        <w:rPr>
+          <w:rFonts w:ascii="Times New Roman" w:eastAsia="Times New Roman" w:hAnsi="Times New Roman" w:cs="Times New Roman"/>
+          <w:sz w:val="28"/>
+          <w:szCs w:val="28"/>
+          <w:lang w:eastAsia="ru-RU"/>
+        </w:rPr>
+        <w:t xml:space="preserve"> принимает входящие HTTPS-запросы от пользователя, проверяет </w:t>
+      </w:r>
+      <w:proofErr w:type="spellStart"/>
+      <w:r>
+        <w:rPr>
+          <w:rFonts w:ascii="Times New Roman" w:eastAsia="Times New Roman" w:hAnsi="Times New Roman" w:cs="Times New Roman"/>
+          <w:sz w:val="28"/>
+          <w:szCs w:val="28"/>
+          <w:lang w:eastAsia="ru-RU"/>
+        </w:rPr>
+        <w:t>валидность</w:t>
+      </w:r>
+      <w:proofErr w:type="spellEnd"/>
+      <w:r>
+        <w:rPr>
+          <w:rFonts w:ascii="Times New Roman" w:eastAsia="Times New Roman" w:hAnsi="Times New Roman" w:cs="Times New Roman"/>
+          <w:sz w:val="28"/>
+          <w:szCs w:val="28"/>
+          <w:lang w:eastAsia="ru-RU"/>
+        </w:rPr>
+        <w:t xml:space="preserve"> туннеля и перенаправляет их на локальный сервер.</w:t>
+      </w:r>
     </w:p>
     <w:p>
       <w:pPr>
@@ -19036,6 +19312,127 @@
           <w:lang w:eastAsia="ru-RU"/>
         </w:rPr>
       </w:pPr>
+      <w:proofErr w:type="spellStart"/>
+      <w:r>
+        <w:rPr>
+          <w:rFonts w:ascii="Times New Roman" w:eastAsia="Times New Roman" w:hAnsi="Times New Roman" w:cs="Times New Roman"/>
+          <w:sz w:val="28"/>
+          <w:szCs w:val="28"/>
+          <w:lang w:eastAsia="ru-RU"/>
+        </w:rPr>
+        <w:lastRenderedPageBreak/>
+        <w:t>Nginx</w:t>
+      </w:r>
+      <w:proofErr w:type="spellEnd"/>
+      <w:r>
+        <w:rPr>
+          <w:rFonts w:ascii="Times New Roman" w:eastAsia="Times New Roman" w:hAnsi="Times New Roman" w:cs="Times New Roman"/>
+          <w:sz w:val="28"/>
+          <w:szCs w:val="28"/>
+          <w:lang w:eastAsia="ru-RU"/>
+        </w:rPr>
+        <w:t xml:space="preserve"> – выступает в роли </w:t>
+      </w:r>
+      <w:proofErr w:type="spellStart"/>
+      <w:r>
+        <w:rPr>
+          <w:rFonts w:ascii="Times New Roman" w:eastAsia="Times New Roman" w:hAnsi="Times New Roman" w:cs="Times New Roman"/>
+          <w:sz w:val="28"/>
+          <w:szCs w:val="28"/>
+          <w:lang w:eastAsia="ru-RU"/>
+        </w:rPr>
+        <w:t>reverse-proxy</w:t>
+      </w:r>
+      <w:proofErr w:type="spellEnd"/>
+      <w:r>
+        <w:rPr>
+          <w:rFonts w:ascii="Times New Roman" w:eastAsia="Times New Roman" w:hAnsi="Times New Roman" w:cs="Times New Roman"/>
+          <w:sz w:val="28"/>
+          <w:szCs w:val="28"/>
+          <w:lang w:eastAsia="ru-RU"/>
+        </w:rPr>
+        <w:t xml:space="preserve">. </w:t>
+      </w:r>
+      <w:proofErr w:type="spellStart"/>
+      <w:r>
+        <w:rPr>
+          <w:rFonts w:ascii="Times New Roman" w:eastAsia="Times New Roman" w:hAnsi="Times New Roman" w:cs="Times New Roman"/>
+          <w:sz w:val="28"/>
+          <w:szCs w:val="28"/>
+          <w:lang w:eastAsia="ru-RU"/>
+        </w:rPr>
+        <w:t>Nginx</w:t>
+      </w:r>
+      <w:proofErr w:type="spellEnd"/>
+      <w:r>
+        <w:rPr>
+          <w:rFonts w:ascii="Times New Roman" w:eastAsia="Times New Roman" w:hAnsi="Times New Roman" w:cs="Times New Roman"/>
+          <w:sz w:val="28"/>
+          <w:szCs w:val="28"/>
+          <w:lang w:eastAsia="ru-RU"/>
+        </w:rPr>
+        <w:t xml:space="preserve"> принимает запросы от </w:t>
+      </w:r>
+      <w:proofErr w:type="spellStart"/>
+      <w:r>
+        <w:rPr>
+          <w:rFonts w:ascii="Times New Roman" w:eastAsia="Times New Roman" w:hAnsi="Times New Roman" w:cs="Times New Roman"/>
+          <w:sz w:val="28"/>
+          <w:szCs w:val="28"/>
+          <w:lang w:eastAsia="ru-RU"/>
+        </w:rPr>
+        <w:t>ngrok</w:t>
+      </w:r>
+      <w:proofErr w:type="spellEnd"/>
+      <w:r>
+        <w:rPr>
+          <w:rFonts w:ascii="Times New Roman" w:eastAsia="Times New Roman" w:hAnsi="Times New Roman" w:cs="Times New Roman"/>
+          <w:sz w:val="28"/>
+          <w:szCs w:val="28"/>
+          <w:lang w:eastAsia="ru-RU"/>
+        </w:rPr>
+        <w:t xml:space="preserve">, обрабатывает прокси-заголовки и перенаправляет их в </w:t>
+      </w:r>
+      <w:proofErr w:type="spellStart"/>
+      <w:r>
+        <w:rPr>
+          <w:rFonts w:ascii="Times New Roman" w:eastAsia="Times New Roman" w:hAnsi="Times New Roman" w:cs="Times New Roman"/>
+          <w:sz w:val="28"/>
+          <w:szCs w:val="28"/>
+          <w:lang w:eastAsia="ru-RU"/>
+        </w:rPr>
+        <w:t>Docker</w:t>
+      </w:r>
+      <w:proofErr w:type="spellEnd"/>
+      <w:r>
+        <w:rPr>
+          <w:rFonts w:ascii="Times New Roman" w:eastAsia="Times New Roman" w:hAnsi="Times New Roman" w:cs="Times New Roman"/>
+          <w:sz w:val="28"/>
+          <w:szCs w:val="28"/>
+          <w:lang w:eastAsia="ru-RU"/>
+        </w:rPr>
+        <w:t xml:space="preserve">-контейнер приложения, а также возвращает ответы обратно в </w:t>
+      </w:r>
+      <w:proofErr w:type="spellStart"/>
+      <w:r>
+        <w:rPr>
+          <w:rFonts w:ascii="Times New Roman" w:eastAsia="Times New Roman" w:hAnsi="Times New Roman" w:cs="Times New Roman"/>
+          <w:sz w:val="28"/>
+          <w:szCs w:val="28"/>
+          <w:lang w:eastAsia="ru-RU"/>
+        </w:rPr>
+        <w:t>ngrok</w:t>
+      </w:r>
+      <w:proofErr w:type="spellEnd"/>
+      <w:r>
+        <w:rPr>
+          <w:rFonts w:ascii="Times New Roman" w:eastAsia="Times New Roman" w:hAnsi="Times New Roman" w:cs="Times New Roman"/>
+          <w:sz w:val="28"/>
+          <w:szCs w:val="28"/>
+          <w:lang w:eastAsia="ru-RU"/>
+        </w:rPr>
+        <w:t>.</w:t>
+      </w:r>
     </w:p>
     <w:p>
       <w:pPr>
@@ -19050,6 +19447,106 @@
           <w:lang w:eastAsia="ru-RU"/>
         </w:rPr>
       </w:pPr>
+      <w:proofErr w:type="spellStart"/>
+      <w:r>
+        <w:rPr>
+          <w:rFonts w:ascii="Times New Roman" w:eastAsia="Times New Roman" w:hAnsi="Times New Roman" w:cs="Times New Roman"/>
+          <w:sz w:val="28"/>
+          <w:szCs w:val="28"/>
+          <w:lang w:eastAsia="ru-RU"/>
+        </w:rPr>
+        <w:t>Docker</w:t>
+      </w:r>
+      <w:proofErr w:type="spellEnd"/>
+      <w:r>
+        <w:rPr>
+          <w:rFonts w:ascii="Times New Roman" w:eastAsia="Times New Roman" w:hAnsi="Times New Roman" w:cs="Times New Roman"/>
+          <w:sz w:val="28"/>
+          <w:szCs w:val="28"/>
+          <w:lang w:eastAsia="ru-RU"/>
+        </w:rPr>
+        <w:t xml:space="preserve"> – </w:t>
+      </w:r>
+      <w:proofErr w:type="spellStart"/>
+      <w:r>
+        <w:rPr>
+          <w:rFonts w:ascii="Times New Roman" w:eastAsia="Times New Roman" w:hAnsi="Times New Roman" w:cs="Times New Roman"/>
+          <w:sz w:val="28"/>
+          <w:szCs w:val="28"/>
+          <w:lang w:eastAsia="ru-RU"/>
+        </w:rPr>
+        <w:t>контейнеризирует</w:t>
+      </w:r>
+      <w:proofErr w:type="spellEnd"/>
+      <w:r>
+        <w:rPr>
+          <w:rFonts w:ascii="Times New Roman" w:eastAsia="Times New Roman" w:hAnsi="Times New Roman" w:cs="Times New Roman"/>
+          <w:sz w:val="28"/>
+          <w:szCs w:val="28"/>
+          <w:lang w:eastAsia="ru-RU"/>
+        </w:rPr>
+        <w:t xml:space="preserve"> приложение. </w:t>
+      </w:r>
+      <w:proofErr w:type="spellStart"/>
+      <w:r>
+        <w:rPr>
+          <w:rFonts w:ascii="Times New Roman" w:eastAsia="Times New Roman" w:hAnsi="Times New Roman" w:cs="Times New Roman"/>
+          <w:sz w:val="28"/>
+          <w:szCs w:val="28"/>
+          <w:lang w:eastAsia="ru-RU"/>
+        </w:rPr>
+        <w:t>Docker</w:t>
+      </w:r>
+      <w:proofErr w:type="spellEnd"/>
+      <w:r>
+        <w:rPr>
+          <w:rFonts w:ascii="Times New Roman" w:eastAsia="Times New Roman" w:hAnsi="Times New Roman" w:cs="Times New Roman"/>
+          <w:sz w:val="28"/>
+          <w:szCs w:val="28"/>
+          <w:lang w:eastAsia="ru-RU"/>
+        </w:rPr>
+        <w:t xml:space="preserve">-контейнер принимает запросы от </w:t>
+      </w:r>
+      <w:proofErr w:type="spellStart"/>
+      <w:r>
+        <w:rPr>
+          <w:rFonts w:ascii="Times New Roman" w:eastAsia="Times New Roman" w:hAnsi="Times New Roman" w:cs="Times New Roman"/>
+          <w:sz w:val="28"/>
+          <w:szCs w:val="28"/>
+          <w:lang w:eastAsia="ru-RU"/>
+        </w:rPr>
+        <w:t>Nginx</w:t>
+      </w:r>
+      <w:proofErr w:type="spellEnd"/>
+      <w:r>
+        <w:rPr>
+          <w:rFonts w:ascii="Times New Roman" w:eastAsia="Times New Roman" w:hAnsi="Times New Roman" w:cs="Times New Roman"/>
+          <w:sz w:val="28"/>
+          <w:szCs w:val="28"/>
+          <w:lang w:eastAsia="ru-RU"/>
+        </w:rPr>
+        <w:t xml:space="preserve"> и передаёт их серверу приложений, а также возвращает ответы обратно в </w:t>
+      </w:r>
+      <w:proofErr w:type="spellStart"/>
+      <w:r>
+        <w:rPr>
+          <w:rFonts w:ascii="Times New Roman" w:eastAsia="Times New Roman" w:hAnsi="Times New Roman" w:cs="Times New Roman"/>
+          <w:sz w:val="28"/>
+          <w:szCs w:val="28"/>
+          <w:lang w:eastAsia="ru-RU"/>
+        </w:rPr>
+        <w:t>Nginx</w:t>
+      </w:r>
+      <w:proofErr w:type="spellEnd"/>
+      <w:r>
+        <w:rPr>
+          <w:rFonts w:ascii="Times New Roman" w:eastAsia="Times New Roman" w:hAnsi="Times New Roman" w:cs="Times New Roman"/>
+          <w:sz w:val="28"/>
+          <w:szCs w:val="28"/>
+          <w:lang w:eastAsia="ru-RU"/>
+        </w:rPr>
+        <w:t>.</w:t>
+      </w:r>
     </w:p>
     <w:p>
       <w:pPr>
@@ -19064,6 +19561,3031 @@
           <w:lang w:eastAsia="ru-RU"/>
         </w:rPr>
       </w:pPr>
+      <w:r>
+        <w:rPr>
+          <w:rFonts w:ascii="Times New Roman" w:eastAsia="Times New Roman" w:hAnsi="Times New Roman" w:cs="Times New Roman"/>
+          <w:sz w:val="28"/>
+          <w:szCs w:val="28"/>
+          <w:lang w:eastAsia="ru-RU"/>
+        </w:rPr>
+        <w:t>Сервер приложений – выполняет бизнес-логику системы. Сервер обрабатывает входящие запросы, формирует HTML-страницы и возвращает ответы.</w:t>
+      </w:r>
+    </w:p>
+    <w:p>
+      <w:pPr>
+        <w:spacing w:after="0" w:line="360" w:lineRule="auto"/>
+        <w:ind w:firstLine="709"/>
+        <w:contextualSpacing/>
+        <w:jc w:val="both"/>
+        <w:rPr>
+          <w:rFonts w:ascii="Times New Roman" w:eastAsia="Times New Roman" w:hAnsi="Times New Roman" w:cs="Times New Roman"/>
+          <w:sz w:val="28"/>
+          <w:szCs w:val="28"/>
+          <w:lang w:eastAsia="ru-RU"/>
+        </w:rPr>
+      </w:pPr>
+      <w:r>
+        <w:rPr>
+          <w:rFonts w:ascii="Times New Roman" w:eastAsia="Times New Roman" w:hAnsi="Times New Roman" w:cs="Times New Roman"/>
+          <w:sz w:val="28"/>
+          <w:szCs w:val="28"/>
+          <w:lang w:eastAsia="ru-RU"/>
+        </w:rPr>
+        <w:t>Описание:</w:t>
+      </w:r>
+    </w:p>
+    <w:p>
+      <w:pPr>
+        <w:spacing w:after="0" w:line="360" w:lineRule="auto"/>
+        <w:ind w:firstLine="709"/>
+        <w:contextualSpacing/>
+        <w:jc w:val="both"/>
+        <w:rPr>
+          <w:rFonts w:ascii="Times New Roman" w:eastAsia="Times New Roman" w:hAnsi="Times New Roman" w:cs="Times New Roman"/>
+          <w:sz w:val="28"/>
+          <w:szCs w:val="28"/>
+          <w:lang w:eastAsia="ru-RU"/>
+        </w:rPr>
+      </w:pPr>
+      <w:r>
+        <w:rPr>
+          <w:rFonts w:ascii="Times New Roman" w:eastAsia="Times New Roman" w:hAnsi="Times New Roman" w:cs="Times New Roman"/>
+          <w:sz w:val="28"/>
+          <w:szCs w:val="28"/>
+          <w:lang w:eastAsia="ru-RU"/>
+        </w:rPr>
+        <w:t xml:space="preserve">Шаг 1 – Пользователь вводит в браузере публичную HTTPS-ссылку и переходит по ней. Запрос отправляется в </w:t>
+      </w:r>
+      <w:proofErr w:type="spellStart"/>
+      <w:r>
+        <w:rPr>
+          <w:rFonts w:ascii="Times New Roman" w:eastAsia="Times New Roman" w:hAnsi="Times New Roman" w:cs="Times New Roman"/>
+          <w:sz w:val="28"/>
+          <w:szCs w:val="28"/>
+          <w:lang w:eastAsia="ru-RU"/>
+        </w:rPr>
+        <w:t>Ngrok</w:t>
+      </w:r>
+      <w:proofErr w:type="spellEnd"/>
+      <w:r>
+        <w:rPr>
+          <w:rFonts w:ascii="Times New Roman" w:eastAsia="Times New Roman" w:hAnsi="Times New Roman" w:cs="Times New Roman"/>
+          <w:sz w:val="28"/>
+          <w:szCs w:val="28"/>
+          <w:lang w:eastAsia="ru-RU"/>
+        </w:rPr>
+        <w:t>.</w:t>
+      </w:r>
+    </w:p>
+    <w:p>
+      <w:pPr>
+        <w:spacing w:after="0" w:line="360" w:lineRule="auto"/>
+        <w:ind w:firstLine="709"/>
+        <w:contextualSpacing/>
+        <w:jc w:val="both"/>
+        <w:rPr>
+          <w:rFonts w:ascii="Times New Roman" w:eastAsia="Times New Roman" w:hAnsi="Times New Roman" w:cs="Times New Roman"/>
+          <w:sz w:val="28"/>
+          <w:szCs w:val="28"/>
+          <w:lang w:eastAsia="ru-RU"/>
+        </w:rPr>
+      </w:pPr>
+      <w:r>
+        <w:rPr>
+          <w:rFonts w:ascii="Times New Roman" w:eastAsia="Times New Roman" w:hAnsi="Times New Roman" w:cs="Times New Roman"/>
+          <w:sz w:val="28"/>
+          <w:szCs w:val="28"/>
+          <w:lang w:eastAsia="ru-RU"/>
+        </w:rPr>
+        <w:t xml:space="preserve">Шаг 2 – </w:t>
+      </w:r>
+      <w:proofErr w:type="spellStart"/>
+      <w:r>
+        <w:rPr>
+          <w:rFonts w:ascii="Times New Roman" w:eastAsia="Times New Roman" w:hAnsi="Times New Roman" w:cs="Times New Roman"/>
+          <w:sz w:val="28"/>
+          <w:szCs w:val="28"/>
+          <w:lang w:eastAsia="ru-RU"/>
+        </w:rPr>
+        <w:t>Ngrok</w:t>
+      </w:r>
+      <w:proofErr w:type="spellEnd"/>
+      <w:r>
+        <w:rPr>
+          <w:rFonts w:ascii="Times New Roman" w:eastAsia="Times New Roman" w:hAnsi="Times New Roman" w:cs="Times New Roman"/>
+          <w:sz w:val="28"/>
+          <w:szCs w:val="28"/>
+          <w:lang w:eastAsia="ru-RU"/>
+        </w:rPr>
+        <w:t xml:space="preserve"> принимает запрос от пользователя и выполняет проверку </w:t>
+      </w:r>
+      <w:proofErr w:type="spellStart"/>
+      <w:r>
+        <w:rPr>
+          <w:rFonts w:ascii="Times New Roman" w:eastAsia="Times New Roman" w:hAnsi="Times New Roman" w:cs="Times New Roman"/>
+          <w:sz w:val="28"/>
+          <w:szCs w:val="28"/>
+          <w:lang w:eastAsia="ru-RU"/>
+        </w:rPr>
+        <w:t>валидности</w:t>
+      </w:r>
+      <w:proofErr w:type="spellEnd"/>
+      <w:r>
+        <w:rPr>
+          <w:rFonts w:ascii="Times New Roman" w:eastAsia="Times New Roman" w:hAnsi="Times New Roman" w:cs="Times New Roman"/>
+          <w:sz w:val="28"/>
+          <w:szCs w:val="28"/>
+          <w:lang w:eastAsia="ru-RU"/>
+        </w:rPr>
+        <w:t xml:space="preserve"> туннеля (активен ли туннель, не истекло ли время сессии).</w:t>
+      </w:r>
+    </w:p>
+    <w:p>
+      <w:pPr>
+        <w:spacing w:after="0" w:line="360" w:lineRule="auto"/>
+        <w:ind w:firstLine="709"/>
+        <w:contextualSpacing/>
+        <w:jc w:val="both"/>
+        <w:rPr>
+          <w:rFonts w:ascii="Times New Roman" w:eastAsia="Times New Roman" w:hAnsi="Times New Roman" w:cs="Times New Roman"/>
+          <w:sz w:val="28"/>
+          <w:szCs w:val="28"/>
+          <w:lang w:eastAsia="ru-RU"/>
+        </w:rPr>
+      </w:pPr>
+      <w:r>
+        <w:rPr>
+          <w:rFonts w:ascii="Times New Roman" w:eastAsia="Times New Roman" w:hAnsi="Times New Roman" w:cs="Times New Roman"/>
+          <w:sz w:val="28"/>
+          <w:szCs w:val="28"/>
+          <w:lang w:eastAsia="ru-RU"/>
+        </w:rPr>
+        <w:t xml:space="preserve">Шаг 3 – </w:t>
+      </w:r>
+      <w:proofErr w:type="spellStart"/>
+      <w:r>
+        <w:rPr>
+          <w:rFonts w:ascii="Times New Roman" w:eastAsia="Times New Roman" w:hAnsi="Times New Roman" w:cs="Times New Roman"/>
+          <w:sz w:val="28"/>
+          <w:szCs w:val="28"/>
+          <w:lang w:eastAsia="ru-RU"/>
+        </w:rPr>
+        <w:t>Ngrok</w:t>
+      </w:r>
+      <w:proofErr w:type="spellEnd"/>
+      <w:r>
+        <w:rPr>
+          <w:rFonts w:ascii="Times New Roman" w:eastAsia="Times New Roman" w:hAnsi="Times New Roman" w:cs="Times New Roman"/>
+          <w:sz w:val="28"/>
+          <w:szCs w:val="28"/>
+          <w:lang w:eastAsia="ru-RU"/>
+        </w:rPr>
+        <w:t xml:space="preserve"> перенаправляет запрос на localhost:8000, где работает </w:t>
+      </w:r>
+      <w:proofErr w:type="spellStart"/>
+      <w:r>
+        <w:rPr>
+          <w:rFonts w:ascii="Times New Roman" w:eastAsia="Times New Roman" w:hAnsi="Times New Roman" w:cs="Times New Roman"/>
+          <w:sz w:val="28"/>
+          <w:szCs w:val="28"/>
+          <w:lang w:eastAsia="ru-RU"/>
+        </w:rPr>
+        <w:t>Nginx</w:t>
+      </w:r>
+      <w:proofErr w:type="spellEnd"/>
+      <w:r>
+        <w:rPr>
+          <w:rFonts w:ascii="Times New Roman" w:eastAsia="Times New Roman" w:hAnsi="Times New Roman" w:cs="Times New Roman"/>
+          <w:sz w:val="28"/>
+          <w:szCs w:val="28"/>
+          <w:lang w:eastAsia="ru-RU"/>
+        </w:rPr>
+        <w:t>.</w:t>
+      </w:r>
+    </w:p>
+    <w:p>
+      <w:pPr>
+        <w:spacing w:after="0" w:line="360" w:lineRule="auto"/>
+        <w:ind w:firstLine="709"/>
+        <w:contextualSpacing/>
+        <w:jc w:val="both"/>
+        <w:rPr>
+          <w:rFonts w:ascii="Times New Roman" w:eastAsia="Times New Roman" w:hAnsi="Times New Roman" w:cs="Times New Roman"/>
+          <w:sz w:val="28"/>
+          <w:szCs w:val="28"/>
+          <w:lang w:eastAsia="ru-RU"/>
+        </w:rPr>
+      </w:pPr>
+      <w:r>
+        <w:rPr>
+          <w:rFonts w:ascii="Times New Roman" w:eastAsia="Times New Roman" w:hAnsi="Times New Roman" w:cs="Times New Roman"/>
+          <w:sz w:val="28"/>
+          <w:szCs w:val="28"/>
+          <w:lang w:eastAsia="ru-RU"/>
+        </w:rPr>
+        <w:t xml:space="preserve">Шаг 4 – </w:t>
+      </w:r>
+      <w:proofErr w:type="spellStart"/>
+      <w:r>
+        <w:rPr>
+          <w:rFonts w:ascii="Times New Roman" w:eastAsia="Times New Roman" w:hAnsi="Times New Roman" w:cs="Times New Roman"/>
+          <w:sz w:val="28"/>
+          <w:szCs w:val="28"/>
+          <w:lang w:eastAsia="ru-RU"/>
+        </w:rPr>
+        <w:t>Nginx</w:t>
+      </w:r>
+      <w:proofErr w:type="spellEnd"/>
+      <w:r>
+        <w:rPr>
+          <w:rFonts w:ascii="Times New Roman" w:eastAsia="Times New Roman" w:hAnsi="Times New Roman" w:cs="Times New Roman"/>
+          <w:sz w:val="28"/>
+          <w:szCs w:val="28"/>
+          <w:lang w:eastAsia="ru-RU"/>
+        </w:rPr>
+        <w:t xml:space="preserve"> принимает запрос от </w:t>
+      </w:r>
+      <w:proofErr w:type="spellStart"/>
+      <w:r>
+        <w:rPr>
+          <w:rFonts w:ascii="Times New Roman" w:eastAsia="Times New Roman" w:hAnsi="Times New Roman" w:cs="Times New Roman"/>
+          <w:sz w:val="28"/>
+          <w:szCs w:val="28"/>
+          <w:lang w:eastAsia="ru-RU"/>
+        </w:rPr>
+        <w:t>ngrok</w:t>
+      </w:r>
+      <w:proofErr w:type="spellEnd"/>
+      <w:r>
+        <w:rPr>
+          <w:rFonts w:ascii="Times New Roman" w:eastAsia="Times New Roman" w:hAnsi="Times New Roman" w:cs="Times New Roman"/>
+          <w:sz w:val="28"/>
+          <w:szCs w:val="28"/>
+          <w:lang w:eastAsia="ru-RU"/>
+        </w:rPr>
+        <w:t xml:space="preserve">, обрабатывает прокси-заголовки и перенаправляет запрос в </w:t>
+      </w:r>
+      <w:proofErr w:type="spellStart"/>
+      <w:r>
+        <w:rPr>
+          <w:rFonts w:ascii="Times New Roman" w:eastAsia="Times New Roman" w:hAnsi="Times New Roman" w:cs="Times New Roman"/>
+          <w:sz w:val="28"/>
+          <w:szCs w:val="28"/>
+          <w:lang w:eastAsia="ru-RU"/>
+        </w:rPr>
+        <w:t>Docker</w:t>
+      </w:r>
+      <w:proofErr w:type="spellEnd"/>
+      <w:r>
+        <w:rPr>
+          <w:rFonts w:ascii="Times New Roman" w:eastAsia="Times New Roman" w:hAnsi="Times New Roman" w:cs="Times New Roman"/>
+          <w:sz w:val="28"/>
+          <w:szCs w:val="28"/>
+          <w:lang w:eastAsia="ru-RU"/>
+        </w:rPr>
+        <w:t>-контейнер приложения.</w:t>
+      </w:r>
+    </w:p>
+    <w:p>
+      <w:pPr>
+        <w:spacing w:after="0" w:line="360" w:lineRule="auto"/>
+        <w:ind w:firstLine="709"/>
+        <w:contextualSpacing/>
+        <w:jc w:val="both"/>
+        <w:rPr>
+          <w:rFonts w:ascii="Times New Roman" w:eastAsia="Times New Roman" w:hAnsi="Times New Roman" w:cs="Times New Roman"/>
+          <w:sz w:val="28"/>
+          <w:szCs w:val="28"/>
+          <w:lang w:eastAsia="ru-RU"/>
+        </w:rPr>
+      </w:pPr>
+      <w:r>
+        <w:rPr>
+          <w:rFonts w:ascii="Times New Roman" w:eastAsia="Times New Roman" w:hAnsi="Times New Roman" w:cs="Times New Roman"/>
+          <w:sz w:val="28"/>
+          <w:szCs w:val="28"/>
+          <w:lang w:eastAsia="ru-RU"/>
+        </w:rPr>
+        <w:t xml:space="preserve">Шаг 5 – </w:t>
+      </w:r>
+      <w:proofErr w:type="spellStart"/>
+      <w:r>
+        <w:rPr>
+          <w:rFonts w:ascii="Times New Roman" w:eastAsia="Times New Roman" w:hAnsi="Times New Roman" w:cs="Times New Roman"/>
+          <w:sz w:val="28"/>
+          <w:szCs w:val="28"/>
+          <w:lang w:eastAsia="ru-RU"/>
+        </w:rPr>
+        <w:t>Docker</w:t>
+      </w:r>
+      <w:proofErr w:type="spellEnd"/>
+      <w:r>
+        <w:rPr>
+          <w:rFonts w:ascii="Times New Roman" w:eastAsia="Times New Roman" w:hAnsi="Times New Roman" w:cs="Times New Roman"/>
+          <w:sz w:val="28"/>
+          <w:szCs w:val="28"/>
+          <w:lang w:eastAsia="ru-RU"/>
+        </w:rPr>
+        <w:t xml:space="preserve">-контейнер принимает запрос от </w:t>
+      </w:r>
+      <w:proofErr w:type="spellStart"/>
+      <w:r>
+        <w:rPr>
+          <w:rFonts w:ascii="Times New Roman" w:eastAsia="Times New Roman" w:hAnsi="Times New Roman" w:cs="Times New Roman"/>
+          <w:sz w:val="28"/>
+          <w:szCs w:val="28"/>
+          <w:lang w:eastAsia="ru-RU"/>
+        </w:rPr>
+        <w:t>Nginx</w:t>
+      </w:r>
+      <w:proofErr w:type="spellEnd"/>
+      <w:r>
+        <w:rPr>
+          <w:rFonts w:ascii="Times New Roman" w:eastAsia="Times New Roman" w:hAnsi="Times New Roman" w:cs="Times New Roman"/>
+          <w:sz w:val="28"/>
+          <w:szCs w:val="28"/>
+          <w:lang w:eastAsia="ru-RU"/>
+        </w:rPr>
+        <w:t xml:space="preserve"> и вызывает серверную логику приложения.</w:t>
+      </w:r>
+    </w:p>
+    <w:p>
+      <w:pPr>
+        <w:spacing w:after="0" w:line="360" w:lineRule="auto"/>
+        <w:ind w:firstLine="709"/>
+        <w:contextualSpacing/>
+        <w:jc w:val="both"/>
+        <w:rPr>
+          <w:rFonts w:ascii="Times New Roman" w:eastAsia="Times New Roman" w:hAnsi="Times New Roman" w:cs="Times New Roman"/>
+          <w:sz w:val="28"/>
+          <w:szCs w:val="28"/>
+          <w:lang w:eastAsia="ru-RU"/>
+        </w:rPr>
+      </w:pPr>
+      <w:r>
+        <w:rPr>
+          <w:rFonts w:ascii="Times New Roman" w:eastAsia="Times New Roman" w:hAnsi="Times New Roman" w:cs="Times New Roman"/>
+          <w:sz w:val="28"/>
+          <w:szCs w:val="28"/>
+          <w:lang w:eastAsia="ru-RU"/>
+        </w:rPr>
+        <w:t>Шаг 6 – Сервер приложений обрабатывает запрос (формирование HTML-страницы, получение данных из базы данных, выполнение бизнес-логики).</w:t>
+      </w:r>
+    </w:p>
+    <w:p>
+      <w:pPr>
+        <w:spacing w:after="0" w:line="360" w:lineRule="auto"/>
+        <w:ind w:firstLine="709"/>
+        <w:contextualSpacing/>
+        <w:jc w:val="both"/>
+        <w:rPr>
+          <w:rFonts w:ascii="Times New Roman" w:eastAsia="Times New Roman" w:hAnsi="Times New Roman" w:cs="Times New Roman"/>
+          <w:sz w:val="28"/>
+          <w:szCs w:val="28"/>
+          <w:lang w:eastAsia="ru-RU"/>
+        </w:rPr>
+      </w:pPr>
+      <w:r>
+        <w:rPr>
+          <w:rFonts w:ascii="Times New Roman" w:eastAsia="Times New Roman" w:hAnsi="Times New Roman" w:cs="Times New Roman"/>
+          <w:sz w:val="28"/>
+          <w:szCs w:val="28"/>
+          <w:lang w:eastAsia="ru-RU"/>
+        </w:rPr>
+        <w:t xml:space="preserve">Шаг 7 – Сервер приложений формирует HTTP-ответ (HTML-страницу) и возвращает его в </w:t>
+      </w:r>
+      <w:proofErr w:type="spellStart"/>
+      <w:r>
+        <w:rPr>
+          <w:rFonts w:ascii="Times New Roman" w:eastAsia="Times New Roman" w:hAnsi="Times New Roman" w:cs="Times New Roman"/>
+          <w:sz w:val="28"/>
+          <w:szCs w:val="28"/>
+          <w:lang w:eastAsia="ru-RU"/>
+        </w:rPr>
+        <w:t>Docker</w:t>
+      </w:r>
+      <w:proofErr w:type="spellEnd"/>
+      <w:r>
+        <w:rPr>
+          <w:rFonts w:ascii="Times New Roman" w:eastAsia="Times New Roman" w:hAnsi="Times New Roman" w:cs="Times New Roman"/>
+          <w:sz w:val="28"/>
+          <w:szCs w:val="28"/>
+          <w:lang w:eastAsia="ru-RU"/>
+        </w:rPr>
+        <w:t>-контейнер.</w:t>
+      </w:r>
+    </w:p>
+    <w:p>
+      <w:pPr>
+        <w:spacing w:after="0" w:line="360" w:lineRule="auto"/>
+        <w:ind w:firstLine="709"/>
+        <w:contextualSpacing/>
+        <w:jc w:val="both"/>
+        <w:rPr>
+          <w:rFonts w:ascii="Times New Roman" w:eastAsia="Times New Roman" w:hAnsi="Times New Roman" w:cs="Times New Roman"/>
+          <w:sz w:val="28"/>
+          <w:szCs w:val="28"/>
+          <w:lang w:eastAsia="ru-RU"/>
+        </w:rPr>
+      </w:pPr>
+      <w:r>
+        <w:rPr>
+          <w:rFonts w:ascii="Times New Roman" w:eastAsia="Times New Roman" w:hAnsi="Times New Roman" w:cs="Times New Roman"/>
+          <w:sz w:val="28"/>
+          <w:szCs w:val="28"/>
+          <w:lang w:eastAsia="ru-RU"/>
+        </w:rPr>
+        <w:t xml:space="preserve">Шаг 8 – </w:t>
+      </w:r>
+      <w:proofErr w:type="spellStart"/>
+      <w:r>
+        <w:rPr>
+          <w:rFonts w:ascii="Times New Roman" w:eastAsia="Times New Roman" w:hAnsi="Times New Roman" w:cs="Times New Roman"/>
+          <w:sz w:val="28"/>
+          <w:szCs w:val="28"/>
+          <w:lang w:eastAsia="ru-RU"/>
+        </w:rPr>
+        <w:t>Docker</w:t>
+      </w:r>
+      <w:proofErr w:type="spellEnd"/>
+      <w:r>
+        <w:rPr>
+          <w:rFonts w:ascii="Times New Roman" w:eastAsia="Times New Roman" w:hAnsi="Times New Roman" w:cs="Times New Roman"/>
+          <w:sz w:val="28"/>
+          <w:szCs w:val="28"/>
+          <w:lang w:eastAsia="ru-RU"/>
+        </w:rPr>
+        <w:t xml:space="preserve">-контейнер передаёт ответ в </w:t>
+      </w:r>
+      <w:proofErr w:type="spellStart"/>
+      <w:r>
+        <w:rPr>
+          <w:rFonts w:ascii="Times New Roman" w:eastAsia="Times New Roman" w:hAnsi="Times New Roman" w:cs="Times New Roman"/>
+          <w:sz w:val="28"/>
+          <w:szCs w:val="28"/>
+          <w:lang w:eastAsia="ru-RU"/>
+        </w:rPr>
+        <w:t>Nginx</w:t>
+      </w:r>
+      <w:proofErr w:type="spellEnd"/>
+      <w:r>
+        <w:rPr>
+          <w:rFonts w:ascii="Times New Roman" w:eastAsia="Times New Roman" w:hAnsi="Times New Roman" w:cs="Times New Roman"/>
+          <w:sz w:val="28"/>
+          <w:szCs w:val="28"/>
+          <w:lang w:eastAsia="ru-RU"/>
+        </w:rPr>
+        <w:t>.</w:t>
+      </w:r>
+    </w:p>
+    <w:p>
+      <w:pPr>
+        <w:spacing w:after="0" w:line="360" w:lineRule="auto"/>
+        <w:ind w:firstLine="709"/>
+        <w:contextualSpacing/>
+        <w:jc w:val="both"/>
+        <w:rPr>
+          <w:rFonts w:ascii="Times New Roman" w:eastAsia="Times New Roman" w:hAnsi="Times New Roman" w:cs="Times New Roman"/>
+          <w:sz w:val="28"/>
+          <w:szCs w:val="28"/>
+          <w:lang w:eastAsia="ru-RU"/>
+        </w:rPr>
+      </w:pPr>
+      <w:r>
+        <w:rPr>
+          <w:rFonts w:ascii="Times New Roman" w:eastAsia="Times New Roman" w:hAnsi="Times New Roman" w:cs="Times New Roman"/>
+          <w:sz w:val="28"/>
+          <w:szCs w:val="28"/>
+          <w:lang w:eastAsia="ru-RU"/>
+        </w:rPr>
+        <w:t xml:space="preserve">Шаг 9 – </w:t>
+      </w:r>
+      <w:proofErr w:type="spellStart"/>
+      <w:r>
+        <w:rPr>
+          <w:rFonts w:ascii="Times New Roman" w:eastAsia="Times New Roman" w:hAnsi="Times New Roman" w:cs="Times New Roman"/>
+          <w:sz w:val="28"/>
+          <w:szCs w:val="28"/>
+          <w:lang w:eastAsia="ru-RU"/>
+        </w:rPr>
+        <w:t>Nginx</w:t>
+      </w:r>
+      <w:proofErr w:type="spellEnd"/>
+      <w:r>
+        <w:rPr>
+          <w:rFonts w:ascii="Times New Roman" w:eastAsia="Times New Roman" w:hAnsi="Times New Roman" w:cs="Times New Roman"/>
+          <w:sz w:val="28"/>
+          <w:szCs w:val="28"/>
+          <w:lang w:eastAsia="ru-RU"/>
+        </w:rPr>
+        <w:t xml:space="preserve"> передаёт ответ в </w:t>
+      </w:r>
+      <w:proofErr w:type="spellStart"/>
+      <w:r>
+        <w:rPr>
+          <w:rFonts w:ascii="Times New Roman" w:eastAsia="Times New Roman" w:hAnsi="Times New Roman" w:cs="Times New Roman"/>
+          <w:sz w:val="28"/>
+          <w:szCs w:val="28"/>
+          <w:lang w:eastAsia="ru-RU"/>
+        </w:rPr>
+        <w:t>Ngrok</w:t>
+      </w:r>
+      <w:proofErr w:type="spellEnd"/>
+      <w:r>
+        <w:rPr>
+          <w:rFonts w:ascii="Times New Roman" w:eastAsia="Times New Roman" w:hAnsi="Times New Roman" w:cs="Times New Roman"/>
+          <w:sz w:val="28"/>
+          <w:szCs w:val="28"/>
+          <w:lang w:eastAsia="ru-RU"/>
+        </w:rPr>
+        <w:t>, который затем передаёт ответ пользователю. Браузер пользователя отображает полученную страницу.</w:t>
+      </w:r>
+    </w:p>
+    <w:p>
+      <w:pPr>
+        <w:spacing w:after="0" w:line="360" w:lineRule="auto"/>
+        <w:ind w:firstLine="709"/>
+        <w:contextualSpacing/>
+        <w:jc w:val="both"/>
+        <w:rPr>
+          <w:rFonts w:ascii="Times New Roman" w:eastAsia="Times New Roman" w:hAnsi="Times New Roman" w:cs="Times New Roman"/>
+          <w:sz w:val="28"/>
+          <w:szCs w:val="28"/>
+          <w:lang w:eastAsia="ru-RU"/>
+        </w:rPr>
+      </w:pPr>
+      <w:r>
+        <w:rPr>
+          <w:rFonts w:ascii="Times New Roman" w:eastAsia="Times New Roman" w:hAnsi="Times New Roman" w:cs="Times New Roman"/>
+          <w:sz w:val="28"/>
+          <w:szCs w:val="28"/>
+          <w:lang w:eastAsia="ru-RU"/>
+        </w:rPr>
+        <w:t xml:space="preserve">Завершающей точкой диаграммы является отображение пользователю запрошенной веб-страницы (главной страницы сайта, формы создания заявки </w:t>
+      </w:r>
+      <w:r>
+        <w:rPr>
+          <w:rFonts w:ascii="Times New Roman" w:eastAsia="Times New Roman" w:hAnsi="Times New Roman" w:cs="Times New Roman"/>
+          <w:sz w:val="28"/>
+          <w:szCs w:val="28"/>
+          <w:lang w:eastAsia="ru-RU"/>
+        </w:rPr>
+        <w:lastRenderedPageBreak/>
+        <w:t xml:space="preserve">или личного кабинета). При успешном прохождении всех этапов пользователь получает доступ к системе. При возникновении ошибки на любом этапе (закрыт туннель </w:t>
+      </w:r>
+      <w:proofErr w:type="spellStart"/>
+      <w:r>
+        <w:rPr>
+          <w:rFonts w:ascii="Times New Roman" w:eastAsia="Times New Roman" w:hAnsi="Times New Roman" w:cs="Times New Roman"/>
+          <w:sz w:val="28"/>
+          <w:szCs w:val="28"/>
+          <w:lang w:eastAsia="ru-RU"/>
+        </w:rPr>
+        <w:t>ngrok</w:t>
+      </w:r>
+      <w:proofErr w:type="spellEnd"/>
+      <w:r>
+        <w:rPr>
+          <w:rFonts w:ascii="Times New Roman" w:eastAsia="Times New Roman" w:hAnsi="Times New Roman" w:cs="Times New Roman"/>
+          <w:sz w:val="28"/>
+          <w:szCs w:val="28"/>
+          <w:lang w:eastAsia="ru-RU"/>
+        </w:rPr>
+        <w:t xml:space="preserve">, не запущен </w:t>
+      </w:r>
+      <w:proofErr w:type="spellStart"/>
+      <w:r>
+        <w:rPr>
+          <w:rFonts w:ascii="Times New Roman" w:eastAsia="Times New Roman" w:hAnsi="Times New Roman" w:cs="Times New Roman"/>
+          <w:sz w:val="28"/>
+          <w:szCs w:val="28"/>
+          <w:lang w:eastAsia="ru-RU"/>
+        </w:rPr>
+        <w:t>Nginx</w:t>
+      </w:r>
+      <w:proofErr w:type="spellEnd"/>
+      <w:r>
+        <w:rPr>
+          <w:rFonts w:ascii="Times New Roman" w:eastAsia="Times New Roman" w:hAnsi="Times New Roman" w:cs="Times New Roman"/>
+          <w:sz w:val="28"/>
+          <w:szCs w:val="28"/>
+          <w:lang w:eastAsia="ru-RU"/>
+        </w:rPr>
+        <w:t xml:space="preserve">, остановлен </w:t>
+      </w:r>
+      <w:proofErr w:type="spellStart"/>
+      <w:r>
+        <w:rPr>
+          <w:rFonts w:ascii="Times New Roman" w:eastAsia="Times New Roman" w:hAnsi="Times New Roman" w:cs="Times New Roman"/>
+          <w:sz w:val="28"/>
+          <w:szCs w:val="28"/>
+          <w:lang w:eastAsia="ru-RU"/>
+        </w:rPr>
+        <w:t>Docker</w:t>
+      </w:r>
+      <w:proofErr w:type="spellEnd"/>
+      <w:r>
+        <w:rPr>
+          <w:rFonts w:ascii="Times New Roman" w:eastAsia="Times New Roman" w:hAnsi="Times New Roman" w:cs="Times New Roman"/>
+          <w:sz w:val="28"/>
+          <w:szCs w:val="28"/>
+          <w:lang w:eastAsia="ru-RU"/>
+        </w:rPr>
+        <w:t>-контейнер, ошибка серверной логики) пользователь получает соответствующее сообщение об ошибке.</w:t>
+      </w:r>
+    </w:p>
+    <w:p>
+      <w:pPr>
+        <w:spacing w:after="0" w:line="360" w:lineRule="auto"/>
+        <w:ind w:firstLine="709"/>
+        <w:contextualSpacing/>
+        <w:jc w:val="both"/>
+        <w:rPr>
+          <w:rFonts w:ascii="Times New Roman" w:eastAsia="Times New Roman" w:hAnsi="Times New Roman" w:cs="Times New Roman"/>
+          <w:sz w:val="28"/>
+          <w:szCs w:val="28"/>
+          <w:lang w:eastAsia="ru-RU"/>
+        </w:rPr>
+      </w:pPr>
+    </w:p>
+    <w:p>
+      <w:pPr>
+        <w:spacing w:after="0" w:line="360" w:lineRule="auto"/>
+        <w:contextualSpacing/>
+        <w:jc w:val="center"/>
+        <w:rPr>
+          <w:rFonts w:ascii="Times New Roman" w:eastAsia="Times New Roman" w:hAnsi="Times New Roman" w:cs="Times New Roman"/>
+          <w:sz w:val="28"/>
+          <w:szCs w:val="28"/>
+          <w:lang w:eastAsia="ru-RU"/>
+        </w:rPr>
+      </w:pPr>
+      <w:r>
+        <w:rPr>
+          <w:rFonts w:ascii="Times New Roman" w:eastAsia="Times New Roman" w:hAnsi="Times New Roman" w:cs="Times New Roman"/>
+          <w:sz w:val="28"/>
+          <w:szCs w:val="28"/>
+          <w:lang w:eastAsia="ru-RU"/>
+        </w:rPr>
+        <w:drawing>
+          <wp:inline distT="0" distB="0" distL="0" distR="0" wp14:anchorId="41E95357" wp14:editId="14826222">
+            <wp:extent cx="4540102" cy="6552997"/>
+            <wp:effectExtent l="0" t="0" r="0" b="635"/>
+            <wp:docPr id="9" name="Рисунок 9"/>
+            <wp:cNvGraphicFramePr>
+              <a:graphicFrameLocks xmlns:a="http://schemas.openxmlformats.org/drawingml/2006/main" noChangeAspect="1"/>
+            </wp:cNvGraphicFramePr>
+            <a:graphic xmlns:a="http://schemas.openxmlformats.org/drawingml/2006/main">
+              <a:graphicData uri="http://schemas.openxmlformats.org/drawingml/2006/picture">
+                <pic:pic xmlns:pic="http://schemas.openxmlformats.org/drawingml/2006/picture">
+                  <pic:nvPicPr>
+                    <pic:cNvPr id="1" name=""/>
+                    <pic:cNvPicPr/>
+                  </pic:nvPicPr>
+                  <pic:blipFill>
+                    <a:blip r:embed="rId18"/>
+                    <a:stretch>
+                      <a:fillRect/>
+                    </a:stretch>
+                  </pic:blipFill>
+                  <pic:spPr>
+                    <a:xfrm>
+                      <a:off x="0" y="0"/>
+                      <a:ext cx="4543911" cy="6558495"/>
+                    </a:xfrm>
+                    <a:prstGeom prst="rect">
+                      <a:avLst/>
+                    </a:prstGeom>
+                  </pic:spPr>
+                </pic:pic>
+              </a:graphicData>
+            </a:graphic>
+          </wp:inline>
+        </w:drawing>
+      </w:r>
+    </w:p>
+    <w:p>
+      <w:pPr>
+        <w:spacing w:after="0" w:line="360" w:lineRule="auto"/>
+        <w:contextualSpacing/>
+        <w:jc w:val="center"/>
+        <w:rPr>
+          <w:rFonts w:ascii="Times New Roman" w:eastAsia="Times New Roman" w:hAnsi="Times New Roman" w:cs="Times New Roman"/>
+          <w:sz w:val="28"/>
+          <w:szCs w:val="28"/>
+          <w:lang w:eastAsia="ru-RU"/>
+        </w:rPr>
+      </w:pPr>
+      <w:r>
+        <w:rPr>
+          <w:rFonts w:ascii="Times New Roman" w:eastAsia="Times New Roman" w:hAnsi="Times New Roman" w:cs="Times New Roman"/>
+          <w:sz w:val="28"/>
+          <w:szCs w:val="28"/>
+          <w:lang w:eastAsia="ru-RU"/>
+        </w:rPr>
+        <w:t>Рисунок 11 – Диаграмма коммуникации.</w:t>
+      </w:r>
+    </w:p>
+    <w:p>
+      <w:pPr>
+        <w:pStyle w:val="2"/>
+        <w:numPr>
+          <w:ilvl w:val="1"/>
+          <w:numId w:val="4"/>
+        </w:numPr>
+        <w:rPr>
+          <w:rFonts w:eastAsia="Times New Roman"/>
+          <w:lang w:eastAsia="ru-RU"/>
+        </w:rPr>
+      </w:pPr>
+      <w:r>
+        <w:rPr>
+          <w:rFonts w:eastAsia="Times New Roman"/>
+          <w:lang w:eastAsia="ru-RU"/>
+        </w:rPr>
+        <w:lastRenderedPageBreak/>
+        <w:t>Диаграмма состояний</w:t>
+      </w:r>
+    </w:p>
+    <w:p>
+      <w:pPr>
+        <w:spacing w:after="0" w:line="360" w:lineRule="auto"/>
+        <w:ind w:firstLine="709"/>
+        <w:contextualSpacing/>
+        <w:jc w:val="both"/>
+        <w:rPr>
+          <w:rFonts w:ascii="Times New Roman" w:eastAsia="Times New Roman" w:hAnsi="Times New Roman" w:cs="Times New Roman"/>
+          <w:sz w:val="28"/>
+          <w:szCs w:val="28"/>
+          <w:lang w:eastAsia="ru-RU"/>
+        </w:rPr>
+      </w:pPr>
+      <w:r>
+        <w:rPr>
+          <w:rFonts w:ascii="Times New Roman" w:eastAsia="Times New Roman" w:hAnsi="Times New Roman" w:cs="Times New Roman"/>
+          <w:sz w:val="28"/>
+          <w:szCs w:val="28"/>
+          <w:lang w:eastAsia="ru-RU"/>
+        </w:rPr>
+        <w:t>Диаграмма состояний разработана на основе процесса</w:t>
+      </w:r>
+      <w:r>
+        <w:rPr>
+          <w:rFonts w:ascii="Times New Roman" w:eastAsia="Times New Roman" w:hAnsi="Times New Roman" w:cs="Times New Roman"/>
+          <w:sz w:val="28"/>
+          <w:szCs w:val="28"/>
+          <w:lang w:eastAsia="ru-RU"/>
+        </w:rPr>
+        <w:t xml:space="preserve"> сборки и публикации</w:t>
+      </w:r>
+      <w:r>
+        <w:rPr>
+          <w:rFonts w:ascii="Times New Roman" w:eastAsia="Times New Roman" w:hAnsi="Times New Roman" w:cs="Times New Roman"/>
+          <w:sz w:val="28"/>
+          <w:szCs w:val="28"/>
+          <w:lang w:eastAsia="ru-RU"/>
+        </w:rPr>
+        <w:t xml:space="preserve"> публикации сайта с использованием </w:t>
+      </w:r>
+      <w:proofErr w:type="spellStart"/>
+      <w:r>
+        <w:rPr>
+          <w:rFonts w:ascii="Times New Roman" w:eastAsia="Times New Roman" w:hAnsi="Times New Roman" w:cs="Times New Roman"/>
+          <w:sz w:val="28"/>
+          <w:szCs w:val="28"/>
+          <w:lang w:eastAsia="ru-RU"/>
+        </w:rPr>
+        <w:t>Docker</w:t>
+      </w:r>
+      <w:proofErr w:type="spellEnd"/>
+      <w:r>
+        <w:rPr>
+          <w:rFonts w:ascii="Times New Roman" w:eastAsia="Times New Roman" w:hAnsi="Times New Roman" w:cs="Times New Roman"/>
+          <w:sz w:val="28"/>
+          <w:szCs w:val="28"/>
+          <w:lang w:eastAsia="ru-RU"/>
+        </w:rPr>
+        <w:t xml:space="preserve">, </w:t>
+      </w:r>
+      <w:proofErr w:type="spellStart"/>
+      <w:r>
+        <w:rPr>
+          <w:rFonts w:ascii="Times New Roman" w:eastAsia="Times New Roman" w:hAnsi="Times New Roman" w:cs="Times New Roman"/>
+          <w:sz w:val="28"/>
+          <w:szCs w:val="28"/>
+          <w:lang w:eastAsia="ru-RU"/>
+        </w:rPr>
+        <w:t>Nginx</w:t>
+      </w:r>
+      <w:proofErr w:type="spellEnd"/>
+      <w:r>
+        <w:rPr>
+          <w:rFonts w:ascii="Times New Roman" w:eastAsia="Times New Roman" w:hAnsi="Times New Roman" w:cs="Times New Roman"/>
+          <w:sz w:val="28"/>
+          <w:szCs w:val="28"/>
+          <w:lang w:eastAsia="ru-RU"/>
+        </w:rPr>
+        <w:t xml:space="preserve"> и </w:t>
+      </w:r>
+      <w:proofErr w:type="spellStart"/>
+      <w:r>
+        <w:rPr>
+          <w:rFonts w:ascii="Times New Roman" w:eastAsia="Times New Roman" w:hAnsi="Times New Roman" w:cs="Times New Roman"/>
+          <w:sz w:val="28"/>
+          <w:szCs w:val="28"/>
+          <w:lang w:eastAsia="ru-RU"/>
+        </w:rPr>
+        <w:t>ngrok</w:t>
+      </w:r>
+      <w:proofErr w:type="spellEnd"/>
+      <w:r>
+        <w:rPr>
+          <w:rFonts w:ascii="Times New Roman" w:eastAsia="Times New Roman" w:hAnsi="Times New Roman" w:cs="Times New Roman"/>
+          <w:sz w:val="28"/>
+          <w:szCs w:val="28"/>
+          <w:lang w:eastAsia="ru-RU"/>
+        </w:rPr>
+        <w:t>.</w:t>
+      </w:r>
+    </w:p>
+    <w:p>
+      <w:pPr>
+        <w:spacing w:after="0" w:line="360" w:lineRule="auto"/>
+        <w:ind w:firstLine="709"/>
+        <w:contextualSpacing/>
+        <w:jc w:val="both"/>
+        <w:rPr>
+          <w:rFonts w:ascii="Times New Roman" w:eastAsia="Times New Roman" w:hAnsi="Times New Roman" w:cs="Times New Roman"/>
+          <w:sz w:val="28"/>
+          <w:szCs w:val="28"/>
+          <w:lang w:eastAsia="ru-RU"/>
+        </w:rPr>
+      </w:pPr>
+      <w:r>
+        <w:rPr>
+          <w:rFonts w:ascii="Times New Roman" w:eastAsia="Times New Roman" w:hAnsi="Times New Roman" w:cs="Times New Roman"/>
+          <w:sz w:val="28"/>
+          <w:szCs w:val="28"/>
+          <w:lang w:eastAsia="ru-RU"/>
+        </w:rPr>
+        <w:t>Описание диаграммы:</w:t>
+      </w:r>
+    </w:p>
+    <w:p>
+      <w:pPr>
+        <w:spacing w:after="0" w:line="360" w:lineRule="auto"/>
+        <w:ind w:firstLine="709"/>
+        <w:contextualSpacing/>
+        <w:jc w:val="both"/>
+        <w:rPr>
+          <w:rFonts w:ascii="Times New Roman" w:eastAsia="Times New Roman" w:hAnsi="Times New Roman" w:cs="Times New Roman"/>
+          <w:sz w:val="28"/>
+          <w:szCs w:val="28"/>
+          <w:lang w:eastAsia="ru-RU"/>
+        </w:rPr>
+      </w:pPr>
+      <w:r>
+        <w:rPr>
+          <w:rFonts w:ascii="Times New Roman" w:eastAsia="Times New Roman" w:hAnsi="Times New Roman" w:cs="Times New Roman"/>
+          <w:sz w:val="28"/>
+          <w:szCs w:val="28"/>
+          <w:lang w:eastAsia="ru-RU"/>
+        </w:rPr>
+        <w:t>Начальная точка – означает, что проект разработан и готов к публикации, но ещё не сконфигурирован для запуска в контейнерах.</w:t>
+      </w:r>
+    </w:p>
+    <w:p>
+      <w:pPr>
+        <w:spacing w:after="0" w:line="360" w:lineRule="auto"/>
+        <w:ind w:firstLine="709"/>
+        <w:contextualSpacing/>
+        <w:jc w:val="both"/>
+        <w:rPr>
+          <w:rFonts w:ascii="Times New Roman" w:eastAsia="Times New Roman" w:hAnsi="Times New Roman" w:cs="Times New Roman"/>
+          <w:sz w:val="28"/>
+          <w:szCs w:val="28"/>
+          <w:lang w:eastAsia="ru-RU"/>
+        </w:rPr>
+      </w:pPr>
+      <w:r>
+        <w:rPr>
+          <w:rFonts w:ascii="Times New Roman" w:eastAsia="Times New Roman" w:hAnsi="Times New Roman" w:cs="Times New Roman"/>
+          <w:sz w:val="28"/>
+          <w:szCs w:val="28"/>
+          <w:lang w:eastAsia="ru-RU"/>
+        </w:rPr>
+        <w:t>Проект переходит в состояние «Сборка образа» (</w:t>
+      </w:r>
+      <w:proofErr w:type="spellStart"/>
+      <w:r>
+        <w:rPr>
+          <w:rFonts w:ascii="Times New Roman" w:eastAsia="Times New Roman" w:hAnsi="Times New Roman" w:cs="Times New Roman"/>
+          <w:sz w:val="28"/>
+          <w:szCs w:val="28"/>
+          <w:lang w:eastAsia="ru-RU"/>
+        </w:rPr>
+        <w:t>entry</w:t>
+      </w:r>
+      <w:proofErr w:type="spellEnd"/>
+      <w:r>
+        <w:rPr>
+          <w:rFonts w:ascii="Times New Roman" w:eastAsia="Times New Roman" w:hAnsi="Times New Roman" w:cs="Times New Roman"/>
+          <w:sz w:val="28"/>
+          <w:szCs w:val="28"/>
+          <w:lang w:eastAsia="ru-RU"/>
+        </w:rPr>
+        <w:t>/</w:t>
+      </w:r>
+      <w:proofErr w:type="spellStart"/>
+      <w:r>
+        <w:rPr>
+          <w:rFonts w:ascii="Times New Roman" w:eastAsia="Times New Roman" w:hAnsi="Times New Roman" w:cs="Times New Roman"/>
+          <w:sz w:val="28"/>
+          <w:szCs w:val="28"/>
+          <w:lang w:eastAsia="ru-RU"/>
+        </w:rPr>
+        <w:t>docker-compose</w:t>
+      </w:r>
+      <w:proofErr w:type="spellEnd"/>
+      <w:r>
+        <w:rPr>
+          <w:rFonts w:ascii="Times New Roman" w:eastAsia="Times New Roman" w:hAnsi="Times New Roman" w:cs="Times New Roman"/>
+          <w:sz w:val="28"/>
+          <w:szCs w:val="28"/>
+          <w:lang w:eastAsia="ru-RU"/>
+        </w:rPr>
+        <w:t xml:space="preserve"> </w:t>
+      </w:r>
+      <w:proofErr w:type="spellStart"/>
+      <w:r>
+        <w:rPr>
+          <w:rFonts w:ascii="Times New Roman" w:eastAsia="Times New Roman" w:hAnsi="Times New Roman" w:cs="Times New Roman"/>
+          <w:sz w:val="28"/>
+          <w:szCs w:val="28"/>
+          <w:lang w:eastAsia="ru-RU"/>
+        </w:rPr>
+        <w:t>build</w:t>
+      </w:r>
+      <w:proofErr w:type="spellEnd"/>
+      <w:r>
+        <w:rPr>
+          <w:rFonts w:ascii="Times New Roman" w:eastAsia="Times New Roman" w:hAnsi="Times New Roman" w:cs="Times New Roman"/>
+          <w:sz w:val="28"/>
+          <w:szCs w:val="28"/>
+          <w:lang w:eastAsia="ru-RU"/>
+        </w:rPr>
+        <w:t xml:space="preserve">). В этом состоянии система выполняет сборку </w:t>
+      </w:r>
+      <w:proofErr w:type="spellStart"/>
+      <w:r>
+        <w:rPr>
+          <w:rFonts w:ascii="Times New Roman" w:eastAsia="Times New Roman" w:hAnsi="Times New Roman" w:cs="Times New Roman"/>
+          <w:sz w:val="28"/>
+          <w:szCs w:val="28"/>
+          <w:lang w:eastAsia="ru-RU"/>
+        </w:rPr>
+        <w:t>Docker</w:t>
+      </w:r>
+      <w:proofErr w:type="spellEnd"/>
+      <w:r>
+        <w:rPr>
+          <w:rFonts w:ascii="Times New Roman" w:eastAsia="Times New Roman" w:hAnsi="Times New Roman" w:cs="Times New Roman"/>
+          <w:sz w:val="28"/>
+          <w:szCs w:val="28"/>
+          <w:lang w:eastAsia="ru-RU"/>
+        </w:rPr>
+        <w:t xml:space="preserve">-образа на основе </w:t>
+      </w:r>
+      <w:proofErr w:type="spellStart"/>
+      <w:r>
+        <w:rPr>
+          <w:rFonts w:ascii="Times New Roman" w:eastAsia="Times New Roman" w:hAnsi="Times New Roman" w:cs="Times New Roman"/>
+          <w:sz w:val="28"/>
+          <w:szCs w:val="28"/>
+          <w:lang w:eastAsia="ru-RU"/>
+        </w:rPr>
+        <w:t>Dockerfile</w:t>
+      </w:r>
+      <w:proofErr w:type="spellEnd"/>
+      <w:r>
+        <w:rPr>
+          <w:rFonts w:ascii="Times New Roman" w:eastAsia="Times New Roman" w:hAnsi="Times New Roman" w:cs="Times New Roman"/>
+          <w:sz w:val="28"/>
+          <w:szCs w:val="28"/>
+          <w:lang w:eastAsia="ru-RU"/>
+        </w:rPr>
+        <w:t xml:space="preserve"> и </w:t>
+      </w:r>
+      <w:proofErr w:type="spellStart"/>
+      <w:r>
+        <w:rPr>
+          <w:rFonts w:ascii="Times New Roman" w:eastAsia="Times New Roman" w:hAnsi="Times New Roman" w:cs="Times New Roman"/>
+          <w:sz w:val="28"/>
+          <w:szCs w:val="28"/>
+          <w:lang w:eastAsia="ru-RU"/>
+        </w:rPr>
+        <w:t>docker-compose.yml</w:t>
+      </w:r>
+      <w:proofErr w:type="spellEnd"/>
+      <w:r>
+        <w:rPr>
+          <w:rFonts w:ascii="Times New Roman" w:eastAsia="Times New Roman" w:hAnsi="Times New Roman" w:cs="Times New Roman"/>
+          <w:sz w:val="28"/>
+          <w:szCs w:val="28"/>
+          <w:lang w:eastAsia="ru-RU"/>
+        </w:rPr>
+        <w:t>. Администратор запускает процесс сборки и ожидает её завершения.</w:t>
+      </w:r>
+    </w:p>
+    <w:p>
+      <w:pPr>
+        <w:spacing w:after="0" w:line="360" w:lineRule="auto"/>
+        <w:ind w:firstLine="709"/>
+        <w:contextualSpacing/>
+        <w:jc w:val="both"/>
+        <w:rPr>
+          <w:rFonts w:ascii="Times New Roman" w:eastAsia="Times New Roman" w:hAnsi="Times New Roman" w:cs="Times New Roman"/>
+          <w:sz w:val="28"/>
+          <w:szCs w:val="28"/>
+          <w:lang w:eastAsia="ru-RU"/>
+        </w:rPr>
+      </w:pPr>
+      <w:r>
+        <w:rPr>
+          <w:rFonts w:ascii="Times New Roman" w:eastAsia="Times New Roman" w:hAnsi="Times New Roman" w:cs="Times New Roman"/>
+          <w:sz w:val="28"/>
+          <w:szCs w:val="28"/>
+          <w:lang w:eastAsia="ru-RU"/>
+        </w:rPr>
+        <w:t>Ветвление (Проверка сборки):</w:t>
+      </w:r>
+    </w:p>
+    <w:p>
+      <w:pPr>
+        <w:spacing w:after="0" w:line="360" w:lineRule="auto"/>
+        <w:ind w:firstLine="709"/>
+        <w:contextualSpacing/>
+        <w:jc w:val="both"/>
+        <w:rPr>
+          <w:rFonts w:ascii="Times New Roman" w:eastAsia="Times New Roman" w:hAnsi="Times New Roman" w:cs="Times New Roman"/>
+          <w:sz w:val="28"/>
+          <w:szCs w:val="28"/>
+          <w:lang w:eastAsia="ru-RU"/>
+        </w:rPr>
+      </w:pPr>
+      <w:r>
+        <w:rPr>
+          <w:rFonts w:ascii="Times New Roman" w:eastAsia="Times New Roman" w:hAnsi="Times New Roman" w:cs="Times New Roman"/>
+          <w:sz w:val="28"/>
+          <w:szCs w:val="28"/>
+          <w:lang w:eastAsia="ru-RU"/>
+        </w:rPr>
+        <w:t>Если сборка завершается с ошибкой – проект переходит в состояние «Анализ и исправление» (</w:t>
+      </w:r>
+      <w:proofErr w:type="spellStart"/>
+      <w:r>
+        <w:rPr>
+          <w:rFonts w:ascii="Times New Roman" w:eastAsia="Times New Roman" w:hAnsi="Times New Roman" w:cs="Times New Roman"/>
+          <w:sz w:val="28"/>
+          <w:szCs w:val="28"/>
+          <w:lang w:eastAsia="ru-RU"/>
+        </w:rPr>
+        <w:t>entry</w:t>
+      </w:r>
+      <w:proofErr w:type="spellEnd"/>
+      <w:r>
+        <w:rPr>
+          <w:rFonts w:ascii="Times New Roman" w:eastAsia="Times New Roman" w:hAnsi="Times New Roman" w:cs="Times New Roman"/>
+          <w:sz w:val="28"/>
+          <w:szCs w:val="28"/>
+          <w:lang w:eastAsia="ru-RU"/>
+        </w:rPr>
+        <w:t>/</w:t>
+      </w:r>
+      <w:proofErr w:type="spellStart"/>
+      <w:r>
+        <w:rPr>
+          <w:rFonts w:ascii="Times New Roman" w:eastAsia="Times New Roman" w:hAnsi="Times New Roman" w:cs="Times New Roman"/>
+          <w:sz w:val="28"/>
+          <w:szCs w:val="28"/>
+          <w:lang w:eastAsia="ru-RU"/>
+        </w:rPr>
+        <w:t>логи</w:t>
+      </w:r>
+      <w:proofErr w:type="spellEnd"/>
+      <w:r>
+        <w:rPr>
+          <w:rFonts w:ascii="Times New Roman" w:eastAsia="Times New Roman" w:hAnsi="Times New Roman" w:cs="Times New Roman"/>
+          <w:sz w:val="28"/>
+          <w:szCs w:val="28"/>
+          <w:lang w:eastAsia="ru-RU"/>
+        </w:rPr>
+        <w:t xml:space="preserve"> ошибки). В этом состоянии администратор анализирует </w:t>
+      </w:r>
+      <w:proofErr w:type="spellStart"/>
+      <w:r>
+        <w:rPr>
+          <w:rFonts w:ascii="Times New Roman" w:eastAsia="Times New Roman" w:hAnsi="Times New Roman" w:cs="Times New Roman"/>
+          <w:sz w:val="28"/>
+          <w:szCs w:val="28"/>
+          <w:lang w:eastAsia="ru-RU"/>
+        </w:rPr>
+        <w:t>логи</w:t>
+      </w:r>
+      <w:proofErr w:type="spellEnd"/>
+      <w:r>
+        <w:rPr>
+          <w:rFonts w:ascii="Times New Roman" w:eastAsia="Times New Roman" w:hAnsi="Times New Roman" w:cs="Times New Roman"/>
+          <w:sz w:val="28"/>
+          <w:szCs w:val="28"/>
+          <w:lang w:eastAsia="ru-RU"/>
+        </w:rPr>
+        <w:t xml:space="preserve"> ошибок сборки, выявляет проблемные места в </w:t>
+      </w:r>
+      <w:proofErr w:type="spellStart"/>
+      <w:r>
+        <w:rPr>
+          <w:rFonts w:ascii="Times New Roman" w:eastAsia="Times New Roman" w:hAnsi="Times New Roman" w:cs="Times New Roman"/>
+          <w:sz w:val="28"/>
+          <w:szCs w:val="28"/>
+          <w:lang w:eastAsia="ru-RU"/>
+        </w:rPr>
+        <w:t>Dockerfile</w:t>
+      </w:r>
+      <w:proofErr w:type="spellEnd"/>
+      <w:r>
+        <w:rPr>
+          <w:rFonts w:ascii="Times New Roman" w:eastAsia="Times New Roman" w:hAnsi="Times New Roman" w:cs="Times New Roman"/>
+          <w:sz w:val="28"/>
+          <w:szCs w:val="28"/>
+          <w:lang w:eastAsia="ru-RU"/>
+        </w:rPr>
+        <w:t xml:space="preserve"> или </w:t>
+      </w:r>
+      <w:proofErr w:type="spellStart"/>
+      <w:r>
+        <w:rPr>
+          <w:rFonts w:ascii="Times New Roman" w:eastAsia="Times New Roman" w:hAnsi="Times New Roman" w:cs="Times New Roman"/>
+          <w:sz w:val="28"/>
+          <w:szCs w:val="28"/>
+          <w:lang w:eastAsia="ru-RU"/>
+        </w:rPr>
+        <w:t>docker-compose.yml</w:t>
+      </w:r>
+      <w:proofErr w:type="spellEnd"/>
+      <w:r>
+        <w:rPr>
+          <w:rFonts w:ascii="Times New Roman" w:eastAsia="Times New Roman" w:hAnsi="Times New Roman" w:cs="Times New Roman"/>
+          <w:sz w:val="28"/>
+          <w:szCs w:val="28"/>
+          <w:lang w:eastAsia="ru-RU"/>
+        </w:rPr>
+        <w:t xml:space="preserve"> и вносит исправления. После исправления проект возвращается в состояние «Сборка образа» для повторной попытки.</w:t>
+      </w:r>
+    </w:p>
+    <w:p>
+      <w:pPr>
+        <w:spacing w:after="0" w:line="360" w:lineRule="auto"/>
+        <w:ind w:firstLine="709"/>
+        <w:contextualSpacing/>
+        <w:jc w:val="both"/>
+        <w:rPr>
+          <w:rFonts w:ascii="Times New Roman" w:eastAsia="Times New Roman" w:hAnsi="Times New Roman" w:cs="Times New Roman"/>
+          <w:sz w:val="28"/>
+          <w:szCs w:val="28"/>
+          <w:lang w:eastAsia="ru-RU"/>
+        </w:rPr>
+      </w:pPr>
+      <w:r>
+        <w:rPr>
+          <w:rFonts w:ascii="Times New Roman" w:eastAsia="Times New Roman" w:hAnsi="Times New Roman" w:cs="Times New Roman"/>
+          <w:sz w:val="28"/>
+          <w:szCs w:val="28"/>
+          <w:lang w:eastAsia="ru-RU"/>
+        </w:rPr>
+        <w:t>Если сборка прошла успешно – проект переходит в состояние «Запуск контейнера» (</w:t>
+      </w:r>
+      <w:proofErr w:type="spellStart"/>
+      <w:r>
+        <w:rPr>
+          <w:rFonts w:ascii="Times New Roman" w:eastAsia="Times New Roman" w:hAnsi="Times New Roman" w:cs="Times New Roman"/>
+          <w:sz w:val="28"/>
+          <w:szCs w:val="28"/>
+          <w:lang w:eastAsia="ru-RU"/>
+        </w:rPr>
+        <w:t>entry</w:t>
+      </w:r>
+      <w:proofErr w:type="spellEnd"/>
+      <w:r>
+        <w:rPr>
+          <w:rFonts w:ascii="Times New Roman" w:eastAsia="Times New Roman" w:hAnsi="Times New Roman" w:cs="Times New Roman"/>
+          <w:sz w:val="28"/>
+          <w:szCs w:val="28"/>
+          <w:lang w:eastAsia="ru-RU"/>
+        </w:rPr>
+        <w:t>/</w:t>
+      </w:r>
+      <w:proofErr w:type="spellStart"/>
+      <w:r>
+        <w:rPr>
+          <w:rFonts w:ascii="Times New Roman" w:eastAsia="Times New Roman" w:hAnsi="Times New Roman" w:cs="Times New Roman"/>
+          <w:sz w:val="28"/>
+          <w:szCs w:val="28"/>
+          <w:lang w:eastAsia="ru-RU"/>
+        </w:rPr>
+        <w:t>docker-compose</w:t>
+      </w:r>
+      <w:proofErr w:type="spellEnd"/>
+      <w:r>
+        <w:rPr>
+          <w:rFonts w:ascii="Times New Roman" w:eastAsia="Times New Roman" w:hAnsi="Times New Roman" w:cs="Times New Roman"/>
+          <w:sz w:val="28"/>
+          <w:szCs w:val="28"/>
+          <w:lang w:eastAsia="ru-RU"/>
+        </w:rPr>
+        <w:t xml:space="preserve"> </w:t>
+      </w:r>
+      <w:proofErr w:type="spellStart"/>
+      <w:r>
+        <w:rPr>
+          <w:rFonts w:ascii="Times New Roman" w:eastAsia="Times New Roman" w:hAnsi="Times New Roman" w:cs="Times New Roman"/>
+          <w:sz w:val="28"/>
+          <w:szCs w:val="28"/>
+          <w:lang w:eastAsia="ru-RU"/>
+        </w:rPr>
+        <w:t>up</w:t>
+      </w:r>
+      <w:proofErr w:type="spellEnd"/>
+      <w:r>
+        <w:rPr>
+          <w:rFonts w:ascii="Times New Roman" w:eastAsia="Times New Roman" w:hAnsi="Times New Roman" w:cs="Times New Roman"/>
+          <w:sz w:val="28"/>
+          <w:szCs w:val="28"/>
+          <w:lang w:eastAsia="ru-RU"/>
+        </w:rPr>
+        <w:t xml:space="preserve"> -d, </w:t>
+      </w:r>
+      <w:proofErr w:type="spellStart"/>
+      <w:r>
+        <w:rPr>
+          <w:rFonts w:ascii="Times New Roman" w:eastAsia="Times New Roman" w:hAnsi="Times New Roman" w:cs="Times New Roman"/>
+          <w:sz w:val="28"/>
+          <w:szCs w:val="28"/>
+          <w:lang w:eastAsia="ru-RU"/>
+        </w:rPr>
+        <w:t>do</w:t>
+      </w:r>
+      <w:proofErr w:type="spellEnd"/>
+      <w:r>
+        <w:rPr>
+          <w:rFonts w:ascii="Times New Roman" w:eastAsia="Times New Roman" w:hAnsi="Times New Roman" w:cs="Times New Roman"/>
+          <w:sz w:val="28"/>
+          <w:szCs w:val="28"/>
+          <w:lang w:eastAsia="ru-RU"/>
+        </w:rPr>
+        <w:t xml:space="preserve">/запуск </w:t>
+      </w:r>
+      <w:proofErr w:type="spellStart"/>
+      <w:r>
+        <w:rPr>
+          <w:rFonts w:ascii="Times New Roman" w:eastAsia="Times New Roman" w:hAnsi="Times New Roman" w:cs="Times New Roman"/>
+          <w:sz w:val="28"/>
+          <w:szCs w:val="28"/>
+          <w:lang w:eastAsia="ru-RU"/>
+        </w:rPr>
+        <w:t>nginx</w:t>
+      </w:r>
+      <w:proofErr w:type="spellEnd"/>
+      <w:r>
+        <w:rPr>
+          <w:rFonts w:ascii="Times New Roman" w:eastAsia="Times New Roman" w:hAnsi="Times New Roman" w:cs="Times New Roman"/>
+          <w:sz w:val="28"/>
+          <w:szCs w:val="28"/>
+          <w:lang w:eastAsia="ru-RU"/>
+        </w:rPr>
+        <w:t xml:space="preserve">). В этом состоянии администратор запускает контейнеры приложения и </w:t>
+      </w:r>
+      <w:proofErr w:type="spellStart"/>
+      <w:r>
+        <w:rPr>
+          <w:rFonts w:ascii="Times New Roman" w:eastAsia="Times New Roman" w:hAnsi="Times New Roman" w:cs="Times New Roman"/>
+          <w:sz w:val="28"/>
+          <w:szCs w:val="28"/>
+          <w:lang w:eastAsia="ru-RU"/>
+        </w:rPr>
+        <w:t>Nginx</w:t>
+      </w:r>
+      <w:proofErr w:type="spellEnd"/>
+      <w:r>
+        <w:rPr>
+          <w:rFonts w:ascii="Times New Roman" w:eastAsia="Times New Roman" w:hAnsi="Times New Roman" w:cs="Times New Roman"/>
+          <w:sz w:val="28"/>
+          <w:szCs w:val="28"/>
+          <w:lang w:eastAsia="ru-RU"/>
+        </w:rPr>
+        <w:t xml:space="preserve">. Система выполняет команду </w:t>
+      </w:r>
+      <w:proofErr w:type="spellStart"/>
+      <w:r>
+        <w:rPr>
+          <w:rFonts w:ascii="Times New Roman" w:eastAsia="Times New Roman" w:hAnsi="Times New Roman" w:cs="Times New Roman"/>
+          <w:sz w:val="28"/>
+          <w:szCs w:val="28"/>
+          <w:lang w:eastAsia="ru-RU"/>
+        </w:rPr>
+        <w:t>docker-compose</w:t>
+      </w:r>
+      <w:proofErr w:type="spellEnd"/>
+      <w:r>
+        <w:rPr>
+          <w:rFonts w:ascii="Times New Roman" w:eastAsia="Times New Roman" w:hAnsi="Times New Roman" w:cs="Times New Roman"/>
+          <w:sz w:val="28"/>
+          <w:szCs w:val="28"/>
+          <w:lang w:eastAsia="ru-RU"/>
+        </w:rPr>
+        <w:t xml:space="preserve"> </w:t>
+      </w:r>
+      <w:proofErr w:type="spellStart"/>
+      <w:r>
+        <w:rPr>
+          <w:rFonts w:ascii="Times New Roman" w:eastAsia="Times New Roman" w:hAnsi="Times New Roman" w:cs="Times New Roman"/>
+          <w:sz w:val="28"/>
+          <w:szCs w:val="28"/>
+          <w:lang w:eastAsia="ru-RU"/>
+        </w:rPr>
+        <w:t>up</w:t>
+      </w:r>
+      <w:proofErr w:type="spellEnd"/>
+      <w:r>
+        <w:rPr>
+          <w:rFonts w:ascii="Times New Roman" w:eastAsia="Times New Roman" w:hAnsi="Times New Roman" w:cs="Times New Roman"/>
+          <w:sz w:val="28"/>
+          <w:szCs w:val="28"/>
+          <w:lang w:eastAsia="ru-RU"/>
+        </w:rPr>
+        <w:t xml:space="preserve"> -d, и контейнеры начинают работу.</w:t>
+      </w:r>
+    </w:p>
+    <w:p>
+      <w:pPr>
+        <w:spacing w:after="0" w:line="360" w:lineRule="auto"/>
+        <w:ind w:firstLine="709"/>
+        <w:contextualSpacing/>
+        <w:jc w:val="both"/>
+        <w:rPr>
+          <w:rFonts w:ascii="Times New Roman" w:eastAsia="Times New Roman" w:hAnsi="Times New Roman" w:cs="Times New Roman"/>
+          <w:sz w:val="28"/>
+          <w:szCs w:val="28"/>
+          <w:lang w:eastAsia="ru-RU"/>
+        </w:rPr>
+      </w:pPr>
+      <w:r>
+        <w:rPr>
+          <w:rFonts w:ascii="Times New Roman" w:eastAsia="Times New Roman" w:hAnsi="Times New Roman" w:cs="Times New Roman"/>
+          <w:sz w:val="28"/>
+          <w:szCs w:val="28"/>
+          <w:lang w:eastAsia="ru-RU"/>
+        </w:rPr>
+        <w:t>Ветвление (Запуск контейнера):</w:t>
+      </w:r>
+    </w:p>
+    <w:p>
+      <w:pPr>
+        <w:spacing w:after="0" w:line="360" w:lineRule="auto"/>
+        <w:ind w:firstLine="709"/>
+        <w:contextualSpacing/>
+        <w:jc w:val="both"/>
+        <w:rPr>
+          <w:rFonts w:ascii="Times New Roman" w:eastAsia="Times New Roman" w:hAnsi="Times New Roman" w:cs="Times New Roman"/>
+          <w:sz w:val="28"/>
+          <w:szCs w:val="28"/>
+          <w:lang w:eastAsia="ru-RU"/>
+        </w:rPr>
+      </w:pPr>
+      <w:r>
+        <w:rPr>
+          <w:rFonts w:ascii="Times New Roman" w:eastAsia="Times New Roman" w:hAnsi="Times New Roman" w:cs="Times New Roman"/>
+          <w:sz w:val="28"/>
+          <w:szCs w:val="28"/>
+          <w:lang w:eastAsia="ru-RU"/>
+        </w:rPr>
+        <w:t xml:space="preserve">Если запуск контейнера завершается с ошибкой – проект переходит в состояние «Анализ и исправление» (для </w:t>
+      </w:r>
+      <w:proofErr w:type="spellStart"/>
+      <w:r>
+        <w:rPr>
+          <w:rFonts w:ascii="Times New Roman" w:eastAsia="Times New Roman" w:hAnsi="Times New Roman" w:cs="Times New Roman"/>
+          <w:sz w:val="28"/>
+          <w:szCs w:val="28"/>
+          <w:lang w:eastAsia="ru-RU"/>
+        </w:rPr>
+        <w:t>Docker</w:t>
+      </w:r>
+      <w:proofErr w:type="spellEnd"/>
+      <w:r>
+        <w:rPr>
+          <w:rFonts w:ascii="Times New Roman" w:eastAsia="Times New Roman" w:hAnsi="Times New Roman" w:cs="Times New Roman"/>
+          <w:sz w:val="28"/>
+          <w:szCs w:val="28"/>
+          <w:lang w:eastAsia="ru-RU"/>
+        </w:rPr>
+        <w:t xml:space="preserve">-контейнера), где администратор анализирует </w:t>
+      </w:r>
+      <w:proofErr w:type="spellStart"/>
+      <w:r>
+        <w:rPr>
+          <w:rFonts w:ascii="Times New Roman" w:eastAsia="Times New Roman" w:hAnsi="Times New Roman" w:cs="Times New Roman"/>
+          <w:sz w:val="28"/>
+          <w:szCs w:val="28"/>
+          <w:lang w:eastAsia="ru-RU"/>
+        </w:rPr>
+        <w:t>логи</w:t>
+      </w:r>
+      <w:proofErr w:type="spellEnd"/>
+      <w:r>
+        <w:rPr>
+          <w:rFonts w:ascii="Times New Roman" w:eastAsia="Times New Roman" w:hAnsi="Times New Roman" w:cs="Times New Roman"/>
+          <w:sz w:val="28"/>
+          <w:szCs w:val="28"/>
+          <w:lang w:eastAsia="ru-RU"/>
+        </w:rPr>
+        <w:t xml:space="preserve"> ошибок контейнера, исправляет конфигурацию и возвращается к состоянию «Запуск контейнера» для повторного запуска.</w:t>
+      </w:r>
+    </w:p>
+    <w:p>
+      <w:pPr>
+        <w:spacing w:after="0" w:line="360" w:lineRule="auto"/>
+        <w:ind w:firstLine="709"/>
+        <w:contextualSpacing/>
+        <w:jc w:val="both"/>
+        <w:rPr>
+          <w:rFonts w:ascii="Times New Roman" w:eastAsia="Times New Roman" w:hAnsi="Times New Roman" w:cs="Times New Roman"/>
+          <w:sz w:val="28"/>
+          <w:szCs w:val="28"/>
+          <w:lang w:eastAsia="ru-RU"/>
+        </w:rPr>
+      </w:pPr>
+      <w:r>
+        <w:rPr>
+          <w:rFonts w:ascii="Times New Roman" w:eastAsia="Times New Roman" w:hAnsi="Times New Roman" w:cs="Times New Roman"/>
+          <w:sz w:val="28"/>
+          <w:szCs w:val="28"/>
+          <w:lang w:eastAsia="ru-RU"/>
+        </w:rPr>
+        <w:t xml:space="preserve">Если контейнер успешно запущен – проект переходит в состояние «Запуск </w:t>
+      </w:r>
+      <w:proofErr w:type="spellStart"/>
+      <w:r>
+        <w:rPr>
+          <w:rFonts w:ascii="Times New Roman" w:eastAsia="Times New Roman" w:hAnsi="Times New Roman" w:cs="Times New Roman"/>
+          <w:sz w:val="28"/>
+          <w:szCs w:val="28"/>
+          <w:lang w:eastAsia="ru-RU"/>
+        </w:rPr>
+        <w:t>Ngrok</w:t>
+      </w:r>
+      <w:proofErr w:type="spellEnd"/>
+      <w:r>
+        <w:rPr>
+          <w:rFonts w:ascii="Times New Roman" w:eastAsia="Times New Roman" w:hAnsi="Times New Roman" w:cs="Times New Roman"/>
+          <w:sz w:val="28"/>
+          <w:szCs w:val="28"/>
+          <w:lang w:eastAsia="ru-RU"/>
+        </w:rPr>
+        <w:t>» (</w:t>
+      </w:r>
+      <w:proofErr w:type="spellStart"/>
+      <w:r>
+        <w:rPr>
+          <w:rFonts w:ascii="Times New Roman" w:eastAsia="Times New Roman" w:hAnsi="Times New Roman" w:cs="Times New Roman"/>
+          <w:sz w:val="28"/>
+          <w:szCs w:val="28"/>
+          <w:lang w:eastAsia="ru-RU"/>
+        </w:rPr>
+        <w:t>entry</w:t>
+      </w:r>
+      <w:proofErr w:type="spellEnd"/>
+      <w:r>
+        <w:rPr>
+          <w:rFonts w:ascii="Times New Roman" w:eastAsia="Times New Roman" w:hAnsi="Times New Roman" w:cs="Times New Roman"/>
+          <w:sz w:val="28"/>
+          <w:szCs w:val="28"/>
+          <w:lang w:eastAsia="ru-RU"/>
+        </w:rPr>
+        <w:t>/</w:t>
+      </w:r>
+      <w:proofErr w:type="spellStart"/>
+      <w:r>
+        <w:rPr>
+          <w:rFonts w:ascii="Times New Roman" w:eastAsia="Times New Roman" w:hAnsi="Times New Roman" w:cs="Times New Roman"/>
+          <w:sz w:val="28"/>
+          <w:szCs w:val="28"/>
+          <w:lang w:eastAsia="ru-RU"/>
+        </w:rPr>
+        <w:t>localhost</w:t>
+      </w:r>
+      <w:proofErr w:type="spellEnd"/>
+      <w:r>
+        <w:rPr>
+          <w:rFonts w:ascii="Times New Roman" w:eastAsia="Times New Roman" w:hAnsi="Times New Roman" w:cs="Times New Roman"/>
+          <w:sz w:val="28"/>
+          <w:szCs w:val="28"/>
+          <w:lang w:eastAsia="ru-RU"/>
+        </w:rPr>
+        <w:t xml:space="preserve"> 8000). В этом состоянии администратор запускает </w:t>
+      </w:r>
+      <w:proofErr w:type="spellStart"/>
+      <w:r>
+        <w:rPr>
+          <w:rFonts w:ascii="Times New Roman" w:eastAsia="Times New Roman" w:hAnsi="Times New Roman" w:cs="Times New Roman"/>
+          <w:sz w:val="28"/>
+          <w:szCs w:val="28"/>
+          <w:lang w:eastAsia="ru-RU"/>
+        </w:rPr>
+        <w:t>ngrok</w:t>
+      </w:r>
+      <w:proofErr w:type="spellEnd"/>
+      <w:r>
+        <w:rPr>
+          <w:rFonts w:ascii="Times New Roman" w:eastAsia="Times New Roman" w:hAnsi="Times New Roman" w:cs="Times New Roman"/>
+          <w:sz w:val="28"/>
+          <w:szCs w:val="28"/>
+          <w:lang w:eastAsia="ru-RU"/>
+        </w:rPr>
+        <w:t>, который создаёт безопасный туннель к локальному серверу.</w:t>
+      </w:r>
+    </w:p>
+    <w:p>
+      <w:pPr>
+        <w:spacing w:after="0" w:line="360" w:lineRule="auto"/>
+        <w:ind w:firstLine="709"/>
+        <w:contextualSpacing/>
+        <w:jc w:val="both"/>
+        <w:rPr>
+          <w:rFonts w:ascii="Times New Roman" w:eastAsia="Times New Roman" w:hAnsi="Times New Roman" w:cs="Times New Roman"/>
+          <w:sz w:val="28"/>
+          <w:szCs w:val="28"/>
+          <w:lang w:eastAsia="ru-RU"/>
+        </w:rPr>
+      </w:pPr>
+      <w:r>
+        <w:rPr>
+          <w:rFonts w:ascii="Times New Roman" w:eastAsia="Times New Roman" w:hAnsi="Times New Roman" w:cs="Times New Roman"/>
+          <w:sz w:val="28"/>
+          <w:szCs w:val="28"/>
+          <w:lang w:eastAsia="ru-RU"/>
+        </w:rPr>
+        <w:t xml:space="preserve">Ветвление (Запуск </w:t>
+      </w:r>
+      <w:proofErr w:type="spellStart"/>
+      <w:r>
+        <w:rPr>
+          <w:rFonts w:ascii="Times New Roman" w:eastAsia="Times New Roman" w:hAnsi="Times New Roman" w:cs="Times New Roman"/>
+          <w:sz w:val="28"/>
+          <w:szCs w:val="28"/>
+          <w:lang w:eastAsia="ru-RU"/>
+        </w:rPr>
+        <w:t>Ngrok</w:t>
+      </w:r>
+      <w:proofErr w:type="spellEnd"/>
+      <w:r>
+        <w:rPr>
+          <w:rFonts w:ascii="Times New Roman" w:eastAsia="Times New Roman" w:hAnsi="Times New Roman" w:cs="Times New Roman"/>
+          <w:sz w:val="28"/>
+          <w:szCs w:val="28"/>
+          <w:lang w:eastAsia="ru-RU"/>
+        </w:rPr>
+        <w:t>):</w:t>
+      </w:r>
+    </w:p>
+    <w:p>
+      <w:pPr>
+        <w:spacing w:after="0" w:line="360" w:lineRule="auto"/>
+        <w:ind w:firstLine="709"/>
+        <w:contextualSpacing/>
+        <w:jc w:val="both"/>
+        <w:rPr>
+          <w:rFonts w:ascii="Times New Roman" w:eastAsia="Times New Roman" w:hAnsi="Times New Roman" w:cs="Times New Roman"/>
+          <w:sz w:val="28"/>
+          <w:szCs w:val="28"/>
+          <w:lang w:eastAsia="ru-RU"/>
+        </w:rPr>
+      </w:pPr>
+      <w:r>
+        <w:rPr>
+          <w:rFonts w:ascii="Times New Roman" w:eastAsia="Times New Roman" w:hAnsi="Times New Roman" w:cs="Times New Roman"/>
+          <w:sz w:val="28"/>
+          <w:szCs w:val="28"/>
+          <w:lang w:eastAsia="ru-RU"/>
+        </w:rPr>
+        <w:lastRenderedPageBreak/>
+        <w:t xml:space="preserve">Если запуск </w:t>
+      </w:r>
+      <w:proofErr w:type="spellStart"/>
+      <w:r>
+        <w:rPr>
+          <w:rFonts w:ascii="Times New Roman" w:eastAsia="Times New Roman" w:hAnsi="Times New Roman" w:cs="Times New Roman"/>
+          <w:sz w:val="28"/>
+          <w:szCs w:val="28"/>
+          <w:lang w:eastAsia="ru-RU"/>
+        </w:rPr>
+        <w:t>ngrok</w:t>
+      </w:r>
+      <w:proofErr w:type="spellEnd"/>
+      <w:r>
+        <w:rPr>
+          <w:rFonts w:ascii="Times New Roman" w:eastAsia="Times New Roman" w:hAnsi="Times New Roman" w:cs="Times New Roman"/>
+          <w:sz w:val="28"/>
+          <w:szCs w:val="28"/>
+          <w:lang w:eastAsia="ru-RU"/>
+        </w:rPr>
+        <w:t xml:space="preserve"> завершается с ошибкой – проект переходит в состояние «Анализ и исправление» (для </w:t>
+      </w:r>
+      <w:proofErr w:type="spellStart"/>
+      <w:r>
+        <w:rPr>
+          <w:rFonts w:ascii="Times New Roman" w:eastAsia="Times New Roman" w:hAnsi="Times New Roman" w:cs="Times New Roman"/>
+          <w:sz w:val="28"/>
+          <w:szCs w:val="28"/>
+          <w:lang w:eastAsia="ru-RU"/>
+        </w:rPr>
+        <w:t>ngrok</w:t>
+      </w:r>
+      <w:proofErr w:type="spellEnd"/>
+      <w:r>
+        <w:rPr>
+          <w:rFonts w:ascii="Times New Roman" w:eastAsia="Times New Roman" w:hAnsi="Times New Roman" w:cs="Times New Roman"/>
+          <w:sz w:val="28"/>
+          <w:szCs w:val="28"/>
+          <w:lang w:eastAsia="ru-RU"/>
+        </w:rPr>
+        <w:t xml:space="preserve">), где администратор анализирует </w:t>
+      </w:r>
+      <w:proofErr w:type="spellStart"/>
+      <w:r>
+        <w:rPr>
+          <w:rFonts w:ascii="Times New Roman" w:eastAsia="Times New Roman" w:hAnsi="Times New Roman" w:cs="Times New Roman"/>
+          <w:sz w:val="28"/>
+          <w:szCs w:val="28"/>
+          <w:lang w:eastAsia="ru-RU"/>
+        </w:rPr>
+        <w:t>логи</w:t>
+      </w:r>
+      <w:proofErr w:type="spellEnd"/>
+      <w:r>
+        <w:rPr>
+          <w:rFonts w:ascii="Times New Roman" w:eastAsia="Times New Roman" w:hAnsi="Times New Roman" w:cs="Times New Roman"/>
+          <w:sz w:val="28"/>
+          <w:szCs w:val="28"/>
+          <w:lang w:eastAsia="ru-RU"/>
+        </w:rPr>
+        <w:t xml:space="preserve"> ошибок </w:t>
+      </w:r>
+      <w:proofErr w:type="spellStart"/>
+      <w:r>
+        <w:rPr>
+          <w:rFonts w:ascii="Times New Roman" w:eastAsia="Times New Roman" w:hAnsi="Times New Roman" w:cs="Times New Roman"/>
+          <w:sz w:val="28"/>
+          <w:szCs w:val="28"/>
+          <w:lang w:eastAsia="ru-RU"/>
+        </w:rPr>
+        <w:t>ngrok</w:t>
+      </w:r>
+      <w:proofErr w:type="spellEnd"/>
+      <w:r>
+        <w:rPr>
+          <w:rFonts w:ascii="Times New Roman" w:eastAsia="Times New Roman" w:hAnsi="Times New Roman" w:cs="Times New Roman"/>
+          <w:sz w:val="28"/>
+          <w:szCs w:val="28"/>
+          <w:lang w:eastAsia="ru-RU"/>
+        </w:rPr>
+        <w:t xml:space="preserve">, исправляет конфигурацию и возвращается к состоянию «Запуск </w:t>
+      </w:r>
+      <w:proofErr w:type="spellStart"/>
+      <w:r>
+        <w:rPr>
+          <w:rFonts w:ascii="Times New Roman" w:eastAsia="Times New Roman" w:hAnsi="Times New Roman" w:cs="Times New Roman"/>
+          <w:sz w:val="28"/>
+          <w:szCs w:val="28"/>
+          <w:lang w:eastAsia="ru-RU"/>
+        </w:rPr>
+        <w:t>Ngrok</w:t>
+      </w:r>
+      <w:proofErr w:type="spellEnd"/>
+      <w:r>
+        <w:rPr>
+          <w:rFonts w:ascii="Times New Roman" w:eastAsia="Times New Roman" w:hAnsi="Times New Roman" w:cs="Times New Roman"/>
+          <w:sz w:val="28"/>
+          <w:szCs w:val="28"/>
+          <w:lang w:eastAsia="ru-RU"/>
+        </w:rPr>
+        <w:t>» для повторного запуска.</w:t>
+      </w:r>
+    </w:p>
+    <w:p>
+      <w:pPr>
+        <w:spacing w:after="0" w:line="360" w:lineRule="auto"/>
+        <w:ind w:firstLine="709"/>
+        <w:contextualSpacing/>
+        <w:jc w:val="both"/>
+        <w:rPr>
+          <w:rFonts w:ascii="Times New Roman" w:eastAsia="Times New Roman" w:hAnsi="Times New Roman" w:cs="Times New Roman"/>
+          <w:sz w:val="28"/>
+          <w:szCs w:val="28"/>
+          <w:lang w:eastAsia="ru-RU"/>
+        </w:rPr>
+      </w:pPr>
+      <w:r>
+        <w:rPr>
+          <w:rFonts w:ascii="Times New Roman" w:eastAsia="Times New Roman" w:hAnsi="Times New Roman" w:cs="Times New Roman"/>
+          <w:sz w:val="28"/>
+          <w:szCs w:val="28"/>
+          <w:lang w:eastAsia="ru-RU"/>
+        </w:rPr>
+        <w:t xml:space="preserve">Если </w:t>
+      </w:r>
+      <w:proofErr w:type="spellStart"/>
+      <w:r>
+        <w:rPr>
+          <w:rFonts w:ascii="Times New Roman" w:eastAsia="Times New Roman" w:hAnsi="Times New Roman" w:cs="Times New Roman"/>
+          <w:sz w:val="28"/>
+          <w:szCs w:val="28"/>
+          <w:lang w:eastAsia="ru-RU"/>
+        </w:rPr>
+        <w:t>ngrok</w:t>
+      </w:r>
+      <w:proofErr w:type="spellEnd"/>
+      <w:r>
+        <w:rPr>
+          <w:rFonts w:ascii="Times New Roman" w:eastAsia="Times New Roman" w:hAnsi="Times New Roman" w:cs="Times New Roman"/>
+          <w:sz w:val="28"/>
+          <w:szCs w:val="28"/>
+          <w:lang w:eastAsia="ru-RU"/>
+        </w:rPr>
+        <w:t xml:space="preserve"> успешно запущен – проект переходит в состояние «Создание туннеля» (</w:t>
+      </w:r>
+      <w:proofErr w:type="spellStart"/>
+      <w:r>
+        <w:rPr>
+          <w:rFonts w:ascii="Times New Roman" w:eastAsia="Times New Roman" w:hAnsi="Times New Roman" w:cs="Times New Roman"/>
+          <w:sz w:val="28"/>
+          <w:szCs w:val="28"/>
+          <w:lang w:eastAsia="ru-RU"/>
+        </w:rPr>
+        <w:t>entry</w:t>
+      </w:r>
+      <w:proofErr w:type="spellEnd"/>
+      <w:r>
+        <w:rPr>
+          <w:rFonts w:ascii="Times New Roman" w:eastAsia="Times New Roman" w:hAnsi="Times New Roman" w:cs="Times New Roman"/>
+          <w:sz w:val="28"/>
+          <w:szCs w:val="28"/>
+          <w:lang w:eastAsia="ru-RU"/>
+        </w:rPr>
+        <w:t xml:space="preserve">/публичная ссылка, привязанная к </w:t>
+      </w:r>
+      <w:proofErr w:type="spellStart"/>
+      <w:r>
+        <w:rPr>
+          <w:rFonts w:ascii="Times New Roman" w:eastAsia="Times New Roman" w:hAnsi="Times New Roman" w:cs="Times New Roman"/>
+          <w:sz w:val="28"/>
+          <w:szCs w:val="28"/>
+          <w:lang w:eastAsia="ru-RU"/>
+        </w:rPr>
+        <w:t>localhost</w:t>
+      </w:r>
+      <w:proofErr w:type="spellEnd"/>
+      <w:r>
+        <w:rPr>
+          <w:rFonts w:ascii="Times New Roman" w:eastAsia="Times New Roman" w:hAnsi="Times New Roman" w:cs="Times New Roman"/>
+          <w:sz w:val="28"/>
+          <w:szCs w:val="28"/>
+          <w:lang w:eastAsia="ru-RU"/>
+        </w:rPr>
+        <w:t xml:space="preserve"> 8000). В этом состоянии </w:t>
+      </w:r>
+      <w:proofErr w:type="spellStart"/>
+      <w:r>
+        <w:rPr>
+          <w:rFonts w:ascii="Times New Roman" w:eastAsia="Times New Roman" w:hAnsi="Times New Roman" w:cs="Times New Roman"/>
+          <w:sz w:val="28"/>
+          <w:szCs w:val="28"/>
+          <w:lang w:eastAsia="ru-RU"/>
+        </w:rPr>
+        <w:t>ngrok</w:t>
+      </w:r>
+      <w:proofErr w:type="spellEnd"/>
+      <w:r>
+        <w:rPr>
+          <w:rFonts w:ascii="Times New Roman" w:eastAsia="Times New Roman" w:hAnsi="Times New Roman" w:cs="Times New Roman"/>
+          <w:sz w:val="28"/>
+          <w:szCs w:val="28"/>
+          <w:lang w:eastAsia="ru-RU"/>
+        </w:rPr>
+        <w:t xml:space="preserve"> создаёт безопасный туннель и связывает публичную HTTPS-ссылку с локальным сервером.</w:t>
+      </w:r>
+    </w:p>
+    <w:p>
+      <w:pPr>
+        <w:spacing w:after="0" w:line="360" w:lineRule="auto"/>
+        <w:ind w:firstLine="709"/>
+        <w:contextualSpacing/>
+        <w:jc w:val="both"/>
+        <w:rPr>
+          <w:rFonts w:ascii="Times New Roman" w:eastAsia="Times New Roman" w:hAnsi="Times New Roman" w:cs="Times New Roman"/>
+          <w:sz w:val="28"/>
+          <w:szCs w:val="28"/>
+          <w:lang w:eastAsia="ru-RU"/>
+        </w:rPr>
+      </w:pPr>
+      <w:r>
+        <w:rPr>
+          <w:rFonts w:ascii="Times New Roman" w:eastAsia="Times New Roman" w:hAnsi="Times New Roman" w:cs="Times New Roman"/>
+          <w:sz w:val="28"/>
+          <w:szCs w:val="28"/>
+          <w:lang w:eastAsia="ru-RU"/>
+        </w:rPr>
+        <w:t>Завершающая точка – «Опубликован» (</w:t>
+      </w:r>
+      <w:proofErr w:type="spellStart"/>
+      <w:r>
+        <w:rPr>
+          <w:rFonts w:ascii="Times New Roman" w:eastAsia="Times New Roman" w:hAnsi="Times New Roman" w:cs="Times New Roman"/>
+          <w:sz w:val="28"/>
+          <w:szCs w:val="28"/>
+          <w:lang w:eastAsia="ru-RU"/>
+        </w:rPr>
+        <w:t>entry</w:t>
+      </w:r>
+      <w:proofErr w:type="spellEnd"/>
+      <w:r>
+        <w:rPr>
+          <w:rFonts w:ascii="Times New Roman" w:eastAsia="Times New Roman" w:hAnsi="Times New Roman" w:cs="Times New Roman"/>
+          <w:sz w:val="28"/>
+          <w:szCs w:val="28"/>
+          <w:lang w:eastAsia="ru-RU"/>
+        </w:rPr>
+        <w:t xml:space="preserve">/публичная ссылка, привязанная к </w:t>
+      </w:r>
+      <w:proofErr w:type="spellStart"/>
+      <w:r>
+        <w:rPr>
+          <w:rFonts w:ascii="Times New Roman" w:eastAsia="Times New Roman" w:hAnsi="Times New Roman" w:cs="Times New Roman"/>
+          <w:sz w:val="28"/>
+          <w:szCs w:val="28"/>
+          <w:lang w:eastAsia="ru-RU"/>
+        </w:rPr>
+        <w:t>localhost</w:t>
+      </w:r>
+      <w:proofErr w:type="spellEnd"/>
+      <w:r>
+        <w:rPr>
+          <w:rFonts w:ascii="Times New Roman" w:eastAsia="Times New Roman" w:hAnsi="Times New Roman" w:cs="Times New Roman"/>
+          <w:sz w:val="28"/>
+          <w:szCs w:val="28"/>
+          <w:lang w:eastAsia="ru-RU"/>
+        </w:rPr>
+        <w:t xml:space="preserve"> 8000). В этом состоянии сайт успешно опубликован и доступен пользователям по публичной HTTPS-ссылке. Система готова к приёму внешних запросов от клиентов.</w:t>
+      </w:r>
+    </w:p>
+    <w:p>
+      <w:pPr>
+        <w:spacing w:after="0" w:line="360" w:lineRule="auto"/>
+        <w:ind w:firstLine="709"/>
+        <w:contextualSpacing/>
+        <w:jc w:val="both"/>
+        <w:rPr>
+          <w:rFonts w:ascii="Times New Roman" w:eastAsia="Times New Roman" w:hAnsi="Times New Roman" w:cs="Times New Roman"/>
+          <w:sz w:val="28"/>
+          <w:szCs w:val="28"/>
+          <w:lang w:eastAsia="ru-RU"/>
+        </w:rPr>
+      </w:pPr>
+      <w:r>
+        <w:rPr>
+          <w:rFonts w:ascii="Times New Roman" w:eastAsia="Times New Roman" w:hAnsi="Times New Roman" w:cs="Times New Roman"/>
+          <w:sz w:val="28"/>
+          <w:szCs w:val="28"/>
+          <w:lang w:eastAsia="ru-RU"/>
+        </w:rPr>
+        <w:t xml:space="preserve">Конечная точка – процесс публикации завершён. Сайт доступен из интернета. При необходимости остановить публикацию администратор может завершить работу </w:t>
+      </w:r>
+      <w:proofErr w:type="spellStart"/>
+      <w:r>
+        <w:rPr>
+          <w:rFonts w:ascii="Times New Roman" w:eastAsia="Times New Roman" w:hAnsi="Times New Roman" w:cs="Times New Roman"/>
+          <w:sz w:val="28"/>
+          <w:szCs w:val="28"/>
+          <w:lang w:eastAsia="ru-RU"/>
+        </w:rPr>
+        <w:t>ngrok</w:t>
+      </w:r>
+      <w:proofErr w:type="spellEnd"/>
+      <w:r>
+        <w:rPr>
+          <w:rFonts w:ascii="Times New Roman" w:eastAsia="Times New Roman" w:hAnsi="Times New Roman" w:cs="Times New Roman"/>
+          <w:sz w:val="28"/>
+          <w:szCs w:val="28"/>
+          <w:lang w:eastAsia="ru-RU"/>
+        </w:rPr>
+        <w:t xml:space="preserve"> и остановить </w:t>
+      </w:r>
+      <w:proofErr w:type="spellStart"/>
+      <w:r>
+        <w:rPr>
+          <w:rFonts w:ascii="Times New Roman" w:eastAsia="Times New Roman" w:hAnsi="Times New Roman" w:cs="Times New Roman"/>
+          <w:sz w:val="28"/>
+          <w:szCs w:val="28"/>
+          <w:lang w:eastAsia="ru-RU"/>
+        </w:rPr>
+        <w:t>Docker</w:t>
+      </w:r>
+      <w:proofErr w:type="spellEnd"/>
+      <w:r>
+        <w:rPr>
+          <w:rFonts w:ascii="Times New Roman" w:eastAsia="Times New Roman" w:hAnsi="Times New Roman" w:cs="Times New Roman"/>
+          <w:sz w:val="28"/>
+          <w:szCs w:val="28"/>
+          <w:lang w:eastAsia="ru-RU"/>
+        </w:rPr>
+        <w:t>-контейнеры. В случае возникновения ошибок на любом этапе администратор возвращается к соответствующему состоянию для анализа и исправления, после чего повторяет попытку.</w:t>
+      </w:r>
+    </w:p>
+    <w:p>
+      <w:pPr>
+        <w:spacing w:after="0" w:line="360" w:lineRule="auto"/>
+        <w:contextualSpacing/>
+        <w:jc w:val="center"/>
+        <w:rPr>
+          <w:rFonts w:ascii="Times New Roman" w:eastAsia="Times New Roman" w:hAnsi="Times New Roman" w:cs="Times New Roman"/>
+          <w:sz w:val="28"/>
+          <w:szCs w:val="28"/>
+          <w:lang w:eastAsia="ru-RU"/>
+        </w:rPr>
+      </w:pPr>
+      <w:r>
+        <w:rPr>
+          <w:rFonts w:ascii="Times New Roman" w:eastAsia="Times New Roman" w:hAnsi="Times New Roman" w:cs="Times New Roman"/>
+          <w:sz w:val="28"/>
+          <w:szCs w:val="28"/>
+          <w:lang w:eastAsia="ru-RU"/>
+        </w:rPr>
+        <w:lastRenderedPageBreak/>
+        <w:drawing>
+          <wp:inline distT="0" distB="0" distL="0" distR="0" wp14:anchorId="66C2ACBD" wp14:editId="148A46D9">
+            <wp:extent cx="3880884" cy="5328851"/>
+            <wp:effectExtent l="0" t="0" r="5715" b="5715"/>
+            <wp:docPr id="10" name="Рисунок 10"/>
+            <wp:cNvGraphicFramePr>
+              <a:graphicFrameLocks xmlns:a="http://schemas.openxmlformats.org/drawingml/2006/main" noChangeAspect="1"/>
+            </wp:cNvGraphicFramePr>
+            <a:graphic xmlns:a="http://schemas.openxmlformats.org/drawingml/2006/main">
+              <a:graphicData uri="http://schemas.openxmlformats.org/drawingml/2006/picture">
+                <pic:pic xmlns:pic="http://schemas.openxmlformats.org/drawingml/2006/picture">
+                  <pic:nvPicPr>
+                    <pic:cNvPr id="1" name=""/>
+                    <pic:cNvPicPr/>
+                  </pic:nvPicPr>
+                  <pic:blipFill>
+                    <a:blip r:embed="rId19"/>
+                    <a:stretch>
+                      <a:fillRect/>
+                    </a:stretch>
+                  </pic:blipFill>
+                  <pic:spPr>
+                    <a:xfrm>
+                      <a:off x="0" y="0"/>
+                      <a:ext cx="3912027" cy="5371614"/>
+                    </a:xfrm>
+                    <a:prstGeom prst="rect">
+                      <a:avLst/>
+                    </a:prstGeom>
+                  </pic:spPr>
+                </pic:pic>
+              </a:graphicData>
+            </a:graphic>
+          </wp:inline>
+        </w:drawing>
+      </w:r>
+    </w:p>
+    <w:p>
+      <w:pPr>
+        <w:spacing w:after="0" w:line="360" w:lineRule="auto"/>
+        <w:contextualSpacing/>
+        <w:jc w:val="center"/>
+        <w:rPr>
+          <w:rFonts w:ascii="Times New Roman" w:eastAsia="Times New Roman" w:hAnsi="Times New Roman" w:cs="Times New Roman"/>
+          <w:sz w:val="28"/>
+          <w:szCs w:val="28"/>
+          <w:lang w:eastAsia="ru-RU"/>
+        </w:rPr>
+      </w:pPr>
+      <w:r>
+        <w:rPr>
+          <w:rFonts w:ascii="Times New Roman" w:eastAsia="Times New Roman" w:hAnsi="Times New Roman" w:cs="Times New Roman"/>
+          <w:sz w:val="28"/>
+          <w:szCs w:val="28"/>
+          <w:lang w:eastAsia="ru-RU"/>
+        </w:rPr>
+        <w:t>Рисунок 12 – Диаграмма состояний.</w:t>
+      </w:r>
+    </w:p>
+    <w:p>
+      <w:pPr>
+        <w:spacing w:after="0" w:line="360" w:lineRule="auto"/>
+        <w:contextualSpacing/>
+        <w:jc w:val="center"/>
+        <w:rPr>
+          <w:rFonts w:ascii="Times New Roman" w:eastAsia="Times New Roman" w:hAnsi="Times New Roman" w:cs="Times New Roman"/>
+          <w:sz w:val="28"/>
+          <w:szCs w:val="28"/>
+          <w:lang w:eastAsia="ru-RU"/>
+        </w:rPr>
+      </w:pPr>
+    </w:p>
+    <w:p>
+      <w:pPr>
+        <w:pStyle w:val="2"/>
+        <w:numPr>
+          <w:ilvl w:val="1"/>
+          <w:numId w:val="4"/>
+        </w:numPr>
+        <w:rPr>
+          <w:rFonts w:eastAsia="Times New Roman"/>
+          <w:lang w:eastAsia="ru-RU"/>
+        </w:rPr>
+      </w:pPr>
+      <w:r>
+        <w:rPr>
+          <w:rFonts w:eastAsia="Times New Roman"/>
+          <w:lang w:eastAsia="ru-RU"/>
+        </w:rPr>
+        <w:t>Дополнительные ограничения</w:t>
+      </w:r>
+    </w:p>
+    <w:p>
+      <w:pPr>
+        <w:spacing w:after="0" w:line="360" w:lineRule="auto"/>
+        <w:ind w:firstLine="709"/>
+        <w:contextualSpacing/>
+        <w:jc w:val="both"/>
+        <w:rPr>
+          <w:rFonts w:ascii="Times New Roman" w:eastAsia="Times New Roman" w:hAnsi="Times New Roman" w:cs="Times New Roman"/>
+          <w:sz w:val="28"/>
+          <w:szCs w:val="28"/>
+          <w:lang w:eastAsia="ru-RU"/>
+        </w:rPr>
+      </w:pPr>
+      <w:r>
+        <w:rPr>
+          <w:rFonts w:ascii="Times New Roman" w:eastAsia="Times New Roman" w:hAnsi="Times New Roman" w:cs="Times New Roman"/>
+          <w:sz w:val="28"/>
+          <w:szCs w:val="28"/>
+          <w:lang w:eastAsia="ru-RU"/>
+        </w:rPr>
+        <w:t>Так же для данного модуля были разработаны дополнительные уточнения/ограничения, для лучшего поним</w:t>
+      </w:r>
+      <w:bookmarkStart w:id="29" w:name="_GoBack"/>
+      <w:bookmarkEnd w:id="29"/>
+      <w:r>
+        <w:rPr>
+          <w:rFonts w:ascii="Times New Roman" w:eastAsia="Times New Roman" w:hAnsi="Times New Roman" w:cs="Times New Roman"/>
+          <w:sz w:val="28"/>
+          <w:szCs w:val="28"/>
+          <w:lang w:eastAsia="ru-RU"/>
+        </w:rPr>
+        <w:t>ания системы, так как иногда диаграммы не могут отразить всех нюансов работы системы:</w:t>
+      </w:r>
+    </w:p>
+    <w:p>
+      <w:pPr>
+        <w:pStyle w:val="aa"/>
+        <w:numPr>
+          <w:ilvl w:val="0"/>
+          <w:numId w:val="40"/>
+        </w:numPr>
+        <w:spacing w:after="0" w:line="360" w:lineRule="auto"/>
+        <w:ind w:left="0" w:firstLine="709"/>
+        <w:jc w:val="both"/>
+        <w:rPr>
+          <w:rFonts w:ascii="Times New Roman" w:eastAsia="Times New Roman" w:hAnsi="Times New Roman" w:cs="Times New Roman"/>
+          <w:sz w:val="28"/>
+          <w:szCs w:val="28"/>
+          <w:lang w:eastAsia="ru-RU"/>
+        </w:rPr>
+      </w:pPr>
+      <w:r>
+        <w:rPr>
+          <w:rFonts w:ascii="Times New Roman" w:eastAsia="Times New Roman" w:hAnsi="Times New Roman" w:cs="Times New Roman"/>
+          <w:sz w:val="28"/>
+          <w:szCs w:val="28"/>
+          <w:lang w:eastAsia="ru-RU"/>
+        </w:rPr>
+        <w:t xml:space="preserve">Сборка </w:t>
+      </w:r>
+      <w:proofErr w:type="spellStart"/>
+      <w:r>
+        <w:rPr>
+          <w:rFonts w:ascii="Times New Roman" w:eastAsia="Times New Roman" w:hAnsi="Times New Roman" w:cs="Times New Roman"/>
+          <w:sz w:val="28"/>
+          <w:szCs w:val="28"/>
+          <w:lang w:eastAsia="ru-RU"/>
+        </w:rPr>
+        <w:t>Docker</w:t>
+      </w:r>
+      <w:proofErr w:type="spellEnd"/>
+      <w:r>
+        <w:rPr>
+          <w:rFonts w:ascii="Times New Roman" w:eastAsia="Times New Roman" w:hAnsi="Times New Roman" w:cs="Times New Roman"/>
+          <w:sz w:val="28"/>
+          <w:szCs w:val="28"/>
+          <w:lang w:eastAsia="ru-RU"/>
+        </w:rPr>
+        <w:t xml:space="preserve">-образа возможна только при наличии корректно составленных </w:t>
+      </w:r>
+      <w:proofErr w:type="spellStart"/>
+      <w:r>
+        <w:rPr>
+          <w:rFonts w:ascii="Times New Roman" w:eastAsia="Times New Roman" w:hAnsi="Times New Roman" w:cs="Times New Roman"/>
+          <w:sz w:val="28"/>
+          <w:szCs w:val="28"/>
+          <w:lang w:eastAsia="ru-RU"/>
+        </w:rPr>
+        <w:t>Dockerfile</w:t>
+      </w:r>
+      <w:proofErr w:type="spellEnd"/>
+      <w:r>
+        <w:rPr>
+          <w:rFonts w:ascii="Times New Roman" w:eastAsia="Times New Roman" w:hAnsi="Times New Roman" w:cs="Times New Roman"/>
+          <w:sz w:val="28"/>
+          <w:szCs w:val="28"/>
+          <w:lang w:eastAsia="ru-RU"/>
+        </w:rPr>
+        <w:t xml:space="preserve"> и </w:t>
+      </w:r>
+      <w:proofErr w:type="spellStart"/>
+      <w:r>
+        <w:rPr>
+          <w:rFonts w:ascii="Times New Roman" w:eastAsia="Times New Roman" w:hAnsi="Times New Roman" w:cs="Times New Roman"/>
+          <w:sz w:val="28"/>
+          <w:szCs w:val="28"/>
+          <w:lang w:eastAsia="ru-RU"/>
+        </w:rPr>
+        <w:t>docker-compose.yml</w:t>
+      </w:r>
+      <w:proofErr w:type="spellEnd"/>
+      <w:r>
+        <w:rPr>
+          <w:rFonts w:ascii="Times New Roman" w:eastAsia="Times New Roman" w:hAnsi="Times New Roman" w:cs="Times New Roman"/>
+          <w:sz w:val="28"/>
+          <w:szCs w:val="28"/>
+          <w:lang w:eastAsia="ru-RU"/>
+        </w:rPr>
+        <w:t xml:space="preserve">. При ошибке в синтаксисе или отсутствии необходимых файлов сборка должна прерываться с выводом конкретного сообщения об ошибке (например, «Ошибка: </w:t>
+      </w:r>
+      <w:proofErr w:type="spellStart"/>
+      <w:r>
+        <w:rPr>
+          <w:rFonts w:ascii="Times New Roman" w:eastAsia="Times New Roman" w:hAnsi="Times New Roman" w:cs="Times New Roman"/>
+          <w:sz w:val="28"/>
+          <w:szCs w:val="28"/>
+          <w:lang w:eastAsia="ru-RU"/>
+        </w:rPr>
+        <w:t>Dockerfile</w:t>
+      </w:r>
+      <w:proofErr w:type="spellEnd"/>
+      <w:r>
+        <w:rPr>
+          <w:rFonts w:ascii="Times New Roman" w:eastAsia="Times New Roman" w:hAnsi="Times New Roman" w:cs="Times New Roman"/>
+          <w:sz w:val="28"/>
+          <w:szCs w:val="28"/>
+          <w:lang w:eastAsia="ru-RU"/>
+        </w:rPr>
+        <w:t xml:space="preserve"> не найден» или «Синтаксическая ошибка в строке X»). Повторная сборка возможна только после устранения всех выявленных ошибок.</w:t>
+      </w:r>
+    </w:p>
+    <w:p>
+      <w:pPr>
+        <w:pStyle w:val="aa"/>
+        <w:numPr>
+          <w:ilvl w:val="0"/>
+          <w:numId w:val="40"/>
+        </w:numPr>
+        <w:spacing w:after="0" w:line="360" w:lineRule="auto"/>
+        <w:ind w:left="0" w:firstLine="709"/>
+        <w:jc w:val="both"/>
+        <w:rPr>
+          <w:rFonts w:ascii="Times New Roman" w:eastAsia="Times New Roman" w:hAnsi="Times New Roman" w:cs="Times New Roman"/>
+          <w:sz w:val="28"/>
+          <w:szCs w:val="28"/>
+          <w:lang w:eastAsia="ru-RU"/>
+        </w:rPr>
+      </w:pPr>
+      <w:r>
+        <w:rPr>
+          <w:rFonts w:ascii="Times New Roman" w:eastAsia="Times New Roman" w:hAnsi="Times New Roman" w:cs="Times New Roman"/>
+          <w:sz w:val="28"/>
+          <w:szCs w:val="28"/>
+          <w:lang w:eastAsia="ru-RU"/>
+        </w:rPr>
+        <w:lastRenderedPageBreak/>
+        <w:t>Запуск контейнеров (</w:t>
+      </w:r>
+      <w:proofErr w:type="spellStart"/>
+      <w:r>
+        <w:rPr>
+          <w:rFonts w:ascii="Times New Roman" w:eastAsia="Times New Roman" w:hAnsi="Times New Roman" w:cs="Times New Roman"/>
+          <w:sz w:val="28"/>
+          <w:szCs w:val="28"/>
+          <w:lang w:eastAsia="ru-RU"/>
+        </w:rPr>
+        <w:t>docker-compose</w:t>
+      </w:r>
+      <w:proofErr w:type="spellEnd"/>
+      <w:r>
+        <w:rPr>
+          <w:rFonts w:ascii="Times New Roman" w:eastAsia="Times New Roman" w:hAnsi="Times New Roman" w:cs="Times New Roman"/>
+          <w:sz w:val="28"/>
+          <w:szCs w:val="28"/>
+          <w:lang w:eastAsia="ru-RU"/>
+        </w:rPr>
+        <w:t xml:space="preserve"> </w:t>
+      </w:r>
+      <w:proofErr w:type="spellStart"/>
+      <w:r>
+        <w:rPr>
+          <w:rFonts w:ascii="Times New Roman" w:eastAsia="Times New Roman" w:hAnsi="Times New Roman" w:cs="Times New Roman"/>
+          <w:sz w:val="28"/>
+          <w:szCs w:val="28"/>
+          <w:lang w:eastAsia="ru-RU"/>
+        </w:rPr>
+        <w:t>up</w:t>
+      </w:r>
+      <w:proofErr w:type="spellEnd"/>
+      <w:r>
+        <w:rPr>
+          <w:rFonts w:ascii="Times New Roman" w:eastAsia="Times New Roman" w:hAnsi="Times New Roman" w:cs="Times New Roman"/>
+          <w:sz w:val="28"/>
+          <w:szCs w:val="28"/>
+          <w:lang w:eastAsia="ru-RU"/>
+        </w:rPr>
+        <w:t xml:space="preserve"> -d) возможен только после успешной сборки образа. Запрещён запуск контейнеров без предварительной сборки или при наличии </w:t>
+      </w:r>
+      <w:proofErr w:type="spellStart"/>
+      <w:r>
+        <w:rPr>
+          <w:rFonts w:ascii="Times New Roman" w:eastAsia="Times New Roman" w:hAnsi="Times New Roman" w:cs="Times New Roman"/>
+          <w:sz w:val="28"/>
+          <w:szCs w:val="28"/>
+          <w:lang w:eastAsia="ru-RU"/>
+        </w:rPr>
+        <w:t>несохранённых</w:t>
+      </w:r>
+      <w:proofErr w:type="spellEnd"/>
+      <w:r>
+        <w:rPr>
+          <w:rFonts w:ascii="Times New Roman" w:eastAsia="Times New Roman" w:hAnsi="Times New Roman" w:cs="Times New Roman"/>
+          <w:sz w:val="28"/>
+          <w:szCs w:val="28"/>
+          <w:lang w:eastAsia="ru-RU"/>
+        </w:rPr>
+        <w:t xml:space="preserve"> изменений в конфигурационных файлах. При конфликте портов (например, порт 80 уже занят другим процессом) система должна вывести сообщение об ошибке с указанием занятого порта.</w:t>
+      </w:r>
+    </w:p>
+    <w:p>
+      <w:pPr>
+        <w:pStyle w:val="aa"/>
+        <w:numPr>
+          <w:ilvl w:val="0"/>
+          <w:numId w:val="40"/>
+        </w:numPr>
+        <w:spacing w:after="0" w:line="360" w:lineRule="auto"/>
+        <w:ind w:left="0" w:firstLine="709"/>
+        <w:jc w:val="both"/>
+        <w:rPr>
+          <w:rFonts w:ascii="Times New Roman" w:eastAsia="Times New Roman" w:hAnsi="Times New Roman" w:cs="Times New Roman"/>
+          <w:sz w:val="28"/>
+          <w:szCs w:val="28"/>
+          <w:lang w:eastAsia="ru-RU"/>
+        </w:rPr>
+      </w:pPr>
+      <w:r>
+        <w:rPr>
+          <w:rFonts w:ascii="Times New Roman" w:eastAsia="Times New Roman" w:hAnsi="Times New Roman" w:cs="Times New Roman"/>
+          <w:sz w:val="28"/>
+          <w:szCs w:val="28"/>
+          <w:lang w:eastAsia="ru-RU"/>
+        </w:rPr>
+        <w:t xml:space="preserve">Проверка работоспособности на </w:t>
+      </w:r>
+      <w:proofErr w:type="spellStart"/>
+      <w:r>
+        <w:rPr>
+          <w:rFonts w:ascii="Times New Roman" w:eastAsia="Times New Roman" w:hAnsi="Times New Roman" w:cs="Times New Roman"/>
+          <w:sz w:val="28"/>
+          <w:szCs w:val="28"/>
+          <w:lang w:eastAsia="ru-RU"/>
+        </w:rPr>
+        <w:t>localhost</w:t>
+      </w:r>
+      <w:proofErr w:type="spellEnd"/>
+      <w:r>
+        <w:rPr>
+          <w:rFonts w:ascii="Times New Roman" w:eastAsia="Times New Roman" w:hAnsi="Times New Roman" w:cs="Times New Roman"/>
+          <w:sz w:val="28"/>
+          <w:szCs w:val="28"/>
+          <w:lang w:eastAsia="ru-RU"/>
+        </w:rPr>
+        <w:t xml:space="preserve"> должна выполняться администратором после запуска контейнеров. Сайт считается работающим корректно, если при переходе по адресу http://localhost:80 возвращается HTML-страница без ошибок (код ответа HTTP 200). При получении кода 4xx или 5xx администратор должен проанализировать </w:t>
+      </w:r>
+      <w:proofErr w:type="spellStart"/>
+      <w:r>
+        <w:rPr>
+          <w:rFonts w:ascii="Times New Roman" w:eastAsia="Times New Roman" w:hAnsi="Times New Roman" w:cs="Times New Roman"/>
+          <w:sz w:val="28"/>
+          <w:szCs w:val="28"/>
+          <w:lang w:eastAsia="ru-RU"/>
+        </w:rPr>
+        <w:t>логи</w:t>
+      </w:r>
+      <w:proofErr w:type="spellEnd"/>
+      <w:r>
+        <w:rPr>
+          <w:rFonts w:ascii="Times New Roman" w:eastAsia="Times New Roman" w:hAnsi="Times New Roman" w:cs="Times New Roman"/>
+          <w:sz w:val="28"/>
+          <w:szCs w:val="28"/>
+          <w:lang w:eastAsia="ru-RU"/>
+        </w:rPr>
+        <w:t xml:space="preserve"> контейнеров перед повторной попыткой.</w:t>
+      </w:r>
+    </w:p>
+    <w:p>
+      <w:pPr>
+        <w:pStyle w:val="aa"/>
+        <w:numPr>
+          <w:ilvl w:val="0"/>
+          <w:numId w:val="40"/>
+        </w:numPr>
+        <w:spacing w:after="0" w:line="360" w:lineRule="auto"/>
+        <w:ind w:left="0" w:firstLine="709"/>
+        <w:jc w:val="both"/>
+        <w:rPr>
+          <w:rFonts w:ascii="Times New Roman" w:eastAsia="Times New Roman" w:hAnsi="Times New Roman" w:cs="Times New Roman"/>
+          <w:sz w:val="28"/>
+          <w:szCs w:val="28"/>
+          <w:lang w:eastAsia="ru-RU"/>
+        </w:rPr>
+      </w:pPr>
+      <w:r>
+        <w:rPr>
+          <w:rFonts w:ascii="Times New Roman" w:eastAsia="Times New Roman" w:hAnsi="Times New Roman" w:cs="Times New Roman"/>
+          <w:sz w:val="28"/>
+          <w:szCs w:val="28"/>
+          <w:lang w:eastAsia="ru-RU"/>
+        </w:rPr>
+        <w:t xml:space="preserve">Запуск </w:t>
+      </w:r>
+      <w:proofErr w:type="spellStart"/>
+      <w:r>
+        <w:rPr>
+          <w:rFonts w:ascii="Times New Roman" w:eastAsia="Times New Roman" w:hAnsi="Times New Roman" w:cs="Times New Roman"/>
+          <w:sz w:val="28"/>
+          <w:szCs w:val="28"/>
+          <w:lang w:eastAsia="ru-RU"/>
+        </w:rPr>
+        <w:t>ngrok</w:t>
+      </w:r>
+      <w:proofErr w:type="spellEnd"/>
+      <w:r>
+        <w:rPr>
+          <w:rFonts w:ascii="Times New Roman" w:eastAsia="Times New Roman" w:hAnsi="Times New Roman" w:cs="Times New Roman"/>
+          <w:sz w:val="28"/>
+          <w:szCs w:val="28"/>
+          <w:lang w:eastAsia="ru-RU"/>
+        </w:rPr>
+        <w:t xml:space="preserve"> возможен только после того, как сайт успешно работает на </w:t>
+      </w:r>
+      <w:proofErr w:type="spellStart"/>
+      <w:r>
+        <w:rPr>
+          <w:rFonts w:ascii="Times New Roman" w:eastAsia="Times New Roman" w:hAnsi="Times New Roman" w:cs="Times New Roman"/>
+          <w:sz w:val="28"/>
+          <w:szCs w:val="28"/>
+          <w:lang w:eastAsia="ru-RU"/>
+        </w:rPr>
+        <w:t>localhost</w:t>
+      </w:r>
+      <w:proofErr w:type="spellEnd"/>
+      <w:r>
+        <w:rPr>
+          <w:rFonts w:ascii="Times New Roman" w:eastAsia="Times New Roman" w:hAnsi="Times New Roman" w:cs="Times New Roman"/>
+          <w:sz w:val="28"/>
+          <w:szCs w:val="28"/>
+          <w:lang w:eastAsia="ru-RU"/>
+        </w:rPr>
+        <w:t xml:space="preserve">. Запрещён запуск </w:t>
+      </w:r>
+      <w:proofErr w:type="spellStart"/>
+      <w:r>
+        <w:rPr>
+          <w:rFonts w:ascii="Times New Roman" w:eastAsia="Times New Roman" w:hAnsi="Times New Roman" w:cs="Times New Roman"/>
+          <w:sz w:val="28"/>
+          <w:szCs w:val="28"/>
+          <w:lang w:eastAsia="ru-RU"/>
+        </w:rPr>
+        <w:t>ngrok</w:t>
+      </w:r>
+      <w:proofErr w:type="spellEnd"/>
+      <w:r>
+        <w:rPr>
+          <w:rFonts w:ascii="Times New Roman" w:eastAsia="Times New Roman" w:hAnsi="Times New Roman" w:cs="Times New Roman"/>
+          <w:sz w:val="28"/>
+          <w:szCs w:val="28"/>
+          <w:lang w:eastAsia="ru-RU"/>
+        </w:rPr>
+        <w:t xml:space="preserve"> при неработающем или недоступном локальном сервере. При попытке запуска </w:t>
+      </w:r>
+      <w:proofErr w:type="spellStart"/>
+      <w:r>
+        <w:rPr>
+          <w:rFonts w:ascii="Times New Roman" w:eastAsia="Times New Roman" w:hAnsi="Times New Roman" w:cs="Times New Roman"/>
+          <w:sz w:val="28"/>
+          <w:szCs w:val="28"/>
+          <w:lang w:eastAsia="ru-RU"/>
+        </w:rPr>
+        <w:t>ngrok</w:t>
+      </w:r>
+      <w:proofErr w:type="spellEnd"/>
+      <w:r>
+        <w:rPr>
+          <w:rFonts w:ascii="Times New Roman" w:eastAsia="Times New Roman" w:hAnsi="Times New Roman" w:cs="Times New Roman"/>
+          <w:sz w:val="28"/>
+          <w:szCs w:val="28"/>
+          <w:lang w:eastAsia="ru-RU"/>
+        </w:rPr>
+        <w:t xml:space="preserve"> без активного локального сервера должен выводиться вывод об ошибке: «Туннель не может быть создан: localhost:80 не отвечает».</w:t>
+      </w:r>
+    </w:p>
+    <w:p>
+      <w:pPr>
+        <w:pStyle w:val="aa"/>
+        <w:numPr>
+          <w:ilvl w:val="0"/>
+          <w:numId w:val="40"/>
+        </w:numPr>
+        <w:spacing w:after="0" w:line="360" w:lineRule="auto"/>
+        <w:ind w:left="0" w:firstLine="709"/>
+        <w:jc w:val="both"/>
+        <w:rPr>
+          <w:rFonts w:ascii="Times New Roman" w:eastAsia="Times New Roman" w:hAnsi="Times New Roman" w:cs="Times New Roman"/>
+          <w:sz w:val="28"/>
+          <w:szCs w:val="28"/>
+          <w:lang w:eastAsia="ru-RU"/>
+        </w:rPr>
+      </w:pPr>
+      <w:r>
+        <w:rPr>
+          <w:rFonts w:ascii="Times New Roman" w:eastAsia="Times New Roman" w:hAnsi="Times New Roman" w:cs="Times New Roman"/>
+          <w:sz w:val="28"/>
+          <w:szCs w:val="28"/>
+          <w:lang w:eastAsia="ru-RU"/>
+        </w:rPr>
+        <w:t xml:space="preserve">Создание HTTPS-туннеля возможно только при наличии активного </w:t>
+      </w:r>
+      <w:proofErr w:type="spellStart"/>
+      <w:r>
+        <w:rPr>
+          <w:rFonts w:ascii="Times New Roman" w:eastAsia="Times New Roman" w:hAnsi="Times New Roman" w:cs="Times New Roman"/>
+          <w:sz w:val="28"/>
+          <w:szCs w:val="28"/>
+          <w:lang w:eastAsia="ru-RU"/>
+        </w:rPr>
+        <w:t>интернет-соединения</w:t>
+      </w:r>
+      <w:proofErr w:type="spellEnd"/>
+      <w:r>
+        <w:rPr>
+          <w:rFonts w:ascii="Times New Roman" w:eastAsia="Times New Roman" w:hAnsi="Times New Roman" w:cs="Times New Roman"/>
+          <w:sz w:val="28"/>
+          <w:szCs w:val="28"/>
+          <w:lang w:eastAsia="ru-RU"/>
+        </w:rPr>
+        <w:t xml:space="preserve"> и отсутствии блокировок </w:t>
+      </w:r>
+      <w:proofErr w:type="spellStart"/>
+      <w:r>
+        <w:rPr>
+          <w:rFonts w:ascii="Times New Roman" w:eastAsia="Times New Roman" w:hAnsi="Times New Roman" w:cs="Times New Roman"/>
+          <w:sz w:val="28"/>
+          <w:szCs w:val="28"/>
+          <w:lang w:eastAsia="ru-RU"/>
+        </w:rPr>
+        <w:t>ngrok</w:t>
+      </w:r>
+      <w:proofErr w:type="spellEnd"/>
+      <w:r>
+        <w:rPr>
+          <w:rFonts w:ascii="Times New Roman" w:eastAsia="Times New Roman" w:hAnsi="Times New Roman" w:cs="Times New Roman"/>
+          <w:sz w:val="28"/>
+          <w:szCs w:val="28"/>
+          <w:lang w:eastAsia="ru-RU"/>
+        </w:rPr>
+        <w:t xml:space="preserve"> со стороны сети (</w:t>
+      </w:r>
+      <w:proofErr w:type="spellStart"/>
+      <w:r>
+        <w:rPr>
+          <w:rFonts w:ascii="Times New Roman" w:eastAsia="Times New Roman" w:hAnsi="Times New Roman" w:cs="Times New Roman"/>
+          <w:sz w:val="28"/>
+          <w:szCs w:val="28"/>
+          <w:lang w:eastAsia="ru-RU"/>
+        </w:rPr>
+        <w:t>фаерволы</w:t>
+      </w:r>
+      <w:proofErr w:type="spellEnd"/>
+      <w:r>
+        <w:rPr>
+          <w:rFonts w:ascii="Times New Roman" w:eastAsia="Times New Roman" w:hAnsi="Times New Roman" w:cs="Times New Roman"/>
+          <w:sz w:val="28"/>
+          <w:szCs w:val="28"/>
+          <w:lang w:eastAsia="ru-RU"/>
+        </w:rPr>
+        <w:t xml:space="preserve">, прокси-серверы). При успешном создании туннеля </w:t>
+      </w:r>
+      <w:proofErr w:type="spellStart"/>
+      <w:r>
+        <w:rPr>
+          <w:rFonts w:ascii="Times New Roman" w:eastAsia="Times New Roman" w:hAnsi="Times New Roman" w:cs="Times New Roman"/>
+          <w:sz w:val="28"/>
+          <w:szCs w:val="28"/>
+          <w:lang w:eastAsia="ru-RU"/>
+        </w:rPr>
+        <w:t>ngrok</w:t>
+      </w:r>
+      <w:proofErr w:type="spellEnd"/>
+      <w:r>
+        <w:rPr>
+          <w:rFonts w:ascii="Times New Roman" w:eastAsia="Times New Roman" w:hAnsi="Times New Roman" w:cs="Times New Roman"/>
+          <w:sz w:val="28"/>
+          <w:szCs w:val="28"/>
+          <w:lang w:eastAsia="ru-RU"/>
+        </w:rPr>
+        <w:t xml:space="preserve"> должен предоставить публичную HTTPS-ссылку (формата https://xxxx.ngrok.io). При возникновении ошибки соединения администратор должен проверить сетевое подключение и настройки брандмауэра.</w:t>
+      </w:r>
+    </w:p>
+    <w:p>
+      <w:pPr>
+        <w:pStyle w:val="aa"/>
+        <w:numPr>
+          <w:ilvl w:val="0"/>
+          <w:numId w:val="40"/>
+        </w:numPr>
+        <w:spacing w:after="0" w:line="360" w:lineRule="auto"/>
+        <w:ind w:left="0" w:firstLine="709"/>
+        <w:jc w:val="both"/>
+        <w:rPr>
+          <w:rFonts w:ascii="Times New Roman" w:eastAsia="Times New Roman" w:hAnsi="Times New Roman" w:cs="Times New Roman"/>
+          <w:sz w:val="28"/>
+          <w:szCs w:val="28"/>
+          <w:lang w:eastAsia="ru-RU"/>
+        </w:rPr>
+      </w:pPr>
+      <w:r>
+        <w:rPr>
+          <w:rFonts w:ascii="Times New Roman" w:eastAsia="Times New Roman" w:hAnsi="Times New Roman" w:cs="Times New Roman"/>
+          <w:sz w:val="28"/>
+          <w:szCs w:val="28"/>
+          <w:lang w:eastAsia="ru-RU"/>
+        </w:rPr>
+        <w:t xml:space="preserve">Публикация сайта считается успешной только при одновременном выполнении двух условий: сайт доступен по публичной HTTPS-ссылке из интернета и все страницы/функции работают корректно (отсутствуют ошибки 404, 500, 502). При недоступности сайта по публичной ссылке администратор должен проверить </w:t>
+      </w:r>
+      <w:proofErr w:type="spellStart"/>
+      <w:r>
+        <w:rPr>
+          <w:rFonts w:ascii="Times New Roman" w:eastAsia="Times New Roman" w:hAnsi="Times New Roman" w:cs="Times New Roman"/>
+          <w:sz w:val="28"/>
+          <w:szCs w:val="28"/>
+          <w:lang w:eastAsia="ru-RU"/>
+        </w:rPr>
+        <w:t>логи</w:t>
+      </w:r>
+      <w:proofErr w:type="spellEnd"/>
+      <w:r>
+        <w:rPr>
+          <w:rFonts w:ascii="Times New Roman" w:eastAsia="Times New Roman" w:hAnsi="Times New Roman" w:cs="Times New Roman"/>
+          <w:sz w:val="28"/>
+          <w:szCs w:val="28"/>
+          <w:lang w:eastAsia="ru-RU"/>
+        </w:rPr>
+        <w:t xml:space="preserve"> </w:t>
+      </w:r>
+      <w:proofErr w:type="spellStart"/>
+      <w:r>
+        <w:rPr>
+          <w:rFonts w:ascii="Times New Roman" w:eastAsia="Times New Roman" w:hAnsi="Times New Roman" w:cs="Times New Roman"/>
+          <w:sz w:val="28"/>
+          <w:szCs w:val="28"/>
+          <w:lang w:eastAsia="ru-RU"/>
+        </w:rPr>
+        <w:t>ngrok</w:t>
+      </w:r>
+      <w:proofErr w:type="spellEnd"/>
+      <w:r>
+        <w:rPr>
+          <w:rFonts w:ascii="Times New Roman" w:eastAsia="Times New Roman" w:hAnsi="Times New Roman" w:cs="Times New Roman"/>
+          <w:sz w:val="28"/>
+          <w:szCs w:val="28"/>
+          <w:lang w:eastAsia="ru-RU"/>
+        </w:rPr>
+        <w:t xml:space="preserve"> и </w:t>
+      </w:r>
+      <w:proofErr w:type="spellStart"/>
+      <w:r>
+        <w:rPr>
+          <w:rFonts w:ascii="Times New Roman" w:eastAsia="Times New Roman" w:hAnsi="Times New Roman" w:cs="Times New Roman"/>
+          <w:sz w:val="28"/>
+          <w:szCs w:val="28"/>
+          <w:lang w:eastAsia="ru-RU"/>
+        </w:rPr>
+        <w:t>nginx</w:t>
+      </w:r>
+      <w:proofErr w:type="spellEnd"/>
+      <w:r>
+        <w:rPr>
+          <w:rFonts w:ascii="Times New Roman" w:eastAsia="Times New Roman" w:hAnsi="Times New Roman" w:cs="Times New Roman"/>
+          <w:sz w:val="28"/>
+          <w:szCs w:val="28"/>
+          <w:lang w:eastAsia="ru-RU"/>
+        </w:rPr>
+        <w:t xml:space="preserve"> перед повторной попыткой публикации.</w:t>
+      </w:r>
+    </w:p>
+    <w:p>
+      <w:pPr>
+        <w:pStyle w:val="aa"/>
+        <w:numPr>
+          <w:ilvl w:val="0"/>
+          <w:numId w:val="40"/>
+        </w:numPr>
+        <w:spacing w:after="0" w:line="360" w:lineRule="auto"/>
+        <w:ind w:left="0" w:firstLine="709"/>
+        <w:jc w:val="both"/>
+        <w:rPr>
+          <w:rFonts w:ascii="Times New Roman" w:eastAsia="Times New Roman" w:hAnsi="Times New Roman" w:cs="Times New Roman"/>
+          <w:sz w:val="28"/>
+          <w:szCs w:val="28"/>
+          <w:lang w:eastAsia="ru-RU"/>
+        </w:rPr>
+      </w:pPr>
+      <w:r>
+        <w:rPr>
+          <w:rFonts w:ascii="Times New Roman" w:eastAsia="Times New Roman" w:hAnsi="Times New Roman" w:cs="Times New Roman"/>
+          <w:sz w:val="28"/>
+          <w:szCs w:val="28"/>
+          <w:lang w:eastAsia="ru-RU"/>
+        </w:rPr>
+        <w:t xml:space="preserve">Остановка публикации должна выполняться в следующем порядке: сначала завершается работа </w:t>
+      </w:r>
+      <w:proofErr w:type="spellStart"/>
+      <w:r>
+        <w:rPr>
+          <w:rFonts w:ascii="Times New Roman" w:eastAsia="Times New Roman" w:hAnsi="Times New Roman" w:cs="Times New Roman"/>
+          <w:sz w:val="28"/>
+          <w:szCs w:val="28"/>
+          <w:lang w:eastAsia="ru-RU"/>
+        </w:rPr>
+        <w:t>ngrok</w:t>
+      </w:r>
+      <w:proofErr w:type="spellEnd"/>
+      <w:r>
+        <w:rPr>
+          <w:rFonts w:ascii="Times New Roman" w:eastAsia="Times New Roman" w:hAnsi="Times New Roman" w:cs="Times New Roman"/>
+          <w:sz w:val="28"/>
+          <w:szCs w:val="28"/>
+          <w:lang w:eastAsia="ru-RU"/>
+        </w:rPr>
+        <w:t xml:space="preserve"> (</w:t>
+      </w:r>
+      <w:proofErr w:type="spellStart"/>
+      <w:r>
+        <w:rPr>
+          <w:rFonts w:ascii="Times New Roman" w:eastAsia="Times New Roman" w:hAnsi="Times New Roman" w:cs="Times New Roman"/>
+          <w:sz w:val="28"/>
+          <w:szCs w:val="28"/>
+          <w:lang w:eastAsia="ru-RU"/>
+        </w:rPr>
+        <w:t>Ctrl+C</w:t>
+      </w:r>
+      <w:proofErr w:type="spellEnd"/>
+      <w:r>
+        <w:rPr>
+          <w:rFonts w:ascii="Times New Roman" w:eastAsia="Times New Roman" w:hAnsi="Times New Roman" w:cs="Times New Roman"/>
+          <w:sz w:val="28"/>
+          <w:szCs w:val="28"/>
+          <w:lang w:eastAsia="ru-RU"/>
+        </w:rPr>
+        <w:t xml:space="preserve"> в терминале или удаление </w:t>
+      </w:r>
+      <w:r>
+        <w:rPr>
+          <w:rFonts w:ascii="Times New Roman" w:eastAsia="Times New Roman" w:hAnsi="Times New Roman" w:cs="Times New Roman"/>
+          <w:sz w:val="28"/>
+          <w:szCs w:val="28"/>
+          <w:lang w:eastAsia="ru-RU"/>
+        </w:rPr>
+        <w:lastRenderedPageBreak/>
+        <w:t xml:space="preserve">туннеля через веб-интерфейс </w:t>
+      </w:r>
+      <w:proofErr w:type="spellStart"/>
+      <w:r>
+        <w:rPr>
+          <w:rFonts w:ascii="Times New Roman" w:eastAsia="Times New Roman" w:hAnsi="Times New Roman" w:cs="Times New Roman"/>
+          <w:sz w:val="28"/>
+          <w:szCs w:val="28"/>
+          <w:lang w:eastAsia="ru-RU"/>
+        </w:rPr>
+        <w:t>ngrok</w:t>
+      </w:r>
+      <w:proofErr w:type="spellEnd"/>
+      <w:r>
+        <w:rPr>
+          <w:rFonts w:ascii="Times New Roman" w:eastAsia="Times New Roman" w:hAnsi="Times New Roman" w:cs="Times New Roman"/>
+          <w:sz w:val="28"/>
+          <w:szCs w:val="28"/>
+          <w:lang w:eastAsia="ru-RU"/>
+        </w:rPr>
+        <w:t xml:space="preserve">), затем останавливаются </w:t>
+      </w:r>
+      <w:proofErr w:type="spellStart"/>
+      <w:r>
+        <w:rPr>
+          <w:rFonts w:ascii="Times New Roman" w:eastAsia="Times New Roman" w:hAnsi="Times New Roman" w:cs="Times New Roman"/>
+          <w:sz w:val="28"/>
+          <w:szCs w:val="28"/>
+          <w:lang w:eastAsia="ru-RU"/>
+        </w:rPr>
+        <w:t>Docker</w:t>
+      </w:r>
+      <w:proofErr w:type="spellEnd"/>
+      <w:r>
+        <w:rPr>
+          <w:rFonts w:ascii="Times New Roman" w:eastAsia="Times New Roman" w:hAnsi="Times New Roman" w:cs="Times New Roman"/>
+          <w:sz w:val="28"/>
+          <w:szCs w:val="28"/>
+          <w:lang w:eastAsia="ru-RU"/>
+        </w:rPr>
+        <w:t xml:space="preserve">-контейнеры командой </w:t>
+      </w:r>
+      <w:proofErr w:type="spellStart"/>
+      <w:r>
+        <w:rPr>
+          <w:rFonts w:ascii="Times New Roman" w:eastAsia="Times New Roman" w:hAnsi="Times New Roman" w:cs="Times New Roman"/>
+          <w:sz w:val="28"/>
+          <w:szCs w:val="28"/>
+          <w:lang w:eastAsia="ru-RU"/>
+        </w:rPr>
+        <w:t>docker-compose</w:t>
+      </w:r>
+      <w:proofErr w:type="spellEnd"/>
+      <w:r>
+        <w:rPr>
+          <w:rFonts w:ascii="Times New Roman" w:eastAsia="Times New Roman" w:hAnsi="Times New Roman" w:cs="Times New Roman"/>
+          <w:sz w:val="28"/>
+          <w:szCs w:val="28"/>
+          <w:lang w:eastAsia="ru-RU"/>
+        </w:rPr>
+        <w:t xml:space="preserve"> </w:t>
+      </w:r>
+      <w:proofErr w:type="spellStart"/>
+      <w:r>
+        <w:rPr>
+          <w:rFonts w:ascii="Times New Roman" w:eastAsia="Times New Roman" w:hAnsi="Times New Roman" w:cs="Times New Roman"/>
+          <w:sz w:val="28"/>
+          <w:szCs w:val="28"/>
+          <w:lang w:eastAsia="ru-RU"/>
+        </w:rPr>
+        <w:t>down</w:t>
+      </w:r>
+      <w:proofErr w:type="spellEnd"/>
+      <w:r>
+        <w:rPr>
+          <w:rFonts w:ascii="Times New Roman" w:eastAsia="Times New Roman" w:hAnsi="Times New Roman" w:cs="Times New Roman"/>
+          <w:sz w:val="28"/>
+          <w:szCs w:val="28"/>
+          <w:lang w:eastAsia="ru-RU"/>
+        </w:rPr>
+        <w:t>. Запрещено завершать работу контейнеров без предварительного закрытия туннеля, так как это может привести к потере активных сессий пользователей.</w:t>
+      </w:r>
+    </w:p>
+    <w:p>
+      <w:pPr>
+        <w:pStyle w:val="aa"/>
+        <w:numPr>
+          <w:ilvl w:val="0"/>
+          <w:numId w:val="40"/>
+        </w:numPr>
+        <w:spacing w:after="0" w:line="360" w:lineRule="auto"/>
+        <w:ind w:left="0" w:firstLine="709"/>
+        <w:jc w:val="both"/>
+        <w:rPr>
+          <w:rFonts w:ascii="Times New Roman" w:eastAsia="Times New Roman" w:hAnsi="Times New Roman" w:cs="Times New Roman"/>
+          <w:sz w:val="28"/>
+          <w:szCs w:val="28"/>
+          <w:lang w:eastAsia="ru-RU"/>
+        </w:rPr>
+      </w:pPr>
+      <w:r>
+        <w:rPr>
+          <w:rFonts w:ascii="Times New Roman" w:eastAsia="Times New Roman" w:hAnsi="Times New Roman" w:cs="Times New Roman"/>
+          <w:sz w:val="28"/>
+          <w:szCs w:val="28"/>
+          <w:lang w:eastAsia="ru-RU"/>
+        </w:rPr>
+        <w:t xml:space="preserve">Доступ к публичной ссылке должен быть ограничен по времени жизни туннеля </w:t>
+      </w:r>
+      <w:proofErr w:type="spellStart"/>
+      <w:r>
+        <w:rPr>
+          <w:rFonts w:ascii="Times New Roman" w:eastAsia="Times New Roman" w:hAnsi="Times New Roman" w:cs="Times New Roman"/>
+          <w:sz w:val="28"/>
+          <w:szCs w:val="28"/>
+          <w:lang w:eastAsia="ru-RU"/>
+        </w:rPr>
+        <w:t>ngrok</w:t>
+      </w:r>
+      <w:proofErr w:type="spellEnd"/>
+      <w:r>
+        <w:rPr>
+          <w:rFonts w:ascii="Times New Roman" w:eastAsia="Times New Roman" w:hAnsi="Times New Roman" w:cs="Times New Roman"/>
+          <w:sz w:val="28"/>
+          <w:szCs w:val="28"/>
+          <w:lang w:eastAsia="ru-RU"/>
+        </w:rPr>
+        <w:t xml:space="preserve">. По умолчанию ссылка действительна 2 часа (бесплатная версия </w:t>
+      </w:r>
+      <w:proofErr w:type="spellStart"/>
+      <w:r>
+        <w:rPr>
+          <w:rFonts w:ascii="Times New Roman" w:eastAsia="Times New Roman" w:hAnsi="Times New Roman" w:cs="Times New Roman"/>
+          <w:sz w:val="28"/>
+          <w:szCs w:val="28"/>
+          <w:lang w:eastAsia="ru-RU"/>
+        </w:rPr>
+        <w:t>ngrok</w:t>
+      </w:r>
+      <w:proofErr w:type="spellEnd"/>
+      <w:r>
+        <w:rPr>
+          <w:rFonts w:ascii="Times New Roman" w:eastAsia="Times New Roman" w:hAnsi="Times New Roman" w:cs="Times New Roman"/>
+          <w:sz w:val="28"/>
+          <w:szCs w:val="28"/>
+          <w:lang w:eastAsia="ru-RU"/>
+        </w:rPr>
+        <w:t xml:space="preserve">). При необходимости длительной публикации администратор должен использовать платную версию </w:t>
+      </w:r>
+      <w:proofErr w:type="spellStart"/>
+      <w:r>
+        <w:rPr>
+          <w:rFonts w:ascii="Times New Roman" w:eastAsia="Times New Roman" w:hAnsi="Times New Roman" w:cs="Times New Roman"/>
+          <w:sz w:val="28"/>
+          <w:szCs w:val="28"/>
+          <w:lang w:eastAsia="ru-RU"/>
+        </w:rPr>
+        <w:t>ngrok</w:t>
+      </w:r>
+      <w:proofErr w:type="spellEnd"/>
+      <w:r>
+        <w:rPr>
+          <w:rFonts w:ascii="Times New Roman" w:eastAsia="Times New Roman" w:hAnsi="Times New Roman" w:cs="Times New Roman"/>
+          <w:sz w:val="28"/>
+          <w:szCs w:val="28"/>
+          <w:lang w:eastAsia="ru-RU"/>
+        </w:rPr>
+        <w:t xml:space="preserve"> или альтернативные инструменты. По истечении времени жизни туннеля сайт становится недоступным, и администратор должен выполнить перезапуск </w:t>
+      </w:r>
+      <w:proofErr w:type="spellStart"/>
+      <w:r>
+        <w:rPr>
+          <w:rFonts w:ascii="Times New Roman" w:eastAsia="Times New Roman" w:hAnsi="Times New Roman" w:cs="Times New Roman"/>
+          <w:sz w:val="28"/>
+          <w:szCs w:val="28"/>
+          <w:lang w:eastAsia="ru-RU"/>
+        </w:rPr>
+        <w:t>ngrok</w:t>
+      </w:r>
+      <w:proofErr w:type="spellEnd"/>
+      <w:r>
+        <w:rPr>
+          <w:rFonts w:ascii="Times New Roman" w:eastAsia="Times New Roman" w:hAnsi="Times New Roman" w:cs="Times New Roman"/>
+          <w:sz w:val="28"/>
+          <w:szCs w:val="28"/>
+          <w:lang w:eastAsia="ru-RU"/>
+        </w:rPr>
+        <w:t xml:space="preserve"> для получения новой ссылки.</w:t>
+      </w:r>
+    </w:p>
+    <w:p>
+      <w:pPr>
+        <w:pStyle w:val="aa"/>
+        <w:numPr>
+          <w:ilvl w:val="0"/>
+          <w:numId w:val="40"/>
+        </w:numPr>
+        <w:spacing w:after="0" w:line="360" w:lineRule="auto"/>
+        <w:ind w:left="0" w:firstLine="709"/>
+        <w:jc w:val="both"/>
+        <w:rPr>
+          <w:rFonts w:ascii="Times New Roman" w:eastAsia="Times New Roman" w:hAnsi="Times New Roman" w:cs="Times New Roman"/>
+          <w:sz w:val="28"/>
+          <w:szCs w:val="28"/>
+          <w:lang w:eastAsia="ru-RU"/>
+        </w:rPr>
+      </w:pPr>
+      <w:r>
+        <w:rPr>
+          <w:rFonts w:ascii="Times New Roman" w:eastAsia="Times New Roman" w:hAnsi="Times New Roman" w:cs="Times New Roman"/>
+          <w:sz w:val="28"/>
+          <w:szCs w:val="28"/>
+          <w:lang w:eastAsia="ru-RU"/>
+        </w:rPr>
+        <w:t xml:space="preserve">Конфиденциальность данных при публикации через </w:t>
+      </w:r>
+      <w:proofErr w:type="spellStart"/>
+      <w:r>
+        <w:rPr>
+          <w:rFonts w:ascii="Times New Roman" w:eastAsia="Times New Roman" w:hAnsi="Times New Roman" w:cs="Times New Roman"/>
+          <w:sz w:val="28"/>
+          <w:szCs w:val="28"/>
+          <w:lang w:eastAsia="ru-RU"/>
+        </w:rPr>
+        <w:t>ngrok</w:t>
+      </w:r>
+      <w:proofErr w:type="spellEnd"/>
+      <w:r>
+        <w:rPr>
+          <w:rFonts w:ascii="Times New Roman" w:eastAsia="Times New Roman" w:hAnsi="Times New Roman" w:cs="Times New Roman"/>
+          <w:sz w:val="28"/>
+          <w:szCs w:val="28"/>
+          <w:lang w:eastAsia="ru-RU"/>
+        </w:rPr>
+        <w:t xml:space="preserve"> должна обеспечиваться за счёт использования HTTPS-шифрования. Администратор не должен передавать публичную ссылку третьим лицам без необходимости. При тестировании с реальными пользовательскими данными рекомендуется использовать тестовую копию базы данных, а не продуктивную.</w:t>
+      </w:r>
+    </w:p>
+    <w:p>
+      <w:pPr>
+        <w:spacing w:after="0" w:line="360" w:lineRule="auto"/>
+        <w:ind w:firstLine="709"/>
+        <w:contextualSpacing/>
+        <w:jc w:val="both"/>
+        <w:rPr>
+          <w:rFonts w:ascii="Times New Roman" w:eastAsia="Times New Roman" w:hAnsi="Times New Roman" w:cs="Times New Roman"/>
+          <w:sz w:val="28"/>
+          <w:szCs w:val="28"/>
+          <w:lang w:eastAsia="ru-RU"/>
+        </w:rPr>
+      </w:pPr>
+    </w:p>
+    <w:p>
+      <w:pPr>
+        <w:spacing w:after="0" w:line="360" w:lineRule="auto"/>
+        <w:ind w:firstLine="709"/>
+        <w:contextualSpacing/>
+        <w:jc w:val="both"/>
+        <w:rPr>
+          <w:rFonts w:ascii="Times New Roman" w:eastAsia="Times New Roman" w:hAnsi="Times New Roman" w:cs="Times New Roman"/>
+          <w:sz w:val="28"/>
+          <w:szCs w:val="28"/>
+          <w:lang w:eastAsia="ru-RU"/>
+        </w:rPr>
+      </w:pPr>
+    </w:p>
+    <w:p>
+      <w:pPr>
+        <w:spacing w:after="0" w:line="360" w:lineRule="auto"/>
+        <w:ind w:firstLine="709"/>
+        <w:contextualSpacing/>
+        <w:jc w:val="both"/>
+        <w:rPr>
+          <w:rFonts w:ascii="Times New Roman" w:eastAsia="Times New Roman" w:hAnsi="Times New Roman" w:cs="Times New Roman"/>
+          <w:sz w:val="28"/>
+          <w:szCs w:val="28"/>
+          <w:lang w:eastAsia="ru-RU"/>
+        </w:rPr>
+      </w:pPr>
+    </w:p>
+    <w:p>
+      <w:pPr>
+        <w:spacing w:after="0" w:line="360" w:lineRule="auto"/>
+        <w:ind w:firstLine="709"/>
+        <w:contextualSpacing/>
+        <w:jc w:val="both"/>
+        <w:rPr>
+          <w:rFonts w:ascii="Times New Roman" w:eastAsia="Times New Roman" w:hAnsi="Times New Roman" w:cs="Times New Roman"/>
+          <w:sz w:val="28"/>
+          <w:szCs w:val="28"/>
+          <w:lang w:eastAsia="ru-RU"/>
+        </w:rPr>
+      </w:pPr>
     </w:p>
     <w:p>
       <w:pPr>
@@ -19121,6 +22643,46 @@
     </w:p>
     <w:p>
       <w:pPr>
+        <w:spacing w:after="160" w:line="259" w:lineRule="auto"/>
+        <w:rPr>
+          <w:rFonts w:ascii="Times New Roman" w:eastAsia="Times New Roman" w:hAnsi="Times New Roman" w:cs="Times New Roman"/>
+          <w:sz w:val="28"/>
+          <w:szCs w:val="28"/>
+          <w:lang w:eastAsia="ru-RU"/>
+        </w:rPr>
+      </w:pPr>
+      <w:r>
+        <w:rPr>
+          <w:rFonts w:ascii="Times New Roman" w:eastAsia="Times New Roman" w:hAnsi="Times New Roman" w:cs="Times New Roman"/>
+          <w:sz w:val="28"/>
+          <w:szCs w:val="28"/>
+          <w:lang w:eastAsia="ru-RU"/>
+        </w:rPr>
+        <w:br w:type="page"/>
+      </w:r>
+    </w:p>
+    <w:p>
+      <w:pPr>
+        <w:pStyle w:val="1"/>
+        <w:rPr>
+          <w:rFonts w:eastAsia="Times New Roman"/>
+          <w:lang w:eastAsia="ru-RU"/>
+        </w:rPr>
+      </w:pPr>
+      <w:bookmarkStart w:id="31" w:name="_Toc232334421"/>
+      <w:r>
+        <w:rPr>
+          <w:rFonts w:eastAsia="Times New Roman"/>
+          <w:highlight w:val="yellow"/>
+          <w:lang w:eastAsia="ru-RU"/>
+        </w:rPr>
+        <w:lastRenderedPageBreak/>
+        <w:t>Часть тестирования</w:t>
+      </w:r>
+      <w:bookmarkEnd w:id="31"/>
+    </w:p>
+    <w:p>
+      <w:pPr>
         <w:spacing w:after="0" w:line="360" w:lineRule="auto"/>
         <w:ind w:firstLine="709"/>
         <w:contextualSpacing/>
@@ -19161,7 +22723,7 @@
           <w:lang w:eastAsia="ru-RU"/>
         </w:rPr>
       </w:pPr>
-      <w:bookmarkStart w:id="31" w:name="_Toc232334421"/>
+      <w:bookmarkStart w:id="32" w:name="_Toc232334422"/>
       <w:r>
         <w:rPr>
           <w:rFonts w:eastAsia="Times New Roman"/>
@@ -19169,9 +22731,9 @@
           <w:lang w:eastAsia="ru-RU"/>
         </w:rPr>
         <w:lastRenderedPageBreak/>
-        <w:t>Часть тестирования</w:t>
-      </w:r>
-      <w:bookmarkEnd w:id="31"/>
+        <w:t>Организация реализации проекта</w:t>
+      </w:r>
+      <w:bookmarkEnd w:id="32"/>
     </w:p>
     <w:p>
       <w:pPr>
@@ -19189,20 +22751,6 @@
     </w:p>
     <w:p>
       <w:pPr>
-        <w:spacing w:after="0" w:line="360" w:lineRule="auto"/>
-        <w:ind w:firstLine="709"/>
-        <w:contextualSpacing/>
-        <w:jc w:val="both"/>
-        <w:rPr>
-          <w:rFonts w:ascii="Times New Roman" w:eastAsia="Times New Roman" w:hAnsi="Times New Roman" w:cs="Times New Roman"/>
-          <w:sz w:val="28"/>
-          <w:szCs w:val="28"/>
-          <w:lang w:eastAsia="ru-RU"/>
-        </w:rPr>
-      </w:pPr>
-    </w:p>
-    <w:p>
-      <w:pPr>
         <w:spacing w:after="160" w:line="259" w:lineRule="auto"/>
         <w:rPr>
           <w:rFonts w:ascii="Times New Roman" w:eastAsia="Times New Roman" w:hAnsi="Times New Roman" w:cs="Times New Roman"/>
@@ -19229,7 +22777,7 @@
           <w:lang w:eastAsia="ru-RU"/>
         </w:rPr>
       </w:pPr>
-      <w:bookmarkStart w:id="32" w:name="_Toc232334422"/>
+      <w:bookmarkStart w:id="33" w:name="_Toc232334423"/>
       <w:r>
         <w:rPr>
           <w:rFonts w:eastAsia="Times New Roman"/>
@@ -19237,91 +22785,9 @@
           <w:lang w:eastAsia="ru-RU"/>
         </w:rPr>
         <w:lastRenderedPageBreak/>
-        <w:t>Организация реализации проекта</w:t>
-      </w:r>
-      <w:bookmarkEnd w:id="32"/>
-    </w:p>
-    <w:p>
-      <w:pPr>
-        <w:spacing w:after="0" w:line="360" w:lineRule="auto"/>
-        <w:ind w:firstLine="709"/>
-        <w:contextualSpacing/>
-        <w:jc w:val="both"/>
-        <w:rPr>
-          <w:rFonts w:ascii="Times New Roman" w:eastAsia="Times New Roman" w:hAnsi="Times New Roman" w:cs="Times New Roman"/>
-          <w:sz w:val="28"/>
-          <w:szCs w:val="28"/>
-          <w:lang w:eastAsia="ru-RU"/>
-        </w:rPr>
-      </w:pPr>
-    </w:p>
-    <w:p>
-      <w:pPr>
-        <w:spacing w:after="0" w:line="360" w:lineRule="auto"/>
-        <w:ind w:firstLine="709"/>
-        <w:contextualSpacing/>
-        <w:jc w:val="both"/>
-        <w:rPr>
-          <w:rFonts w:ascii="Times New Roman" w:eastAsia="Times New Roman" w:hAnsi="Times New Roman" w:cs="Times New Roman"/>
-          <w:sz w:val="28"/>
-          <w:szCs w:val="28"/>
-          <w:lang w:eastAsia="ru-RU"/>
-        </w:rPr>
-      </w:pPr>
-    </w:p>
-    <w:p>
-      <w:pPr>
-        <w:spacing w:after="160" w:line="259" w:lineRule="auto"/>
-        <w:rPr>
-          <w:rFonts w:ascii="Times New Roman" w:eastAsia="Times New Roman" w:hAnsi="Times New Roman" w:cs="Times New Roman"/>
-          <w:sz w:val="28"/>
-          <w:szCs w:val="28"/>
-          <w:lang w:eastAsia="ru-RU"/>
-        </w:rPr>
-      </w:pPr>
-      <w:r>
-        <w:rPr>
-          <w:rFonts w:ascii="Times New Roman" w:eastAsia="Times New Roman" w:hAnsi="Times New Roman" w:cs="Times New Roman"/>
-          <w:sz w:val="28"/>
-          <w:szCs w:val="28"/>
-          <w:lang w:eastAsia="ru-RU"/>
-        </w:rPr>
-        <w:br w:type="page"/>
-      </w:r>
-    </w:p>
-    <w:p>
-      <w:pPr>
-        <w:pStyle w:val="1"/>
-        <w:rPr>
-          <w:rFonts w:eastAsia="Times New Roman"/>
-          <w:lang w:eastAsia="ru-RU"/>
-        </w:rPr>
-      </w:pPr>
-      <w:bookmarkStart w:id="33" w:name="_Toc232334423"/>
-      <w:r>
-        <w:rPr>
-          <w:rFonts w:eastAsia="Times New Roman"/>
-          <w:highlight w:val="yellow"/>
-          <w:lang w:eastAsia="ru-RU"/>
-        </w:rPr>
-        <w:lastRenderedPageBreak/>
         <w:t>Часть задания от предприятия</w:t>
       </w:r>
       <w:bookmarkEnd w:id="33"/>
-    </w:p>
-    <w:p>
-      <w:pPr>
-        <w:spacing w:after="0" w:line="360" w:lineRule="auto"/>
-        <w:ind w:firstLine="709"/>
-        <w:contextualSpacing/>
-        <w:jc w:val="both"/>
-        <w:rPr>
-          <w:rFonts w:ascii="Times New Roman" w:eastAsia="Times New Roman" w:hAnsi="Times New Roman" w:cs="Times New Roman"/>
-          <w:sz w:val="28"/>
-          <w:szCs w:val="28"/>
-          <w:lang w:eastAsia="ru-RU"/>
-        </w:rPr>
-      </w:pPr>
     </w:p>
     <w:p>
       <w:pPr>
@@ -25439,34 +28905,6 @@
     </w:p>
     <w:p>
       <w:pPr>
-        <w:spacing w:after="0" w:line="360" w:lineRule="auto"/>
-        <w:ind w:firstLine="709"/>
-        <w:contextualSpacing/>
-        <w:jc w:val="both"/>
-        <w:rPr>
-          <w:rFonts w:ascii="Times New Roman" w:eastAsia="Times New Roman" w:hAnsi="Times New Roman" w:cs="Times New Roman"/>
-          <w:sz w:val="28"/>
-          <w:szCs w:val="28"/>
-          <w:lang w:eastAsia="ru-RU"/>
-        </w:rPr>
-      </w:pPr>
-    </w:p>
-    <w:p>
-      <w:pPr>
-        <w:spacing w:after="0" w:line="360" w:lineRule="auto"/>
-        <w:ind w:firstLine="709"/>
-        <w:contextualSpacing/>
-        <w:jc w:val="both"/>
-        <w:rPr>
-          <w:rFonts w:ascii="Times New Roman" w:eastAsia="Times New Roman" w:hAnsi="Times New Roman" w:cs="Times New Roman"/>
-          <w:sz w:val="28"/>
-          <w:szCs w:val="28"/>
-          <w:lang w:eastAsia="ru-RU"/>
-        </w:rPr>
-      </w:pPr>
-    </w:p>
-    <w:p>
-      <w:pPr>
         <w:spacing w:before="360" w:after="0" w:line="360" w:lineRule="auto"/>
         <w:jc w:val="both"/>
         <w:rPr>
@@ -25483,7 +28921,6 @@
           <w:szCs w:val="28"/>
           <w:lang w:eastAsia="ru-RU"/>
         </w:rPr>
-        <w:lastRenderedPageBreak/>
         <w:t>Таблица 9</w:t>
       </w:r>
       <w:r>
@@ -25537,6 +28974,7 @@
                 <w:sz w:val="24"/>
                 <w:szCs w:val="24"/>
               </w:rPr>
+              <w:lastRenderedPageBreak/>
               <w:t>№</w:t>
             </w:r>
           </w:p>
@@ -26634,7 +30072,6 @@
                 <w:sz w:val="24"/>
                 <w:szCs w:val="24"/>
               </w:rPr>
-              <w:lastRenderedPageBreak/>
               <w:t>Управление ролями и доступом</w:t>
             </w:r>
           </w:p>
@@ -26658,7 +30095,16 @@
                 <w:sz w:val="24"/>
                 <w:szCs w:val="24"/>
               </w:rPr>
-              <w:t>Три роли: администратор, сотрудник (менеджер), клиент. Администратор управляет пользователями (блокировка, смена роли). Клиент видит только свои заявки и чаты.</w:t>
+              <w:t xml:space="preserve">Три роли: администратор, сотрудник (менеджер), клиент. Администратор </w:t>
+            </w:r>
+            <w:r>
+              <w:rPr>
+                <w:rFonts w:ascii="Times New Roman" w:hAnsi="Times New Roman" w:cs="Times New Roman"/>
+                <w:sz w:val="24"/>
+                <w:szCs w:val="24"/>
+              </w:rPr>
+              <w:lastRenderedPageBreak/>
+              <w:t>управляет пользователями (блокировка, смена роли). Клиент видит только свои заявки и чаты.</w:t>
             </w:r>
           </w:p>
         </w:tc>
@@ -26683,6 +30129,7 @@
                 <w:sz w:val="24"/>
                 <w:szCs w:val="24"/>
               </w:rPr>
+              <w:lastRenderedPageBreak/>
               <w:t>Создание и обработка заявок</w:t>
             </w:r>
           </w:p>
@@ -27043,16 +30490,7 @@
                 <w:sz w:val="24"/>
                 <w:szCs w:val="24"/>
               </w:rPr>
-              <w:t xml:space="preserve">. Генерация PDF-договора из шаблона на основе данных </w:t>
-            </w:r>
-            <w:r>
-              <w:rPr>
-                <w:rFonts w:ascii="Times New Roman" w:hAnsi="Times New Roman" w:cs="Times New Roman"/>
-                <w:sz w:val="24"/>
-                <w:szCs w:val="24"/>
-              </w:rPr>
-              <w:lastRenderedPageBreak/>
-              <w:t xml:space="preserve">заявки. Экспорт списка заявок в </w:t>
+              <w:t xml:space="preserve">. Генерация PDF-договора из шаблона на основе данных заявки. Экспорт списка заявок в </w:t>
             </w:r>
             <w:proofErr w:type="spellStart"/>
             <w:r>
@@ -27110,6 +30548,7 @@
           <w:szCs w:val="28"/>
           <w:lang w:eastAsia="ru-RU"/>
         </w:rPr>
+        <w:lastRenderedPageBreak/>
         <w:t>4.3.</w:t>
       </w:r>
       <w:r>
@@ -27604,7 +31043,6 @@
           <w:szCs w:val="28"/>
           <w:lang w:eastAsia="ru-RU"/>
         </w:rPr>
-        <w:lastRenderedPageBreak/>
         <w:t>Кал</w:t>
       </w:r>
       <w:r>
@@ -27660,6 +31098,7 @@
           <w:szCs w:val="28"/>
           <w:lang w:eastAsia="ru-RU"/>
         </w:rPr>
+        <w:lastRenderedPageBreak/>
         <w:t>5.2. Перечень этапов и работ</w:t>
       </w:r>
     </w:p>
@@ -28087,16 +31526,7 @@
                 <w:sz w:val="24"/>
                 <w:szCs w:val="24"/>
               </w:rPr>
-              <w:t xml:space="preserve">Формулирование требований к функциям, объектам автоматизации (заявка, личный кабинет, чат, обратная связь), </w:t>
-            </w:r>
-            <w:r>
-              <w:rPr>
-                <w:rFonts w:ascii="Times New Roman" w:hAnsi="Times New Roman" w:cs="Times New Roman"/>
-                <w:sz w:val="24"/>
-                <w:szCs w:val="24"/>
-              </w:rPr>
-              <w:lastRenderedPageBreak/>
-              <w:t>показателям назначения, видам обеспечения</w:t>
+              <w:t>Формулирование требований к функциям, объектам автоматизации (заявка, личный кабинет, чат, обратная связь), показателям назначения, видам обеспечения</w:t>
             </w:r>
           </w:p>
         </w:tc>
@@ -28647,16 +32077,7 @@
                 <w:sz w:val="24"/>
                 <w:szCs w:val="24"/>
               </w:rPr>
-              <w:t xml:space="preserve">Разработка матрицы доступа (администратор, сотрудник поддержки, клиент); определение прав на просмотр, </w:t>
-            </w:r>
-            <w:r>
-              <w:rPr>
-                <w:rFonts w:ascii="Times New Roman" w:hAnsi="Times New Roman" w:cs="Times New Roman"/>
-                <w:sz w:val="24"/>
-                <w:szCs w:val="24"/>
-              </w:rPr>
-              <w:lastRenderedPageBreak/>
-              <w:t>редактирование, удаление для каждой сущности</w:t>
+              <w:t>Разработка матрицы доступа (администратор, сотрудник поддержки, клиент); определение прав на просмотр, редактирование, удаление для каждой сущности</w:t>
             </w:r>
           </w:p>
         </w:tc>
@@ -29504,7 +32925,7 @@
                 <w:sz w:val="24"/>
                 <w:szCs w:val="24"/>
               </w:rPr>
-              <w:t xml:space="preserve">Создание комментариев (обычный / внутренняя </w:t>
+              <w:t xml:space="preserve">Создание комментариев (обычный / внутренняя заметка), автоматическая генерация уведомлений (в </w:t>
             </w:r>
             <w:r>
               <w:rPr>
@@ -29513,7 +32934,7 @@
                 <w:szCs w:val="24"/>
               </w:rPr>
               <w:lastRenderedPageBreak/>
-              <w:t>заметка), автоматическая генерация уведомлений (в системе), счётчики непрочитанных, триггеры при смене статуса</w:t>
+              <w:t>системе), счётчики непрочитанных, триггеры при смене статуса</w:t>
             </w:r>
           </w:p>
         </w:tc>
@@ -30097,16 +33518,7 @@
                 <w:sz w:val="24"/>
                 <w:szCs w:val="24"/>
               </w:rPr>
-              <w:t xml:space="preserve">Отображение списка заявок с фильтрацией по статусу, кнопка «Создать заявку», </w:t>
-            </w:r>
-            <w:r>
-              <w:rPr>
-                <w:rFonts w:ascii="Times New Roman" w:hAnsi="Times New Roman" w:cs="Times New Roman"/>
-                <w:sz w:val="24"/>
-                <w:szCs w:val="24"/>
-              </w:rPr>
-              <w:lastRenderedPageBreak/>
-              <w:t>индикаторы уведомлений, доступ к чату</w:t>
+              <w:t>Отображение списка заявок с фильтрацией по статусу, кнопка «Создать заявку», индикаторы уведомлений, доступ к чату</w:t>
             </w:r>
           </w:p>
         </w:tc>
@@ -30748,7 +34160,7 @@
                 <w:sz w:val="24"/>
                 <w:szCs w:val="24"/>
               </w:rPr>
-              <w:t xml:space="preserve">Подготовка и загрузка в систему шаблона PDF-договора (ФИО клиента, </w:t>
+              <w:t xml:space="preserve">Подготовка и загрузка в систему шаблона PDF-договора (ФИО клиента, описание услуги, </w:t>
             </w:r>
             <w:r>
               <w:rPr>
@@ -30757,7 +34169,7 @@
                 <w:szCs w:val="24"/>
               </w:rPr>
               <w:lastRenderedPageBreak/>
-              <w:t xml:space="preserve">описание услуги, стоимость), шаблона </w:t>
+              <w:t xml:space="preserve">стоимость), шаблона </w:t>
             </w:r>
             <w:proofErr w:type="spellStart"/>
             <w:r>
@@ -34341,7 +37753,6 @@
         <w:t>стандарт Российской Федерации «Защита информации. Разработка безопасного программного обеспечения. Общие требования».</w:t>
       </w:r>
     </w:p>
-    <w:p/>
     <w:p>
       <w:pPr>
         <w:spacing w:after="0" w:line="360" w:lineRule="auto"/>
@@ -34384,36 +37795,8 @@
         </w:rPr>
       </w:pPr>
     </w:p>
-    <w:p>
-      <w:pPr>
-        <w:spacing w:after="0" w:line="360" w:lineRule="auto"/>
-        <w:ind w:firstLine="709"/>
-        <w:contextualSpacing/>
-        <w:jc w:val="both"/>
-        <w:rPr>
-          <w:rFonts w:ascii="Times New Roman" w:eastAsia="Times New Roman" w:hAnsi="Times New Roman" w:cs="Times New Roman"/>
-          <w:sz w:val="28"/>
-          <w:szCs w:val="28"/>
-          <w:lang w:eastAsia="ru-RU"/>
-        </w:rPr>
-      </w:pPr>
-    </w:p>
-    <w:p>
-      <w:pPr>
-        <w:spacing w:after="0" w:line="360" w:lineRule="auto"/>
-        <w:ind w:firstLine="709"/>
-        <w:contextualSpacing/>
-        <w:jc w:val="both"/>
-        <w:rPr>
-          <w:rFonts w:ascii="Times New Roman" w:eastAsia="Times New Roman" w:hAnsi="Times New Roman" w:cs="Times New Roman"/>
-          <w:sz w:val="28"/>
-          <w:szCs w:val="28"/>
-          <w:lang w:eastAsia="ru-RU"/>
-        </w:rPr>
-      </w:pPr>
-    </w:p>
     <w:sectPr>
-      <w:footerReference w:type="default" r:id="rId17"/>
+      <w:footerReference w:type="default" r:id="rId20"/>
       <w:pgSz w:w="11906" w:h="16838"/>
       <w:pgMar w:top="1134" w:right="851" w:bottom="1134" w:left="1701" w:header="709" w:footer="709" w:gutter="0"/>
       <w:pgNumType w:start="0"/>
@@ -34479,7 +37862,7 @@
           <w:rPr>
             <w:noProof/>
           </w:rPr>
-          <w:t>75</w:t>
+          <w:t>59</w:t>
         </w:r>
         <w:r>
           <w:fldChar w:fldCharType="end"/>
@@ -34633,6 +38016,92 @@
     </w:lvl>
   </w:abstractNum>
   <w:abstractNum w:abstractNumId="1" w15:restartNumberingAfterBreak="0">
+    <w:nsid w:val="03AD346C"/>
+    <w:multiLevelType w:val="hybridMultilevel"/>
+    <w:tmpl w:val="B844C084"/>
+    <w:lvl w:ilvl="0" w:tplc="04190011">
+      <w:start w:val="1"/>
+      <w:numFmt w:val="decimal"/>
+      <w:lvlText w:val="%1)"/>
+      <w:lvlJc w:val="left"/>
+      <w:pPr>
+        <w:ind w:left="1429" w:hanging="360"/>
+      </w:pPr>
+    </w:lvl>
+    <w:lvl w:ilvl="1" w:tplc="04190019" w:tentative="1">
+      <w:start w:val="1"/>
+      <w:numFmt w:val="lowerLetter"/>
+      <w:lvlText w:val="%2."/>
+      <w:lvlJc w:val="left"/>
+      <w:pPr>
+        <w:ind w:left="2149" w:hanging="360"/>
+      </w:pPr>
+    </w:lvl>
+    <w:lvl w:ilvl="2" w:tplc="0419001B" w:tentative="1">
+      <w:start w:val="1"/>
+      <w:numFmt w:val="lowerRoman"/>
+      <w:lvlText w:val="%3."/>
+      <w:lvlJc w:val="right"/>
+      <w:pPr>
+        <w:ind w:left="2869" w:hanging="180"/>
+      </w:pPr>
+    </w:lvl>
+    <w:lvl w:ilvl="3" w:tplc="0419000F" w:tentative="1">
+      <w:start w:val="1"/>
+      <w:numFmt w:val="decimal"/>
+      <w:lvlText w:val="%4."/>
+      <w:lvlJc w:val="left"/>
+      <w:pPr>
+        <w:ind w:left="3589" w:hanging="360"/>
+      </w:pPr>
+    </w:lvl>
+    <w:lvl w:ilvl="4" w:tplc="04190019" w:tentative="1">
+      <w:start w:val="1"/>
+      <w:numFmt w:val="lowerLetter"/>
+      <w:lvlText w:val="%5."/>
+      <w:lvlJc w:val="left"/>
+      <w:pPr>
+        <w:ind w:left="4309" w:hanging="360"/>
+      </w:pPr>
+    </w:lvl>
+    <w:lvl w:ilvl="5" w:tplc="0419001B" w:tentative="1">
+      <w:start w:val="1"/>
+      <w:numFmt w:val="lowerRoman"/>
+      <w:lvlText w:val="%6."/>
+      <w:lvlJc w:val="right"/>
+      <w:pPr>
+        <w:ind w:left="5029" w:hanging="180"/>
+      </w:pPr>
+    </w:lvl>
+    <w:lvl w:ilvl="6" w:tplc="0419000F" w:tentative="1">
+      <w:start w:val="1"/>
+      <w:numFmt w:val="decimal"/>
+      <w:lvlText w:val="%7."/>
+      <w:lvlJc w:val="left"/>
+      <w:pPr>
+        <w:ind w:left="5749" w:hanging="360"/>
+      </w:pPr>
+    </w:lvl>
+    <w:lvl w:ilvl="7" w:tplc="04190019" w:tentative="1">
+      <w:start w:val="1"/>
+      <w:numFmt w:val="lowerLetter"/>
+      <w:lvlText w:val="%8."/>
+      <w:lvlJc w:val="left"/>
+      <w:pPr>
+        <w:ind w:left="6469" w:hanging="360"/>
+      </w:pPr>
+    </w:lvl>
+    <w:lvl w:ilvl="8" w:tplc="0419001B" w:tentative="1">
+      <w:start w:val="1"/>
+      <w:numFmt w:val="lowerRoman"/>
+      <w:lvlText w:val="%9."/>
+      <w:lvlJc w:val="right"/>
+      <w:pPr>
+        <w:ind w:left="7189" w:hanging="180"/>
+      </w:pPr>
+    </w:lvl>
+  </w:abstractNum>
+  <w:abstractNum w:abstractNumId="2" w15:restartNumberingAfterBreak="0">
     <w:nsid w:val="048F2390"/>
     <w:multiLevelType w:val="hybridMultilevel"/>
     <w:tmpl w:val="10A85936"/>
@@ -34745,7 +38214,7 @@
       </w:rPr>
     </w:lvl>
   </w:abstractNum>
-  <w:abstractNum w:abstractNumId="2" w15:restartNumberingAfterBreak="0">
+  <w:abstractNum w:abstractNumId="3" w15:restartNumberingAfterBreak="0">
     <w:nsid w:val="06121CD9"/>
     <w:multiLevelType w:val="hybridMultilevel"/>
     <w:tmpl w:val="2E64FF8C"/>
@@ -34858,7 +38327,7 @@
       </w:rPr>
     </w:lvl>
   </w:abstractNum>
-  <w:abstractNum w:abstractNumId="3" w15:restartNumberingAfterBreak="0">
+  <w:abstractNum w:abstractNumId="4" w15:restartNumberingAfterBreak="0">
     <w:nsid w:val="08D87368"/>
     <w:multiLevelType w:val="hybridMultilevel"/>
     <w:tmpl w:val="3ADC76C6"/>
@@ -34944,7 +38413,7 @@
       </w:pPr>
     </w:lvl>
   </w:abstractNum>
-  <w:abstractNum w:abstractNumId="4" w15:restartNumberingAfterBreak="0">
+  <w:abstractNum w:abstractNumId="5" w15:restartNumberingAfterBreak="0">
     <w:nsid w:val="08E4438C"/>
     <w:multiLevelType w:val="hybridMultilevel"/>
     <w:tmpl w:val="17D0C60A"/>
@@ -35030,7 +38499,7 @@
       </w:pPr>
     </w:lvl>
   </w:abstractNum>
-  <w:abstractNum w:abstractNumId="5" w15:restartNumberingAfterBreak="0">
+  <w:abstractNum w:abstractNumId="6" w15:restartNumberingAfterBreak="0">
     <w:nsid w:val="094E2952"/>
     <w:multiLevelType w:val="hybridMultilevel"/>
     <w:tmpl w:val="F6E6736E"/>
@@ -35143,7 +38612,7 @@
       </w:rPr>
     </w:lvl>
   </w:abstractNum>
-  <w:abstractNum w:abstractNumId="6" w15:restartNumberingAfterBreak="0">
+  <w:abstractNum w:abstractNumId="7" w15:restartNumberingAfterBreak="0">
     <w:nsid w:val="0C65268A"/>
     <w:multiLevelType w:val="hybridMultilevel"/>
     <w:tmpl w:val="78329FFC"/>
@@ -35256,7 +38725,7 @@
       </w:rPr>
     </w:lvl>
   </w:abstractNum>
-  <w:abstractNum w:abstractNumId="7" w15:restartNumberingAfterBreak="0">
+  <w:abstractNum w:abstractNumId="8" w15:restartNumberingAfterBreak="0">
     <w:nsid w:val="0EDB2618"/>
     <w:multiLevelType w:val="multilevel"/>
     <w:tmpl w:val="3C32B8C8"/>
@@ -35376,7 +38845,7 @@
       </w:rPr>
     </w:lvl>
   </w:abstractNum>
-  <w:abstractNum w:abstractNumId="8" w15:restartNumberingAfterBreak="0">
+  <w:abstractNum w:abstractNumId="9" w15:restartNumberingAfterBreak="0">
     <w:nsid w:val="12A43FD3"/>
     <w:multiLevelType w:val="hybridMultilevel"/>
     <w:tmpl w:val="9AD684D6"/>
@@ -35489,7 +38958,7 @@
       </w:rPr>
     </w:lvl>
   </w:abstractNum>
-  <w:abstractNum w:abstractNumId="9" w15:restartNumberingAfterBreak="0">
+  <w:abstractNum w:abstractNumId="10" w15:restartNumberingAfterBreak="0">
     <w:nsid w:val="14E36E6E"/>
     <w:multiLevelType w:val="hybridMultilevel"/>
     <w:tmpl w:val="79B6C02E"/>
@@ -35602,7 +39071,7 @@
       </w:rPr>
     </w:lvl>
   </w:abstractNum>
-  <w:abstractNum w:abstractNumId="10" w15:restartNumberingAfterBreak="0">
+  <w:abstractNum w:abstractNumId="11" w15:restartNumberingAfterBreak="0">
     <w:nsid w:val="183D19DC"/>
     <w:multiLevelType w:val="hybridMultilevel"/>
     <w:tmpl w:val="8FB48A10"/>
@@ -35715,7 +39184,7 @@
       </w:rPr>
     </w:lvl>
   </w:abstractNum>
-  <w:abstractNum w:abstractNumId="11" w15:restartNumberingAfterBreak="0">
+  <w:abstractNum w:abstractNumId="12" w15:restartNumberingAfterBreak="0">
     <w:nsid w:val="270E7118"/>
     <w:multiLevelType w:val="multilevel"/>
     <w:tmpl w:val="02E20232"/>
@@ -35832,7 +39301,7 @@
       </w:pPr>
     </w:lvl>
   </w:abstractNum>
-  <w:abstractNum w:abstractNumId="12" w15:restartNumberingAfterBreak="0">
+  <w:abstractNum w:abstractNumId="13" w15:restartNumberingAfterBreak="0">
     <w:nsid w:val="299D284C"/>
     <w:multiLevelType w:val="hybridMultilevel"/>
     <w:tmpl w:val="2FBC89D4"/>
@@ -35945,7 +39414,7 @@
       </w:rPr>
     </w:lvl>
   </w:abstractNum>
-  <w:abstractNum w:abstractNumId="13" w15:restartNumberingAfterBreak="0">
+  <w:abstractNum w:abstractNumId="14" w15:restartNumberingAfterBreak="0">
     <w:nsid w:val="2A455A74"/>
     <w:multiLevelType w:val="hybridMultilevel"/>
     <w:tmpl w:val="B718CC2A"/>
@@ -36058,7 +39527,7 @@
       </w:rPr>
     </w:lvl>
   </w:abstractNum>
-  <w:abstractNum w:abstractNumId="14" w15:restartNumberingAfterBreak="0">
+  <w:abstractNum w:abstractNumId="15" w15:restartNumberingAfterBreak="0">
     <w:nsid w:val="2D792C9B"/>
     <w:multiLevelType w:val="hybridMultilevel"/>
     <w:tmpl w:val="08BA3BD4"/>
@@ -36171,7 +39640,7 @@
       </w:rPr>
     </w:lvl>
   </w:abstractNum>
-  <w:abstractNum w:abstractNumId="15" w15:restartNumberingAfterBreak="0">
+  <w:abstractNum w:abstractNumId="16" w15:restartNumberingAfterBreak="0">
     <w:nsid w:val="2EAA7B4A"/>
     <w:multiLevelType w:val="hybridMultilevel"/>
     <w:tmpl w:val="2B7EFC98"/>
@@ -36284,7 +39753,7 @@
       </w:rPr>
     </w:lvl>
   </w:abstractNum>
-  <w:abstractNum w:abstractNumId="16" w15:restartNumberingAfterBreak="0">
+  <w:abstractNum w:abstractNumId="17" w15:restartNumberingAfterBreak="0">
     <w:nsid w:val="301C6C6C"/>
     <w:multiLevelType w:val="hybridMultilevel"/>
     <w:tmpl w:val="25AA6E44"/>
@@ -36397,7 +39866,7 @@
       </w:rPr>
     </w:lvl>
   </w:abstractNum>
-  <w:abstractNum w:abstractNumId="17" w15:restartNumberingAfterBreak="0">
+  <w:abstractNum w:abstractNumId="18" w15:restartNumberingAfterBreak="0">
     <w:nsid w:val="37171DD2"/>
     <w:multiLevelType w:val="multilevel"/>
     <w:tmpl w:val="5AC00926"/>
@@ -36510,7 +39979,7 @@
       </w:pPr>
     </w:lvl>
   </w:abstractNum>
-  <w:abstractNum w:abstractNumId="18" w15:restartNumberingAfterBreak="0">
+  <w:abstractNum w:abstractNumId="19" w15:restartNumberingAfterBreak="0">
     <w:nsid w:val="3BBC59EE"/>
     <w:multiLevelType w:val="hybridMultilevel"/>
     <w:tmpl w:val="A6904F72"/>
@@ -36623,7 +40092,7 @@
       </w:rPr>
     </w:lvl>
   </w:abstractNum>
-  <w:abstractNum w:abstractNumId="19" w15:restartNumberingAfterBreak="0">
+  <w:abstractNum w:abstractNumId="20" w15:restartNumberingAfterBreak="0">
     <w:nsid w:val="3C541914"/>
     <w:multiLevelType w:val="hybridMultilevel"/>
     <w:tmpl w:val="8EAE55F4"/>
@@ -36736,7 +40205,7 @@
       </w:rPr>
     </w:lvl>
   </w:abstractNum>
-  <w:abstractNum w:abstractNumId="20" w15:restartNumberingAfterBreak="0">
+  <w:abstractNum w:abstractNumId="21" w15:restartNumberingAfterBreak="0">
     <w:nsid w:val="42283FAD"/>
     <w:multiLevelType w:val="hybridMultilevel"/>
     <w:tmpl w:val="2D4E77C2"/>
@@ -36849,7 +40318,7 @@
       </w:rPr>
     </w:lvl>
   </w:abstractNum>
-  <w:abstractNum w:abstractNumId="21" w15:restartNumberingAfterBreak="0">
+  <w:abstractNum w:abstractNumId="22" w15:restartNumberingAfterBreak="0">
     <w:nsid w:val="431E2389"/>
     <w:multiLevelType w:val="hybridMultilevel"/>
     <w:tmpl w:val="CF5813D6"/>
@@ -36962,7 +40431,7 @@
       </w:rPr>
     </w:lvl>
   </w:abstractNum>
-  <w:abstractNum w:abstractNumId="22" w15:restartNumberingAfterBreak="0">
+  <w:abstractNum w:abstractNumId="23" w15:restartNumberingAfterBreak="0">
     <w:nsid w:val="45452C51"/>
     <w:multiLevelType w:val="multilevel"/>
     <w:tmpl w:val="903A7E42"/>
@@ -37075,7 +40544,7 @@
       </w:pPr>
     </w:lvl>
   </w:abstractNum>
-  <w:abstractNum w:abstractNumId="23" w15:restartNumberingAfterBreak="0">
+  <w:abstractNum w:abstractNumId="24" w15:restartNumberingAfterBreak="0">
     <w:nsid w:val="47583FFA"/>
     <w:multiLevelType w:val="hybridMultilevel"/>
     <w:tmpl w:val="38CA2D28"/>
@@ -37188,7 +40657,7 @@
       </w:rPr>
     </w:lvl>
   </w:abstractNum>
-  <w:abstractNum w:abstractNumId="24" w15:restartNumberingAfterBreak="0">
+  <w:abstractNum w:abstractNumId="25" w15:restartNumberingAfterBreak="0">
     <w:nsid w:val="47B247CF"/>
     <w:multiLevelType w:val="hybridMultilevel"/>
     <w:tmpl w:val="26AA8DAC"/>
@@ -37301,7 +40770,7 @@
       </w:rPr>
     </w:lvl>
   </w:abstractNum>
-  <w:abstractNum w:abstractNumId="25" w15:restartNumberingAfterBreak="0">
+  <w:abstractNum w:abstractNumId="26" w15:restartNumberingAfterBreak="0">
     <w:nsid w:val="4B1B7D86"/>
     <w:multiLevelType w:val="hybridMultilevel"/>
     <w:tmpl w:val="B48831F4"/>
@@ -37414,7 +40883,7 @@
       </w:rPr>
     </w:lvl>
   </w:abstractNum>
-  <w:abstractNum w:abstractNumId="26" w15:restartNumberingAfterBreak="0">
+  <w:abstractNum w:abstractNumId="27" w15:restartNumberingAfterBreak="0">
     <w:nsid w:val="4BF40851"/>
     <w:multiLevelType w:val="hybridMultilevel"/>
     <w:tmpl w:val="6D583D42"/>
@@ -37527,7 +40996,7 @@
       </w:rPr>
     </w:lvl>
   </w:abstractNum>
-  <w:abstractNum w:abstractNumId="27" w15:restartNumberingAfterBreak="0">
+  <w:abstractNum w:abstractNumId="28" w15:restartNumberingAfterBreak="0">
     <w:nsid w:val="4DC370AF"/>
     <w:multiLevelType w:val="hybridMultilevel"/>
     <w:tmpl w:val="684CB502"/>
@@ -37616,7 +41085,7 @@
       </w:pPr>
     </w:lvl>
   </w:abstractNum>
-  <w:abstractNum w:abstractNumId="28" w15:restartNumberingAfterBreak="0">
+  <w:abstractNum w:abstractNumId="29" w15:restartNumberingAfterBreak="0">
     <w:nsid w:val="4E4458B9"/>
     <w:multiLevelType w:val="hybridMultilevel"/>
     <w:tmpl w:val="CEAAD774"/>
@@ -37729,7 +41198,7 @@
       </w:rPr>
     </w:lvl>
   </w:abstractNum>
-  <w:abstractNum w:abstractNumId="29" w15:restartNumberingAfterBreak="0">
+  <w:abstractNum w:abstractNumId="30" w15:restartNumberingAfterBreak="0">
     <w:nsid w:val="512F4665"/>
     <w:multiLevelType w:val="hybridMultilevel"/>
     <w:tmpl w:val="9C2CE3E2"/>
@@ -37842,7 +41311,7 @@
       </w:rPr>
     </w:lvl>
   </w:abstractNum>
-  <w:abstractNum w:abstractNumId="30" w15:restartNumberingAfterBreak="0">
+  <w:abstractNum w:abstractNumId="31" w15:restartNumberingAfterBreak="0">
     <w:nsid w:val="54B732E7"/>
     <w:multiLevelType w:val="hybridMultilevel"/>
     <w:tmpl w:val="6284CB1C"/>
@@ -37955,7 +41424,7 @@
       </w:rPr>
     </w:lvl>
   </w:abstractNum>
-  <w:abstractNum w:abstractNumId="31" w15:restartNumberingAfterBreak="0">
+  <w:abstractNum w:abstractNumId="32" w15:restartNumberingAfterBreak="0">
     <w:nsid w:val="558D4C67"/>
     <w:multiLevelType w:val="hybridMultilevel"/>
     <w:tmpl w:val="92A65CB6"/>
@@ -38044,7 +41513,7 @@
       </w:pPr>
     </w:lvl>
   </w:abstractNum>
-  <w:abstractNum w:abstractNumId="32" w15:restartNumberingAfterBreak="0">
+  <w:abstractNum w:abstractNumId="33" w15:restartNumberingAfterBreak="0">
     <w:nsid w:val="55DE6EF5"/>
     <w:multiLevelType w:val="hybridMultilevel"/>
     <w:tmpl w:val="6798C8AA"/>
@@ -38157,7 +41626,7 @@
       </w:rPr>
     </w:lvl>
   </w:abstractNum>
-  <w:abstractNum w:abstractNumId="33" w15:restartNumberingAfterBreak="0">
+  <w:abstractNum w:abstractNumId="34" w15:restartNumberingAfterBreak="0">
     <w:nsid w:val="62C30BE5"/>
     <w:multiLevelType w:val="hybridMultilevel"/>
     <w:tmpl w:val="A73089D0"/>
@@ -38246,7 +41715,7 @@
       </w:pPr>
     </w:lvl>
   </w:abstractNum>
-  <w:abstractNum w:abstractNumId="34" w15:restartNumberingAfterBreak="0">
+  <w:abstractNum w:abstractNumId="35" w15:restartNumberingAfterBreak="0">
     <w:nsid w:val="67295ACE"/>
     <w:multiLevelType w:val="hybridMultilevel"/>
     <w:tmpl w:val="D51A07E4"/>
@@ -38335,7 +41804,7 @@
       </w:pPr>
     </w:lvl>
   </w:abstractNum>
-  <w:abstractNum w:abstractNumId="35" w15:restartNumberingAfterBreak="0">
+  <w:abstractNum w:abstractNumId="36" w15:restartNumberingAfterBreak="0">
     <w:nsid w:val="6A5B6824"/>
     <w:multiLevelType w:val="hybridMultilevel"/>
     <w:tmpl w:val="09FA21D8"/>
@@ -38448,7 +41917,7 @@
       </w:rPr>
     </w:lvl>
   </w:abstractNum>
-  <w:abstractNum w:abstractNumId="36" w15:restartNumberingAfterBreak="0">
+  <w:abstractNum w:abstractNumId="37" w15:restartNumberingAfterBreak="0">
     <w:nsid w:val="6A6C014B"/>
     <w:multiLevelType w:val="hybridMultilevel"/>
     <w:tmpl w:val="AF6A0662"/>
@@ -38534,7 +42003,7 @@
       </w:pPr>
     </w:lvl>
   </w:abstractNum>
-  <w:abstractNum w:abstractNumId="37" w15:restartNumberingAfterBreak="0">
+  <w:abstractNum w:abstractNumId="38" w15:restartNumberingAfterBreak="0">
     <w:nsid w:val="76EB5A7F"/>
     <w:multiLevelType w:val="multilevel"/>
     <w:tmpl w:val="2D488A44"/>
@@ -38655,7 +42124,7 @@
       </w:rPr>
     </w:lvl>
   </w:abstractNum>
-  <w:abstractNum w:abstractNumId="38" w15:restartNumberingAfterBreak="0">
+  <w:abstractNum w:abstractNumId="39" w15:restartNumberingAfterBreak="0">
     <w:nsid w:val="7E206243"/>
     <w:multiLevelType w:val="hybridMultilevel"/>
     <w:tmpl w:val="BA387EB4"/>
@@ -38769,121 +42238,124 @@
     </w:lvl>
   </w:abstractNum>
   <w:num w:numId="1">
-    <w:abstractNumId w:val="31"/>
+    <w:abstractNumId w:val="32"/>
   </w:num>
   <w:num w:numId="2">
+    <w:abstractNumId w:val="15"/>
+  </w:num>
+  <w:num w:numId="3">
+    <w:abstractNumId w:val="7"/>
+  </w:num>
+  <w:num w:numId="4">
+    <w:abstractNumId w:val="38"/>
+  </w:num>
+  <w:num w:numId="5">
+    <w:abstractNumId w:val="39"/>
+  </w:num>
+  <w:num w:numId="6">
+    <w:abstractNumId w:val="28"/>
+  </w:num>
+  <w:num w:numId="7">
+    <w:abstractNumId w:val="27"/>
+  </w:num>
+  <w:num w:numId="8">
+    <w:abstractNumId w:val="30"/>
+  </w:num>
+  <w:num w:numId="9">
+    <w:abstractNumId w:val="22"/>
+  </w:num>
+  <w:num w:numId="10">
+    <w:abstractNumId w:val="13"/>
+  </w:num>
+  <w:num w:numId="11">
     <w:abstractNumId w:val="14"/>
   </w:num>
-  <w:num w:numId="3">
-    <w:abstractNumId w:val="6"/>
+  <w:num w:numId="12">
+    <w:abstractNumId w:val="11"/>
   </w:num>
-  <w:num w:numId="4">
+  <w:num w:numId="13">
+    <w:abstractNumId w:val="21"/>
+  </w:num>
+  <w:num w:numId="14">
+    <w:abstractNumId w:val="29"/>
+  </w:num>
+  <w:num w:numId="15">
     <w:abstractNumId w:val="37"/>
   </w:num>
-  <w:num w:numId="5">
-    <w:abstractNumId w:val="38"/>
-  </w:num>
-  <w:num w:numId="6">
-    <w:abstractNumId w:val="27"/>
-  </w:num>
-  <w:num w:numId="7">
-    <w:abstractNumId w:val="26"/>
-  </w:num>
-  <w:num w:numId="8">
-    <w:abstractNumId w:val="29"/>
-  </w:num>
-  <w:num w:numId="9">
-    <w:abstractNumId w:val="21"/>
-  </w:num>
-  <w:num w:numId="10">
-    <w:abstractNumId w:val="12"/>
-  </w:num>
-  <w:num w:numId="11">
-    <w:abstractNumId w:val="13"/>
-  </w:num>
-  <w:num w:numId="12">
-    <w:abstractNumId w:val="10"/>
-  </w:num>
-  <w:num w:numId="13">
+  <w:num w:numId="16">
     <w:abstractNumId w:val="20"/>
   </w:num>
-  <w:num w:numId="14">
-    <w:abstractNumId w:val="28"/>
-  </w:num>
-  <w:num w:numId="15">
-    <w:abstractNumId w:val="36"/>
-  </w:num>
-  <w:num w:numId="16">
-    <w:abstractNumId w:val="19"/>
-  </w:num>
   <w:num w:numId="17">
-    <w:abstractNumId w:val="22"/>
+    <w:abstractNumId w:val="23"/>
   </w:num>
   <w:num w:numId="18">
-    <w:abstractNumId w:val="17"/>
+    <w:abstractNumId w:val="18"/>
   </w:num>
   <w:num w:numId="19">
-    <w:abstractNumId w:val="11"/>
+    <w:abstractNumId w:val="12"/>
   </w:num>
   <w:num w:numId="20">
     <w:abstractNumId w:val="0"/>
   </w:num>
   <w:num w:numId="21">
+    <w:abstractNumId w:val="26"/>
+  </w:num>
+  <w:num w:numId="22">
+    <w:abstractNumId w:val="31"/>
+  </w:num>
+  <w:num w:numId="23">
+    <w:abstractNumId w:val="19"/>
+  </w:num>
+  <w:num w:numId="24">
+    <w:abstractNumId w:val="10"/>
+  </w:num>
+  <w:num w:numId="25">
+    <w:abstractNumId w:val="17"/>
+  </w:num>
+  <w:num w:numId="26">
     <w:abstractNumId w:val="25"/>
   </w:num>
-  <w:num w:numId="22">
-    <w:abstractNumId w:val="30"/>
+  <w:num w:numId="27">
+    <w:abstractNumId w:val="2"/>
   </w:num>
-  <w:num w:numId="23">
-    <w:abstractNumId w:val="18"/>
+  <w:num w:numId="28">
+    <w:abstractNumId w:val="3"/>
   </w:num>
-  <w:num w:numId="24">
+  <w:num w:numId="29">
+    <w:abstractNumId w:val="4"/>
+  </w:num>
+  <w:num w:numId="30">
+    <w:abstractNumId w:val="8"/>
+  </w:num>
+  <w:num w:numId="31">
     <w:abstractNumId w:val="9"/>
   </w:num>
-  <w:num w:numId="25">
+  <w:num w:numId="32">
+    <w:abstractNumId w:val="24"/>
+  </w:num>
+  <w:num w:numId="33">
+    <w:abstractNumId w:val="33"/>
+  </w:num>
+  <w:num w:numId="34">
+    <w:abstractNumId w:val="36"/>
+  </w:num>
+  <w:num w:numId="35">
+    <w:abstractNumId w:val="5"/>
+  </w:num>
+  <w:num w:numId="36">
+    <w:abstractNumId w:val="35"/>
+  </w:num>
+  <w:num w:numId="37">
+    <w:abstractNumId w:val="34"/>
+  </w:num>
+  <w:num w:numId="38">
     <w:abstractNumId w:val="16"/>
   </w:num>
-  <w:num w:numId="26">
-    <w:abstractNumId w:val="24"/>
+  <w:num w:numId="39">
+    <w:abstractNumId w:val="6"/>
   </w:num>
-  <w:num w:numId="27">
+  <w:num w:numId="40">
     <w:abstractNumId w:val="1"/>
-  </w:num>
-  <w:num w:numId="28">
-    <w:abstractNumId w:val="2"/>
-  </w:num>
-  <w:num w:numId="29">
-    <w:abstractNumId w:val="3"/>
-  </w:num>
-  <w:num w:numId="30">
-    <w:abstractNumId w:val="7"/>
-  </w:num>
-  <w:num w:numId="31">
-    <w:abstractNumId w:val="8"/>
-  </w:num>
-  <w:num w:numId="32">
-    <w:abstractNumId w:val="23"/>
-  </w:num>
-  <w:num w:numId="33">
-    <w:abstractNumId w:val="32"/>
-  </w:num>
-  <w:num w:numId="34">
-    <w:abstractNumId w:val="35"/>
-  </w:num>
-  <w:num w:numId="35">
-    <w:abstractNumId w:val="4"/>
-  </w:num>
-  <w:num w:numId="36">
-    <w:abstractNumId w:val="34"/>
-  </w:num>
-  <w:num w:numId="37">
-    <w:abstractNumId w:val="33"/>
-  </w:num>
-  <w:num w:numId="38">
-    <w:abstractNumId w:val="15"/>
-  </w:num>
-  <w:num w:numId="39">
-    <w:abstractNumId w:val="5"/>
   </w:num>
   <w:numIdMacAtCleanup w:val="11"/>
 </w:numbering>
@@ -39990,7 +43462,7 @@
 </file>
 
 <file path=customXml/itemProps1.xml><?xml version="1.0" encoding="utf-8"?>
-<ds:datastoreItem xmlns:ds="http://schemas.openxmlformats.org/officeDocument/2006/customXml" ds:itemID="{BD6DA509-AC4E-40FC-8693-26BB91317966}">
+<ds:datastoreItem xmlns:ds="http://schemas.openxmlformats.org/officeDocument/2006/customXml" ds:itemID="{97A7DB72-FFDC-4B59-AD1F-500BD0152E16}">
   <ds:schemaRefs>
     <ds:schemaRef ds:uri="http://schemas.openxmlformats.org/officeDocument/2006/bibliography"/>
   </ds:schemaRefs>

--- a/documentation/Отчеты/report soldat.docx
+++ b/documentation/Отчеты/report soldat.docx
@@ -1,6 +1,6 @@
 
 <file path=word/document.xml><?xml version="1.0" encoding="utf-8"?>
-<w:document xmlns:wpc="http://schemas.microsoft.com/office/word/2010/wordprocessingCanvas" xmlns:cx="http://schemas.microsoft.com/office/drawing/2014/chartex" xmlns:mc="http://schemas.openxmlformats.org/markup-compatibility/2006" xmlns:o="urn:schemas-microsoft-com:office:office" xmlns:r="http://schemas.openxmlformats.org/officeDocument/2006/relationships" xmlns:m="http://schemas.openxmlformats.org/officeDocument/2006/math" xmlns:v="urn:schemas-microsoft-com:vml" xmlns:wp14="http://schemas.microsoft.com/office/word/2010/wordprocessingDrawing" xmlns:wp="http://schemas.openxmlformats.org/drawingml/2006/wordprocessingDrawing" xmlns:w10="urn:schemas-microsoft-com:office:word" xmlns:w="http://schemas.openxmlformats.org/wordprocessingml/2006/main" xmlns:w14="http://schemas.microsoft.com/office/word/2010/wordml" xmlns:w15="http://schemas.microsoft.com/office/word/2012/wordml" xmlns:w16se="http://schemas.microsoft.com/office/word/2015/wordml/symex" xmlns:wpg="http://schemas.microsoft.com/office/word/2010/wordprocessingGroup" xmlns:wpi="http://schemas.microsoft.com/office/word/2010/wordprocessingInk" xmlns:wne="http://schemas.microsoft.com/office/word/2006/wordml" xmlns:wps="http://schemas.microsoft.com/office/word/2010/wordprocessingShape" mc:Ignorable="w14 w15 w16se wp14">
+<w:document xmlns:wpc="http://schemas.microsoft.com/office/word/2010/wordprocessingCanvas" xmlns:cx="http://schemas.microsoft.com/office/drawing/2014/chartex" xmlns:cx1="http://schemas.microsoft.com/office/drawing/2015/9/8/chartex" xmlns:cx2="http://schemas.microsoft.com/office/drawing/2015/10/21/chartex" xmlns:cx3="http://schemas.microsoft.com/office/drawing/2016/5/9/chartex" xmlns:cx4="http://schemas.microsoft.com/office/drawing/2016/5/10/chartex" xmlns:cx5="http://schemas.microsoft.com/office/drawing/2016/5/11/chartex" xmlns:cx6="http://schemas.microsoft.com/office/drawing/2016/5/12/chartex" xmlns:cx7="http://schemas.microsoft.com/office/drawing/2016/5/13/chartex" xmlns:cx8="http://schemas.microsoft.com/office/drawing/2016/5/14/chartex" xmlns:mc="http://schemas.openxmlformats.org/markup-compatibility/2006" xmlns:aink="http://schemas.microsoft.com/office/drawing/2016/ink" xmlns:am3d="http://schemas.microsoft.com/office/drawing/2017/model3d" xmlns:o="urn:schemas-microsoft-com:office:office" xmlns:oel="http://schemas.microsoft.com/office/2019/extlst" xmlns:r="http://schemas.openxmlformats.org/officeDocument/2006/relationships" xmlns:m="http://schemas.openxmlformats.org/officeDocument/2006/math" xmlns:v="urn:schemas-microsoft-com:vml" xmlns:wp14="http://schemas.microsoft.com/office/word/2010/wordprocessingDrawing" xmlns:wp="http://schemas.openxmlformats.org/drawingml/2006/wordprocessingDrawing" xmlns:w10="urn:schemas-microsoft-com:office:word" xmlns:w="http://schemas.openxmlformats.org/wordprocessingml/2006/main" xmlns:w14="http://schemas.microsoft.com/office/word/2010/wordml" xmlns:w15="http://schemas.microsoft.com/office/word/2012/wordml" xmlns:w16cex="http://schemas.microsoft.com/office/word/2018/wordml/cex" xmlns:w16cid="http://schemas.microsoft.com/office/word/2016/wordml/cid" xmlns:w16="http://schemas.microsoft.com/office/word/2018/wordml" xmlns:w16du="http://schemas.microsoft.com/office/word/2023/wordml/word16du" xmlns:w16sdtdh="http://schemas.microsoft.com/office/word/2020/wordml/sdtdatahash" xmlns:w16sdtfl="http://schemas.microsoft.com/office/word/2024/wordml/sdtformatlock" xmlns:w16se="http://schemas.microsoft.com/office/word/2015/wordml/symex" xmlns:wpg="http://schemas.microsoft.com/office/word/2010/wordprocessingGroup" xmlns:wpi="http://schemas.microsoft.com/office/word/2010/wordprocessingInk" xmlns:wne="http://schemas.microsoft.com/office/word/2006/wordml" xmlns:wps="http://schemas.microsoft.com/office/word/2010/wordprocessingShape" mc:Ignorable="w14 w15 w16se w16cid w16 w16cex w16sdtdh w16sdtfl w16du wp14">
   <w:body>
     <w:p>
       <w:pPr>
@@ -2736,7 +2736,25 @@
             <w:noProof/>
             <w:lang w:eastAsia="ru-RU"/>
           </w:rPr>
-          <w:t>Проектирование модуля «Интерфейс администратора»</w:t>
+          <w:t>Проектир</w:t>
+        </w:r>
+        <w:r>
+          <w:rPr>
+            <w:rStyle w:val="a9"/>
+            <w:rFonts w:eastAsia="Times New Roman"/>
+            <w:noProof/>
+            <w:lang w:eastAsia="ru-RU"/>
+          </w:rPr>
+          <w:t>о</w:t>
+        </w:r>
+        <w:r>
+          <w:rPr>
+            <w:rStyle w:val="a9"/>
+            <w:rFonts w:eastAsia="Times New Roman"/>
+            <w:noProof/>
+            <w:lang w:eastAsia="ru-RU"/>
+          </w:rPr>
+          <w:t>вание модуля «Интерфейс администратора»</w:t>
         </w:r>
         <w:r>
           <w:rPr>
@@ -3976,27 +3994,7 @@
           <w:szCs w:val="28"/>
           <w:lang w:eastAsia="ru-RU"/>
         </w:rPr>
-        <w:t>ООО «</w:t>
-      </w:r>
-      <w:proofErr w:type="spellStart"/>
-      <w:r>
-        <w:rPr>
-          <w:rFonts w:ascii="Times New Roman" w:eastAsia="Times New Roman" w:hAnsi="Times New Roman" w:cs="Times New Roman"/>
-          <w:sz w:val="28"/>
-          <w:szCs w:val="28"/>
-          <w:lang w:eastAsia="ru-RU"/>
-        </w:rPr>
-        <w:t>Айти</w:t>
-      </w:r>
-      <w:proofErr w:type="spellEnd"/>
-      <w:r>
-        <w:rPr>
-          <w:rFonts w:ascii="Times New Roman" w:eastAsia="Times New Roman" w:hAnsi="Times New Roman" w:cs="Times New Roman"/>
-          <w:sz w:val="28"/>
-          <w:szCs w:val="28"/>
-          <w:lang w:eastAsia="ru-RU"/>
-        </w:rPr>
-        <w:t xml:space="preserve"> Партнер»</w:t>
+        <w:t>ООО «Айти Партнер»</w:t>
       </w:r>
       <w:r>
         <w:rPr>
@@ -4932,27 +4930,7 @@
           <w:szCs w:val="28"/>
           <w:lang w:eastAsia="ru-RU"/>
         </w:rPr>
-        <w:t>ООО «</w:t>
-      </w:r>
-      <w:proofErr w:type="spellStart"/>
-      <w:r>
-        <w:rPr>
-          <w:rFonts w:ascii="Times New Roman" w:eastAsia="Times New Roman" w:hAnsi="Times New Roman" w:cs="Times New Roman"/>
-          <w:sz w:val="28"/>
-          <w:szCs w:val="28"/>
-          <w:lang w:eastAsia="ru-RU"/>
-        </w:rPr>
-        <w:t>Айти</w:t>
-      </w:r>
-      <w:proofErr w:type="spellEnd"/>
-      <w:r>
-        <w:rPr>
-          <w:rFonts w:ascii="Times New Roman" w:eastAsia="Times New Roman" w:hAnsi="Times New Roman" w:cs="Times New Roman"/>
-          <w:sz w:val="28"/>
-          <w:szCs w:val="28"/>
-          <w:lang w:eastAsia="ru-RU"/>
-        </w:rPr>
-        <w:t xml:space="preserve"> Партнер»</w:t>
+        <w:t>ООО «Айти Партнер»</w:t>
       </w:r>
       <w:r>
         <w:rPr>
@@ -5124,27 +5102,7 @@
           <w:szCs w:val="28"/>
           <w:lang w:eastAsia="ru-RU"/>
         </w:rPr>
-        <w:t xml:space="preserve">Крупному бизнесу - сетевым </w:t>
-      </w:r>
-      <w:proofErr w:type="spellStart"/>
-      <w:r>
-        <w:rPr>
-          <w:rFonts w:ascii="Times New Roman" w:eastAsia="Times New Roman" w:hAnsi="Times New Roman" w:cs="Times New Roman"/>
-          <w:sz w:val="28"/>
-          <w:szCs w:val="28"/>
-          <w:lang w:eastAsia="ru-RU"/>
-        </w:rPr>
-        <w:t>ритейлерам</w:t>
-      </w:r>
-      <w:proofErr w:type="spellEnd"/>
-      <w:r>
-        <w:rPr>
-          <w:rFonts w:ascii="Times New Roman" w:eastAsia="Times New Roman" w:hAnsi="Times New Roman" w:cs="Times New Roman"/>
-          <w:sz w:val="28"/>
-          <w:szCs w:val="28"/>
-          <w:lang w:eastAsia="ru-RU"/>
-        </w:rPr>
-        <w:t>, промышленным предприятиям, дистрибьюторам, логистическим компаниям.</w:t>
+        <w:t>Крупному бизнесу - сетевым ритейлерам, промышленным предприятиям, дистрибьюторам, логистическим компаниям.</w:t>
       </w:r>
     </w:p>
     <w:p>
@@ -5310,27 +5268,7 @@
           <w:szCs w:val="28"/>
           <w:lang w:eastAsia="ru-RU"/>
         </w:rPr>
-        <w:t xml:space="preserve">сканеры </w:t>
-      </w:r>
-      <w:proofErr w:type="spellStart"/>
-      <w:r>
-        <w:rPr>
-          <w:rFonts w:ascii="Times New Roman" w:eastAsia="Times New Roman" w:hAnsi="Times New Roman" w:cs="Times New Roman"/>
-          <w:sz w:val="28"/>
-          <w:szCs w:val="28"/>
-          <w:lang w:eastAsia="ru-RU"/>
-        </w:rPr>
-        <w:t>штрихкодов</w:t>
-      </w:r>
-      <w:proofErr w:type="spellEnd"/>
-      <w:r>
-        <w:rPr>
-          <w:rFonts w:ascii="Times New Roman" w:eastAsia="Times New Roman" w:hAnsi="Times New Roman" w:cs="Times New Roman"/>
-          <w:sz w:val="28"/>
-          <w:szCs w:val="28"/>
-          <w:lang w:eastAsia="ru-RU"/>
-        </w:rPr>
-        <w:t>, терминалы сбора данных (ТСД);</w:t>
+        <w:t>сканеры штрихкодов, терминалы сбора данных (ТСД);</w:t>
       </w:r>
     </w:p>
     <w:p>
@@ -5465,27 +5403,7 @@
           <w:lang w:eastAsia="ru-RU"/>
         </w:rPr>
         <w:lastRenderedPageBreak/>
-        <w:t xml:space="preserve">интеграция 1С с интернет‑магазинами, </w:t>
-      </w:r>
-      <w:proofErr w:type="spellStart"/>
-      <w:r>
-        <w:rPr>
-          <w:rFonts w:ascii="Times New Roman" w:eastAsia="Times New Roman" w:hAnsi="Times New Roman" w:cs="Times New Roman"/>
-          <w:sz w:val="28"/>
-          <w:szCs w:val="28"/>
-          <w:lang w:eastAsia="ru-RU"/>
-        </w:rPr>
-        <w:t>маркетплейсами</w:t>
-      </w:r>
-      <w:proofErr w:type="spellEnd"/>
-      <w:r>
-        <w:rPr>
-          <w:rFonts w:ascii="Times New Roman" w:eastAsia="Times New Roman" w:hAnsi="Times New Roman" w:cs="Times New Roman"/>
-          <w:sz w:val="28"/>
-          <w:szCs w:val="28"/>
-          <w:lang w:eastAsia="ru-RU"/>
-        </w:rPr>
-        <w:t>, CRM и ERP‑системами;</w:t>
+        <w:t>интеграция 1С с интернет‑магазинами, маркетплейсами, CRM и ERP‑системами;</w:t>
       </w:r>
     </w:p>
     <w:p>
@@ -6489,27 +6407,7 @@
           <w:szCs w:val="28"/>
           <w:lang w:eastAsia="ru-RU"/>
         </w:rPr>
-        <w:t xml:space="preserve">» поддерживает генерацию PDF-договоров из шаблонов, импорт исходных данных из </w:t>
-      </w:r>
-      <w:proofErr w:type="spellStart"/>
-      <w:r>
-        <w:rPr>
-          <w:rFonts w:ascii="Times New Roman" w:eastAsia="Times New Roman" w:hAnsi="Times New Roman" w:cs="Times New Roman"/>
-          <w:sz w:val="28"/>
-          <w:szCs w:val="28"/>
-          <w:lang w:eastAsia="ru-RU"/>
-        </w:rPr>
-        <w:t>Excel</w:t>
-      </w:r>
-      <w:proofErr w:type="spellEnd"/>
-      <w:r>
-        <w:rPr>
-          <w:rFonts w:ascii="Times New Roman" w:eastAsia="Times New Roman" w:hAnsi="Times New Roman" w:cs="Times New Roman"/>
-          <w:sz w:val="28"/>
-          <w:szCs w:val="28"/>
-          <w:lang w:eastAsia="ru-RU"/>
-        </w:rPr>
-        <w:t xml:space="preserve"> и выгрузку отчетности, что сокращает время на оформление документов в разы.</w:t>
+        <w:t>» поддерживает генерацию PDF-договоров из шаблонов, импорт исходных данных из Excel и выгрузку отчетности, что сокращает время на оформление документов в разы.</w:t>
       </w:r>
     </w:p>
     <w:p>
@@ -7643,27 +7541,7 @@
           <w:szCs w:val="28"/>
           <w:lang w:eastAsia="ru-RU"/>
         </w:rPr>
-        <w:t xml:space="preserve">Импорт/экспорт данных в </w:t>
-      </w:r>
-      <w:proofErr w:type="spellStart"/>
-      <w:r>
-        <w:rPr>
-          <w:rFonts w:ascii="Times New Roman" w:eastAsia="Times New Roman" w:hAnsi="Times New Roman" w:cs="Times New Roman"/>
-          <w:sz w:val="28"/>
-          <w:szCs w:val="28"/>
-          <w:lang w:eastAsia="ru-RU"/>
-        </w:rPr>
-        <w:t>Excel</w:t>
-      </w:r>
-      <w:proofErr w:type="spellEnd"/>
-      <w:r>
-        <w:rPr>
-          <w:rFonts w:ascii="Times New Roman" w:eastAsia="Times New Roman" w:hAnsi="Times New Roman" w:cs="Times New Roman"/>
-          <w:sz w:val="28"/>
-          <w:szCs w:val="28"/>
-          <w:lang w:eastAsia="ru-RU"/>
-        </w:rPr>
-        <w:t xml:space="preserve"> – администратор импортирует или экспортирует данные заявок.</w:t>
+        <w:t>Импорт/экспорт данных в Excel – администратор импортирует или экспортирует данные заявок.</w:t>
       </w:r>
     </w:p>
     <w:p>
@@ -7787,7 +7665,7 @@
           <w:lang w:eastAsia="ru-RU"/>
         </w:rPr>
         <w:lastRenderedPageBreak/>
-        <w:t xml:space="preserve">Клиент: Регистрация, Вход в систему, </w:t>
+        <w:t>Клиент: Регистрация, Вход в систему</w:t>
       </w:r>
       <w:proofErr w:type="gramStart"/>
       <w:r>
@@ -7797,7 +7675,7 @@
           <w:szCs w:val="28"/>
           <w:lang w:eastAsia="ru-RU"/>
         </w:rPr>
-        <w:t>Создать</w:t>
+        <w:t>, Создать</w:t>
       </w:r>
       <w:proofErr w:type="gramEnd"/>
       <w:r>
@@ -7807,16 +7685,76 @@
           <w:szCs w:val="28"/>
           <w:lang w:eastAsia="ru-RU"/>
         </w:rPr>
-        <w:t xml:space="preserve"> заявку, Просмотр всех заявок, Добавить комментарий к заявке, Обращение в чат поддержки, Отправить сообщение в чат, </w:t>
-      </w:r>
-      <w:r>
-        <w:rPr>
-          <w:rFonts w:ascii="Times New Roman" w:eastAsia="Times New Roman" w:hAnsi="Times New Roman" w:cs="Times New Roman"/>
-          <w:sz w:val="28"/>
-          <w:szCs w:val="28"/>
-          <w:lang w:eastAsia="ru-RU"/>
-        </w:rPr>
-        <w:t>Скачать договор по заявке (PDF)</w:t>
+        <w:t xml:space="preserve"> заявку, Просмотр всех заявок</w:t>
+      </w:r>
+      <w:proofErr w:type="gramStart"/>
+      <w:r>
+        <w:rPr>
+          <w:rFonts w:ascii="Times New Roman" w:eastAsia="Times New Roman" w:hAnsi="Times New Roman" w:cs="Times New Roman"/>
+          <w:sz w:val="28"/>
+          <w:szCs w:val="28"/>
+          <w:lang w:eastAsia="ru-RU"/>
+        </w:rPr>
+        <w:t>, Добавить</w:t>
+      </w:r>
+      <w:proofErr w:type="gramEnd"/>
+      <w:r>
+        <w:rPr>
+          <w:rFonts w:ascii="Times New Roman" w:eastAsia="Times New Roman" w:hAnsi="Times New Roman" w:cs="Times New Roman"/>
+          <w:sz w:val="28"/>
+          <w:szCs w:val="28"/>
+          <w:lang w:eastAsia="ru-RU"/>
+        </w:rPr>
+        <w:t xml:space="preserve"> комментарий к заявке, Обращение в чат поддержки</w:t>
+      </w:r>
+      <w:proofErr w:type="gramStart"/>
+      <w:r>
+        <w:rPr>
+          <w:rFonts w:ascii="Times New Roman" w:eastAsia="Times New Roman" w:hAnsi="Times New Roman" w:cs="Times New Roman"/>
+          <w:sz w:val="28"/>
+          <w:szCs w:val="28"/>
+          <w:lang w:eastAsia="ru-RU"/>
+        </w:rPr>
+        <w:t>, Отправить</w:t>
+      </w:r>
+      <w:proofErr w:type="gramEnd"/>
+      <w:r>
+        <w:rPr>
+          <w:rFonts w:ascii="Times New Roman" w:eastAsia="Times New Roman" w:hAnsi="Times New Roman" w:cs="Times New Roman"/>
+          <w:sz w:val="28"/>
+          <w:szCs w:val="28"/>
+          <w:lang w:eastAsia="ru-RU"/>
+        </w:rPr>
+        <w:t xml:space="preserve"> сообщение в чат</w:t>
+      </w:r>
+      <w:proofErr w:type="gramStart"/>
+      <w:r>
+        <w:rPr>
+          <w:rFonts w:ascii="Times New Roman" w:eastAsia="Times New Roman" w:hAnsi="Times New Roman" w:cs="Times New Roman"/>
+          <w:sz w:val="28"/>
+          <w:szCs w:val="28"/>
+          <w:lang w:eastAsia="ru-RU"/>
+        </w:rPr>
+        <w:t xml:space="preserve">, </w:t>
+      </w:r>
+      <w:r>
+        <w:rPr>
+          <w:rFonts w:ascii="Times New Roman" w:eastAsia="Times New Roman" w:hAnsi="Times New Roman" w:cs="Times New Roman"/>
+          <w:sz w:val="28"/>
+          <w:szCs w:val="28"/>
+          <w:lang w:eastAsia="ru-RU"/>
+        </w:rPr>
+        <w:t>Скачать</w:t>
+      </w:r>
+      <w:proofErr w:type="gramEnd"/>
+      <w:r>
+        <w:rPr>
+          <w:rFonts w:ascii="Times New Roman" w:eastAsia="Times New Roman" w:hAnsi="Times New Roman" w:cs="Times New Roman"/>
+          <w:sz w:val="28"/>
+          <w:szCs w:val="28"/>
+          <w:lang w:eastAsia="ru-RU"/>
+        </w:rPr>
+        <w:t xml:space="preserve"> договор по заявке (PDF)</w:t>
       </w:r>
     </w:p>
     <w:p>
@@ -7839,7 +7777,7 @@
           <w:szCs w:val="28"/>
           <w:lang w:eastAsia="ru-RU"/>
         </w:rPr>
-        <w:t xml:space="preserve">Сотрудник / Администратор: Вход в систему как сотрудник/администратор, Просмотр всех заявок, Фильтрация, Изменения данных заявок, Изменение статуса, </w:t>
+        <w:t>Сотрудник / Администратор: Вход в систему как сотрудник/администратор, Просмотр всех заявок, Фильтрация, Изменения данных заявок, Изменение статуса</w:t>
       </w:r>
       <w:proofErr w:type="gramStart"/>
       <w:r>
@@ -7849,7 +7787,7 @@
           <w:szCs w:val="28"/>
           <w:lang w:eastAsia="ru-RU"/>
         </w:rPr>
-        <w:t>Назначить</w:t>
+        <w:t>, Назначить</w:t>
       </w:r>
       <w:proofErr w:type="gramEnd"/>
       <w:r>
@@ -7859,36 +7797,76 @@
           <w:szCs w:val="28"/>
           <w:lang w:eastAsia="ru-RU"/>
         </w:rPr>
-        <w:t xml:space="preserve"> время приёма, Добавить комментарий, Ответить на обращение в чате поддержки, Просмотр всех чатов, Управление данными пользователей, Импорт/экспорт данных в </w:t>
-      </w:r>
-      <w:proofErr w:type="spellStart"/>
-      <w:r>
-        <w:rPr>
-          <w:rFonts w:ascii="Times New Roman" w:eastAsia="Times New Roman" w:hAnsi="Times New Roman" w:cs="Times New Roman"/>
-          <w:sz w:val="28"/>
-          <w:szCs w:val="28"/>
-          <w:lang w:eastAsia="ru-RU"/>
-        </w:rPr>
-        <w:t>Excel</w:t>
-      </w:r>
-      <w:proofErr w:type="spellEnd"/>
-      <w:r>
-        <w:rPr>
-          <w:rFonts w:ascii="Times New Roman" w:eastAsia="Times New Roman" w:hAnsi="Times New Roman" w:cs="Times New Roman"/>
-          <w:sz w:val="28"/>
-          <w:szCs w:val="28"/>
-          <w:lang w:eastAsia="ru-RU"/>
-        </w:rPr>
-        <w:t>, Генерация отчётов / аналитика, Скачат</w:t>
-      </w:r>
-      <w:r>
-        <w:rPr>
-          <w:rFonts w:ascii="Times New Roman" w:eastAsia="Times New Roman" w:hAnsi="Times New Roman" w:cs="Times New Roman"/>
-          <w:sz w:val="28"/>
-          <w:szCs w:val="28"/>
-          <w:lang w:eastAsia="ru-RU"/>
-        </w:rPr>
-        <w:t>ь договор по любой заявке (PDF)</w:t>
+        <w:t xml:space="preserve"> время приёма</w:t>
+      </w:r>
+      <w:proofErr w:type="gramStart"/>
+      <w:r>
+        <w:rPr>
+          <w:rFonts w:ascii="Times New Roman" w:eastAsia="Times New Roman" w:hAnsi="Times New Roman" w:cs="Times New Roman"/>
+          <w:sz w:val="28"/>
+          <w:szCs w:val="28"/>
+          <w:lang w:eastAsia="ru-RU"/>
+        </w:rPr>
+        <w:t>, Добавить</w:t>
+      </w:r>
+      <w:proofErr w:type="gramEnd"/>
+      <w:r>
+        <w:rPr>
+          <w:rFonts w:ascii="Times New Roman" w:eastAsia="Times New Roman" w:hAnsi="Times New Roman" w:cs="Times New Roman"/>
+          <w:sz w:val="28"/>
+          <w:szCs w:val="28"/>
+          <w:lang w:eastAsia="ru-RU"/>
+        </w:rPr>
+        <w:t xml:space="preserve"> комментарий</w:t>
+      </w:r>
+      <w:proofErr w:type="gramStart"/>
+      <w:r>
+        <w:rPr>
+          <w:rFonts w:ascii="Times New Roman" w:eastAsia="Times New Roman" w:hAnsi="Times New Roman" w:cs="Times New Roman"/>
+          <w:sz w:val="28"/>
+          <w:szCs w:val="28"/>
+          <w:lang w:eastAsia="ru-RU"/>
+        </w:rPr>
+        <w:t>, Ответить</w:t>
+      </w:r>
+      <w:proofErr w:type="gramEnd"/>
+      <w:r>
+        <w:rPr>
+          <w:rFonts w:ascii="Times New Roman" w:eastAsia="Times New Roman" w:hAnsi="Times New Roman" w:cs="Times New Roman"/>
+          <w:sz w:val="28"/>
+          <w:szCs w:val="28"/>
+          <w:lang w:eastAsia="ru-RU"/>
+        </w:rPr>
+        <w:t xml:space="preserve"> на обращение в чате поддержки, Просмотр всех чатов, Управление данными пользователей, Импорт/экспорт данных в Excel, Генерация отчётов / аналитика</w:t>
+      </w:r>
+      <w:proofErr w:type="gramStart"/>
+      <w:r>
+        <w:rPr>
+          <w:rFonts w:ascii="Times New Roman" w:eastAsia="Times New Roman" w:hAnsi="Times New Roman" w:cs="Times New Roman"/>
+          <w:sz w:val="28"/>
+          <w:szCs w:val="28"/>
+          <w:lang w:eastAsia="ru-RU"/>
+        </w:rPr>
+        <w:t>, Скачат</w:t>
+      </w:r>
+      <w:r>
+        <w:rPr>
+          <w:rFonts w:ascii="Times New Roman" w:eastAsia="Times New Roman" w:hAnsi="Times New Roman" w:cs="Times New Roman"/>
+          <w:sz w:val="28"/>
+          <w:szCs w:val="28"/>
+          <w:lang w:eastAsia="ru-RU"/>
+        </w:rPr>
+        <w:t>ь</w:t>
+      </w:r>
+      <w:proofErr w:type="gramEnd"/>
+      <w:r>
+        <w:rPr>
+          <w:rFonts w:ascii="Times New Roman" w:eastAsia="Times New Roman" w:hAnsi="Times New Roman" w:cs="Times New Roman"/>
+          <w:sz w:val="28"/>
+          <w:szCs w:val="28"/>
+          <w:lang w:eastAsia="ru-RU"/>
+        </w:rPr>
+        <w:t xml:space="preserve"> договор по любой заявке (PDF)</w:t>
       </w:r>
     </w:p>
     <w:p>
@@ -8190,19 +8168,8 @@
           <w:szCs w:val="28"/>
           <w:lang w:eastAsia="ru-RU"/>
         </w:rPr>
-        <w:t xml:space="preserve">При просмотре всех заявок можно выгрузить данные в </w:t>
-      </w:r>
-      <w:proofErr w:type="spellStart"/>
-      <w:r>
-        <w:rPr>
-          <w:rFonts w:ascii="Times New Roman" w:eastAsia="Times New Roman" w:hAnsi="Times New Roman" w:cs="Times New Roman"/>
-          <w:sz w:val="28"/>
-          <w:szCs w:val="28"/>
-          <w:lang w:eastAsia="ru-RU"/>
-        </w:rPr>
-        <w:t>Excel</w:t>
-      </w:r>
-      <w:proofErr w:type="spellEnd"/>
+        <w:t>При просмотре всех заявок можно выгрузить данные в Excel</w:t>
+      </w:r>
     </w:p>
     <w:p>
       <w:pPr>
@@ -8742,27 +8709,7 @@
           <w:szCs w:val="28"/>
           <w:lang w:eastAsia="ru-RU"/>
         </w:rPr>
-        <w:t xml:space="preserve"> создает PDF-договоры по заявкам из шаблонов, а также позволяет загружать и выгружать данные в формате </w:t>
-      </w:r>
-      <w:proofErr w:type="spellStart"/>
-      <w:r>
-        <w:rPr>
-          <w:rFonts w:ascii="Times New Roman" w:eastAsia="Times New Roman" w:hAnsi="Times New Roman" w:cs="Times New Roman"/>
-          <w:sz w:val="28"/>
-          <w:szCs w:val="28"/>
-          <w:lang w:eastAsia="ru-RU"/>
-        </w:rPr>
-        <w:t>Excel</w:t>
-      </w:r>
-      <w:proofErr w:type="spellEnd"/>
-      <w:r>
-        <w:rPr>
-          <w:rFonts w:ascii="Times New Roman" w:eastAsia="Times New Roman" w:hAnsi="Times New Roman" w:cs="Times New Roman"/>
-          <w:sz w:val="28"/>
-          <w:szCs w:val="28"/>
-          <w:lang w:eastAsia="ru-RU"/>
-        </w:rPr>
-        <w:t>.</w:t>
+        <w:t xml:space="preserve"> создает PDF-договоры по заявкам из шаблонов, а также позволяет загружать и выгружать данные в формате Excel.</w:t>
       </w:r>
     </w:p>
     <w:p>
@@ -10961,7 +10908,6 @@
         </w:rPr>
         <w:t xml:space="preserve">выгрузить в </w:t>
       </w:r>
-      <w:proofErr w:type="spellStart"/>
       <w:proofErr w:type="gramStart"/>
       <w:r>
         <w:rPr>
@@ -10970,17 +10916,7 @@
           <w:szCs w:val="28"/>
           <w:lang w:eastAsia="ru-RU"/>
         </w:rPr>
-        <w:t>Excel</w:t>
-      </w:r>
-      <w:proofErr w:type="spellEnd"/>
-      <w:r>
-        <w:rPr>
-          <w:rFonts w:ascii="Times New Roman" w:eastAsia="Times New Roman" w:hAnsi="Times New Roman" w:cs="Times New Roman"/>
-          <w:sz w:val="28"/>
-          <w:szCs w:val="28"/>
-          <w:lang w:eastAsia="ru-RU"/>
-        </w:rPr>
-        <w:t>(</w:t>
+        <w:t>Excel(</w:t>
       </w:r>
       <w:proofErr w:type="gramEnd"/>
       <w:r>
@@ -10990,19 +10926,8 @@
           <w:szCs w:val="28"/>
           <w:lang w:eastAsia="ru-RU"/>
         </w:rPr>
-        <w:t xml:space="preserve">) – экспорт данных заявок в </w:t>
-      </w:r>
-      <w:proofErr w:type="spellStart"/>
-      <w:r>
-        <w:rPr>
-          <w:rFonts w:ascii="Times New Roman" w:eastAsia="Times New Roman" w:hAnsi="Times New Roman" w:cs="Times New Roman"/>
-          <w:sz w:val="28"/>
-          <w:szCs w:val="28"/>
-          <w:lang w:eastAsia="ru-RU"/>
-        </w:rPr>
-        <w:t>Excel</w:t>
-      </w:r>
-      <w:proofErr w:type="spellEnd"/>
+        <w:t>) – экспорт данных заявок в Excel</w:t>
+      </w:r>
     </w:p>
     <w:p>
       <w:pPr>
@@ -11030,7 +10955,6 @@
         </w:rPr>
         <w:t xml:space="preserve">импортировать из </w:t>
       </w:r>
-      <w:proofErr w:type="spellStart"/>
       <w:proofErr w:type="gramStart"/>
       <w:r>
         <w:rPr>
@@ -11039,17 +10963,7 @@
           <w:szCs w:val="28"/>
           <w:lang w:eastAsia="ru-RU"/>
         </w:rPr>
-        <w:t>Excel</w:t>
-      </w:r>
-      <w:proofErr w:type="spellEnd"/>
-      <w:r>
-        <w:rPr>
-          <w:rFonts w:ascii="Times New Roman" w:eastAsia="Times New Roman" w:hAnsi="Times New Roman" w:cs="Times New Roman"/>
-          <w:sz w:val="28"/>
-          <w:szCs w:val="28"/>
-          <w:lang w:eastAsia="ru-RU"/>
-        </w:rPr>
-        <w:t>(</w:t>
+        <w:t>Excel(</w:t>
       </w:r>
       <w:proofErr w:type="gramEnd"/>
       <w:r>
@@ -11059,19 +10973,8 @@
           <w:szCs w:val="28"/>
           <w:lang w:eastAsia="ru-RU"/>
         </w:rPr>
-        <w:t xml:space="preserve">) – импорт данных из </w:t>
-      </w:r>
-      <w:proofErr w:type="spellStart"/>
-      <w:r>
-        <w:rPr>
-          <w:rFonts w:ascii="Times New Roman" w:eastAsia="Times New Roman" w:hAnsi="Times New Roman" w:cs="Times New Roman"/>
-          <w:sz w:val="28"/>
-          <w:szCs w:val="28"/>
-          <w:lang w:eastAsia="ru-RU"/>
-        </w:rPr>
-        <w:t>Excel</w:t>
-      </w:r>
-      <w:proofErr w:type="spellEnd"/>
+        <w:t>) – импорт данных из Excel</w:t>
+      </w:r>
     </w:p>
     <w:p>
       <w:pPr>
@@ -12583,7 +12486,7 @@
           <w:szCs w:val="28"/>
           <w:lang w:eastAsia="ru-RU"/>
         </w:rPr>
-        <w:t xml:space="preserve">«Заявка» может иметь несколько статусов (перечисление): Новая, </w:t>
+        <w:t>«Заявка» может иметь несколько статусов (перечисление): Новая</w:t>
       </w:r>
       <w:proofErr w:type="gramStart"/>
       <w:r>
@@ -12593,7 +12496,7 @@
           <w:szCs w:val="28"/>
           <w:lang w:eastAsia="ru-RU"/>
         </w:rPr>
-        <w:t>На</w:t>
+        <w:t>, На</w:t>
       </w:r>
       <w:proofErr w:type="gramEnd"/>
       <w:r>
@@ -12644,6 +12547,7 @@
       <w:r>
         <w:rPr>
           <w:rFonts w:ascii="Times New Roman" w:eastAsia="Times New Roman" w:hAnsi="Times New Roman" w:cs="Times New Roman"/>
+          <w:noProof/>
           <w:sz w:val="28"/>
           <w:szCs w:val="28"/>
           <w:lang w:eastAsia="ru-RU"/>
@@ -13243,6 +13147,7 @@
       <w:r>
         <w:rPr>
           <w:rFonts w:ascii="Times New Roman" w:eastAsia="Times New Roman" w:hAnsi="Times New Roman" w:cs="Times New Roman"/>
+          <w:noProof/>
           <w:sz w:val="28"/>
           <w:szCs w:val="28"/>
           <w:lang w:eastAsia="ru-RU"/>
@@ -13339,7 +13244,7 @@
           <w:rFonts w:ascii="Times New Roman" w:eastAsia="Times New Roman" w:hAnsi="Times New Roman" w:cs="Times New Roman"/>
           <w:sz w:val="28"/>
           <w:szCs w:val="28"/>
-          <w:lang w:val="en-US" w:eastAsia="ru-RU"/>
+          <w:lang w:eastAsia="ru-RU"/>
         </w:rPr>
       </w:pPr>
       <w:r>
@@ -13817,6 +13722,7 @@
       <w:r>
         <w:rPr>
           <w:rFonts w:ascii="Times New Roman" w:eastAsia="Times New Roman" w:hAnsi="Times New Roman" w:cs="Times New Roman"/>
+          <w:noProof/>
           <w:sz w:val="28"/>
           <w:szCs w:val="28"/>
           <w:lang w:eastAsia="ru-RU"/>
@@ -14229,6 +14135,7 @@
       <w:r>
         <w:rPr>
           <w:rFonts w:ascii="Times New Roman" w:eastAsia="Times New Roman" w:hAnsi="Times New Roman" w:cs="Times New Roman"/>
+          <w:noProof/>
           <w:sz w:val="28"/>
           <w:szCs w:val="28"/>
           <w:lang w:eastAsia="ru-RU"/>
@@ -14597,16 +14504,7 @@
           <w:szCs w:val="28"/>
           <w:lang w:eastAsia="ru-RU"/>
         </w:rPr>
-        <w:t>). Система отправляет уведомление клиенту об изменении стат</w:t>
-      </w:r>
-      <w:r>
-        <w:rPr>
-          <w:rFonts w:ascii="Times New Roman" w:eastAsia="Times New Roman" w:hAnsi="Times New Roman" w:cs="Times New Roman"/>
-          <w:sz w:val="28"/>
-          <w:szCs w:val="28"/>
-          <w:lang w:eastAsia="ru-RU"/>
-        </w:rPr>
-        <w:t>уса или добавлении комментария.</w:t>
+        <w:t>). Система отправляет уведомление клиенту об изменении статуса или добавлении комментария.</w:t>
       </w:r>
     </w:p>
     <w:p>
@@ -14653,16 +14551,7 @@
           <w:szCs w:val="28"/>
           <w:lang w:eastAsia="ru-RU"/>
         </w:rPr>
-        <w:t>/уведомление об изменениях). В этом состоянии заявка содержит атрибуты: назначенное время приёма и ссылку на сформированный PDF-договор. Система отправляет клиенту уведомление о закрытии заявк</w:t>
-      </w:r>
-      <w:r>
-        <w:rPr>
-          <w:rFonts w:ascii="Times New Roman" w:eastAsia="Times New Roman" w:hAnsi="Times New Roman" w:cs="Times New Roman"/>
-          <w:sz w:val="28"/>
-          <w:szCs w:val="28"/>
-          <w:lang w:eastAsia="ru-RU"/>
-        </w:rPr>
-        <w:t>и и назначенном времени приёма.</w:t>
+        <w:t>/уведомление об изменениях). В этом состоянии заявка содержит атрибуты: назначенное время приёма и ссылку на сформированный PDF-договор. Система отправляет клиенту уведомление о закрытии заявки и назначенном времени приёма.</w:t>
       </w:r>
     </w:p>
     <w:p>
@@ -14709,16 +14598,7 @@
           <w:szCs w:val="28"/>
           <w:lang w:eastAsia="ru-RU"/>
         </w:rPr>
-        <w:t>/уведомление об изменениях). В этом состоянии система отправляет клиенту уведомление об отклоне</w:t>
-      </w:r>
-      <w:r>
-        <w:rPr>
-          <w:rFonts w:ascii="Times New Roman" w:eastAsia="Times New Roman" w:hAnsi="Times New Roman" w:cs="Times New Roman"/>
-          <w:sz w:val="28"/>
-          <w:szCs w:val="28"/>
-          <w:lang w:eastAsia="ru-RU"/>
-        </w:rPr>
-        <w:t>нии заявки с указанием причины.</w:t>
+        <w:t>/уведомление об изменениях). В этом состоянии система отправляет клиенту уведомление об отклонении заявки с указанием причины.</w:t>
       </w:r>
     </w:p>
     <w:p>
@@ -14825,10 +14705,10 @@
           <w:lang w:eastAsia="ru-RU"/>
         </w:rPr>
       </w:pPr>
-      <w:bookmarkStart w:id="25" w:name="_GoBack"/>
-      <w:r>
-        <w:rPr>
-          <w:rFonts w:ascii="Times New Roman" w:eastAsia="Times New Roman" w:hAnsi="Times New Roman" w:cs="Times New Roman"/>
+      <w:r>
+        <w:rPr>
+          <w:rFonts w:ascii="Times New Roman" w:eastAsia="Times New Roman" w:hAnsi="Times New Roman" w:cs="Times New Roman"/>
+          <w:noProof/>
           <w:sz w:val="28"/>
           <w:szCs w:val="28"/>
           <w:lang w:eastAsia="ru-RU"/>
@@ -14870,7 +14750,6 @@
           </wp:inline>
         </w:drawing>
       </w:r>
-      <w:bookmarkEnd w:id="25"/>
     </w:p>
     <w:p>
       <w:pPr>
@@ -14906,7 +14785,7 @@
           <w:lang w:eastAsia="ru-RU"/>
         </w:rPr>
       </w:pPr>
-      <w:bookmarkStart w:id="26" w:name="_Toc232264416"/>
+      <w:bookmarkStart w:id="25" w:name="_Toc232264416"/>
       <w:r>
         <w:rPr>
           <w:rFonts w:eastAsia="Times New Roman"/>
@@ -14914,7 +14793,7 @@
         </w:rPr>
         <w:t>Дополнительные ограничения</w:t>
       </w:r>
-      <w:bookmarkEnd w:id="26"/>
+      <w:bookmarkEnd w:id="25"/>
     </w:p>
     <w:p>
       <w:pPr>
@@ -14964,16 +14843,7 @@
           <w:lang w:eastAsia="ru-RU"/>
         </w:rPr>
         <w:lastRenderedPageBreak/>
-        <w:t>Изменение статуса заявки возможно только при соблюдении последовательности переходов: «Новая» → «На рассмотрении» → «Закрыта» или «Отклонена». Запрещён пропуск статусов или изменение статуса в обратном порядке (нап</w:t>
-      </w:r>
-      <w:r>
-        <w:rPr>
-          <w:rFonts w:ascii="Times New Roman" w:eastAsia="Times New Roman" w:hAnsi="Times New Roman" w:cs="Times New Roman"/>
-          <w:sz w:val="28"/>
-          <w:szCs w:val="28"/>
-          <w:lang w:eastAsia="ru-RU"/>
-        </w:rPr>
-        <w:t>ример, из «Закрыта» в «Новая»).</w:t>
+        <w:t>Изменение статуса заявки возможно только при соблюдении последовательности переходов: «Новая» → «На рассмотрении» → «Закрыта» или «Отклонена». Запрещён пропуск статусов или изменение статуса в обратном порядке (например, из «Закрыта» в «Новая»).</w:t>
       </w:r>
     </w:p>
     <w:p>
@@ -15020,16 +14890,7 @@
           <w:szCs w:val="28"/>
           <w:lang w:eastAsia="ru-RU"/>
         </w:rPr>
-        <w:t>). Все остальные поля (например, приоритет) могут быть з</w:t>
-      </w:r>
-      <w:r>
-        <w:rPr>
-          <w:rFonts w:ascii="Times New Roman" w:eastAsia="Times New Roman" w:hAnsi="Times New Roman" w:cs="Times New Roman"/>
-          <w:sz w:val="28"/>
-          <w:szCs w:val="28"/>
-          <w:lang w:eastAsia="ru-RU"/>
-        </w:rPr>
-        <w:t>аполнены позже администратором.</w:t>
+        <w:t>). Все остальные поля (например, приоритет) могут быть заполнены позже администратором.</w:t>
       </w:r>
     </w:p>
     <w:p>
@@ -15056,16 +14917,7 @@
           <w:szCs w:val="28"/>
           <w:lang w:eastAsia="ru-RU"/>
         </w:rPr>
-        <w:t>Назначение исполнителя возможно только после того, как заявка перешла в статус «На рассмотрении». Исполнителем может быть назначен только пользователь с ролью «</w:t>
-      </w:r>
-      <w:r>
-        <w:rPr>
-          <w:rFonts w:ascii="Times New Roman" w:eastAsia="Times New Roman" w:hAnsi="Times New Roman" w:cs="Times New Roman"/>
-          <w:sz w:val="28"/>
-          <w:szCs w:val="28"/>
-          <w:lang w:eastAsia="ru-RU"/>
-        </w:rPr>
-        <w:t>администратор» или «сотрудник».</w:t>
+        <w:t>Назначение исполнителя возможно только после того, как заявка перешла в статус «На рассмотрении». Исполнителем может быть назначен только пользователь с ролью «администратор» или «сотрудник».</w:t>
       </w:r>
     </w:p>
     <w:p>
@@ -15200,27 +15052,7 @@
           <w:szCs w:val="28"/>
           <w:lang w:eastAsia="ru-RU"/>
         </w:rPr>
-        <w:t xml:space="preserve">Выгрузка в </w:t>
-      </w:r>
-      <w:proofErr w:type="spellStart"/>
-      <w:r>
-        <w:rPr>
-          <w:rFonts w:ascii="Times New Roman" w:eastAsia="Times New Roman" w:hAnsi="Times New Roman" w:cs="Times New Roman"/>
-          <w:sz w:val="28"/>
-          <w:szCs w:val="28"/>
-          <w:lang w:eastAsia="ru-RU"/>
-        </w:rPr>
-        <w:t>Excel</w:t>
-      </w:r>
-      <w:proofErr w:type="spellEnd"/>
-      <w:r>
-        <w:rPr>
-          <w:rFonts w:ascii="Times New Roman" w:eastAsia="Times New Roman" w:hAnsi="Times New Roman" w:cs="Times New Roman"/>
-          <w:sz w:val="28"/>
-          <w:szCs w:val="28"/>
-          <w:lang w:eastAsia="ru-RU"/>
-        </w:rPr>
-        <w:t xml:space="preserve"> доступна только администратору. Выгружаемые данные должны соответствовать текущей фильтрации заявок. Выгрузка не должна содержать конфиденциальных да</w:t>
+        <w:t>Выгрузка в Excel доступна только администратору. Выгружаемые данные должны соответствовать текущей фильтрации заявок. Выгрузка не должна содержать конфиденциальных да</w:t>
       </w:r>
       <w:r>
         <w:rPr>
@@ -15276,47 +15108,7 @@
           <w:szCs w:val="28"/>
           <w:lang w:eastAsia="ru-RU"/>
         </w:rPr>
-        <w:t xml:space="preserve">Импорт из </w:t>
-      </w:r>
-      <w:proofErr w:type="spellStart"/>
-      <w:r>
-        <w:rPr>
-          <w:rFonts w:ascii="Times New Roman" w:eastAsia="Times New Roman" w:hAnsi="Times New Roman" w:cs="Times New Roman"/>
-          <w:sz w:val="28"/>
-          <w:szCs w:val="28"/>
-          <w:lang w:eastAsia="ru-RU"/>
-        </w:rPr>
-        <w:t>Excel</w:t>
-      </w:r>
-      <w:proofErr w:type="spellEnd"/>
-      <w:r>
-        <w:rPr>
-          <w:rFonts w:ascii="Times New Roman" w:eastAsia="Times New Roman" w:hAnsi="Times New Roman" w:cs="Times New Roman"/>
-          <w:sz w:val="28"/>
-          <w:szCs w:val="28"/>
-          <w:lang w:eastAsia="ru-RU"/>
-        </w:rPr>
-        <w:t xml:space="preserve"> доступен только администратору с расширенными правами. Перед импортом система должна выполнять </w:t>
-      </w:r>
-      <w:proofErr w:type="spellStart"/>
-      <w:r>
-        <w:rPr>
-          <w:rFonts w:ascii="Times New Roman" w:eastAsia="Times New Roman" w:hAnsi="Times New Roman" w:cs="Times New Roman"/>
-          <w:sz w:val="28"/>
-          <w:szCs w:val="28"/>
-          <w:lang w:eastAsia="ru-RU"/>
-        </w:rPr>
-        <w:t>валидацию</w:t>
-      </w:r>
-      <w:proofErr w:type="spellEnd"/>
-      <w:r>
-        <w:rPr>
-          <w:rFonts w:ascii="Times New Roman" w:eastAsia="Times New Roman" w:hAnsi="Times New Roman" w:cs="Times New Roman"/>
-          <w:sz w:val="28"/>
-          <w:szCs w:val="28"/>
-          <w:lang w:eastAsia="ru-RU"/>
-        </w:rPr>
-        <w:t xml:space="preserve"> данных (проверка форматов, обязательных полей). При </w:t>
+        <w:t xml:space="preserve">Импорт из Excel доступен только администратору с расширенными правами. Перед импортом система должна выполнять валидацию данных (проверка форматов, обязательных полей). При </w:t>
       </w:r>
       <w:r>
         <w:rPr>
@@ -15399,7 +15191,7 @@
           <w:lang w:eastAsia="ru-RU"/>
         </w:rPr>
       </w:pPr>
-      <w:bookmarkStart w:id="27" w:name="_Toc232264417"/>
+      <w:bookmarkStart w:id="26" w:name="_Toc232264417"/>
       <w:r>
         <w:rPr>
           <w:rFonts w:eastAsia="Times New Roman"/>
@@ -15409,7 +15201,7 @@
         <w:lastRenderedPageBreak/>
         <w:t>Часть разработки</w:t>
       </w:r>
-      <w:bookmarkEnd w:id="27"/>
+      <w:bookmarkEnd w:id="26"/>
     </w:p>
     <w:p>
       <w:pPr>
@@ -15467,7 +15259,7 @@
           <w:lang w:eastAsia="ru-RU"/>
         </w:rPr>
       </w:pPr>
-      <w:bookmarkStart w:id="28" w:name="_Toc232264418"/>
+      <w:bookmarkStart w:id="27" w:name="_Toc232264418"/>
       <w:r>
         <w:rPr>
           <w:rFonts w:eastAsia="Times New Roman"/>
@@ -15477,7 +15269,7 @@
         <w:lastRenderedPageBreak/>
         <w:t>Часть тестирования</w:t>
       </w:r>
-      <w:bookmarkEnd w:id="28"/>
+      <w:bookmarkEnd w:id="27"/>
     </w:p>
     <w:p>
       <w:pPr>
@@ -15535,7 +15327,7 @@
           <w:lang w:eastAsia="ru-RU"/>
         </w:rPr>
       </w:pPr>
-      <w:bookmarkStart w:id="29" w:name="_Toc232264419"/>
+      <w:bookmarkStart w:id="28" w:name="_Toc232264419"/>
       <w:r>
         <w:rPr>
           <w:rFonts w:eastAsia="Times New Roman"/>
@@ -15545,7 +15337,7 @@
         <w:lastRenderedPageBreak/>
         <w:t>Организация реализации проекта</w:t>
       </w:r>
-      <w:bookmarkEnd w:id="29"/>
+      <w:bookmarkEnd w:id="28"/>
     </w:p>
     <w:p>
       <w:pPr>
@@ -15603,7 +15395,7 @@
           <w:lang w:eastAsia="ru-RU"/>
         </w:rPr>
       </w:pPr>
-      <w:bookmarkStart w:id="30" w:name="_Toc232264420"/>
+      <w:bookmarkStart w:id="29" w:name="_Toc232264420"/>
       <w:r>
         <w:rPr>
           <w:rFonts w:eastAsia="Times New Roman"/>
@@ -15613,7 +15405,7 @@
         <w:lastRenderedPageBreak/>
         <w:t>Часть задания от предприятия</w:t>
       </w:r>
-      <w:bookmarkEnd w:id="30"/>
+      <w:bookmarkEnd w:id="29"/>
     </w:p>
     <w:p>
       <w:pPr>
@@ -15671,7 +15463,7 @@
           <w:lang w:eastAsia="ru-RU"/>
         </w:rPr>
       </w:pPr>
-      <w:bookmarkStart w:id="31" w:name="_Toc232264421"/>
+      <w:bookmarkStart w:id="30" w:name="_Toc232264421"/>
       <w:r>
         <w:rPr>
           <w:rFonts w:eastAsia="Times New Roman"/>
@@ -15680,7 +15472,7 @@
         <w:lastRenderedPageBreak/>
         <w:t>Заключение</w:t>
       </w:r>
-      <w:bookmarkEnd w:id="31"/>
+      <w:bookmarkEnd w:id="30"/>
     </w:p>
     <w:p>
       <w:pPr>
@@ -15778,7 +15570,7 @@
           <w:lang w:eastAsia="ru-RU"/>
         </w:rPr>
       </w:pPr>
-      <w:bookmarkStart w:id="32" w:name="_Toc232264422"/>
+      <w:bookmarkStart w:id="31" w:name="_Toc232264422"/>
       <w:r>
         <w:rPr>
           <w:rFonts w:eastAsia="Times New Roman"/>
@@ -15790,7 +15582,7 @@
         <w:lastRenderedPageBreak/>
         <w:t>Приложение А.</w:t>
       </w:r>
-      <w:bookmarkEnd w:id="32"/>
+      <w:bookmarkEnd w:id="31"/>
     </w:p>
     <w:p>
       <w:pPr>
@@ -15834,7 +15626,7 @@
 </file>
 
 <file path=word/endnotes.xml><?xml version="1.0" encoding="utf-8"?>
-<w:endnotes xmlns:wpc="http://schemas.microsoft.com/office/word/2010/wordprocessingCanvas" xmlns:cx="http://schemas.microsoft.com/office/drawing/2014/chartex" xmlns:mc="http://schemas.openxmlformats.org/markup-compatibility/2006" xmlns:o="urn:schemas-microsoft-com:office:office" xmlns:r="http://schemas.openxmlformats.org/officeDocument/2006/relationships" xmlns:m="http://schemas.openxmlformats.org/officeDocument/2006/math" xmlns:v="urn:schemas-microsoft-com:vml" xmlns:wp14="http://schemas.microsoft.com/office/word/2010/wordprocessingDrawing" xmlns:wp="http://schemas.openxmlformats.org/drawingml/2006/wordprocessingDrawing" xmlns:w10="urn:schemas-microsoft-com:office:word" xmlns:w="http://schemas.openxmlformats.org/wordprocessingml/2006/main" xmlns:w14="http://schemas.microsoft.com/office/word/2010/wordml" xmlns:w15="http://schemas.microsoft.com/office/word/2012/wordml" xmlns:w16se="http://schemas.microsoft.com/office/word/2015/wordml/symex" xmlns:wpg="http://schemas.microsoft.com/office/word/2010/wordprocessingGroup" xmlns:wpi="http://schemas.microsoft.com/office/word/2010/wordprocessingInk" xmlns:wne="http://schemas.microsoft.com/office/word/2006/wordml" xmlns:wps="http://schemas.microsoft.com/office/word/2010/wordprocessingShape" mc:Ignorable="w14 w15 w16se wp14">
+<w:endnotes xmlns:wpc="http://schemas.microsoft.com/office/word/2010/wordprocessingCanvas" xmlns:cx="http://schemas.microsoft.com/office/drawing/2014/chartex" xmlns:cx1="http://schemas.microsoft.com/office/drawing/2015/9/8/chartex" xmlns:cx2="http://schemas.microsoft.com/office/drawing/2015/10/21/chartex" xmlns:cx3="http://schemas.microsoft.com/office/drawing/2016/5/9/chartex" xmlns:cx4="http://schemas.microsoft.com/office/drawing/2016/5/10/chartex" xmlns:cx5="http://schemas.microsoft.com/office/drawing/2016/5/11/chartex" xmlns:cx6="http://schemas.microsoft.com/office/drawing/2016/5/12/chartex" xmlns:cx7="http://schemas.microsoft.com/office/drawing/2016/5/13/chartex" xmlns:cx8="http://schemas.microsoft.com/office/drawing/2016/5/14/chartex" xmlns:mc="http://schemas.openxmlformats.org/markup-compatibility/2006" xmlns:aink="http://schemas.microsoft.com/office/drawing/2016/ink" xmlns:am3d="http://schemas.microsoft.com/office/drawing/2017/model3d" xmlns:o="urn:schemas-microsoft-com:office:office" xmlns:oel="http://schemas.microsoft.com/office/2019/extlst" xmlns:r="http://schemas.openxmlformats.org/officeDocument/2006/relationships" xmlns:m="http://schemas.openxmlformats.org/officeDocument/2006/math" xmlns:v="urn:schemas-microsoft-com:vml" xmlns:wp14="http://schemas.microsoft.com/office/word/2010/wordprocessingDrawing" xmlns:wp="http://schemas.openxmlformats.org/drawingml/2006/wordprocessingDrawing" xmlns:w10="urn:schemas-microsoft-com:office:word" xmlns:w="http://schemas.openxmlformats.org/wordprocessingml/2006/main" xmlns:w14="http://schemas.microsoft.com/office/word/2010/wordml" xmlns:w15="http://schemas.microsoft.com/office/word/2012/wordml" xmlns:w16cex="http://schemas.microsoft.com/office/word/2018/wordml/cex" xmlns:w16cid="http://schemas.microsoft.com/office/word/2016/wordml/cid" xmlns:w16="http://schemas.microsoft.com/office/word/2018/wordml" xmlns:w16du="http://schemas.microsoft.com/office/word/2023/wordml/word16du" xmlns:w16sdtdh="http://schemas.microsoft.com/office/word/2020/wordml/sdtdatahash" xmlns:w16sdtfl="http://schemas.microsoft.com/office/word/2024/wordml/sdtformatlock" xmlns:w16se="http://schemas.microsoft.com/office/word/2015/wordml/symex" xmlns:wpg="http://schemas.microsoft.com/office/word/2010/wordprocessingGroup" xmlns:wpi="http://schemas.microsoft.com/office/word/2010/wordprocessingInk" xmlns:wne="http://schemas.microsoft.com/office/word/2006/wordml" xmlns:wps="http://schemas.microsoft.com/office/word/2010/wordprocessingShape" mc:Ignorable="w14 w15 w16se w16cid w16 w16cex w16sdtdh w16sdtfl w16du wp14">
   <w:endnote w:type="separator" w:id="-1">
     <w:p>
       <w:pPr>
@@ -15859,7 +15651,7 @@
 </file>
 
 <file path=word/footer1.xml><?xml version="1.0" encoding="utf-8"?>
-<w:ftr xmlns:wpc="http://schemas.microsoft.com/office/word/2010/wordprocessingCanvas" xmlns:cx="http://schemas.microsoft.com/office/drawing/2014/chartex" xmlns:mc="http://schemas.openxmlformats.org/markup-compatibility/2006" xmlns:o="urn:schemas-microsoft-com:office:office" xmlns:r="http://schemas.openxmlformats.org/officeDocument/2006/relationships" xmlns:m="http://schemas.openxmlformats.org/officeDocument/2006/math" xmlns:v="urn:schemas-microsoft-com:vml" xmlns:wp14="http://schemas.microsoft.com/office/word/2010/wordprocessingDrawing" xmlns:wp="http://schemas.openxmlformats.org/drawingml/2006/wordprocessingDrawing" xmlns:w10="urn:schemas-microsoft-com:office:word" xmlns:w="http://schemas.openxmlformats.org/wordprocessingml/2006/main" xmlns:w14="http://schemas.microsoft.com/office/word/2010/wordml" xmlns:w15="http://schemas.microsoft.com/office/word/2012/wordml" xmlns:w16se="http://schemas.microsoft.com/office/word/2015/wordml/symex" xmlns:wpg="http://schemas.microsoft.com/office/word/2010/wordprocessingGroup" xmlns:wpi="http://schemas.microsoft.com/office/word/2010/wordprocessingInk" xmlns:wne="http://schemas.microsoft.com/office/word/2006/wordml" xmlns:wps="http://schemas.microsoft.com/office/word/2010/wordprocessingShape" mc:Ignorable="w14 w15 w16se wp14">
+<w:ftr xmlns:wpc="http://schemas.microsoft.com/office/word/2010/wordprocessingCanvas" xmlns:cx="http://schemas.microsoft.com/office/drawing/2014/chartex" xmlns:cx1="http://schemas.microsoft.com/office/drawing/2015/9/8/chartex" xmlns:cx2="http://schemas.microsoft.com/office/drawing/2015/10/21/chartex" xmlns:cx3="http://schemas.microsoft.com/office/drawing/2016/5/9/chartex" xmlns:cx4="http://schemas.microsoft.com/office/drawing/2016/5/10/chartex" xmlns:cx5="http://schemas.microsoft.com/office/drawing/2016/5/11/chartex" xmlns:cx6="http://schemas.microsoft.com/office/drawing/2016/5/12/chartex" xmlns:cx7="http://schemas.microsoft.com/office/drawing/2016/5/13/chartex" xmlns:cx8="http://schemas.microsoft.com/office/drawing/2016/5/14/chartex" xmlns:mc="http://schemas.openxmlformats.org/markup-compatibility/2006" xmlns:aink="http://schemas.microsoft.com/office/drawing/2016/ink" xmlns:am3d="http://schemas.microsoft.com/office/drawing/2017/model3d" xmlns:o="urn:schemas-microsoft-com:office:office" xmlns:oel="http://schemas.microsoft.com/office/2019/extlst" xmlns:r="http://schemas.openxmlformats.org/officeDocument/2006/relationships" xmlns:m="http://schemas.openxmlformats.org/officeDocument/2006/math" xmlns:v="urn:schemas-microsoft-com:vml" xmlns:wp14="http://schemas.microsoft.com/office/word/2010/wordprocessingDrawing" xmlns:wp="http://schemas.openxmlformats.org/drawingml/2006/wordprocessingDrawing" xmlns:w10="urn:schemas-microsoft-com:office:word" xmlns:w="http://schemas.openxmlformats.org/wordprocessingml/2006/main" xmlns:w14="http://schemas.microsoft.com/office/word/2010/wordml" xmlns:w15="http://schemas.microsoft.com/office/word/2012/wordml" xmlns:w16cex="http://schemas.microsoft.com/office/word/2018/wordml/cex" xmlns:w16cid="http://schemas.microsoft.com/office/word/2016/wordml/cid" xmlns:w16="http://schemas.microsoft.com/office/word/2018/wordml" xmlns:w16du="http://schemas.microsoft.com/office/word/2023/wordml/word16du" xmlns:w16sdtdh="http://schemas.microsoft.com/office/word/2020/wordml/sdtdatahash" xmlns:w16sdtfl="http://schemas.microsoft.com/office/word/2024/wordml/sdtformatlock" xmlns:w16se="http://schemas.microsoft.com/office/word/2015/wordml/symex" xmlns:wpg="http://schemas.microsoft.com/office/word/2010/wordprocessingGroup" xmlns:wpi="http://schemas.microsoft.com/office/word/2010/wordprocessingInk" xmlns:wne="http://schemas.microsoft.com/office/word/2006/wordml" xmlns:wps="http://schemas.microsoft.com/office/word/2010/wordprocessingShape" mc:Ignorable="w14 w15 w16se w16cid w16 w16cex w16sdtdh w16sdtfl w16du wp14">
   <w:sdt>
     <w:sdtPr>
       <w:id w:val="1608001705"/>
@@ -15904,7 +15696,7 @@
 </file>
 
 <file path=word/footnotes.xml><?xml version="1.0" encoding="utf-8"?>
-<w:footnotes xmlns:wpc="http://schemas.microsoft.com/office/word/2010/wordprocessingCanvas" xmlns:cx="http://schemas.microsoft.com/office/drawing/2014/chartex" xmlns:mc="http://schemas.openxmlformats.org/markup-compatibility/2006" xmlns:o="urn:schemas-microsoft-com:office:office" xmlns:r="http://schemas.openxmlformats.org/officeDocument/2006/relationships" xmlns:m="http://schemas.openxmlformats.org/officeDocument/2006/math" xmlns:v="urn:schemas-microsoft-com:vml" xmlns:wp14="http://schemas.microsoft.com/office/word/2010/wordprocessingDrawing" xmlns:wp="http://schemas.openxmlformats.org/drawingml/2006/wordprocessingDrawing" xmlns:w10="urn:schemas-microsoft-com:office:word" xmlns:w="http://schemas.openxmlformats.org/wordprocessingml/2006/main" xmlns:w14="http://schemas.microsoft.com/office/word/2010/wordml" xmlns:w15="http://schemas.microsoft.com/office/word/2012/wordml" xmlns:w16se="http://schemas.microsoft.com/office/word/2015/wordml/symex" xmlns:wpg="http://schemas.microsoft.com/office/word/2010/wordprocessingGroup" xmlns:wpi="http://schemas.microsoft.com/office/word/2010/wordprocessingInk" xmlns:wne="http://schemas.microsoft.com/office/word/2006/wordml" xmlns:wps="http://schemas.microsoft.com/office/word/2010/wordprocessingShape" mc:Ignorable="w14 w15 w16se wp14">
+<w:footnotes xmlns:wpc="http://schemas.microsoft.com/office/word/2010/wordprocessingCanvas" xmlns:cx="http://schemas.microsoft.com/office/drawing/2014/chartex" xmlns:cx1="http://schemas.microsoft.com/office/drawing/2015/9/8/chartex" xmlns:cx2="http://schemas.microsoft.com/office/drawing/2015/10/21/chartex" xmlns:cx3="http://schemas.microsoft.com/office/drawing/2016/5/9/chartex" xmlns:cx4="http://schemas.microsoft.com/office/drawing/2016/5/10/chartex" xmlns:cx5="http://schemas.microsoft.com/office/drawing/2016/5/11/chartex" xmlns:cx6="http://schemas.microsoft.com/office/drawing/2016/5/12/chartex" xmlns:cx7="http://schemas.microsoft.com/office/drawing/2016/5/13/chartex" xmlns:cx8="http://schemas.microsoft.com/office/drawing/2016/5/14/chartex" xmlns:mc="http://schemas.openxmlformats.org/markup-compatibility/2006" xmlns:aink="http://schemas.microsoft.com/office/drawing/2016/ink" xmlns:am3d="http://schemas.microsoft.com/office/drawing/2017/model3d" xmlns:o="urn:schemas-microsoft-com:office:office" xmlns:oel="http://schemas.microsoft.com/office/2019/extlst" xmlns:r="http://schemas.openxmlformats.org/officeDocument/2006/relationships" xmlns:m="http://schemas.openxmlformats.org/officeDocument/2006/math" xmlns:v="urn:schemas-microsoft-com:vml" xmlns:wp14="http://schemas.microsoft.com/office/word/2010/wordprocessingDrawing" xmlns:wp="http://schemas.openxmlformats.org/drawingml/2006/wordprocessingDrawing" xmlns:w10="urn:schemas-microsoft-com:office:word" xmlns:w="http://schemas.openxmlformats.org/wordprocessingml/2006/main" xmlns:w14="http://schemas.microsoft.com/office/word/2010/wordml" xmlns:w15="http://schemas.microsoft.com/office/word/2012/wordml" xmlns:w16cex="http://schemas.microsoft.com/office/word/2018/wordml/cex" xmlns:w16cid="http://schemas.microsoft.com/office/word/2016/wordml/cid" xmlns:w16="http://schemas.microsoft.com/office/word/2018/wordml" xmlns:w16du="http://schemas.microsoft.com/office/word/2023/wordml/word16du" xmlns:w16sdtdh="http://schemas.microsoft.com/office/word/2020/wordml/sdtdatahash" xmlns:w16sdtfl="http://schemas.microsoft.com/office/word/2024/wordml/sdtformatlock" xmlns:w16se="http://schemas.microsoft.com/office/word/2015/wordml/symex" xmlns:wpg="http://schemas.microsoft.com/office/word/2010/wordprocessingGroup" xmlns:wpi="http://schemas.microsoft.com/office/word/2010/wordprocessingInk" xmlns:wne="http://schemas.microsoft.com/office/word/2006/wordml" xmlns:wps="http://schemas.microsoft.com/office/word/2010/wordprocessingShape" mc:Ignorable="w14 w15 w16se w16cid w16 w16cex w16sdtdh w16sdtfl w16du wp14">
   <w:footnote w:type="separator" w:id="-1">
     <w:p>
       <w:pPr>
@@ -15929,7 +15721,7 @@
 </file>
 
 <file path=word/numbering.xml><?xml version="1.0" encoding="utf-8"?>
-<w:numbering xmlns:wpc="http://schemas.microsoft.com/office/word/2010/wordprocessingCanvas" xmlns:cx="http://schemas.microsoft.com/office/drawing/2014/chartex" xmlns:mc="http://schemas.openxmlformats.org/markup-compatibility/2006" xmlns:o="urn:schemas-microsoft-com:office:office" xmlns:r="http://schemas.openxmlformats.org/officeDocument/2006/relationships" xmlns:m="http://schemas.openxmlformats.org/officeDocument/2006/math" xmlns:v="urn:schemas-microsoft-com:vml" xmlns:wp14="http://schemas.microsoft.com/office/word/2010/wordprocessingDrawing" xmlns:wp="http://schemas.openxmlformats.org/drawingml/2006/wordprocessingDrawing" xmlns:w10="urn:schemas-microsoft-com:office:word" xmlns:w="http://schemas.openxmlformats.org/wordprocessingml/2006/main" xmlns:w14="http://schemas.microsoft.com/office/word/2010/wordml" xmlns:w15="http://schemas.microsoft.com/office/word/2012/wordml" xmlns:w16se="http://schemas.microsoft.com/office/word/2015/wordml/symex" xmlns:wpg="http://schemas.microsoft.com/office/word/2010/wordprocessingGroup" xmlns:wpi="http://schemas.microsoft.com/office/word/2010/wordprocessingInk" xmlns:wne="http://schemas.microsoft.com/office/word/2006/wordml" xmlns:wps="http://schemas.microsoft.com/office/word/2010/wordprocessingShape" mc:Ignorable="w14 w15 w16se wp14">
+<w:numbering xmlns:wpc="http://schemas.microsoft.com/office/word/2010/wordprocessingCanvas" xmlns:cx="http://schemas.microsoft.com/office/drawing/2014/chartex" xmlns:cx1="http://schemas.microsoft.com/office/drawing/2015/9/8/chartex" xmlns:cx2="http://schemas.microsoft.com/office/drawing/2015/10/21/chartex" xmlns:cx3="http://schemas.microsoft.com/office/drawing/2016/5/9/chartex" xmlns:cx4="http://schemas.microsoft.com/office/drawing/2016/5/10/chartex" xmlns:cx5="http://schemas.microsoft.com/office/drawing/2016/5/11/chartex" xmlns:cx6="http://schemas.microsoft.com/office/drawing/2016/5/12/chartex" xmlns:cx7="http://schemas.microsoft.com/office/drawing/2016/5/13/chartex" xmlns:cx8="http://schemas.microsoft.com/office/drawing/2016/5/14/chartex" xmlns:mc="http://schemas.openxmlformats.org/markup-compatibility/2006" xmlns:aink="http://schemas.microsoft.com/office/drawing/2016/ink" xmlns:am3d="http://schemas.microsoft.com/office/drawing/2017/model3d" xmlns:o="urn:schemas-microsoft-com:office:office" xmlns:oel="http://schemas.microsoft.com/office/2019/extlst" xmlns:r="http://schemas.openxmlformats.org/officeDocument/2006/relationships" xmlns:m="http://schemas.openxmlformats.org/officeDocument/2006/math" xmlns:v="urn:schemas-microsoft-com:vml" xmlns:wp14="http://schemas.microsoft.com/office/word/2010/wordprocessingDrawing" xmlns:wp="http://schemas.openxmlformats.org/drawingml/2006/wordprocessingDrawing" xmlns:w10="urn:schemas-microsoft-com:office:word" xmlns:w="http://schemas.openxmlformats.org/wordprocessingml/2006/main" xmlns:w14="http://schemas.microsoft.com/office/word/2010/wordml" xmlns:w15="http://schemas.microsoft.com/office/word/2012/wordml" xmlns:w16cex="http://schemas.microsoft.com/office/word/2018/wordml/cex" xmlns:w16cid="http://schemas.microsoft.com/office/word/2016/wordml/cid" xmlns:w16="http://schemas.microsoft.com/office/word/2018/wordml" xmlns:w16du="http://schemas.microsoft.com/office/word/2023/wordml/word16du" xmlns:w16sdtdh="http://schemas.microsoft.com/office/word/2020/wordml/sdtdatahash" xmlns:w16sdtfl="http://schemas.microsoft.com/office/word/2024/wordml/sdtformatlock" xmlns:w16se="http://schemas.microsoft.com/office/word/2015/wordml/symex" xmlns:wpg="http://schemas.microsoft.com/office/word/2010/wordprocessingGroup" xmlns:wpi="http://schemas.microsoft.com/office/word/2010/wordprocessingInk" xmlns:wne="http://schemas.microsoft.com/office/word/2006/wordml" xmlns:wps="http://schemas.microsoft.com/office/word/2010/wordprocessingShape" mc:Ignorable="w14 w15 w16se w16cid w16 w16cex w16sdtdh w16sdtfl w16du wp14">
   <w:abstractNum w:abstractNumId="0" w15:restartNumberingAfterBreak="0">
     <w:nsid w:val="01802D34"/>
     <w:multiLevelType w:val="multilevel"/>
@@ -19234,94 +19026,94 @@
       </w:rPr>
     </w:lvl>
   </w:abstractNum>
-  <w:num w:numId="1">
+  <w:num w:numId="1" w16cid:durableId="1400975410">
     <w:abstractNumId w:val="26"/>
   </w:num>
-  <w:num w:numId="2">
+  <w:num w:numId="2" w16cid:durableId="463162665">
     <w:abstractNumId w:val="11"/>
   </w:num>
-  <w:num w:numId="3">
+  <w:num w:numId="3" w16cid:durableId="153692971">
     <w:abstractNumId w:val="4"/>
   </w:num>
-  <w:num w:numId="4">
+  <w:num w:numId="4" w16cid:durableId="1832065900">
     <w:abstractNumId w:val="28"/>
   </w:num>
-  <w:num w:numId="5">
+  <w:num w:numId="5" w16cid:durableId="196704020">
     <w:abstractNumId w:val="29"/>
   </w:num>
-  <w:num w:numId="6">
+  <w:num w:numId="6" w16cid:durableId="182984029">
     <w:abstractNumId w:val="22"/>
   </w:num>
-  <w:num w:numId="7">
+  <w:num w:numId="7" w16cid:durableId="1993873098">
     <w:abstractNumId w:val="21"/>
   </w:num>
-  <w:num w:numId="8">
+  <w:num w:numId="8" w16cid:durableId="1064178019">
     <w:abstractNumId w:val="24"/>
   </w:num>
-  <w:num w:numId="9">
+  <w:num w:numId="9" w16cid:durableId="1716344339">
     <w:abstractNumId w:val="17"/>
   </w:num>
-  <w:num w:numId="10">
+  <w:num w:numId="10" w16cid:durableId="162017186">
     <w:abstractNumId w:val="9"/>
   </w:num>
-  <w:num w:numId="11">
+  <w:num w:numId="11" w16cid:durableId="970867713">
     <w:abstractNumId w:val="10"/>
   </w:num>
-  <w:num w:numId="12">
+  <w:num w:numId="12" w16cid:durableId="352651095">
     <w:abstractNumId w:val="7"/>
   </w:num>
-  <w:num w:numId="13">
+  <w:num w:numId="13" w16cid:durableId="78867419">
     <w:abstractNumId w:val="16"/>
   </w:num>
-  <w:num w:numId="14">
+  <w:num w:numId="14" w16cid:durableId="629362356">
     <w:abstractNumId w:val="23"/>
   </w:num>
-  <w:num w:numId="15">
+  <w:num w:numId="15" w16cid:durableId="1777679339">
     <w:abstractNumId w:val="27"/>
   </w:num>
-  <w:num w:numId="16">
+  <w:num w:numId="16" w16cid:durableId="1091392413">
     <w:abstractNumId w:val="15"/>
   </w:num>
-  <w:num w:numId="17">
+  <w:num w:numId="17" w16cid:durableId="1978027755">
     <w:abstractNumId w:val="18"/>
   </w:num>
-  <w:num w:numId="18">
+  <w:num w:numId="18" w16cid:durableId="829175383">
     <w:abstractNumId w:val="13"/>
   </w:num>
-  <w:num w:numId="19">
+  <w:num w:numId="19" w16cid:durableId="828715973">
     <w:abstractNumId w:val="8"/>
   </w:num>
-  <w:num w:numId="20">
+  <w:num w:numId="20" w16cid:durableId="1414934183">
     <w:abstractNumId w:val="0"/>
   </w:num>
-  <w:num w:numId="21">
+  <w:num w:numId="21" w16cid:durableId="1992755861">
     <w:abstractNumId w:val="20"/>
   </w:num>
-  <w:num w:numId="22">
+  <w:num w:numId="22" w16cid:durableId="970086964">
     <w:abstractNumId w:val="25"/>
   </w:num>
-  <w:num w:numId="23">
+  <w:num w:numId="23" w16cid:durableId="406924946">
     <w:abstractNumId w:val="14"/>
   </w:num>
-  <w:num w:numId="24">
+  <w:num w:numId="24" w16cid:durableId="899049674">
     <w:abstractNumId w:val="6"/>
   </w:num>
-  <w:num w:numId="25">
+  <w:num w:numId="25" w16cid:durableId="2110660076">
     <w:abstractNumId w:val="12"/>
   </w:num>
-  <w:num w:numId="26">
+  <w:num w:numId="26" w16cid:durableId="1604729970">
     <w:abstractNumId w:val="19"/>
   </w:num>
-  <w:num w:numId="27">
+  <w:num w:numId="27" w16cid:durableId="1152913987">
     <w:abstractNumId w:val="1"/>
   </w:num>
-  <w:num w:numId="28">
+  <w:num w:numId="28" w16cid:durableId="1434207986">
     <w:abstractNumId w:val="2"/>
   </w:num>
-  <w:num w:numId="29">
+  <w:num w:numId="29" w16cid:durableId="610433918">
     <w:abstractNumId w:val="3"/>
   </w:num>
-  <w:num w:numId="30">
+  <w:num w:numId="30" w16cid:durableId="1889299016">
     <w:abstractNumId w:val="5"/>
   </w:num>
   <w:numIdMacAtCleanup w:val="11"/>
@@ -19329,7 +19121,7 @@
 </file>
 
 <file path=word/styles.xml><?xml version="1.0" encoding="utf-8"?>
-<w:styles xmlns:mc="http://schemas.openxmlformats.org/markup-compatibility/2006" xmlns:r="http://schemas.openxmlformats.org/officeDocument/2006/relationships" xmlns:w="http://schemas.openxmlformats.org/wordprocessingml/2006/main" xmlns:w14="http://schemas.microsoft.com/office/word/2010/wordml" xmlns:w15="http://schemas.microsoft.com/office/word/2012/wordml" xmlns:w16se="http://schemas.microsoft.com/office/word/2015/wordml/symex" mc:Ignorable="w14 w15 w16se">
+<w:styles xmlns:mc="http://schemas.openxmlformats.org/markup-compatibility/2006" xmlns:r="http://schemas.openxmlformats.org/officeDocument/2006/relationships" xmlns:w="http://schemas.openxmlformats.org/wordprocessingml/2006/main" xmlns:w14="http://schemas.microsoft.com/office/word/2010/wordml" xmlns:w15="http://schemas.microsoft.com/office/word/2012/wordml" xmlns:w16cex="http://schemas.microsoft.com/office/word/2018/wordml/cex" xmlns:w16cid="http://schemas.microsoft.com/office/word/2016/wordml/cid" xmlns:w16="http://schemas.microsoft.com/office/word/2018/wordml" xmlns:w16du="http://schemas.microsoft.com/office/word/2023/wordml/word16du" xmlns:w16sdtdh="http://schemas.microsoft.com/office/word/2020/wordml/sdtdatahash" xmlns:w16sdtfl="http://schemas.microsoft.com/office/word/2024/wordml/sdtformatlock" xmlns:w16se="http://schemas.microsoft.com/office/word/2015/wordml/symex" mc:Ignorable="w14 w15 w16se w16cid w16 w16cex w16sdtdh w16sdtfl w16du">
   <w:docDefaults>
     <w:rPrDefault>
       <w:rPr>
@@ -19345,7 +19137,7 @@
       </w:pPr>
     </w:pPrDefault>
   </w:docDefaults>
-  <w:latentStyles w:defLockedState="0" w:defUIPriority="99" w:defSemiHidden="0" w:defUnhideWhenUsed="0" w:defQFormat="0" w:count="371">
+  <w:latentStyles w:defLockedState="0" w:defUIPriority="99" w:defSemiHidden="0" w:defUnhideWhenUsed="0" w:defQFormat="0" w:count="376">
     <w:lsdException w:name="Normal" w:uiPriority="0" w:qFormat="1"/>
     <w:lsdException w:name="heading 1" w:uiPriority="9" w:qFormat="1"/>
     <w:lsdException w:name="heading 2" w:semiHidden="1" w:uiPriority="9" w:unhideWhenUsed="1" w:qFormat="1"/>
@@ -19717,6 +19509,11 @@
     <w:lsdException w:name="List Table 5 Dark Accent 6" w:uiPriority="50"/>
     <w:lsdException w:name="List Table 6 Colorful Accent 6" w:uiPriority="51"/>
     <w:lsdException w:name="List Table 7 Colorful Accent 6" w:uiPriority="52"/>
+    <w:lsdException w:name="Mention" w:semiHidden="1" w:unhideWhenUsed="1"/>
+    <w:lsdException w:name="Smart Hyperlink" w:semiHidden="1" w:unhideWhenUsed="1"/>
+    <w:lsdException w:name="Hashtag" w:semiHidden="1" w:unhideWhenUsed="1"/>
+    <w:lsdException w:name="Unresolved Mention" w:semiHidden="1" w:unhideWhenUsed="1"/>
+    <w:lsdException w:name="Smart Link" w:semiHidden="1" w:unhideWhenUsed="1"/>
   </w:latentStyles>
   <w:style w:type="paragraph" w:default="1" w:styleId="a">
     <w:name w:val="Normal"/>

--- a/documentation/Отчеты/report soldat.docx
+++ b/documentation/Отчеты/report soldat.docx
@@ -1107,7 +1107,7 @@
         </w:rPr>
         <w:fldChar w:fldCharType="separate"/>
       </w:r>
-      <w:hyperlink w:anchor="_Toc232430033" w:history="1">
+      <w:hyperlink w:anchor="_Toc232438650" w:history="1">
         <w:r>
           <w:rPr>
             <w:rStyle w:val="a9"/>
@@ -1136,7 +1136,7 @@
             <w:noProof/>
             <w:webHidden/>
           </w:rPr>
-          <w:instrText xml:space="preserve"> PAGEREF _Toc232430033 \h </w:instrText>
+          <w:instrText xml:space="preserve"> PAGEREF _Toc232438650 \h </w:instrText>
         </w:r>
         <w:r>
           <w:rPr>
@@ -1180,7 +1180,7 @@
           <w:lang w:eastAsia="ru-RU"/>
         </w:rPr>
       </w:pPr>
-      <w:hyperlink w:anchor="_Toc232430034" w:history="1">
+      <w:hyperlink w:anchor="_Toc232438651" w:history="1">
         <w:r>
           <w:rPr>
             <w:rStyle w:val="a9"/>
@@ -1226,7 +1226,7 @@
             <w:noProof/>
             <w:webHidden/>
           </w:rPr>
-          <w:instrText xml:space="preserve"> PAGEREF _Toc232430034 \h </w:instrText>
+          <w:instrText xml:space="preserve"> PAGEREF _Toc232438651 \h </w:instrText>
         </w:r>
         <w:r>
           <w:rPr>
@@ -1270,7 +1270,7 @@
           <w:lang w:eastAsia="ru-RU"/>
         </w:rPr>
       </w:pPr>
-      <w:hyperlink w:anchor="_Toc232430035" w:history="1">
+      <w:hyperlink w:anchor="_Toc232438652" w:history="1">
         <w:r>
           <w:rPr>
             <w:rStyle w:val="a9"/>
@@ -1316,7 +1316,7 @@
             <w:noProof/>
             <w:webHidden/>
           </w:rPr>
-          <w:instrText xml:space="preserve"> PAGEREF _Toc232430035 \h </w:instrText>
+          <w:instrText xml:space="preserve"> PAGEREF _Toc232438652 \h </w:instrText>
         </w:r>
         <w:r>
           <w:rPr>
@@ -1360,7 +1360,7 @@
           <w:lang w:eastAsia="ru-RU"/>
         </w:rPr>
       </w:pPr>
-      <w:hyperlink w:anchor="_Toc232430036" w:history="1">
+      <w:hyperlink w:anchor="_Toc232438653" w:history="1">
         <w:r>
           <w:rPr>
             <w:rStyle w:val="a9"/>
@@ -1406,7 +1406,7 @@
             <w:noProof/>
             <w:webHidden/>
           </w:rPr>
-          <w:instrText xml:space="preserve"> PAGEREF _Toc232430036 \h </w:instrText>
+          <w:instrText xml:space="preserve"> PAGEREF _Toc232438653 \h </w:instrText>
         </w:r>
         <w:r>
           <w:rPr>
@@ -1437,6 +1437,7 @@
         </w:r>
       </w:hyperlink>
     </w:p>
+    <w:bookmarkStart w:id="2" w:name="_GoBack"/>
     <w:p>
       <w:pPr>
         <w:pStyle w:val="21"/>
@@ -1450,83 +1451,129 @@
           <w:lang w:eastAsia="ru-RU"/>
         </w:rPr>
       </w:pPr>
-      <w:hyperlink w:anchor="_Toc232430037" w:history="1">
-        <w:r>
-          <w:rPr>
-            <w:rStyle w:val="a9"/>
-            <w:rFonts w:eastAsia="Times New Roman"/>
-            <w:noProof/>
-            <w:lang w:eastAsia="ru-RU"/>
-          </w:rPr>
-          <w:t>1.3.</w:t>
-        </w:r>
-        <w:r>
-          <w:rPr>
-            <w:rFonts w:eastAsiaTheme="minorEastAsia"/>
-            <w:noProof/>
-            <w:lang w:eastAsia="ru-RU"/>
-          </w:rPr>
-          <w:tab/>
-        </w:r>
-        <w:r>
-          <w:rPr>
-            <w:rStyle w:val="a9"/>
-            <w:rFonts w:eastAsia="Times New Roman"/>
-            <w:noProof/>
-            <w:lang w:eastAsia="ru-RU"/>
-          </w:rPr>
-          <w:t>Техническое задание</w:t>
-        </w:r>
-        <w:r>
-          <w:rPr>
-            <w:noProof/>
-            <w:webHidden/>
-          </w:rPr>
-          <w:tab/>
-        </w:r>
-        <w:r>
-          <w:rPr>
-            <w:noProof/>
-            <w:webHidden/>
-          </w:rPr>
-          <w:fldChar w:fldCharType="begin"/>
-        </w:r>
-        <w:r>
-          <w:rPr>
-            <w:noProof/>
-            <w:webHidden/>
-          </w:rPr>
-          <w:instrText xml:space="preserve"> PAGEREF _Toc232430037 \h </w:instrText>
-        </w:r>
-        <w:r>
-          <w:rPr>
-            <w:noProof/>
-            <w:webHidden/>
-          </w:rPr>
-        </w:r>
-        <w:r>
-          <w:rPr>
-            <w:noProof/>
-            <w:webHidden/>
-          </w:rPr>
-          <w:fldChar w:fldCharType="separate"/>
-        </w:r>
-        <w:r>
-          <w:rPr>
-            <w:noProof/>
-            <w:webHidden/>
-          </w:rPr>
-          <w:t>9</w:t>
-        </w:r>
-        <w:r>
-          <w:rPr>
-            <w:noProof/>
-            <w:webHidden/>
-          </w:rPr>
-          <w:fldChar w:fldCharType="end"/>
-        </w:r>
-      </w:hyperlink>
-    </w:p>
+      <w:r>
+        <w:rPr>
+          <w:rStyle w:val="a9"/>
+          <w:noProof/>
+        </w:rPr>
+        <w:fldChar w:fldCharType="begin"/>
+      </w:r>
+      <w:r>
+        <w:rPr>
+          <w:rStyle w:val="a9"/>
+          <w:noProof/>
+        </w:rPr>
+        <w:instrText xml:space="preserve"> </w:instrText>
+      </w:r>
+      <w:r>
+        <w:rPr>
+          <w:noProof/>
+        </w:rPr>
+        <w:instrText>HYPERLINK \l "_Toc232438654"</w:instrText>
+      </w:r>
+      <w:r>
+        <w:rPr>
+          <w:rStyle w:val="a9"/>
+          <w:noProof/>
+        </w:rPr>
+        <w:instrText xml:space="preserve"> </w:instrText>
+      </w:r>
+      <w:r>
+        <w:rPr>
+          <w:rStyle w:val="a9"/>
+          <w:noProof/>
+        </w:rPr>
+      </w:r>
+      <w:r>
+        <w:rPr>
+          <w:rStyle w:val="a9"/>
+          <w:noProof/>
+        </w:rPr>
+        <w:fldChar w:fldCharType="separate"/>
+      </w:r>
+      <w:r>
+        <w:rPr>
+          <w:rStyle w:val="a9"/>
+          <w:rFonts w:eastAsia="Times New Roman"/>
+          <w:noProof/>
+          <w:lang w:eastAsia="ru-RU"/>
+        </w:rPr>
+        <w:t>1.3.</w:t>
+      </w:r>
+      <w:r>
+        <w:rPr>
+          <w:rFonts w:eastAsiaTheme="minorEastAsia"/>
+          <w:noProof/>
+          <w:lang w:eastAsia="ru-RU"/>
+        </w:rPr>
+        <w:tab/>
+      </w:r>
+      <w:r>
+        <w:rPr>
+          <w:rStyle w:val="a9"/>
+          <w:rFonts w:eastAsia="Times New Roman"/>
+          <w:noProof/>
+          <w:lang w:eastAsia="ru-RU"/>
+        </w:rPr>
+        <w:t>Техническое задание</w:t>
+      </w:r>
+      <w:r>
+        <w:rPr>
+          <w:noProof/>
+          <w:webHidden/>
+        </w:rPr>
+        <w:tab/>
+      </w:r>
+      <w:r>
+        <w:rPr>
+          <w:noProof/>
+          <w:webHidden/>
+        </w:rPr>
+        <w:fldChar w:fldCharType="begin"/>
+      </w:r>
+      <w:r>
+        <w:rPr>
+          <w:noProof/>
+          <w:webHidden/>
+        </w:rPr>
+        <w:instrText xml:space="preserve"> PAGEREF _Toc232438654 \h </w:instrText>
+      </w:r>
+      <w:r>
+        <w:rPr>
+          <w:noProof/>
+          <w:webHidden/>
+        </w:rPr>
+      </w:r>
+      <w:r>
+        <w:rPr>
+          <w:noProof/>
+          <w:webHidden/>
+        </w:rPr>
+        <w:fldChar w:fldCharType="separate"/>
+      </w:r>
+      <w:r>
+        <w:rPr>
+          <w:noProof/>
+          <w:webHidden/>
+        </w:rPr>
+        <w:t>9</w:t>
+      </w:r>
+      <w:r>
+        <w:rPr>
+          <w:noProof/>
+          <w:webHidden/>
+        </w:rPr>
+        <w:fldChar w:fldCharType="end"/>
+      </w:r>
+      <w:r>
+        <w:rPr>
+          <w:rStyle w:val="a9"/>
+          <w:noProof/>
+        </w:rPr>
+        <w:fldChar w:fldCharType="end"/>
+      </w:r>
+    </w:p>
+    <w:bookmarkEnd w:id="2"/>
     <w:p>
       <w:pPr>
         <w:pStyle w:val="11"/>
@@ -1540,82 +1587,127 @@
           <w:lang w:eastAsia="ru-RU"/>
         </w:rPr>
       </w:pPr>
-      <w:hyperlink w:anchor="_Toc232430038" w:history="1">
-        <w:r>
-          <w:rPr>
-            <w:rStyle w:val="a9"/>
-            <w:rFonts w:eastAsia="Times New Roman"/>
-            <w:noProof/>
-            <w:lang w:eastAsia="ru-RU"/>
-          </w:rPr>
-          <w:t>2.</w:t>
-        </w:r>
-        <w:r>
-          <w:rPr>
-            <w:rFonts w:eastAsiaTheme="minorEastAsia"/>
-            <w:noProof/>
-            <w:lang w:eastAsia="ru-RU"/>
-          </w:rPr>
-          <w:tab/>
-        </w:r>
-        <w:r>
-          <w:rPr>
-            <w:rStyle w:val="a9"/>
-            <w:rFonts w:eastAsia="Times New Roman"/>
-            <w:noProof/>
-            <w:lang w:eastAsia="ru-RU"/>
-          </w:rPr>
-          <w:t>Описание основных модулей и распределение ролей</w:t>
-        </w:r>
-        <w:r>
-          <w:rPr>
-            <w:noProof/>
-            <w:webHidden/>
-          </w:rPr>
-          <w:tab/>
-        </w:r>
-        <w:r>
-          <w:rPr>
-            <w:noProof/>
-            <w:webHidden/>
-          </w:rPr>
-          <w:fldChar w:fldCharType="begin"/>
-        </w:r>
-        <w:r>
-          <w:rPr>
-            <w:noProof/>
-            <w:webHidden/>
-          </w:rPr>
-          <w:instrText xml:space="preserve"> PAGEREF _Toc232430038 \h </w:instrText>
-        </w:r>
-        <w:r>
-          <w:rPr>
-            <w:noProof/>
-            <w:webHidden/>
-          </w:rPr>
-        </w:r>
-        <w:r>
-          <w:rPr>
-            <w:noProof/>
-            <w:webHidden/>
-          </w:rPr>
-          <w:fldChar w:fldCharType="separate"/>
-        </w:r>
-        <w:r>
-          <w:rPr>
-            <w:noProof/>
-            <w:webHidden/>
-          </w:rPr>
-          <w:t>13</w:t>
-        </w:r>
-        <w:r>
-          <w:rPr>
-            <w:noProof/>
-            <w:webHidden/>
-          </w:rPr>
-          <w:fldChar w:fldCharType="end"/>
-        </w:r>
-      </w:hyperlink>
+      <w:r>
+        <w:rPr>
+          <w:rStyle w:val="a9"/>
+          <w:noProof/>
+        </w:rPr>
+        <w:fldChar w:fldCharType="begin"/>
+      </w:r>
+      <w:r>
+        <w:rPr>
+          <w:rStyle w:val="a9"/>
+          <w:noProof/>
+        </w:rPr>
+        <w:instrText xml:space="preserve"> </w:instrText>
+      </w:r>
+      <w:r>
+        <w:rPr>
+          <w:noProof/>
+        </w:rPr>
+        <w:instrText>HYPERLINK \l "_Toc232438655"</w:instrText>
+      </w:r>
+      <w:r>
+        <w:rPr>
+          <w:rStyle w:val="a9"/>
+          <w:noProof/>
+        </w:rPr>
+        <w:instrText xml:space="preserve"> </w:instrText>
+      </w:r>
+      <w:r>
+        <w:rPr>
+          <w:rStyle w:val="a9"/>
+          <w:noProof/>
+        </w:rPr>
+      </w:r>
+      <w:r>
+        <w:rPr>
+          <w:rStyle w:val="a9"/>
+          <w:noProof/>
+        </w:rPr>
+        <w:fldChar w:fldCharType="separate"/>
+      </w:r>
+      <w:r>
+        <w:rPr>
+          <w:rStyle w:val="a9"/>
+          <w:rFonts w:eastAsia="Times New Roman"/>
+          <w:noProof/>
+          <w:lang w:eastAsia="ru-RU"/>
+        </w:rPr>
+        <w:t>2.</w:t>
+      </w:r>
+      <w:r>
+        <w:rPr>
+          <w:rFonts w:eastAsiaTheme="minorEastAsia"/>
+          <w:noProof/>
+          <w:lang w:eastAsia="ru-RU"/>
+        </w:rPr>
+        <w:tab/>
+      </w:r>
+      <w:r>
+        <w:rPr>
+          <w:rStyle w:val="a9"/>
+          <w:rFonts w:eastAsia="Times New Roman"/>
+          <w:noProof/>
+          <w:lang w:eastAsia="ru-RU"/>
+        </w:rPr>
+        <w:t>Описание основных модулей и распределение ролей</w:t>
+      </w:r>
+      <w:r>
+        <w:rPr>
+          <w:noProof/>
+          <w:webHidden/>
+        </w:rPr>
+        <w:tab/>
+      </w:r>
+      <w:r>
+        <w:rPr>
+          <w:noProof/>
+          <w:webHidden/>
+        </w:rPr>
+        <w:fldChar w:fldCharType="begin"/>
+      </w:r>
+      <w:r>
+        <w:rPr>
+          <w:noProof/>
+          <w:webHidden/>
+        </w:rPr>
+        <w:instrText xml:space="preserve"> PAGEREF _Toc232438655 \h </w:instrText>
+      </w:r>
+      <w:r>
+        <w:rPr>
+          <w:noProof/>
+          <w:webHidden/>
+        </w:rPr>
+      </w:r>
+      <w:r>
+        <w:rPr>
+          <w:noProof/>
+          <w:webHidden/>
+        </w:rPr>
+        <w:fldChar w:fldCharType="separate"/>
+      </w:r>
+      <w:r>
+        <w:rPr>
+          <w:noProof/>
+          <w:webHidden/>
+        </w:rPr>
+        <w:t>13</w:t>
+      </w:r>
+      <w:r>
+        <w:rPr>
+          <w:noProof/>
+          <w:webHidden/>
+        </w:rPr>
+        <w:fldChar w:fldCharType="end"/>
+      </w:r>
+      <w:r>
+        <w:rPr>
+          <w:rStyle w:val="a9"/>
+          <w:noProof/>
+        </w:rPr>
+        <w:fldChar w:fldCharType="end"/>
+      </w:r>
     </w:p>
     <w:p>
       <w:pPr>
@@ -1630,7 +1722,7 @@
           <w:lang w:eastAsia="ru-RU"/>
         </w:rPr>
       </w:pPr>
-      <w:hyperlink w:anchor="_Toc232430039" w:history="1">
+      <w:hyperlink w:anchor="_Toc232438656" w:history="1">
         <w:r>
           <w:rPr>
             <w:rStyle w:val="a9"/>
@@ -1676,7 +1768,7 @@
             <w:noProof/>
             <w:webHidden/>
           </w:rPr>
-          <w:instrText xml:space="preserve"> PAGEREF _Toc232430039 \h </w:instrText>
+          <w:instrText xml:space="preserve"> PAGEREF _Toc232438656 \h </w:instrText>
         </w:r>
         <w:r>
           <w:rPr>
@@ -1720,7 +1812,7 @@
           <w:lang w:eastAsia="ru-RU"/>
         </w:rPr>
       </w:pPr>
-      <w:hyperlink w:anchor="_Toc232430040" w:history="1">
+      <w:hyperlink w:anchor="_Toc232438657" w:history="1">
         <w:r>
           <w:rPr>
             <w:rStyle w:val="a9"/>
@@ -1766,7 +1858,7 @@
             <w:noProof/>
             <w:webHidden/>
           </w:rPr>
-          <w:instrText xml:space="preserve"> PAGEREF _Toc232430040 \h </w:instrText>
+          <w:instrText xml:space="preserve"> PAGEREF _Toc232438657 \h </w:instrText>
         </w:r>
         <w:r>
           <w:rPr>
@@ -1810,7 +1902,7 @@
           <w:lang w:eastAsia="ru-RU"/>
         </w:rPr>
       </w:pPr>
-      <w:hyperlink w:anchor="_Toc232430041" w:history="1">
+      <w:hyperlink w:anchor="_Toc232438658" w:history="1">
         <w:r>
           <w:rPr>
             <w:rStyle w:val="a9"/>
@@ -1856,7 +1948,7 @@
             <w:noProof/>
             <w:webHidden/>
           </w:rPr>
-          <w:instrText xml:space="preserve"> PAGEREF _Toc232430041 \h </w:instrText>
+          <w:instrText xml:space="preserve"> PAGEREF _Toc232438658 \h </w:instrText>
         </w:r>
         <w:r>
           <w:rPr>
@@ -1900,7 +1992,7 @@
           <w:lang w:eastAsia="ru-RU"/>
         </w:rPr>
       </w:pPr>
-      <w:hyperlink w:anchor="_Toc232430042" w:history="1">
+      <w:hyperlink w:anchor="_Toc232438659" w:history="1">
         <w:r>
           <w:rPr>
             <w:rStyle w:val="a9"/>
@@ -1946,7 +2038,7 @@
             <w:noProof/>
             <w:webHidden/>
           </w:rPr>
-          <w:instrText xml:space="preserve"> PAGEREF _Toc232430042 \h </w:instrText>
+          <w:instrText xml:space="preserve"> PAGEREF _Toc232438659 \h </w:instrText>
         </w:r>
         <w:r>
           <w:rPr>
@@ -1990,7 +2082,7 @@
           <w:lang w:eastAsia="ru-RU"/>
         </w:rPr>
       </w:pPr>
-      <w:hyperlink w:anchor="_Toc232430043" w:history="1">
+      <w:hyperlink w:anchor="_Toc232438660" w:history="1">
         <w:r>
           <w:rPr>
             <w:rStyle w:val="a9"/>
@@ -2036,7 +2128,7 @@
             <w:noProof/>
             <w:webHidden/>
           </w:rPr>
-          <w:instrText xml:space="preserve"> PAGEREF _Toc232430043 \h </w:instrText>
+          <w:instrText xml:space="preserve"> PAGEREF _Toc232438660 \h </w:instrText>
         </w:r>
         <w:r>
           <w:rPr>
@@ -2080,7 +2172,7 @@
           <w:lang w:eastAsia="ru-RU"/>
         </w:rPr>
       </w:pPr>
-      <w:hyperlink w:anchor="_Toc232430044" w:history="1">
+      <w:hyperlink w:anchor="_Toc232438661" w:history="1">
         <w:r>
           <w:rPr>
             <w:rStyle w:val="a9"/>
@@ -2126,7 +2218,7 @@
             <w:noProof/>
             <w:webHidden/>
           </w:rPr>
-          <w:instrText xml:space="preserve"> PAGEREF _Toc232430044 \h </w:instrText>
+          <w:instrText xml:space="preserve"> PAGEREF _Toc232438661 \h </w:instrText>
         </w:r>
         <w:r>
           <w:rPr>
@@ -2170,7 +2262,7 @@
           <w:lang w:eastAsia="ru-RU"/>
         </w:rPr>
       </w:pPr>
-      <w:hyperlink w:anchor="_Toc232430045" w:history="1">
+      <w:hyperlink w:anchor="_Toc232438662" w:history="1">
         <w:r>
           <w:rPr>
             <w:rStyle w:val="a9"/>
@@ -2216,7 +2308,7 @@
             <w:noProof/>
             <w:webHidden/>
           </w:rPr>
-          <w:instrText xml:space="preserve"> PAGEREF _Toc232430045 \h </w:instrText>
+          <w:instrText xml:space="preserve"> PAGEREF _Toc232438662 \h </w:instrText>
         </w:r>
         <w:r>
           <w:rPr>
@@ -2260,7 +2352,7 @@
           <w:lang w:eastAsia="ru-RU"/>
         </w:rPr>
       </w:pPr>
-      <w:hyperlink w:anchor="_Toc232430046" w:history="1">
+      <w:hyperlink w:anchor="_Toc232438663" w:history="1">
         <w:r>
           <w:rPr>
             <w:rStyle w:val="a9"/>
@@ -2306,7 +2398,7 @@
             <w:noProof/>
             <w:webHidden/>
           </w:rPr>
-          <w:instrText xml:space="preserve"> PAGEREF _Toc232430046 \h </w:instrText>
+          <w:instrText xml:space="preserve"> PAGEREF _Toc232438663 \h </w:instrText>
         </w:r>
         <w:r>
           <w:rPr>
@@ -2350,7 +2442,7 @@
           <w:lang w:eastAsia="ru-RU"/>
         </w:rPr>
       </w:pPr>
-      <w:hyperlink w:anchor="_Toc232430047" w:history="1">
+      <w:hyperlink w:anchor="_Toc232438664" w:history="1">
         <w:r>
           <w:rPr>
             <w:rStyle w:val="a9"/>
@@ -2396,7 +2488,7 @@
             <w:noProof/>
             <w:webHidden/>
           </w:rPr>
-          <w:instrText xml:space="preserve"> PAGEREF _Toc232430047 \h </w:instrText>
+          <w:instrText xml:space="preserve"> PAGEREF _Toc232438664 \h </w:instrText>
         </w:r>
         <w:r>
           <w:rPr>
@@ -2440,7 +2532,7 @@
           <w:lang w:eastAsia="ru-RU"/>
         </w:rPr>
       </w:pPr>
-      <w:hyperlink w:anchor="_Toc232430048" w:history="1">
+      <w:hyperlink w:anchor="_Toc232438665" w:history="1">
         <w:r>
           <w:rPr>
             <w:rStyle w:val="a9"/>
@@ -2486,7 +2578,7 @@
             <w:noProof/>
             <w:webHidden/>
           </w:rPr>
-          <w:instrText xml:space="preserve"> PAGEREF _Toc232430048 \h </w:instrText>
+          <w:instrText xml:space="preserve"> PAGEREF _Toc232438665 \h </w:instrText>
         </w:r>
         <w:r>
           <w:rPr>
@@ -2530,7 +2622,7 @@
           <w:lang w:eastAsia="ru-RU"/>
         </w:rPr>
       </w:pPr>
-      <w:hyperlink w:anchor="_Toc232430049" w:history="1">
+      <w:hyperlink w:anchor="_Toc232438666" w:history="1">
         <w:r>
           <w:rPr>
             <w:rStyle w:val="a9"/>
@@ -2576,7 +2668,7 @@
             <w:noProof/>
             <w:webHidden/>
           </w:rPr>
-          <w:instrText xml:space="preserve"> PAGEREF _Toc232430049 \h </w:instrText>
+          <w:instrText xml:space="preserve"> PAGEREF _Toc232438666 \h </w:instrText>
         </w:r>
         <w:r>
           <w:rPr>
@@ -2620,7 +2712,7 @@
           <w:lang w:eastAsia="ru-RU"/>
         </w:rPr>
       </w:pPr>
-      <w:hyperlink w:anchor="_Toc232430050" w:history="1">
+      <w:hyperlink w:anchor="_Toc232438667" w:history="1">
         <w:r>
           <w:rPr>
             <w:rStyle w:val="a9"/>
@@ -2666,7 +2758,7 @@
             <w:noProof/>
             <w:webHidden/>
           </w:rPr>
-          <w:instrText xml:space="preserve"> PAGEREF _Toc232430050 \h </w:instrText>
+          <w:instrText xml:space="preserve"> PAGEREF _Toc232438667 \h </w:instrText>
         </w:r>
         <w:r>
           <w:rPr>
@@ -2710,7 +2802,7 @@
           <w:lang w:eastAsia="ru-RU"/>
         </w:rPr>
       </w:pPr>
-      <w:hyperlink w:anchor="_Toc232430051" w:history="1">
+      <w:hyperlink w:anchor="_Toc232438668" w:history="1">
         <w:r>
           <w:rPr>
             <w:rStyle w:val="a9"/>
@@ -2756,7 +2848,7 @@
             <w:noProof/>
             <w:webHidden/>
           </w:rPr>
-          <w:instrText xml:space="preserve"> PAGEREF _Toc232430051 \h </w:instrText>
+          <w:instrText xml:space="preserve"> PAGEREF _Toc232438668 \h </w:instrText>
         </w:r>
         <w:r>
           <w:rPr>
@@ -2800,7 +2892,7 @@
           <w:lang w:eastAsia="ru-RU"/>
         </w:rPr>
       </w:pPr>
-      <w:hyperlink w:anchor="_Toc232430052" w:history="1">
+      <w:hyperlink w:anchor="_Toc232438669" w:history="1">
         <w:r>
           <w:rPr>
             <w:rStyle w:val="a9"/>
@@ -2846,7 +2938,7 @@
             <w:noProof/>
             <w:webHidden/>
           </w:rPr>
-          <w:instrText xml:space="preserve"> PAGEREF _Toc232430052 \h </w:instrText>
+          <w:instrText xml:space="preserve"> PAGEREF _Toc232438669 \h </w:instrText>
         </w:r>
         <w:r>
           <w:rPr>
@@ -2890,7 +2982,7 @@
           <w:lang w:eastAsia="ru-RU"/>
         </w:rPr>
       </w:pPr>
-      <w:hyperlink w:anchor="_Toc232430053" w:history="1">
+      <w:hyperlink w:anchor="_Toc232438670" w:history="1">
         <w:r>
           <w:rPr>
             <w:rStyle w:val="a9"/>
@@ -2936,7 +3028,7 @@
             <w:noProof/>
             <w:webHidden/>
           </w:rPr>
-          <w:instrText xml:space="preserve"> PAGEREF _Toc232430053 \h </w:instrText>
+          <w:instrText xml:space="preserve"> PAGEREF _Toc232438670 \h </w:instrText>
         </w:r>
         <w:r>
           <w:rPr>
@@ -2980,7 +3072,7 @@
           <w:lang w:eastAsia="ru-RU"/>
         </w:rPr>
       </w:pPr>
-      <w:hyperlink w:anchor="_Toc232430054" w:history="1">
+      <w:hyperlink w:anchor="_Toc232438671" w:history="1">
         <w:r>
           <w:rPr>
             <w:rStyle w:val="a9"/>
@@ -3005,7 +3097,7 @@
             <w:noProof/>
             <w:lang w:eastAsia="ru-RU"/>
           </w:rPr>
-          <w:t>Модуль «Дизайн и интерфейс системы»</w:t>
+          <w:t>Модуль «Дизайн интерфейса системы»</w:t>
         </w:r>
         <w:r>
           <w:rPr>
@@ -3026,7 +3118,7 @@
             <w:noProof/>
             <w:webHidden/>
           </w:rPr>
-          <w:instrText xml:space="preserve"> PAGEREF _Toc232430054 \h </w:instrText>
+          <w:instrText xml:space="preserve"> PAGEREF _Toc232438671 \h </w:instrText>
         </w:r>
         <w:r>
           <w:rPr>
@@ -3070,7 +3162,7 @@
           <w:lang w:eastAsia="ru-RU"/>
         </w:rPr>
       </w:pPr>
-      <w:hyperlink w:anchor="_Toc232430055" w:history="1">
+      <w:hyperlink w:anchor="_Toc232438672" w:history="1">
         <w:r>
           <w:rPr>
             <w:rStyle w:val="a9"/>
@@ -3116,7 +3208,7 @@
             <w:noProof/>
             <w:webHidden/>
           </w:rPr>
-          <w:instrText xml:space="preserve"> PAGEREF _Toc232430055 \h </w:instrText>
+          <w:instrText xml:space="preserve"> PAGEREF _Toc232438672 \h </w:instrText>
         </w:r>
         <w:r>
           <w:rPr>
@@ -3160,7 +3252,7 @@
           <w:lang w:eastAsia="ru-RU"/>
         </w:rPr>
       </w:pPr>
-      <w:hyperlink w:anchor="_Toc232430056" w:history="1">
+      <w:hyperlink w:anchor="_Toc232438673" w:history="1">
         <w:r>
           <w:rPr>
             <w:rStyle w:val="a9"/>
@@ -3206,7 +3298,7 @@
             <w:noProof/>
             <w:webHidden/>
           </w:rPr>
-          <w:instrText xml:space="preserve"> PAGEREF _Toc232430056 \h </w:instrText>
+          <w:instrText xml:space="preserve"> PAGEREF _Toc232438673 \h </w:instrText>
         </w:r>
         <w:r>
           <w:rPr>
@@ -3250,7 +3342,7 @@
           <w:lang w:eastAsia="ru-RU"/>
         </w:rPr>
       </w:pPr>
-      <w:hyperlink w:anchor="_Toc232430057" w:history="1">
+      <w:hyperlink w:anchor="_Toc232438674" w:history="1">
         <w:r>
           <w:rPr>
             <w:rStyle w:val="a9"/>
@@ -3296,7 +3388,7 @@
             <w:noProof/>
             <w:webHidden/>
           </w:rPr>
-          <w:instrText xml:space="preserve"> PAGEREF _Toc232430057 \h </w:instrText>
+          <w:instrText xml:space="preserve"> PAGEREF _Toc232438674 \h </w:instrText>
         </w:r>
         <w:r>
           <w:rPr>
@@ -3340,7 +3432,7 @@
           <w:lang w:eastAsia="ru-RU"/>
         </w:rPr>
       </w:pPr>
-      <w:hyperlink w:anchor="_Toc232430058" w:history="1">
+      <w:hyperlink w:anchor="_Toc232438675" w:history="1">
         <w:r>
           <w:rPr>
             <w:rStyle w:val="a9"/>
@@ -3386,7 +3478,7 @@
             <w:noProof/>
             <w:webHidden/>
           </w:rPr>
-          <w:instrText xml:space="preserve"> PAGEREF _Toc232430058 \h </w:instrText>
+          <w:instrText xml:space="preserve"> PAGEREF _Toc232438675 \h </w:instrText>
         </w:r>
         <w:r>
           <w:rPr>
@@ -3430,7 +3522,7 @@
           <w:lang w:eastAsia="ru-RU"/>
         </w:rPr>
       </w:pPr>
-      <w:hyperlink w:anchor="_Toc232430059" w:history="1">
+      <w:hyperlink w:anchor="_Toc232438676" w:history="1">
         <w:r>
           <w:rPr>
             <w:rStyle w:val="a9"/>
@@ -3476,7 +3568,7 @@
             <w:noProof/>
             <w:webHidden/>
           </w:rPr>
-          <w:instrText xml:space="preserve"> PAGEREF _Toc232430059 \h </w:instrText>
+          <w:instrText xml:space="preserve"> PAGEREF _Toc232438676 \h </w:instrText>
         </w:r>
         <w:r>
           <w:rPr>
@@ -3520,7 +3612,7 @@
           <w:lang w:eastAsia="ru-RU"/>
         </w:rPr>
       </w:pPr>
-      <w:hyperlink w:anchor="_Toc232430060" w:history="1">
+      <w:hyperlink w:anchor="_Toc232438677" w:history="1">
         <w:r>
           <w:rPr>
             <w:rStyle w:val="a9"/>
@@ -3566,7 +3658,7 @@
             <w:noProof/>
             <w:webHidden/>
           </w:rPr>
-          <w:instrText xml:space="preserve"> PAGEREF _Toc232430060 \h </w:instrText>
+          <w:instrText xml:space="preserve"> PAGEREF _Toc232438677 \h </w:instrText>
         </w:r>
         <w:r>
           <w:rPr>
@@ -3610,7 +3702,7 @@
           <w:lang w:eastAsia="ru-RU"/>
         </w:rPr>
       </w:pPr>
-      <w:hyperlink w:anchor="_Toc232430061" w:history="1">
+      <w:hyperlink w:anchor="_Toc232438678" w:history="1">
         <w:r>
           <w:rPr>
             <w:rStyle w:val="a9"/>
@@ -3656,7 +3748,7 @@
             <w:noProof/>
             <w:webHidden/>
           </w:rPr>
-          <w:instrText xml:space="preserve"> PAGEREF _Toc232430061 \h </w:instrText>
+          <w:instrText xml:space="preserve"> PAGEREF _Toc232438678 \h </w:instrText>
         </w:r>
         <w:r>
           <w:rPr>
@@ -3700,7 +3792,7 @@
           <w:lang w:eastAsia="ru-RU"/>
         </w:rPr>
       </w:pPr>
-      <w:hyperlink w:anchor="_Toc232430062" w:history="1">
+      <w:hyperlink w:anchor="_Toc232438679" w:history="1">
         <w:r>
           <w:rPr>
             <w:rStyle w:val="a9"/>
@@ -3746,7 +3838,7 @@
             <w:noProof/>
             <w:webHidden/>
           </w:rPr>
-          <w:instrText xml:space="preserve"> PAGEREF _Toc232430062 \h </w:instrText>
+          <w:instrText xml:space="preserve"> PAGEREF _Toc232438679 \h </w:instrText>
         </w:r>
         <w:r>
           <w:rPr>
@@ -3790,7 +3882,7 @@
           <w:lang w:eastAsia="ru-RU"/>
         </w:rPr>
       </w:pPr>
-      <w:hyperlink w:anchor="_Toc232430063" w:history="1">
+      <w:hyperlink w:anchor="_Toc232438680" w:history="1">
         <w:r>
           <w:rPr>
             <w:rStyle w:val="a9"/>
@@ -3836,7 +3928,7 @@
             <w:noProof/>
             <w:webHidden/>
           </w:rPr>
-          <w:instrText xml:space="preserve"> PAGEREF _Toc232430063 \h </w:instrText>
+          <w:instrText xml:space="preserve"> PAGEREF _Toc232438680 \h </w:instrText>
         </w:r>
         <w:r>
           <w:rPr>
@@ -3880,7 +3972,7 @@
           <w:lang w:eastAsia="ru-RU"/>
         </w:rPr>
       </w:pPr>
-      <w:hyperlink w:anchor="_Toc232430064" w:history="1">
+      <w:hyperlink w:anchor="_Toc232438681" w:history="1">
         <w:r>
           <w:rPr>
             <w:rStyle w:val="a9"/>
@@ -3926,7 +4018,7 @@
             <w:noProof/>
             <w:webHidden/>
           </w:rPr>
-          <w:instrText xml:space="preserve"> PAGEREF _Toc232430064 \h </w:instrText>
+          <w:instrText xml:space="preserve"> PAGEREF _Toc232438681 \h </w:instrText>
         </w:r>
         <w:r>
           <w:rPr>
@@ -3970,7 +4062,7 @@
           <w:lang w:eastAsia="ru-RU"/>
         </w:rPr>
       </w:pPr>
-      <w:hyperlink w:anchor="_Toc232430065" w:history="1">
+      <w:hyperlink w:anchor="_Toc232438682" w:history="1">
         <w:r>
           <w:rPr>
             <w:rStyle w:val="a9"/>
@@ -4016,7 +4108,7 @@
             <w:noProof/>
             <w:webHidden/>
           </w:rPr>
-          <w:instrText xml:space="preserve"> PAGEREF _Toc232430065 \h </w:instrText>
+          <w:instrText xml:space="preserve"> PAGEREF _Toc232438682 \h </w:instrText>
         </w:r>
         <w:r>
           <w:rPr>
@@ -4060,7 +4152,7 @@
           <w:lang w:eastAsia="ru-RU"/>
         </w:rPr>
       </w:pPr>
-      <w:hyperlink w:anchor="_Toc232430066" w:history="1">
+      <w:hyperlink w:anchor="_Toc232438683" w:history="1">
         <w:r>
           <w:rPr>
             <w:rStyle w:val="a9"/>
@@ -4106,7 +4198,7 @@
             <w:noProof/>
             <w:webHidden/>
           </w:rPr>
-          <w:instrText xml:space="preserve"> PAGEREF _Toc232430066 \h </w:instrText>
+          <w:instrText xml:space="preserve"> PAGEREF _Toc232438683 \h </w:instrText>
         </w:r>
         <w:r>
           <w:rPr>
@@ -4150,7 +4242,7 @@
           <w:lang w:eastAsia="ru-RU"/>
         </w:rPr>
       </w:pPr>
-      <w:hyperlink w:anchor="_Toc232430067" w:history="1">
+      <w:hyperlink w:anchor="_Toc232438684" w:history="1">
         <w:r>
           <w:rPr>
             <w:rStyle w:val="a9"/>
@@ -4196,7 +4288,7 @@
             <w:noProof/>
             <w:webHidden/>
           </w:rPr>
-          <w:instrText xml:space="preserve"> PAGEREF _Toc232430067 \h </w:instrText>
+          <w:instrText xml:space="preserve"> PAGEREF _Toc232438684 \h </w:instrText>
         </w:r>
         <w:r>
           <w:rPr>
@@ -4240,7 +4332,7 @@
           <w:lang w:eastAsia="ru-RU"/>
         </w:rPr>
       </w:pPr>
-      <w:hyperlink w:anchor="_Toc232430068" w:history="1">
+      <w:hyperlink w:anchor="_Toc232438685" w:history="1">
         <w:r>
           <w:rPr>
             <w:rStyle w:val="a9"/>
@@ -4286,7 +4378,7 @@
             <w:noProof/>
             <w:webHidden/>
           </w:rPr>
-          <w:instrText xml:space="preserve"> PAGEREF _Toc232430068 \h </w:instrText>
+          <w:instrText xml:space="preserve"> PAGEREF _Toc232438685 \h </w:instrText>
         </w:r>
         <w:r>
           <w:rPr>
@@ -4330,7 +4422,7 @@
           <w:lang w:eastAsia="ru-RU"/>
         </w:rPr>
       </w:pPr>
-      <w:hyperlink w:anchor="_Toc232430069" w:history="1">
+      <w:hyperlink w:anchor="_Toc232438686" w:history="1">
         <w:r>
           <w:rPr>
             <w:rStyle w:val="a9"/>
@@ -4376,7 +4468,7 @@
             <w:noProof/>
             <w:webHidden/>
           </w:rPr>
-          <w:instrText xml:space="preserve"> PAGEREF _Toc232430069 \h </w:instrText>
+          <w:instrText xml:space="preserve"> PAGEREF _Toc232438686 \h </w:instrText>
         </w:r>
         <w:r>
           <w:rPr>
@@ -4420,7 +4512,7 @@
           <w:lang w:eastAsia="ru-RU"/>
         </w:rPr>
       </w:pPr>
-      <w:hyperlink w:anchor="_Toc232430070" w:history="1">
+      <w:hyperlink w:anchor="_Toc232438687" w:history="1">
         <w:r>
           <w:rPr>
             <w:rStyle w:val="a9"/>
@@ -4466,7 +4558,7 @@
             <w:noProof/>
             <w:webHidden/>
           </w:rPr>
-          <w:instrText xml:space="preserve"> PAGEREF _Toc232430070 \h </w:instrText>
+          <w:instrText xml:space="preserve"> PAGEREF _Toc232438687 \h </w:instrText>
         </w:r>
         <w:r>
           <w:rPr>
@@ -4510,7 +4602,7 @@
           <w:lang w:eastAsia="ru-RU"/>
         </w:rPr>
       </w:pPr>
-      <w:hyperlink w:anchor="_Toc232430071" w:history="1">
+      <w:hyperlink w:anchor="_Toc232438688" w:history="1">
         <w:r>
           <w:rPr>
             <w:rStyle w:val="a9"/>
@@ -4557,7 +4649,7 @@
             <w:noProof/>
             <w:webHidden/>
           </w:rPr>
-          <w:instrText xml:space="preserve"> PAGEREF _Toc232430071 \h </w:instrText>
+          <w:instrText xml:space="preserve"> PAGEREF _Toc232438688 \h </w:instrText>
         </w:r>
         <w:r>
           <w:rPr>
@@ -4601,7 +4693,7 @@
           <w:lang w:eastAsia="ru-RU"/>
         </w:rPr>
       </w:pPr>
-      <w:hyperlink w:anchor="_Toc232430072" w:history="1">
+      <w:hyperlink w:anchor="_Toc232438689" w:history="1">
         <w:r>
           <w:rPr>
             <w:rStyle w:val="a9"/>
@@ -4647,7 +4739,7 @@
             <w:noProof/>
             <w:webHidden/>
           </w:rPr>
-          <w:instrText xml:space="preserve"> PAGEREF _Toc232430072 \h </w:instrText>
+          <w:instrText xml:space="preserve"> PAGEREF _Toc232438689 \h </w:instrText>
         </w:r>
         <w:r>
           <w:rPr>
@@ -4691,7 +4783,7 @@
           <w:lang w:eastAsia="ru-RU"/>
         </w:rPr>
       </w:pPr>
-      <w:hyperlink w:anchor="_Toc232430073" w:history="1">
+      <w:hyperlink w:anchor="_Toc232438690" w:history="1">
         <w:r>
           <w:rPr>
             <w:rStyle w:val="a9"/>
@@ -4737,7 +4829,7 @@
             <w:noProof/>
             <w:webHidden/>
           </w:rPr>
-          <w:instrText xml:space="preserve"> PAGEREF _Toc232430073 \h </w:instrText>
+          <w:instrText xml:space="preserve"> PAGEREF _Toc232438690 \h </w:instrText>
         </w:r>
         <w:r>
           <w:rPr>
@@ -4781,7 +4873,7 @@
           <w:lang w:eastAsia="ru-RU"/>
         </w:rPr>
       </w:pPr>
-      <w:hyperlink w:anchor="_Toc232430074" w:history="1">
+      <w:hyperlink w:anchor="_Toc232438691" w:history="1">
         <w:r>
           <w:rPr>
             <w:rStyle w:val="a9"/>
@@ -4827,7 +4919,7 @@
             <w:noProof/>
             <w:webHidden/>
           </w:rPr>
-          <w:instrText xml:space="preserve"> PAGEREF _Toc232430074 \h </w:instrText>
+          <w:instrText xml:space="preserve"> PAGEREF _Toc232438691 \h </w:instrText>
         </w:r>
         <w:r>
           <w:rPr>
@@ -4871,7 +4963,7 @@
           <w:lang w:eastAsia="ru-RU"/>
         </w:rPr>
       </w:pPr>
-      <w:hyperlink w:anchor="_Toc232430075" w:history="1">
+      <w:hyperlink w:anchor="_Toc232438692" w:history="1">
         <w:r>
           <w:rPr>
             <w:rStyle w:val="a9"/>
@@ -4917,7 +5009,7 @@
             <w:noProof/>
             <w:webHidden/>
           </w:rPr>
-          <w:instrText xml:space="preserve"> PAGEREF _Toc232430075 \h </w:instrText>
+          <w:instrText xml:space="preserve"> PAGEREF _Toc232438692 \h </w:instrText>
         </w:r>
         <w:r>
           <w:rPr>
@@ -4961,7 +5053,7 @@
           <w:lang w:eastAsia="ru-RU"/>
         </w:rPr>
       </w:pPr>
-      <w:hyperlink w:anchor="_Toc232430076" w:history="1">
+      <w:hyperlink w:anchor="_Toc232438693" w:history="1">
         <w:r>
           <w:rPr>
             <w:rStyle w:val="a9"/>
@@ -5007,7 +5099,7 @@
             <w:noProof/>
             <w:webHidden/>
           </w:rPr>
-          <w:instrText xml:space="preserve"> PAGEREF _Toc232430076 \h </w:instrText>
+          <w:instrText xml:space="preserve"> PAGEREF _Toc232438693 \h </w:instrText>
         </w:r>
         <w:r>
           <w:rPr>
@@ -5051,7 +5143,7 @@
           <w:lang w:eastAsia="ru-RU"/>
         </w:rPr>
       </w:pPr>
-      <w:hyperlink w:anchor="_Toc232430077" w:history="1">
+      <w:hyperlink w:anchor="_Toc232438694" w:history="1">
         <w:r>
           <w:rPr>
             <w:rStyle w:val="a9"/>
@@ -5097,7 +5189,7 @@
             <w:noProof/>
             <w:webHidden/>
           </w:rPr>
-          <w:instrText xml:space="preserve"> PAGEREF _Toc232430077 \h </w:instrText>
+          <w:instrText xml:space="preserve"> PAGEREF _Toc232438694 \h </w:instrText>
         </w:r>
         <w:r>
           <w:rPr>
@@ -5141,7 +5233,7 @@
           <w:lang w:eastAsia="ru-RU"/>
         </w:rPr>
       </w:pPr>
-      <w:hyperlink w:anchor="_Toc232430078" w:history="1">
+      <w:hyperlink w:anchor="_Toc232438695" w:history="1">
         <w:r>
           <w:rPr>
             <w:rStyle w:val="a9"/>
@@ -5187,7 +5279,7 @@
             <w:noProof/>
             <w:webHidden/>
           </w:rPr>
-          <w:instrText xml:space="preserve"> PAGEREF _Toc232430078 \h </w:instrText>
+          <w:instrText xml:space="preserve"> PAGEREF _Toc232438695 \h </w:instrText>
         </w:r>
         <w:r>
           <w:rPr>
@@ -5231,7 +5323,7 @@
           <w:lang w:eastAsia="ru-RU"/>
         </w:rPr>
       </w:pPr>
-      <w:hyperlink w:anchor="_Toc232430079" w:history="1">
+      <w:hyperlink w:anchor="_Toc232438696" w:history="1">
         <w:r>
           <w:rPr>
             <w:rStyle w:val="a9"/>
@@ -5277,7 +5369,7 @@
             <w:noProof/>
             <w:webHidden/>
           </w:rPr>
-          <w:instrText xml:space="preserve"> PAGEREF _Toc232430079 \h </w:instrText>
+          <w:instrText xml:space="preserve"> PAGEREF _Toc232438696 \h </w:instrText>
         </w:r>
         <w:r>
           <w:rPr>
@@ -5321,7 +5413,7 @@
           <w:lang w:eastAsia="ru-RU"/>
         </w:rPr>
       </w:pPr>
-      <w:hyperlink w:anchor="_Toc232430080" w:history="1">
+      <w:hyperlink w:anchor="_Toc232438697" w:history="1">
         <w:r>
           <w:rPr>
             <w:rStyle w:val="a9"/>
@@ -5367,7 +5459,7 @@
             <w:noProof/>
             <w:webHidden/>
           </w:rPr>
-          <w:instrText xml:space="preserve"> PAGEREF _Toc232430080 \h </w:instrText>
+          <w:instrText xml:space="preserve"> PAGEREF _Toc232438697 \h </w:instrText>
         </w:r>
         <w:r>
           <w:rPr>
@@ -5411,7 +5503,7 @@
           <w:lang w:eastAsia="ru-RU"/>
         </w:rPr>
       </w:pPr>
-      <w:hyperlink w:anchor="_Toc232430081" w:history="1">
+      <w:hyperlink w:anchor="_Toc232438698" w:history="1">
         <w:r>
           <w:rPr>
             <w:rStyle w:val="a9"/>
@@ -5457,7 +5549,7 @@
             <w:noProof/>
             <w:webHidden/>
           </w:rPr>
-          <w:instrText xml:space="preserve"> PAGEREF _Toc232430081 \h </w:instrText>
+          <w:instrText xml:space="preserve"> PAGEREF _Toc232438698 \h </w:instrText>
         </w:r>
         <w:r>
           <w:rPr>
@@ -5501,7 +5593,7 @@
           <w:lang w:eastAsia="ru-RU"/>
         </w:rPr>
       </w:pPr>
-      <w:hyperlink w:anchor="_Toc232430082" w:history="1">
+      <w:hyperlink w:anchor="_Toc232438699" w:history="1">
         <w:r>
           <w:rPr>
             <w:rStyle w:val="a9"/>
@@ -5547,7 +5639,7 @@
             <w:noProof/>
             <w:webHidden/>
           </w:rPr>
-          <w:instrText xml:space="preserve"> PAGEREF _Toc232430082 \h </w:instrText>
+          <w:instrText xml:space="preserve"> PAGEREF _Toc232438699 \h </w:instrText>
         </w:r>
         <w:r>
           <w:rPr>
@@ -5591,7 +5683,7 @@
           <w:lang w:eastAsia="ru-RU"/>
         </w:rPr>
       </w:pPr>
-      <w:hyperlink w:anchor="_Toc232430083" w:history="1">
+      <w:hyperlink w:anchor="_Toc232438700" w:history="1">
         <w:r>
           <w:rPr>
             <w:rStyle w:val="a9"/>
@@ -5637,7 +5729,7 @@
             <w:noProof/>
             <w:webHidden/>
           </w:rPr>
-          <w:instrText xml:space="preserve"> PAGEREF _Toc232430083 \h </w:instrText>
+          <w:instrText xml:space="preserve"> PAGEREF _Toc232438700 \h </w:instrText>
         </w:r>
         <w:r>
           <w:rPr>
@@ -5681,7 +5773,7 @@
           <w:lang w:eastAsia="ru-RU"/>
         </w:rPr>
       </w:pPr>
-      <w:hyperlink w:anchor="_Toc232430084" w:history="1">
+      <w:hyperlink w:anchor="_Toc232438701" w:history="1">
         <w:r>
           <w:rPr>
             <w:rStyle w:val="a9"/>
@@ -5727,7 +5819,7 @@
             <w:noProof/>
             <w:webHidden/>
           </w:rPr>
-          <w:instrText xml:space="preserve"> PAGEREF _Toc232430084 \h </w:instrText>
+          <w:instrText xml:space="preserve"> PAGEREF _Toc232438701 \h </w:instrText>
         </w:r>
         <w:r>
           <w:rPr>
@@ -5771,7 +5863,7 @@
           <w:lang w:eastAsia="ru-RU"/>
         </w:rPr>
       </w:pPr>
-      <w:hyperlink w:anchor="_Toc232430085" w:history="1">
+      <w:hyperlink w:anchor="_Toc232438702" w:history="1">
         <w:r>
           <w:rPr>
             <w:rStyle w:val="a9"/>
@@ -5817,7 +5909,7 @@
             <w:noProof/>
             <w:webHidden/>
           </w:rPr>
-          <w:instrText xml:space="preserve"> PAGEREF _Toc232430085 \h </w:instrText>
+          <w:instrText xml:space="preserve"> PAGEREF _Toc232438702 \h </w:instrText>
         </w:r>
         <w:r>
           <w:rPr>
@@ -5861,7 +5953,7 @@
           <w:lang w:eastAsia="ru-RU"/>
         </w:rPr>
       </w:pPr>
-      <w:hyperlink w:anchor="_Toc232430086" w:history="1">
+      <w:hyperlink w:anchor="_Toc232438703" w:history="1">
         <w:r>
           <w:rPr>
             <w:rStyle w:val="a9"/>
@@ -5907,7 +5999,7 @@
             <w:noProof/>
             <w:webHidden/>
           </w:rPr>
-          <w:instrText xml:space="preserve"> PAGEREF _Toc232430086 \h </w:instrText>
+          <w:instrText xml:space="preserve"> PAGEREF _Toc232438703 \h </w:instrText>
         </w:r>
         <w:r>
           <w:rPr>
@@ -5951,7 +6043,7 @@
           <w:lang w:eastAsia="ru-RU"/>
         </w:rPr>
       </w:pPr>
-      <w:hyperlink w:anchor="_Toc232430087" w:history="1">
+      <w:hyperlink w:anchor="_Toc232438704" w:history="1">
         <w:r>
           <w:rPr>
             <w:rStyle w:val="a9"/>
@@ -5997,7 +6089,7 @@
             <w:noProof/>
             <w:webHidden/>
           </w:rPr>
-          <w:instrText xml:space="preserve"> PAGEREF _Toc232430087 \h </w:instrText>
+          <w:instrText xml:space="preserve"> PAGEREF _Toc232438704 \h </w:instrText>
         </w:r>
         <w:r>
           <w:rPr>
@@ -6041,7 +6133,7 @@
           <w:lang w:eastAsia="ru-RU"/>
         </w:rPr>
       </w:pPr>
-      <w:hyperlink w:anchor="_Toc232430088" w:history="1">
+      <w:hyperlink w:anchor="_Toc232438705" w:history="1">
         <w:r>
           <w:rPr>
             <w:rStyle w:val="a9"/>
@@ -6087,7 +6179,7 @@
             <w:noProof/>
             <w:webHidden/>
           </w:rPr>
-          <w:instrText xml:space="preserve"> PAGEREF _Toc232430088 \h </w:instrText>
+          <w:instrText xml:space="preserve"> PAGEREF _Toc232438705 \h </w:instrText>
         </w:r>
         <w:r>
           <w:rPr>
@@ -6131,7 +6223,7 @@
           <w:lang w:eastAsia="ru-RU"/>
         </w:rPr>
       </w:pPr>
-      <w:hyperlink w:anchor="_Toc232430089" w:history="1">
+      <w:hyperlink w:anchor="_Toc232438706" w:history="1">
         <w:r>
           <w:rPr>
             <w:rStyle w:val="a9"/>
@@ -6177,7 +6269,7 @@
             <w:noProof/>
             <w:webHidden/>
           </w:rPr>
-          <w:instrText xml:space="preserve"> PAGEREF _Toc232430089 \h </w:instrText>
+          <w:instrText xml:space="preserve"> PAGEREF _Toc232438706 \h </w:instrText>
         </w:r>
         <w:r>
           <w:rPr>
@@ -6221,7 +6313,7 @@
           <w:lang w:eastAsia="ru-RU"/>
         </w:rPr>
       </w:pPr>
-      <w:hyperlink w:anchor="_Toc232430090" w:history="1">
+      <w:hyperlink w:anchor="_Toc232438707" w:history="1">
         <w:r>
           <w:rPr>
             <w:rStyle w:val="a9"/>
@@ -6267,7 +6359,7 @@
             <w:noProof/>
             <w:webHidden/>
           </w:rPr>
-          <w:instrText xml:space="preserve"> PAGEREF _Toc232430090 \h </w:instrText>
+          <w:instrText xml:space="preserve"> PAGEREF _Toc232438707 \h </w:instrText>
         </w:r>
         <w:r>
           <w:rPr>
@@ -6311,7 +6403,7 @@
           <w:lang w:eastAsia="ru-RU"/>
         </w:rPr>
       </w:pPr>
-      <w:hyperlink w:anchor="_Toc232430091" w:history="1">
+      <w:hyperlink w:anchor="_Toc232438708" w:history="1">
         <w:r>
           <w:rPr>
             <w:rStyle w:val="a9"/>
@@ -6357,7 +6449,7 @@
             <w:noProof/>
             <w:webHidden/>
           </w:rPr>
-          <w:instrText xml:space="preserve"> PAGEREF _Toc232430091 \h </w:instrText>
+          <w:instrText xml:space="preserve"> PAGEREF _Toc232438708 \h </w:instrText>
         </w:r>
         <w:r>
           <w:rPr>
@@ -6401,7 +6493,7 @@
           <w:lang w:eastAsia="ru-RU"/>
         </w:rPr>
       </w:pPr>
-      <w:hyperlink w:anchor="_Toc232430092" w:history="1">
+      <w:hyperlink w:anchor="_Toc232438709" w:history="1">
         <w:r>
           <w:rPr>
             <w:rStyle w:val="a9"/>
@@ -6447,7 +6539,7 @@
             <w:noProof/>
             <w:webHidden/>
           </w:rPr>
-          <w:instrText xml:space="preserve"> PAGEREF _Toc232430092 \h </w:instrText>
+          <w:instrText xml:space="preserve"> PAGEREF _Toc232438709 \h </w:instrText>
         </w:r>
         <w:r>
           <w:rPr>
@@ -6468,6 +6560,96 @@
             <w:webHidden/>
           </w:rPr>
           <w:t>58</w:t>
+        </w:r>
+        <w:r>
+          <w:rPr>
+            <w:noProof/>
+            <w:webHidden/>
+          </w:rPr>
+          <w:fldChar w:fldCharType="end"/>
+        </w:r>
+      </w:hyperlink>
+    </w:p>
+    <w:p>
+      <w:pPr>
+        <w:pStyle w:val="11"/>
+        <w:tabs>
+          <w:tab w:val="left" w:pos="440"/>
+          <w:tab w:val="right" w:leader="dot" w:pos="9344"/>
+        </w:tabs>
+        <w:rPr>
+          <w:rFonts w:eastAsiaTheme="minorEastAsia"/>
+          <w:noProof/>
+          <w:lang w:eastAsia="ru-RU"/>
+        </w:rPr>
+      </w:pPr>
+      <w:hyperlink w:anchor="_Toc232438710" w:history="1">
+        <w:r>
+          <w:rPr>
+            <w:rStyle w:val="a9"/>
+            <w:rFonts w:eastAsia="Times New Roman"/>
+            <w:noProof/>
+            <w:lang w:eastAsia="ru-RU"/>
+          </w:rPr>
+          <w:t>6.</w:t>
+        </w:r>
+        <w:r>
+          <w:rPr>
+            <w:rFonts w:eastAsiaTheme="minorEastAsia"/>
+            <w:noProof/>
+            <w:lang w:eastAsia="ru-RU"/>
+          </w:rPr>
+          <w:tab/>
+        </w:r>
+        <w:r>
+          <w:rPr>
+            <w:rStyle w:val="a9"/>
+            <w:rFonts w:eastAsia="Times New Roman"/>
+            <w:noProof/>
+            <w:lang w:eastAsia="ru-RU"/>
+          </w:rPr>
+          <w:t>Проектирование модуля «Дизайн интерфейса системы»</w:t>
+        </w:r>
+        <w:r>
+          <w:rPr>
+            <w:noProof/>
+            <w:webHidden/>
+          </w:rPr>
+          <w:tab/>
+        </w:r>
+        <w:r>
+          <w:rPr>
+            <w:noProof/>
+            <w:webHidden/>
+          </w:rPr>
+          <w:fldChar w:fldCharType="begin"/>
+        </w:r>
+        <w:r>
+          <w:rPr>
+            <w:noProof/>
+            <w:webHidden/>
+          </w:rPr>
+          <w:instrText xml:space="preserve"> PAGEREF _Toc232438710 \h </w:instrText>
+        </w:r>
+        <w:r>
+          <w:rPr>
+            <w:noProof/>
+            <w:webHidden/>
+          </w:rPr>
+        </w:r>
+        <w:r>
+          <w:rPr>
+            <w:noProof/>
+            <w:webHidden/>
+          </w:rPr>
+          <w:fldChar w:fldCharType="separate"/>
+        </w:r>
+        <w:r>
+          <w:rPr>
+            <w:noProof/>
+            <w:webHidden/>
+          </w:rPr>
+          <w:t>61</w:t>
         </w:r>
         <w:r>
           <w:rPr>
@@ -6490,7 +6672,7 @@
           <w:lang w:eastAsia="ru-RU"/>
         </w:rPr>
       </w:pPr>
-      <w:hyperlink w:anchor="_Toc232430093" w:history="1">
+      <w:hyperlink w:anchor="_Toc232438711" w:history="1">
         <w:r>
           <w:rPr>
             <w:rStyle w:val="a9"/>
@@ -6520,7 +6702,7 @@
             <w:noProof/>
             <w:webHidden/>
           </w:rPr>
-          <w:instrText xml:space="preserve"> PAGEREF _Toc232430093 \h </w:instrText>
+          <w:instrText xml:space="preserve"> PAGEREF _Toc232438711 \h </w:instrText>
         </w:r>
         <w:r>
           <w:rPr>
@@ -6540,7 +6722,7 @@
             <w:noProof/>
             <w:webHidden/>
           </w:rPr>
-          <w:t>61</w:t>
+          <w:t>62</w:t>
         </w:r>
         <w:r>
           <w:rPr>
@@ -6563,7 +6745,7 @@
           <w:lang w:eastAsia="ru-RU"/>
         </w:rPr>
       </w:pPr>
-      <w:hyperlink w:anchor="_Toc232430094" w:history="1">
+      <w:hyperlink w:anchor="_Toc232438712" w:history="1">
         <w:r>
           <w:rPr>
             <w:rStyle w:val="a9"/>
@@ -6593,7 +6775,7 @@
             <w:noProof/>
             <w:webHidden/>
           </w:rPr>
-          <w:instrText xml:space="preserve"> PAGEREF _Toc232430094 \h </w:instrText>
+          <w:instrText xml:space="preserve"> PAGEREF _Toc232438712 \h </w:instrText>
         </w:r>
         <w:r>
           <w:rPr>
@@ -6613,7 +6795,7 @@
             <w:noProof/>
             <w:webHidden/>
           </w:rPr>
-          <w:t>62</w:t>
+          <w:t>63</w:t>
         </w:r>
         <w:r>
           <w:rPr>
@@ -6636,7 +6818,7 @@
           <w:lang w:eastAsia="ru-RU"/>
         </w:rPr>
       </w:pPr>
-      <w:hyperlink w:anchor="_Toc232430095" w:history="1">
+      <w:hyperlink w:anchor="_Toc232438713" w:history="1">
         <w:r>
           <w:rPr>
             <w:rStyle w:val="a9"/>
@@ -6666,7 +6848,7 @@
             <w:noProof/>
             <w:webHidden/>
           </w:rPr>
-          <w:instrText xml:space="preserve"> PAGEREF _Toc232430095 \h </w:instrText>
+          <w:instrText xml:space="preserve"> PAGEREF _Toc232438713 \h </w:instrText>
         </w:r>
         <w:r>
           <w:rPr>
@@ -6686,7 +6868,7 @@
             <w:noProof/>
             <w:webHidden/>
           </w:rPr>
-          <w:t>63</w:t>
+          <w:t>64</w:t>
         </w:r>
         <w:r>
           <w:rPr>
@@ -6709,7 +6891,7 @@
           <w:lang w:eastAsia="ru-RU"/>
         </w:rPr>
       </w:pPr>
-      <w:hyperlink w:anchor="_Toc232430096" w:history="1">
+      <w:hyperlink w:anchor="_Toc232438714" w:history="1">
         <w:r>
           <w:rPr>
             <w:rStyle w:val="a9"/>
@@ -6739,7 +6921,7 @@
             <w:noProof/>
             <w:webHidden/>
           </w:rPr>
-          <w:instrText xml:space="preserve"> PAGEREF _Toc232430096 \h </w:instrText>
+          <w:instrText xml:space="preserve"> PAGEREF _Toc232438714 \h </w:instrText>
         </w:r>
         <w:r>
           <w:rPr>
@@ -6759,7 +6941,7 @@
             <w:noProof/>
             <w:webHidden/>
           </w:rPr>
-          <w:t>64</w:t>
+          <w:t>65</w:t>
         </w:r>
         <w:r>
           <w:rPr>
@@ -6782,7 +6964,7 @@
           <w:lang w:eastAsia="ru-RU"/>
         </w:rPr>
       </w:pPr>
-      <w:hyperlink w:anchor="_Toc232430097" w:history="1">
+      <w:hyperlink w:anchor="_Toc232438715" w:history="1">
         <w:r>
           <w:rPr>
             <w:rStyle w:val="a9"/>
@@ -6811,7 +6993,7 @@
             <w:noProof/>
             <w:webHidden/>
           </w:rPr>
-          <w:instrText xml:space="preserve"> PAGEREF _Toc232430097 \h </w:instrText>
+          <w:instrText xml:space="preserve"> PAGEREF _Toc232438715 \h </w:instrText>
         </w:r>
         <w:r>
           <w:rPr>
@@ -6831,7 +7013,7 @@
             <w:noProof/>
             <w:webHidden/>
           </w:rPr>
-          <w:t>65</w:t>
+          <w:t>66</w:t>
         </w:r>
         <w:r>
           <w:rPr>
@@ -6854,7 +7036,7 @@
           <w:lang w:eastAsia="ru-RU"/>
         </w:rPr>
       </w:pPr>
-      <w:hyperlink w:anchor="_Toc232430098" w:history="1">
+      <w:hyperlink w:anchor="_Toc232438716" w:history="1">
         <w:r>
           <w:rPr>
             <w:rStyle w:val="a9"/>
@@ -6884,7 +7066,7 @@
             <w:noProof/>
             <w:webHidden/>
           </w:rPr>
-          <w:instrText xml:space="preserve"> PAGEREF _Toc232430098 \h </w:instrText>
+          <w:instrText xml:space="preserve"> PAGEREF _Toc232438716 \h </w:instrText>
         </w:r>
         <w:r>
           <w:rPr>
@@ -6904,7 +7086,7 @@
             <w:noProof/>
             <w:webHidden/>
           </w:rPr>
-          <w:t>66</w:t>
+          <w:t>67</w:t>
         </w:r>
         <w:r>
           <w:rPr>
@@ -7022,7 +7204,7 @@
           <w:lang w:eastAsia="ru-RU"/>
         </w:rPr>
       </w:pPr>
-      <w:bookmarkStart w:id="2" w:name="_Toc232430033"/>
+      <w:bookmarkStart w:id="3" w:name="_Toc232438650"/>
       <w:r>
         <w:rPr>
           <w:rFonts w:eastAsia="Times New Roman"/>
@@ -7031,7 +7213,7 @@
         <w:lastRenderedPageBreak/>
         <w:t>Введение</w:t>
       </w:r>
-      <w:bookmarkEnd w:id="2"/>
+      <w:bookmarkEnd w:id="3"/>
     </w:p>
     <w:p>
       <w:pPr>
@@ -8067,7 +8249,7 @@
           <w:lang w:eastAsia="ru-RU"/>
         </w:rPr>
       </w:pPr>
-      <w:bookmarkStart w:id="3" w:name="_Toc232430034"/>
+      <w:bookmarkStart w:id="4" w:name="_Toc232438651"/>
       <w:r>
         <w:rPr>
           <w:rFonts w:eastAsia="Times New Roman"/>
@@ -8083,7 +8265,7 @@
         </w:rPr>
         <w:t xml:space="preserve"> и концепт проекта</w:t>
       </w:r>
-      <w:bookmarkEnd w:id="3"/>
+      <w:bookmarkEnd w:id="4"/>
     </w:p>
     <w:p>
       <w:pPr>
@@ -8097,7 +8279,7 @@
           <w:lang w:eastAsia="ru-RU"/>
         </w:rPr>
       </w:pPr>
-      <w:bookmarkStart w:id="4" w:name="_Toc232430035"/>
+      <w:bookmarkStart w:id="5" w:name="_Toc232438652"/>
       <w:r>
         <w:rPr>
           <w:rFonts w:eastAsia="Times New Roman"/>
@@ -8105,7 +8287,7 @@
         </w:rPr>
         <w:t>Анализ структуры и деятельности предприятия</w:t>
       </w:r>
-      <w:bookmarkEnd w:id="4"/>
+      <w:bookmarkEnd w:id="5"/>
     </w:p>
     <w:p>
       <w:pPr>
@@ -9162,7 +9344,7 @@
           <w:lang w:eastAsia="ru-RU"/>
         </w:rPr>
       </w:pPr>
-      <w:bookmarkStart w:id="5" w:name="_Toc232430036"/>
+      <w:bookmarkStart w:id="6" w:name="_Toc232438653"/>
       <w:r>
         <w:rPr>
           <w:rFonts w:eastAsia="Times New Roman"/>
@@ -9170,7 +9352,7 @@
         </w:rPr>
         <w:t>Общее описание проекта</w:t>
       </w:r>
-      <w:bookmarkEnd w:id="5"/>
+      <w:bookmarkEnd w:id="6"/>
     </w:p>
     <w:p>
       <w:pPr>
@@ -9811,7 +9993,7 @@
           <w:lang w:eastAsia="ru-RU"/>
         </w:rPr>
       </w:pPr>
-      <w:bookmarkStart w:id="6" w:name="_Toc232430037"/>
+      <w:bookmarkStart w:id="7" w:name="_Toc232438654"/>
       <w:r>
         <w:rPr>
           <w:rFonts w:eastAsia="Times New Roman"/>
@@ -9819,7 +10001,7 @@
         </w:rPr>
         <w:t>Техническое задание</w:t>
       </w:r>
-      <w:bookmarkEnd w:id="6"/>
+      <w:bookmarkEnd w:id="7"/>
     </w:p>
     <w:p>
       <w:pPr>
@@ -10037,18 +10219,7 @@
           <w:szCs w:val="28"/>
           <w:lang w:eastAsia="ru-RU"/>
         </w:rPr>
-        <w:t>Создание и обработка заявок – клиент создаёт заявку с указанием темы, описания проблемы и контактных данных; сотрудник изменяет статус по конвейеру</w:t>
-      </w:r>
-      <w:bookmarkStart w:id="7" w:name="_GoBack"/>
-      <w:bookmarkEnd w:id="7"/>
-      <w:r>
-        <w:rPr>
-          <w:rFonts w:ascii="Times New Roman" w:eastAsia="Times New Roman" w:hAnsi="Times New Roman" w:cs="Times New Roman"/>
-          <w:sz w:val="28"/>
-          <w:szCs w:val="28"/>
-          <w:lang w:eastAsia="ru-RU"/>
-        </w:rPr>
-        <w:t>, назначает исполнителя и время приёма в офисе.</w:t>
+        <w:t>Создание и обработка заявок – клиент создаёт заявку с указанием темы, описания проблемы и контактных данных; сотрудник изменяет статус по конвейеру, назначает исполнителя и время приёма в офисе.</w:t>
       </w:r>
     </w:p>
     <w:p>
@@ -10617,7 +10788,7 @@
           <w:lang w:eastAsia="ru-RU"/>
         </w:rPr>
       </w:pPr>
-      <w:bookmarkStart w:id="8" w:name="_Toc232430038"/>
+      <w:bookmarkStart w:id="8" w:name="_Toc232438655"/>
       <w:r>
         <w:rPr>
           <w:rFonts w:eastAsia="Times New Roman"/>
@@ -10690,7 +10861,7 @@
           <w:lang w:eastAsia="ru-RU"/>
         </w:rPr>
       </w:pPr>
-      <w:bookmarkStart w:id="9" w:name="_Toc232430039"/>
+      <w:bookmarkStart w:id="9" w:name="_Toc232438656"/>
       <w:r>
         <w:rPr>
           <w:rFonts w:eastAsia="Times New Roman"/>
@@ -10713,7 +10884,7 @@
           <w:lang w:eastAsia="ru-RU"/>
         </w:rPr>
       </w:pPr>
-      <w:bookmarkStart w:id="10" w:name="_Toc232430040"/>
+      <w:bookmarkStart w:id="10" w:name="_Toc232438657"/>
       <w:r>
         <w:rPr>
           <w:rFonts w:eastAsia="Times New Roman"/>
@@ -11052,7 +11223,7 @@
       </w:pPr>
       <w:bookmarkStart w:id="11" w:name="_Toc229829446"/>
       <w:bookmarkStart w:id="12" w:name="_Toc231408009"/>
-      <w:bookmarkStart w:id="13" w:name="_Toc232430041"/>
+      <w:bookmarkStart w:id="13" w:name="_Toc232438658"/>
       <w:r>
         <w:rPr>
           <w:rFonts w:eastAsia="Times New Roman"/>
@@ -11186,7 +11357,7 @@
           <w:lang w:eastAsia="ru-RU"/>
         </w:rPr>
       </w:pPr>
-      <w:bookmarkStart w:id="14" w:name="_Toc232430042"/>
+      <w:bookmarkStart w:id="14" w:name="_Toc232438659"/>
       <w:r>
         <w:rPr>
           <w:rFonts w:eastAsia="Times New Roman"/>
@@ -11210,7 +11381,7 @@
           <w:lang w:eastAsia="ru-RU"/>
         </w:rPr>
       </w:pPr>
-      <w:bookmarkStart w:id="15" w:name="_Toc232430043"/>
+      <w:bookmarkStart w:id="15" w:name="_Toc232438660"/>
       <w:r>
         <w:rPr>
           <w:rFonts w:eastAsia="Times New Roman"/>
@@ -11313,16 +11484,7 @@
           <w:szCs w:val="28"/>
           <w:lang w:eastAsia="ru-RU"/>
         </w:rPr>
-        <w:t>Конвейер статусов с чёткими условиями переходов</w:t>
-      </w:r>
-      <w:r>
-        <w:rPr>
-          <w:rFonts w:ascii="Times New Roman" w:eastAsia="Times New Roman" w:hAnsi="Times New Roman" w:cs="Times New Roman"/>
-          <w:sz w:val="28"/>
-          <w:szCs w:val="28"/>
-          <w:lang w:eastAsia="ru-RU"/>
-        </w:rPr>
-        <w:t xml:space="preserve"> (</w:t>
+        <w:t>Конвейер статусов с чёткими условиями переходов (</w:t>
       </w:r>
       <w:r>
         <w:rPr>
@@ -11541,7 +11703,7 @@
           <w:lang w:eastAsia="ru-RU"/>
         </w:rPr>
       </w:pPr>
-      <w:bookmarkStart w:id="16" w:name="_Toc232430044"/>
+      <w:bookmarkStart w:id="16" w:name="_Toc232438661"/>
       <w:r>
         <w:rPr>
           <w:rFonts w:eastAsia="Times New Roman"/>
@@ -11678,7 +11840,7 @@
           <w:lang w:eastAsia="ru-RU"/>
         </w:rPr>
       </w:pPr>
-      <w:bookmarkStart w:id="17" w:name="_Toc232430045"/>
+      <w:bookmarkStart w:id="17" w:name="_Toc232438662"/>
       <w:r>
         <w:rPr>
           <w:rFonts w:eastAsia="Times New Roman"/>
@@ -11702,7 +11864,7 @@
           <w:lang w:eastAsia="ru-RU"/>
         </w:rPr>
       </w:pPr>
-      <w:bookmarkStart w:id="18" w:name="_Toc232430046"/>
+      <w:bookmarkStart w:id="18" w:name="_Toc232438663"/>
       <w:r>
         <w:rPr>
           <w:rFonts w:eastAsia="Times New Roman"/>
@@ -12033,7 +12195,7 @@
           <w:lang w:eastAsia="ru-RU"/>
         </w:rPr>
       </w:pPr>
-      <w:bookmarkStart w:id="19" w:name="_Toc232430047"/>
+      <w:bookmarkStart w:id="19" w:name="_Toc232438664"/>
       <w:r>
         <w:rPr>
           <w:rFonts w:eastAsia="Times New Roman"/>
@@ -12170,7 +12332,7 @@
           <w:lang w:eastAsia="ru-RU"/>
         </w:rPr>
       </w:pPr>
-      <w:bookmarkStart w:id="20" w:name="_Toc232430048"/>
+      <w:bookmarkStart w:id="20" w:name="_Toc232438665"/>
       <w:r>
         <w:rPr>
           <w:rFonts w:eastAsia="Times New Roman"/>
@@ -12194,7 +12356,7 @@
           <w:lang w:eastAsia="ru-RU"/>
         </w:rPr>
       </w:pPr>
-      <w:bookmarkStart w:id="21" w:name="_Toc232430049"/>
+      <w:bookmarkStart w:id="21" w:name="_Toc232438666"/>
       <w:r>
         <w:rPr>
           <w:rFonts w:eastAsia="Times New Roman"/>
@@ -12533,7 +12695,7 @@
           <w:lang w:eastAsia="ru-RU"/>
         </w:rPr>
       </w:pPr>
-      <w:bookmarkStart w:id="22" w:name="_Toc232430050"/>
+      <w:bookmarkStart w:id="22" w:name="_Toc232438667"/>
       <w:r>
         <w:rPr>
           <w:rFonts w:eastAsia="Times New Roman"/>
@@ -12656,7 +12818,7 @@
           <w:lang w:eastAsia="ru-RU"/>
         </w:rPr>
       </w:pPr>
-      <w:bookmarkStart w:id="23" w:name="_Toc232430051"/>
+      <w:bookmarkStart w:id="23" w:name="_Toc232438668"/>
       <w:r>
         <w:rPr>
           <w:rFonts w:eastAsia="Times New Roman"/>
@@ -12680,7 +12842,7 @@
           <w:lang w:eastAsia="ru-RU"/>
         </w:rPr>
       </w:pPr>
-      <w:bookmarkStart w:id="24" w:name="_Toc232430052"/>
+      <w:bookmarkStart w:id="24" w:name="_Toc232438669"/>
       <w:r>
         <w:rPr>
           <w:rFonts w:eastAsia="Times New Roman"/>
@@ -12995,7 +13157,7 @@
           <w:lang w:eastAsia="ru-RU"/>
         </w:rPr>
       </w:pPr>
-      <w:bookmarkStart w:id="25" w:name="_Toc232430053"/>
+      <w:bookmarkStart w:id="25" w:name="_Toc232438670"/>
       <w:r>
         <w:rPr>
           <w:rFonts w:eastAsia="Times New Roman"/>
@@ -13118,13 +13280,27 @@
           <w:lang w:eastAsia="ru-RU"/>
         </w:rPr>
       </w:pPr>
-      <w:bookmarkStart w:id="26" w:name="_Toc232430054"/>
+      <w:bookmarkStart w:id="26" w:name="_Toc232438671"/>
       <w:r>
         <w:rPr>
           <w:rFonts w:eastAsia="Times New Roman"/>
           <w:lang w:eastAsia="ru-RU"/>
         </w:rPr>
-        <w:t>Модуль «Дизайн и интерфейс системы»</w:t>
+        <w:t>Модуль «Дизайн интерфейс</w:t>
+      </w:r>
+      <w:r>
+        <w:rPr>
+          <w:rFonts w:eastAsia="Times New Roman"/>
+          <w:lang w:eastAsia="ru-RU"/>
+        </w:rPr>
+        <w:t>а</w:t>
+      </w:r>
+      <w:r>
+        <w:rPr>
+          <w:rFonts w:eastAsia="Times New Roman"/>
+          <w:lang w:eastAsia="ru-RU"/>
+        </w:rPr>
+        <w:t xml:space="preserve"> системы»</w:t>
       </w:r>
       <w:bookmarkEnd w:id="26"/>
     </w:p>
@@ -13141,7 +13317,7 @@
           <w:lang w:eastAsia="ru-RU"/>
         </w:rPr>
       </w:pPr>
-      <w:bookmarkStart w:id="27" w:name="_Toc232430055"/>
+      <w:bookmarkStart w:id="27" w:name="_Toc232438672"/>
       <w:r>
         <w:rPr>
           <w:rFonts w:eastAsia="Times New Roman"/>
@@ -13466,7 +13642,7 @@
           <w:lang w:eastAsia="ru-RU"/>
         </w:rPr>
       </w:pPr>
-      <w:bookmarkStart w:id="28" w:name="_Toc232430056"/>
+      <w:bookmarkStart w:id="28" w:name="_Toc232438673"/>
       <w:r>
         <w:rPr>
           <w:rFonts w:eastAsia="Times New Roman"/>
@@ -13589,7 +13765,7 @@
           <w:lang w:eastAsia="ru-RU"/>
         </w:rPr>
       </w:pPr>
-      <w:bookmarkStart w:id="29" w:name="_Toc232430057"/>
+      <w:bookmarkStart w:id="29" w:name="_Toc232438674"/>
       <w:r>
         <w:rPr>
           <w:rFonts w:eastAsia="Times New Roman"/>
@@ -13612,7 +13788,7 @@
           <w:lang w:eastAsia="ru-RU"/>
         </w:rPr>
       </w:pPr>
-      <w:bookmarkStart w:id="30" w:name="_Toc232430058"/>
+      <w:bookmarkStart w:id="30" w:name="_Toc232438675"/>
       <w:r>
         <w:rPr>
           <w:rFonts w:eastAsia="Times New Roman"/>
@@ -13935,7 +14111,7 @@
           <w:lang w:eastAsia="ru-RU"/>
         </w:rPr>
       </w:pPr>
-      <w:bookmarkStart w:id="31" w:name="_Toc232430059"/>
+      <w:bookmarkStart w:id="31" w:name="_Toc232438676"/>
       <w:r>
         <w:rPr>
           <w:rFonts w:eastAsia="Times New Roman"/>
@@ -14058,7 +14234,7 @@
           <w:lang w:eastAsia="ru-RU"/>
         </w:rPr>
       </w:pPr>
-      <w:bookmarkStart w:id="32" w:name="_Toc232430060"/>
+      <w:bookmarkStart w:id="32" w:name="_Toc232438677"/>
       <w:r>
         <w:rPr>
           <w:rFonts w:eastAsia="Times New Roman"/>
@@ -14081,7 +14257,7 @@
           <w:lang w:eastAsia="ru-RU"/>
         </w:rPr>
       </w:pPr>
-      <w:bookmarkStart w:id="33" w:name="_Toc232430061"/>
+      <w:bookmarkStart w:id="33" w:name="_Toc232438678"/>
       <w:r>
         <w:rPr>
           <w:rFonts w:eastAsia="Times New Roman"/>
@@ -14386,7 +14562,7 @@
           <w:lang w:eastAsia="ru-RU"/>
         </w:rPr>
       </w:pPr>
-      <w:bookmarkStart w:id="34" w:name="_Toc232430062"/>
+      <w:bookmarkStart w:id="34" w:name="_Toc232438679"/>
       <w:r>
         <w:rPr>
           <w:rFonts w:eastAsia="Times New Roman"/>
@@ -14509,7 +14685,7 @@
           <w:lang w:eastAsia="ru-RU"/>
         </w:rPr>
       </w:pPr>
-      <w:bookmarkStart w:id="35" w:name="_Toc232430063"/>
+      <w:bookmarkStart w:id="35" w:name="_Toc232438680"/>
       <w:r>
         <w:rPr>
           <w:rFonts w:eastAsia="Times New Roman"/>
@@ -14532,7 +14708,7 @@
           <w:lang w:eastAsia="ru-RU"/>
         </w:rPr>
       </w:pPr>
-      <w:bookmarkStart w:id="36" w:name="_Toc232430064"/>
+      <w:bookmarkStart w:id="36" w:name="_Toc232438681"/>
       <w:r>
         <w:rPr>
           <w:rFonts w:eastAsia="Times New Roman"/>
@@ -14973,7 +15149,7 @@
           <w:lang w:eastAsia="ru-RU"/>
         </w:rPr>
       </w:pPr>
-      <w:bookmarkStart w:id="37" w:name="_Toc232430065"/>
+      <w:bookmarkStart w:id="37" w:name="_Toc232438682"/>
       <w:r>
         <w:rPr>
           <w:rFonts w:eastAsia="Times New Roman"/>
@@ -15096,7 +15272,7 @@
           <w:lang w:eastAsia="ru-RU"/>
         </w:rPr>
       </w:pPr>
-      <w:bookmarkStart w:id="38" w:name="_Toc232430066"/>
+      <w:bookmarkStart w:id="38" w:name="_Toc232438683"/>
       <w:r>
         <w:rPr>
           <w:rFonts w:eastAsia="Times New Roman"/>
@@ -15119,7 +15295,7 @@
           <w:lang w:eastAsia="ru-RU"/>
         </w:rPr>
       </w:pPr>
-      <w:bookmarkStart w:id="39" w:name="_Toc232430067"/>
+      <w:bookmarkStart w:id="39" w:name="_Toc232438684"/>
       <w:r>
         <w:rPr>
           <w:rFonts w:eastAsia="Times New Roman"/>
@@ -15613,7 +15789,7 @@
           <w:lang w:eastAsia="ru-RU"/>
         </w:rPr>
       </w:pPr>
-      <w:bookmarkStart w:id="40" w:name="_Toc232430068"/>
+      <w:bookmarkStart w:id="40" w:name="_Toc232438685"/>
       <w:r>
         <w:rPr>
           <w:rFonts w:eastAsia="Times New Roman"/>
@@ -15757,7 +15933,7 @@
           <w:lang w:eastAsia="ru-RU"/>
         </w:rPr>
       </w:pPr>
-      <w:bookmarkStart w:id="41" w:name="_Toc232430069"/>
+      <w:bookmarkStart w:id="41" w:name="_Toc232438686"/>
       <w:r>
         <w:rPr>
           <w:rFonts w:eastAsia="Times New Roman"/>
@@ -15803,7 +15979,7 @@
           <w:lang w:eastAsia="ru-RU"/>
         </w:rPr>
       </w:pPr>
-      <w:bookmarkStart w:id="42" w:name="_Toc232430070"/>
+      <w:bookmarkStart w:id="42" w:name="_Toc232438687"/>
       <w:r>
         <w:rPr>
           <w:rFonts w:eastAsia="Times New Roman"/>
@@ -17206,7 +17382,7 @@
           <w:lang w:eastAsia="ru-RU"/>
         </w:rPr>
       </w:pPr>
-      <w:bookmarkStart w:id="43" w:name="_Toc232430071"/>
+      <w:bookmarkStart w:id="43" w:name="_Toc232438688"/>
       <w:r>
         <w:rPr>
           <w:rFonts w:eastAsia="Times New Roman" w:cs="Times New Roman"/>
@@ -17946,7 +18122,7 @@
           <w:lang w:eastAsia="ru-RU"/>
         </w:rPr>
       </w:pPr>
-      <w:bookmarkStart w:id="44" w:name="_Toc232430072"/>
+      <w:bookmarkStart w:id="44" w:name="_Toc232438689"/>
       <w:r>
         <w:rPr>
           <w:rFonts w:eastAsia="Times New Roman" w:cs="Times New Roman"/>
@@ -18625,7 +18801,7 @@
           <w:lang w:eastAsia="ru-RU"/>
         </w:rPr>
       </w:pPr>
-      <w:bookmarkStart w:id="45" w:name="_Toc232430073"/>
+      <w:bookmarkStart w:id="45" w:name="_Toc232438690"/>
       <w:r>
         <w:rPr>
           <w:rFonts w:eastAsia="Times New Roman"/>
@@ -18680,7 +18856,7 @@
           <w:lang w:eastAsia="ru-RU"/>
         </w:rPr>
       </w:pPr>
-      <w:bookmarkStart w:id="46" w:name="_Toc232430074"/>
+      <w:bookmarkStart w:id="46" w:name="_Toc232438691"/>
       <w:r>
         <w:rPr>
           <w:rFonts w:eastAsia="Times New Roman"/>
@@ -19096,7 +19272,7 @@
           <w:lang w:eastAsia="ru-RU"/>
         </w:rPr>
       </w:pPr>
-      <w:bookmarkStart w:id="47" w:name="_Toc232430075"/>
+      <w:bookmarkStart w:id="47" w:name="_Toc232438692"/>
       <w:r>
         <w:rPr>
           <w:rFonts w:eastAsia="Times New Roman"/>
@@ -19380,7 +19556,7 @@
           <w:lang w:eastAsia="ru-RU"/>
         </w:rPr>
       </w:pPr>
-      <w:bookmarkStart w:id="48" w:name="_Toc232430076"/>
+      <w:bookmarkStart w:id="48" w:name="_Toc232438693"/>
       <w:r>
         <w:rPr>
           <w:rFonts w:eastAsia="Times New Roman"/>
@@ -20082,7 +20258,7 @@
           <w:lang w:eastAsia="ru-RU"/>
         </w:rPr>
       </w:pPr>
-      <w:bookmarkStart w:id="49" w:name="_Toc232430077"/>
+      <w:bookmarkStart w:id="49" w:name="_Toc232438694"/>
       <w:r>
         <w:rPr>
           <w:rFonts w:eastAsia="Times New Roman"/>
@@ -20681,7 +20857,7 @@
           <w:lang w:eastAsia="ru-RU"/>
         </w:rPr>
       </w:pPr>
-      <w:bookmarkStart w:id="50" w:name="_Toc232430078"/>
+      <w:bookmarkStart w:id="50" w:name="_Toc232438695"/>
       <w:r>
         <w:rPr>
           <w:rFonts w:eastAsia="Times New Roman"/>
@@ -20916,7 +21092,7 @@
           <w:lang w:eastAsia="ru-RU"/>
         </w:rPr>
       </w:pPr>
-      <w:bookmarkStart w:id="51" w:name="_Toc232430079"/>
+      <w:bookmarkStart w:id="51" w:name="_Toc232438696"/>
       <w:r>
         <w:rPr>
           <w:rFonts w:eastAsia="Times New Roman"/>
@@ -21161,7 +21337,7 @@
           <w:lang w:eastAsia="ru-RU"/>
         </w:rPr>
       </w:pPr>
-      <w:bookmarkStart w:id="52" w:name="_Toc232430080"/>
+      <w:bookmarkStart w:id="52" w:name="_Toc232438697"/>
       <w:r>
         <w:rPr>
           <w:rFonts w:eastAsia="Times New Roman"/>
@@ -21729,7 +21905,7 @@
           <w:lang w:eastAsia="ru-RU"/>
         </w:rPr>
       </w:pPr>
-      <w:bookmarkStart w:id="53" w:name="_Toc232430081"/>
+      <w:bookmarkStart w:id="53" w:name="_Toc232438698"/>
       <w:r>
         <w:rPr>
           <w:rFonts w:eastAsia="Times New Roman"/>
@@ -21794,7 +21970,7 @@
           <w:lang w:eastAsia="ru-RU"/>
         </w:rPr>
       </w:pPr>
-      <w:bookmarkStart w:id="54" w:name="_Toc232430082"/>
+      <w:bookmarkStart w:id="54" w:name="_Toc232438699"/>
       <w:r>
         <w:rPr>
           <w:rFonts w:eastAsia="Times New Roman"/>
@@ -22176,7 +22352,7 @@
           <w:lang w:eastAsia="ru-RU"/>
         </w:rPr>
       </w:pPr>
-      <w:bookmarkStart w:id="55" w:name="_Toc232430083"/>
+      <w:bookmarkStart w:id="55" w:name="_Toc232438700"/>
       <w:r>
         <w:rPr>
           <w:rFonts w:eastAsia="Times New Roman"/>
@@ -22751,7 +22927,7 @@
           <w:lang w:eastAsia="ru-RU"/>
         </w:rPr>
       </w:pPr>
-      <w:bookmarkStart w:id="56" w:name="_Toc232430084"/>
+      <w:bookmarkStart w:id="56" w:name="_Toc232438701"/>
       <w:r>
         <w:rPr>
           <w:rFonts w:eastAsia="Times New Roman"/>
@@ -23164,7 +23340,7 @@
           <w:lang w:eastAsia="ru-RU"/>
         </w:rPr>
       </w:pPr>
-      <w:bookmarkStart w:id="57" w:name="_Toc232430085"/>
+      <w:bookmarkStart w:id="57" w:name="_Toc232438702"/>
       <w:r>
         <w:rPr>
           <w:rFonts w:eastAsia="Times New Roman"/>
@@ -23737,7 +23913,7 @@
           <w:lang w:eastAsia="ru-RU"/>
         </w:rPr>
       </w:pPr>
-      <w:bookmarkStart w:id="58" w:name="_Toc232430086"/>
+      <w:bookmarkStart w:id="58" w:name="_Toc232438703"/>
       <w:r>
         <w:rPr>
           <w:rFonts w:eastAsia="Times New Roman"/>
@@ -24207,7 +24383,7 @@
           <w:lang w:eastAsia="ru-RU"/>
         </w:rPr>
       </w:pPr>
-      <w:bookmarkStart w:id="59" w:name="_Toc232430087"/>
+      <w:bookmarkStart w:id="59" w:name="_Toc232438704"/>
       <w:r>
         <w:rPr>
           <w:rFonts w:eastAsia="Times New Roman"/>
@@ -24388,7 +24564,7 @@
           <w:lang w:eastAsia="ru-RU"/>
         </w:rPr>
       </w:pPr>
-      <w:bookmarkStart w:id="60" w:name="_Toc232430088"/>
+      <w:bookmarkStart w:id="60" w:name="_Toc232438705"/>
       <w:r>
         <w:rPr>
           <w:rFonts w:eastAsia="Times New Roman"/>
@@ -25542,7 +25718,7 @@
           <w:lang w:eastAsia="ru-RU"/>
         </w:rPr>
       </w:pPr>
-      <w:bookmarkStart w:id="61" w:name="_Toc232430089"/>
+      <w:bookmarkStart w:id="61" w:name="_Toc232438706"/>
       <w:r>
         <w:rPr>
           <w:rFonts w:eastAsia="Times New Roman"/>
@@ -27010,7 +27186,7 @@
           <w:lang w:eastAsia="ru-RU"/>
         </w:rPr>
       </w:pPr>
-      <w:bookmarkStart w:id="62" w:name="_Toc232430090"/>
+      <w:bookmarkStart w:id="62" w:name="_Toc232438707"/>
       <w:r>
         <w:rPr>
           <w:rFonts w:eastAsia="Times New Roman"/>
@@ -28241,7 +28417,7 @@
           <w:lang w:eastAsia="ru-RU"/>
         </w:rPr>
       </w:pPr>
-      <w:bookmarkStart w:id="63" w:name="_Toc232430091"/>
+      <w:bookmarkStart w:id="63" w:name="_Toc232438708"/>
       <w:r>
         <w:rPr>
           <w:rFonts w:eastAsia="Times New Roman"/>
@@ -29581,7 +29757,7 @@
           <w:lang w:eastAsia="ru-RU"/>
         </w:rPr>
       </w:pPr>
-      <w:bookmarkStart w:id="64" w:name="_Toc232430092"/>
+      <w:bookmarkStart w:id="64" w:name="_Toc232438709"/>
       <w:r>
         <w:rPr>
           <w:rFonts w:eastAsia="Times New Roman"/>
@@ -30504,6 +30680,49 @@
     </w:p>
     <w:p>
       <w:pPr>
+        <w:spacing w:after="160" w:line="259" w:lineRule="auto"/>
+        <w:rPr>
+          <w:rFonts w:ascii="Times New Roman" w:eastAsia="Times New Roman" w:hAnsi="Times New Roman" w:cs="Times New Roman"/>
+          <w:sz w:val="28"/>
+          <w:szCs w:val="28"/>
+          <w:lang w:eastAsia="ru-RU"/>
+        </w:rPr>
+      </w:pPr>
+      <w:r>
+        <w:rPr>
+          <w:rFonts w:ascii="Times New Roman" w:eastAsia="Times New Roman" w:hAnsi="Times New Roman" w:cs="Times New Roman"/>
+          <w:sz w:val="28"/>
+          <w:szCs w:val="28"/>
+          <w:lang w:eastAsia="ru-RU"/>
+        </w:rPr>
+        <w:br w:type="page"/>
+      </w:r>
+    </w:p>
+    <w:p>
+      <w:pPr>
+        <w:pStyle w:val="1"/>
+        <w:numPr>
+          <w:ilvl w:val="0"/>
+          <w:numId w:val="4"/>
+        </w:numPr>
+        <w:rPr>
+          <w:rFonts w:eastAsia="Times New Roman"/>
+          <w:lang w:eastAsia="ru-RU"/>
+        </w:rPr>
+      </w:pPr>
+      <w:bookmarkStart w:id="65" w:name="_Toc232438710"/>
+      <w:r>
+        <w:rPr>
+          <w:rFonts w:eastAsia="Times New Roman"/>
+          <w:lang w:eastAsia="ru-RU"/>
+        </w:rPr>
+        <w:lastRenderedPageBreak/>
+        <w:t>Проектирование модуля «Дизайн интерфейса системы»</w:t>
+      </w:r>
+      <w:bookmarkEnd w:id="65"/>
+    </w:p>
+    <w:p>
+      <w:pPr>
         <w:spacing w:after="0" w:line="360" w:lineRule="auto"/>
         <w:ind w:firstLine="709"/>
         <w:contextualSpacing/>
@@ -30515,6 +30734,35 @@
           <w:lang w:eastAsia="ru-RU"/>
         </w:rPr>
       </w:pPr>
+      <w:r>
+        <w:rPr>
+          <w:rFonts w:ascii="Times New Roman" w:eastAsia="Times New Roman" w:hAnsi="Times New Roman" w:cs="Times New Roman"/>
+          <w:sz w:val="28"/>
+          <w:szCs w:val="28"/>
+          <w:lang w:eastAsia="ru-RU"/>
+        </w:rPr>
+        <w:t xml:space="preserve">Для проектирования данного модуля были созданы макеты, демонстрирующие основные требования к интерфейсу. Весь макет был реализован с помощью такого инструмента как </w:t>
+      </w:r>
+      <w:proofErr w:type="spellStart"/>
+      <w:r>
+        <w:rPr>
+          <w:rFonts w:ascii="Times New Roman" w:eastAsia="Times New Roman" w:hAnsi="Times New Roman" w:cs="Times New Roman"/>
+          <w:sz w:val="28"/>
+          <w:szCs w:val="28"/>
+          <w:lang w:val="en-US" w:eastAsia="ru-RU"/>
+        </w:rPr>
+        <w:t>Figma</w:t>
+      </w:r>
+      <w:proofErr w:type="spellEnd"/>
+      <w:r>
+        <w:rPr>
+          <w:rFonts w:ascii="Times New Roman" w:eastAsia="Times New Roman" w:hAnsi="Times New Roman" w:cs="Times New Roman"/>
+          <w:sz w:val="28"/>
+          <w:szCs w:val="28"/>
+          <w:lang w:eastAsia="ru-RU"/>
+        </w:rPr>
+        <w:t>.</w:t>
+      </w:r>
     </w:p>
     <w:p>
       <w:pPr>
@@ -30529,6 +30777,26 @@
           <w:lang w:eastAsia="ru-RU"/>
         </w:rPr>
       </w:pPr>
+      <w:proofErr w:type="spellStart"/>
+      <w:r>
+        <w:rPr>
+          <w:rFonts w:ascii="Times New Roman" w:eastAsia="Times New Roman" w:hAnsi="Times New Roman" w:cs="Times New Roman"/>
+          <w:sz w:val="28"/>
+          <w:szCs w:val="28"/>
+          <w:lang w:eastAsia="ru-RU"/>
+        </w:rPr>
+        <w:t>Figma</w:t>
+      </w:r>
+      <w:proofErr w:type="spellEnd"/>
+      <w:r>
+        <w:rPr>
+          <w:rFonts w:ascii="Times New Roman" w:eastAsia="Times New Roman" w:hAnsi="Times New Roman" w:cs="Times New Roman"/>
+          <w:sz w:val="28"/>
+          <w:szCs w:val="28"/>
+          <w:lang w:eastAsia="ru-RU"/>
+        </w:rPr>
+        <w:t xml:space="preserve"> — это онлайн-платформа для проектирования интерфейсов и совместной работы. Она позволяет создавать макеты сайтов, мобильных приложений и презентации прямо в браузере.</w:t>
+      </w:r>
     </w:p>
     <w:p>
       <w:pPr>
@@ -30546,6 +30814,146 @@
     </w:p>
     <w:p>
       <w:pPr>
+        <w:spacing w:after="0" w:line="360" w:lineRule="auto"/>
+        <w:ind w:firstLine="709"/>
+        <w:contextualSpacing/>
+        <w:jc w:val="both"/>
+        <w:rPr>
+          <w:rFonts w:ascii="Times New Roman" w:eastAsia="Times New Roman" w:hAnsi="Times New Roman" w:cs="Times New Roman"/>
+          <w:sz w:val="28"/>
+          <w:szCs w:val="28"/>
+          <w:lang w:eastAsia="ru-RU"/>
+        </w:rPr>
+      </w:pPr>
+    </w:p>
+    <w:p>
+      <w:pPr>
+        <w:spacing w:after="0" w:line="360" w:lineRule="auto"/>
+        <w:ind w:firstLine="709"/>
+        <w:contextualSpacing/>
+        <w:jc w:val="both"/>
+        <w:rPr>
+          <w:rFonts w:ascii="Times New Roman" w:eastAsia="Times New Roman" w:hAnsi="Times New Roman" w:cs="Times New Roman"/>
+          <w:sz w:val="28"/>
+          <w:szCs w:val="28"/>
+          <w:lang w:eastAsia="ru-RU"/>
+        </w:rPr>
+      </w:pPr>
+    </w:p>
+    <w:p>
+      <w:pPr>
+        <w:spacing w:after="0" w:line="360" w:lineRule="auto"/>
+        <w:ind w:firstLine="709"/>
+        <w:contextualSpacing/>
+        <w:jc w:val="both"/>
+        <w:rPr>
+          <w:rFonts w:ascii="Times New Roman" w:eastAsia="Times New Roman" w:hAnsi="Times New Roman" w:cs="Times New Roman"/>
+          <w:sz w:val="28"/>
+          <w:szCs w:val="28"/>
+          <w:lang w:eastAsia="ru-RU"/>
+        </w:rPr>
+      </w:pPr>
+    </w:p>
+    <w:p>
+      <w:pPr>
+        <w:spacing w:after="0" w:line="360" w:lineRule="auto"/>
+        <w:ind w:firstLine="709"/>
+        <w:contextualSpacing/>
+        <w:jc w:val="both"/>
+        <w:rPr>
+          <w:rFonts w:ascii="Times New Roman" w:eastAsia="Times New Roman" w:hAnsi="Times New Roman" w:cs="Times New Roman"/>
+          <w:sz w:val="28"/>
+          <w:szCs w:val="28"/>
+          <w:lang w:eastAsia="ru-RU"/>
+        </w:rPr>
+      </w:pPr>
+    </w:p>
+    <w:p>
+      <w:pPr>
+        <w:spacing w:after="0" w:line="360" w:lineRule="auto"/>
+        <w:ind w:firstLine="709"/>
+        <w:contextualSpacing/>
+        <w:jc w:val="both"/>
+        <w:rPr>
+          <w:rFonts w:ascii="Times New Roman" w:eastAsia="Times New Roman" w:hAnsi="Times New Roman" w:cs="Times New Roman"/>
+          <w:sz w:val="28"/>
+          <w:szCs w:val="28"/>
+          <w:lang w:eastAsia="ru-RU"/>
+        </w:rPr>
+      </w:pPr>
+    </w:p>
+    <w:p>
+      <w:pPr>
+        <w:spacing w:after="0" w:line="360" w:lineRule="auto"/>
+        <w:ind w:firstLine="709"/>
+        <w:contextualSpacing/>
+        <w:jc w:val="both"/>
+        <w:rPr>
+          <w:rFonts w:ascii="Times New Roman" w:eastAsia="Times New Roman" w:hAnsi="Times New Roman" w:cs="Times New Roman"/>
+          <w:sz w:val="28"/>
+          <w:szCs w:val="28"/>
+          <w:lang w:eastAsia="ru-RU"/>
+        </w:rPr>
+      </w:pPr>
+    </w:p>
+    <w:p>
+      <w:pPr>
+        <w:spacing w:after="0" w:line="360" w:lineRule="auto"/>
+        <w:ind w:firstLine="709"/>
+        <w:contextualSpacing/>
+        <w:jc w:val="both"/>
+        <w:rPr>
+          <w:rFonts w:ascii="Times New Roman" w:eastAsia="Times New Roman" w:hAnsi="Times New Roman" w:cs="Times New Roman"/>
+          <w:sz w:val="28"/>
+          <w:szCs w:val="28"/>
+          <w:lang w:eastAsia="ru-RU"/>
+        </w:rPr>
+      </w:pPr>
+    </w:p>
+    <w:p>
+      <w:pPr>
+        <w:spacing w:after="0" w:line="360" w:lineRule="auto"/>
+        <w:ind w:firstLine="709"/>
+        <w:contextualSpacing/>
+        <w:jc w:val="both"/>
+        <w:rPr>
+          <w:rFonts w:ascii="Times New Roman" w:eastAsia="Times New Roman" w:hAnsi="Times New Roman" w:cs="Times New Roman"/>
+          <w:sz w:val="28"/>
+          <w:szCs w:val="28"/>
+          <w:lang w:eastAsia="ru-RU"/>
+        </w:rPr>
+      </w:pPr>
+    </w:p>
+    <w:p>
+      <w:pPr>
+        <w:spacing w:after="0" w:line="360" w:lineRule="auto"/>
+        <w:ind w:firstLine="709"/>
+        <w:contextualSpacing/>
+        <w:jc w:val="both"/>
+        <w:rPr>
+          <w:rFonts w:ascii="Times New Roman" w:eastAsia="Times New Roman" w:hAnsi="Times New Roman" w:cs="Times New Roman"/>
+          <w:sz w:val="28"/>
+          <w:szCs w:val="28"/>
+          <w:lang w:eastAsia="ru-RU"/>
+        </w:rPr>
+      </w:pPr>
+    </w:p>
+    <w:p>
+      <w:pPr>
+        <w:spacing w:after="0" w:line="360" w:lineRule="auto"/>
+        <w:ind w:firstLine="709"/>
+        <w:contextualSpacing/>
+        <w:jc w:val="both"/>
+        <w:rPr>
+          <w:rFonts w:ascii="Times New Roman" w:eastAsia="Times New Roman" w:hAnsi="Times New Roman" w:cs="Times New Roman"/>
+          <w:sz w:val="28"/>
+          <w:szCs w:val="28"/>
+          <w:lang w:eastAsia="ru-RU"/>
+        </w:rPr>
+      </w:pPr>
+    </w:p>
+    <w:p>
+      <w:pPr>
         <w:spacing w:after="160" w:line="259" w:lineRule="auto"/>
         <w:rPr>
           <w:rFonts w:ascii="Times New Roman" w:eastAsia="Times New Roman" w:hAnsi="Times New Roman" w:cs="Times New Roman"/>
@@ -30572,7 +30980,7 @@
           <w:lang w:eastAsia="ru-RU"/>
         </w:rPr>
       </w:pPr>
-      <w:bookmarkStart w:id="65" w:name="_Toc232430093"/>
+      <w:bookmarkStart w:id="66" w:name="_Toc232438711"/>
       <w:r>
         <w:rPr>
           <w:rFonts w:eastAsia="Times New Roman"/>
@@ -30582,7 +30990,7 @@
         <w:lastRenderedPageBreak/>
         <w:t>Часть разработки</w:t>
       </w:r>
-      <w:bookmarkEnd w:id="65"/>
+      <w:bookmarkEnd w:id="66"/>
     </w:p>
     <w:p>
       <w:pPr>
@@ -30626,7 +31034,7 @@
           <w:lang w:eastAsia="ru-RU"/>
         </w:rPr>
       </w:pPr>
-      <w:bookmarkStart w:id="66" w:name="_Toc232430094"/>
+      <w:bookmarkStart w:id="67" w:name="_Toc232438712"/>
       <w:r>
         <w:rPr>
           <w:rFonts w:eastAsia="Times New Roman"/>
@@ -30636,7 +31044,7 @@
         <w:lastRenderedPageBreak/>
         <w:t>Часть тестирования</w:t>
       </w:r>
-      <w:bookmarkEnd w:id="66"/>
+      <w:bookmarkEnd w:id="67"/>
     </w:p>
     <w:p>
       <w:pPr>
@@ -30680,7 +31088,7 @@
           <w:lang w:eastAsia="ru-RU"/>
         </w:rPr>
       </w:pPr>
-      <w:bookmarkStart w:id="67" w:name="_Toc232430095"/>
+      <w:bookmarkStart w:id="68" w:name="_Toc232438713"/>
       <w:r>
         <w:rPr>
           <w:rFonts w:eastAsia="Times New Roman"/>
@@ -30690,7 +31098,7 @@
         <w:lastRenderedPageBreak/>
         <w:t>Организация реализации проекта</w:t>
       </w:r>
-      <w:bookmarkEnd w:id="67"/>
+      <w:bookmarkEnd w:id="68"/>
     </w:p>
     <w:p>
       <w:pPr>
@@ -30734,7 +31142,7 @@
           <w:lang w:eastAsia="ru-RU"/>
         </w:rPr>
       </w:pPr>
-      <w:bookmarkStart w:id="68" w:name="_Toc232430096"/>
+      <w:bookmarkStart w:id="69" w:name="_Toc232438714"/>
       <w:r>
         <w:rPr>
           <w:rFonts w:eastAsia="Times New Roman"/>
@@ -30744,7 +31152,7 @@
         <w:lastRenderedPageBreak/>
         <w:t>Часть задания от предприятия</w:t>
       </w:r>
-      <w:bookmarkEnd w:id="68"/>
+      <w:bookmarkEnd w:id="69"/>
     </w:p>
     <w:p>
       <w:pPr>
@@ -30788,7 +31196,7 @@
           <w:lang w:eastAsia="ru-RU"/>
         </w:rPr>
       </w:pPr>
-      <w:bookmarkStart w:id="69" w:name="_Toc232430097"/>
+      <w:bookmarkStart w:id="70" w:name="_Toc232438715"/>
       <w:r>
         <w:rPr>
           <w:rFonts w:eastAsia="Times New Roman"/>
@@ -30797,7 +31205,7 @@
         <w:lastRenderedPageBreak/>
         <w:t>Заключение</w:t>
       </w:r>
-      <w:bookmarkEnd w:id="69"/>
+      <w:bookmarkEnd w:id="70"/>
     </w:p>
     <w:p>
       <w:pPr>
@@ -30895,7 +31303,7 @@
           <w:lang w:eastAsia="ru-RU"/>
         </w:rPr>
       </w:pPr>
-      <w:bookmarkStart w:id="70" w:name="_Toc232430098"/>
+      <w:bookmarkStart w:id="71" w:name="_Toc232438716"/>
       <w:r>
         <w:rPr>
           <w:rFonts w:eastAsia="Times New Roman"/>
@@ -30907,7 +31315,7 @@
         <w:lastRenderedPageBreak/>
         <w:t>Приложение А.</w:t>
       </w:r>
-      <w:bookmarkEnd w:id="70"/>
+      <w:bookmarkEnd w:id="71"/>
     </w:p>
     <w:p>
       <w:pPr>
@@ -45819,7 +46227,7 @@
           <w:rPr>
             <w:noProof/>
           </w:rPr>
-          <w:t>13</w:t>
+          <w:t>2</w:t>
         </w:r>
         <w:r>
           <w:fldChar w:fldCharType="end"/>
@@ -52115,7 +52523,7 @@
 </file>
 
 <file path=customXml/itemProps1.xml><?xml version="1.0" encoding="utf-8"?>
-<ds:datastoreItem xmlns:ds="http://schemas.openxmlformats.org/officeDocument/2006/customXml" ds:itemID="{378D306F-5262-4354-A98E-28500F97F46E}">
+<ds:datastoreItem xmlns:ds="http://schemas.openxmlformats.org/officeDocument/2006/customXml" ds:itemID="{7A27581B-956D-4222-8813-7AFD5654FBE8}">
   <ds:schemaRefs>
     <ds:schemaRef ds:uri="http://schemas.openxmlformats.org/officeDocument/2006/bibliography"/>
   </ds:schemaRefs>

--- a/documentation/Отчеты/report soldat.docx
+++ b/documentation/Отчеты/report soldat.docx
@@ -1,6 +1,6 @@
 
 <file path=word/document.xml><?xml version="1.0" encoding="utf-8"?>
-<w:document xmlns:wpc="http://schemas.microsoft.com/office/word/2010/wordprocessingCanvas" xmlns:cx="http://schemas.microsoft.com/office/drawing/2014/chartex" xmlns:mc="http://schemas.openxmlformats.org/markup-compatibility/2006" xmlns:o="urn:schemas-microsoft-com:office:office" xmlns:r="http://schemas.openxmlformats.org/officeDocument/2006/relationships" xmlns:m="http://schemas.openxmlformats.org/officeDocument/2006/math" xmlns:v="urn:schemas-microsoft-com:vml" xmlns:wp14="http://schemas.microsoft.com/office/word/2010/wordprocessingDrawing" xmlns:wp="http://schemas.openxmlformats.org/drawingml/2006/wordprocessingDrawing" xmlns:w10="urn:schemas-microsoft-com:office:word" xmlns:w="http://schemas.openxmlformats.org/wordprocessingml/2006/main" xmlns:w14="http://schemas.microsoft.com/office/word/2010/wordml" xmlns:w15="http://schemas.microsoft.com/office/word/2012/wordml" xmlns:w16se="http://schemas.microsoft.com/office/word/2015/wordml/symex" xmlns:wpg="http://schemas.microsoft.com/office/word/2010/wordprocessingGroup" xmlns:wpi="http://schemas.microsoft.com/office/word/2010/wordprocessingInk" xmlns:wne="http://schemas.microsoft.com/office/word/2006/wordml" xmlns:wps="http://schemas.microsoft.com/office/word/2010/wordprocessingShape" mc:Ignorable="w14 w15 w16se wp14">
+<w:document xmlns:wpc="http://schemas.microsoft.com/office/word/2010/wordprocessingCanvas" xmlns:cx="http://schemas.microsoft.com/office/drawing/2014/chartex" xmlns:cx1="http://schemas.microsoft.com/office/drawing/2015/9/8/chartex" xmlns:mc="http://schemas.openxmlformats.org/markup-compatibility/2006" xmlns:o="urn:schemas-microsoft-com:office:office" xmlns:r="http://schemas.openxmlformats.org/officeDocument/2006/relationships" xmlns:m="http://schemas.openxmlformats.org/officeDocument/2006/math" xmlns:v="urn:schemas-microsoft-com:vml" xmlns:wp14="http://schemas.microsoft.com/office/word/2010/wordprocessingDrawing" xmlns:wp="http://schemas.openxmlformats.org/drawingml/2006/wordprocessingDrawing" xmlns:w10="urn:schemas-microsoft-com:office:word" xmlns:w="http://schemas.openxmlformats.org/wordprocessingml/2006/main" xmlns:w14="http://schemas.microsoft.com/office/word/2010/wordml" xmlns:w15="http://schemas.microsoft.com/office/word/2012/wordml" xmlns:w16se="http://schemas.microsoft.com/office/word/2015/wordml/symex" xmlns:wpg="http://schemas.microsoft.com/office/word/2010/wordprocessingGroup" xmlns:wpi="http://schemas.microsoft.com/office/word/2010/wordprocessingInk" xmlns:wne="http://schemas.microsoft.com/office/word/2006/wordml" xmlns:wps="http://schemas.microsoft.com/office/word/2010/wordprocessingShape" mc:Ignorable="w14 w15 w16se wp14">
   <w:body>
     <w:p>
       <w:pPr>
@@ -1039,8 +1039,6 @@
         <w:t>Содержание</w:t>
       </w:r>
     </w:p>
-    <w:bookmarkStart w:id="2" w:name="_GoBack"/>
-    <w:bookmarkEnd w:id="2"/>
     <w:p>
       <w:pPr>
         <w:pStyle w:val="11"/>
@@ -6705,7 +6703,7 @@
           <w:lang w:eastAsia="ru-RU"/>
         </w:rPr>
       </w:pPr>
-      <w:bookmarkStart w:id="3" w:name="_Toc232684151"/>
+      <w:bookmarkStart w:id="2" w:name="_Toc232684151"/>
       <w:r>
         <w:rPr>
           <w:rFonts w:eastAsia="Times New Roman"/>
@@ -6714,7 +6712,7 @@
         <w:lastRenderedPageBreak/>
         <w:t>Введение</w:t>
       </w:r>
-      <w:bookmarkEnd w:id="3"/>
+      <w:bookmarkEnd w:id="2"/>
     </w:p>
     <w:p>
       <w:pPr>
@@ -7730,7 +7728,7 @@
           <w:lang w:eastAsia="ru-RU"/>
         </w:rPr>
       </w:pPr>
-      <w:bookmarkStart w:id="4" w:name="_Toc232684152"/>
+      <w:bookmarkStart w:id="3" w:name="_Toc232684152"/>
       <w:r>
         <w:rPr>
           <w:rFonts w:eastAsia="Times New Roman"/>
@@ -7746,7 +7744,7 @@
         </w:rPr>
         <w:t xml:space="preserve"> и концепт проекта</w:t>
       </w:r>
-      <w:bookmarkEnd w:id="4"/>
+      <w:bookmarkEnd w:id="3"/>
     </w:p>
     <w:p>
       <w:pPr>
@@ -7760,7 +7758,7 @@
           <w:lang w:eastAsia="ru-RU"/>
         </w:rPr>
       </w:pPr>
-      <w:bookmarkStart w:id="5" w:name="_Toc232684153"/>
+      <w:bookmarkStart w:id="4" w:name="_Toc232684153"/>
       <w:r>
         <w:rPr>
           <w:rFonts w:eastAsia="Times New Roman"/>
@@ -7768,7 +7766,7 @@
         </w:rPr>
         <w:t>Анализ структуры и деятельности предприятия</w:t>
       </w:r>
-      <w:bookmarkEnd w:id="5"/>
+      <w:bookmarkEnd w:id="4"/>
     </w:p>
     <w:p>
       <w:pPr>
@@ -8725,7 +8723,7 @@
           <w:lang w:eastAsia="ru-RU"/>
         </w:rPr>
       </w:pPr>
-      <w:bookmarkStart w:id="6" w:name="_Toc232684154"/>
+      <w:bookmarkStart w:id="5" w:name="_Toc232684154"/>
       <w:r>
         <w:rPr>
           <w:rFonts w:eastAsia="Times New Roman"/>
@@ -8733,7 +8731,7 @@
         </w:rPr>
         <w:t>Общее описание проекта</w:t>
       </w:r>
-      <w:bookmarkEnd w:id="6"/>
+      <w:bookmarkEnd w:id="5"/>
     </w:p>
     <w:p>
       <w:pPr>
@@ -9143,7 +9141,7 @@
           <w:lang w:eastAsia="ru-RU"/>
         </w:rPr>
       </w:pPr>
-      <w:bookmarkStart w:id="7" w:name="_Toc232684155"/>
+      <w:bookmarkStart w:id="6" w:name="_Toc232684155"/>
       <w:r>
         <w:rPr>
           <w:rFonts w:eastAsia="Times New Roman"/>
@@ -9151,7 +9149,7 @@
         </w:rPr>
         <w:t>Техническое задание</w:t>
       </w:r>
-      <w:bookmarkEnd w:id="7"/>
+      <w:bookmarkEnd w:id="6"/>
     </w:p>
     <w:p>
       <w:pPr>
@@ -9758,7 +9756,7 @@
           <w:lang w:eastAsia="ru-RU"/>
         </w:rPr>
       </w:pPr>
-      <w:bookmarkStart w:id="8" w:name="_Toc232684156"/>
+      <w:bookmarkStart w:id="7" w:name="_Toc232684156"/>
       <w:r>
         <w:rPr>
           <w:rFonts w:eastAsia="Times New Roman"/>
@@ -9767,7 +9765,7 @@
         <w:lastRenderedPageBreak/>
         <w:t>Практическая часть</w:t>
       </w:r>
-      <w:bookmarkEnd w:id="8"/>
+      <w:bookmarkEnd w:id="7"/>
     </w:p>
     <w:p>
       <w:pPr>
@@ -9781,7 +9779,7 @@
           <w:lang w:eastAsia="ru-RU"/>
         </w:rPr>
       </w:pPr>
-      <w:bookmarkStart w:id="9" w:name="_Toc232684157"/>
+      <w:bookmarkStart w:id="8" w:name="_Toc232684157"/>
       <w:r>
         <w:rPr>
           <w:rFonts w:eastAsia="Times New Roman"/>
@@ -9789,7 +9787,7 @@
         </w:rPr>
         <w:t>Описание основных модулей и распределение ролей</w:t>
       </w:r>
-      <w:bookmarkEnd w:id="9"/>
+      <w:bookmarkEnd w:id="8"/>
     </w:p>
     <w:p>
       <w:pPr>
@@ -9854,7 +9852,7 @@
           <w:lang w:eastAsia="ru-RU"/>
         </w:rPr>
       </w:pPr>
-      <w:bookmarkStart w:id="10" w:name="_Toc232684158"/>
+      <w:bookmarkStart w:id="9" w:name="_Toc232684158"/>
       <w:r>
         <w:rPr>
           <w:rFonts w:eastAsia="Times New Roman"/>
@@ -9862,7 +9860,7 @@
         </w:rPr>
         <w:t>Модуль «Регистрация и авторизация»</w:t>
       </w:r>
-      <w:bookmarkEnd w:id="10"/>
+      <w:bookmarkEnd w:id="9"/>
     </w:p>
     <w:p>
       <w:pPr>
@@ -9877,7 +9875,7 @@
           <w:lang w:eastAsia="ru-RU"/>
         </w:rPr>
       </w:pPr>
-      <w:bookmarkStart w:id="11" w:name="_Toc232684159"/>
+      <w:bookmarkStart w:id="10" w:name="_Toc232684159"/>
       <w:r>
         <w:rPr>
           <w:rFonts w:eastAsia="Times New Roman"/>
@@ -9885,7 +9883,7 @@
         </w:rPr>
         <w:t>Основное описание модуля</w:t>
       </w:r>
-      <w:bookmarkEnd w:id="11"/>
+      <w:bookmarkEnd w:id="10"/>
     </w:p>
     <w:p>
       <w:pPr>
@@ -10154,9 +10152,9 @@
           <w:lang w:eastAsia="ru-RU"/>
         </w:rPr>
       </w:pPr>
-      <w:bookmarkStart w:id="12" w:name="_Toc229829446"/>
-      <w:bookmarkStart w:id="13" w:name="_Toc231408009"/>
-      <w:bookmarkStart w:id="14" w:name="_Toc232684160"/>
+      <w:bookmarkStart w:id="11" w:name="_Toc229829446"/>
+      <w:bookmarkStart w:id="12" w:name="_Toc231408009"/>
+      <w:bookmarkStart w:id="13" w:name="_Toc232684160"/>
       <w:r>
         <w:rPr>
           <w:rFonts w:eastAsia="Times New Roman"/>
@@ -10164,9 +10162,9 @@
         </w:rPr>
         <w:t>Распределение ролей членов команды</w:t>
       </w:r>
+      <w:bookmarkEnd w:id="11"/>
       <w:bookmarkEnd w:id="12"/>
       <w:bookmarkEnd w:id="13"/>
-      <w:bookmarkEnd w:id="14"/>
     </w:p>
     <w:p>
       <w:pPr>
@@ -10291,7 +10289,7 @@
           <w:lang w:eastAsia="ru-RU"/>
         </w:rPr>
       </w:pPr>
-      <w:bookmarkStart w:id="15" w:name="_Toc232684161"/>
+      <w:bookmarkStart w:id="14" w:name="_Toc232684161"/>
       <w:r>
         <w:rPr>
           <w:rFonts w:eastAsia="Times New Roman"/>
@@ -10300,7 +10298,7 @@
         <w:lastRenderedPageBreak/>
         <w:t>Модуль «Создание и обработка заявок»</w:t>
       </w:r>
-      <w:bookmarkEnd w:id="15"/>
+      <w:bookmarkEnd w:id="14"/>
     </w:p>
     <w:p>
       <w:pPr>
@@ -10315,7 +10313,7 @@
           <w:lang w:eastAsia="ru-RU"/>
         </w:rPr>
       </w:pPr>
-      <w:bookmarkStart w:id="16" w:name="_Toc232684162"/>
+      <w:bookmarkStart w:id="15" w:name="_Toc232684162"/>
       <w:r>
         <w:rPr>
           <w:rFonts w:eastAsia="Times New Roman"/>
@@ -10323,7 +10321,7 @@
         </w:rPr>
         <w:t>Основное описание модуля</w:t>
       </w:r>
-      <w:bookmarkEnd w:id="16"/>
+      <w:bookmarkEnd w:id="15"/>
     </w:p>
     <w:p>
       <w:pPr>
@@ -10637,7 +10635,7 @@
           <w:lang w:eastAsia="ru-RU"/>
         </w:rPr>
       </w:pPr>
-      <w:bookmarkStart w:id="17" w:name="_Toc232684163"/>
+      <w:bookmarkStart w:id="16" w:name="_Toc232684163"/>
       <w:r>
         <w:rPr>
           <w:rFonts w:eastAsia="Times New Roman"/>
@@ -10645,7 +10643,7 @@
         </w:rPr>
         <w:t>Распределение ролей членов команды</w:t>
       </w:r>
-      <w:bookmarkEnd w:id="17"/>
+      <w:bookmarkEnd w:id="16"/>
     </w:p>
     <w:p>
       <w:pPr>
@@ -10775,7 +10773,7 @@
           <w:lang w:eastAsia="ru-RU"/>
         </w:rPr>
       </w:pPr>
-      <w:bookmarkStart w:id="18" w:name="_Toc232684164"/>
+      <w:bookmarkStart w:id="17" w:name="_Toc232684164"/>
       <w:r>
         <w:rPr>
           <w:rFonts w:eastAsia="Times New Roman"/>
@@ -10784,7 +10782,7 @@
         <w:lastRenderedPageBreak/>
         <w:t>Модуль «Комментарии и уведомления»</w:t>
       </w:r>
-      <w:bookmarkEnd w:id="18"/>
+      <w:bookmarkEnd w:id="17"/>
     </w:p>
     <w:p>
       <w:pPr>
@@ -10799,7 +10797,7 @@
           <w:lang w:eastAsia="ru-RU"/>
         </w:rPr>
       </w:pPr>
-      <w:bookmarkStart w:id="19" w:name="_Toc232684165"/>
+      <w:bookmarkStart w:id="18" w:name="_Toc232684165"/>
       <w:r>
         <w:rPr>
           <w:rFonts w:eastAsia="Times New Roman"/>
@@ -10807,7 +10805,7 @@
         </w:rPr>
         <w:t>Основное описание модуля</w:t>
       </w:r>
-      <w:bookmarkEnd w:id="19"/>
+      <w:bookmarkEnd w:id="18"/>
     </w:p>
     <w:p>
       <w:pPr>
@@ -11130,7 +11128,7 @@
           <w:lang w:eastAsia="ru-RU"/>
         </w:rPr>
       </w:pPr>
-      <w:bookmarkStart w:id="20" w:name="_Toc232684166"/>
+      <w:bookmarkStart w:id="19" w:name="_Toc232684166"/>
       <w:r>
         <w:rPr>
           <w:rFonts w:eastAsia="Times New Roman"/>
@@ -11138,7 +11136,7 @@
         </w:rPr>
         <w:t>Распределение ролей членов команды</w:t>
       </w:r>
-      <w:bookmarkEnd w:id="20"/>
+      <w:bookmarkEnd w:id="19"/>
     </w:p>
     <w:p>
       <w:pPr>
@@ -11268,7 +11266,7 @@
           <w:lang w:eastAsia="ru-RU"/>
         </w:rPr>
       </w:pPr>
-      <w:bookmarkStart w:id="21" w:name="_Toc232684167"/>
+      <w:bookmarkStart w:id="20" w:name="_Toc232684167"/>
       <w:r>
         <w:rPr>
           <w:rFonts w:eastAsia="Times New Roman"/>
@@ -11277,7 +11275,7 @@
         <w:lastRenderedPageBreak/>
         <w:t>Модуль «Интерфейс сотрудника / администратора»</w:t>
       </w:r>
-      <w:bookmarkEnd w:id="21"/>
+      <w:bookmarkEnd w:id="20"/>
     </w:p>
     <w:p>
       <w:pPr>
@@ -11292,7 +11290,7 @@
           <w:lang w:eastAsia="ru-RU"/>
         </w:rPr>
       </w:pPr>
-      <w:bookmarkStart w:id="22" w:name="_Toc232684168"/>
+      <w:bookmarkStart w:id="21" w:name="_Toc232684168"/>
       <w:r>
         <w:rPr>
           <w:rFonts w:eastAsia="Times New Roman"/>
@@ -11300,7 +11298,7 @@
         </w:rPr>
         <w:t>Основное описание модуля</w:t>
       </w:r>
-      <w:bookmarkEnd w:id="22"/>
+      <w:bookmarkEnd w:id="21"/>
     </w:p>
     <w:p>
       <w:pPr>
@@ -11631,7 +11629,7 @@
           <w:lang w:eastAsia="ru-RU"/>
         </w:rPr>
       </w:pPr>
-      <w:bookmarkStart w:id="23" w:name="_Toc232684169"/>
+      <w:bookmarkStart w:id="22" w:name="_Toc232684169"/>
       <w:r>
         <w:rPr>
           <w:rFonts w:eastAsia="Times New Roman"/>
@@ -11639,7 +11637,7 @@
         </w:rPr>
         <w:t>Распределение ролей членов команды</w:t>
       </w:r>
-      <w:bookmarkEnd w:id="23"/>
+      <w:bookmarkEnd w:id="22"/>
     </w:p>
     <w:p>
       <w:pPr>
@@ -11769,7 +11767,7 @@
           <w:lang w:eastAsia="ru-RU"/>
         </w:rPr>
       </w:pPr>
-      <w:bookmarkStart w:id="24" w:name="_Toc232684170"/>
+      <w:bookmarkStart w:id="23" w:name="_Toc232684170"/>
       <w:r>
         <w:rPr>
           <w:rFonts w:eastAsia="Times New Roman"/>
@@ -11778,7 +11776,7 @@
         <w:lastRenderedPageBreak/>
         <w:t>Модуль «Аналитика и фильтрация»</w:t>
       </w:r>
-      <w:bookmarkEnd w:id="24"/>
+      <w:bookmarkEnd w:id="23"/>
     </w:p>
     <w:p>
       <w:pPr>
@@ -11793,7 +11791,7 @@
           <w:lang w:eastAsia="ru-RU"/>
         </w:rPr>
       </w:pPr>
-      <w:bookmarkStart w:id="25" w:name="_Toc232684171"/>
+      <w:bookmarkStart w:id="24" w:name="_Toc232684171"/>
       <w:r>
         <w:rPr>
           <w:rFonts w:eastAsia="Times New Roman"/>
@@ -11801,7 +11799,7 @@
         </w:rPr>
         <w:t>Основное описание модуля</w:t>
       </w:r>
-      <w:bookmarkEnd w:id="25"/>
+      <w:bookmarkEnd w:id="24"/>
     </w:p>
     <w:p>
       <w:pPr>
@@ -12097,7 +12095,7 @@
           <w:lang w:eastAsia="ru-RU"/>
         </w:rPr>
       </w:pPr>
-      <w:bookmarkStart w:id="26" w:name="_Toc232684172"/>
+      <w:bookmarkStart w:id="25" w:name="_Toc232684172"/>
       <w:r>
         <w:rPr>
           <w:rFonts w:eastAsia="Times New Roman"/>
@@ -12105,7 +12103,7 @@
         </w:rPr>
         <w:t>Распределение ролей членов команды</w:t>
       </w:r>
-      <w:bookmarkEnd w:id="26"/>
+      <w:bookmarkEnd w:id="25"/>
     </w:p>
     <w:p>
       <w:pPr>
@@ -12221,7 +12219,7 @@
           <w:lang w:eastAsia="ru-RU"/>
         </w:rPr>
       </w:pPr>
-      <w:bookmarkStart w:id="27" w:name="_Toc232684173"/>
+      <w:bookmarkStart w:id="26" w:name="_Toc232684173"/>
       <w:r>
         <w:rPr>
           <w:rFonts w:eastAsia="Times New Roman"/>
@@ -12243,7 +12241,7 @@
         </w:rPr>
         <w:t xml:space="preserve"> системы»</w:t>
       </w:r>
-      <w:bookmarkEnd w:id="27"/>
+      <w:bookmarkEnd w:id="26"/>
     </w:p>
     <w:p>
       <w:pPr>
@@ -12258,7 +12256,7 @@
           <w:lang w:eastAsia="ru-RU"/>
         </w:rPr>
       </w:pPr>
-      <w:bookmarkStart w:id="28" w:name="_Toc232684174"/>
+      <w:bookmarkStart w:id="27" w:name="_Toc232684174"/>
       <w:r>
         <w:rPr>
           <w:rFonts w:eastAsia="Times New Roman"/>
@@ -12266,7 +12264,7 @@
         </w:rPr>
         <w:t>Основное описание модуля</w:t>
       </w:r>
-      <w:bookmarkEnd w:id="28"/>
+      <w:bookmarkEnd w:id="27"/>
     </w:p>
     <w:p>
       <w:pPr>
@@ -12563,7 +12561,7 @@
           <w:lang w:eastAsia="ru-RU"/>
         </w:rPr>
       </w:pPr>
-      <w:bookmarkStart w:id="29" w:name="_Toc232684175"/>
+      <w:bookmarkStart w:id="28" w:name="_Toc232684175"/>
       <w:r>
         <w:rPr>
           <w:rFonts w:eastAsia="Times New Roman"/>
@@ -12571,7 +12569,7 @@
         </w:rPr>
         <w:t>Распределение ролей членов команды</w:t>
       </w:r>
-      <w:bookmarkEnd w:id="29"/>
+      <w:bookmarkEnd w:id="28"/>
     </w:p>
     <w:p>
       <w:pPr>
@@ -12687,7 +12685,7 @@
           <w:lang w:eastAsia="ru-RU"/>
         </w:rPr>
       </w:pPr>
-      <w:bookmarkStart w:id="30" w:name="_Toc232684176"/>
+      <w:bookmarkStart w:id="29" w:name="_Toc232684176"/>
       <w:r>
         <w:rPr>
           <w:rFonts w:eastAsia="Times New Roman"/>
@@ -12695,7 +12693,7 @@
         </w:rPr>
         <w:t>Модуль «База данных»</w:t>
       </w:r>
-      <w:bookmarkEnd w:id="30"/>
+      <w:bookmarkEnd w:id="29"/>
     </w:p>
     <w:p>
       <w:pPr>
@@ -12710,7 +12708,7 @@
           <w:lang w:eastAsia="ru-RU"/>
         </w:rPr>
       </w:pPr>
-      <w:bookmarkStart w:id="31" w:name="_Toc232684177"/>
+      <w:bookmarkStart w:id="30" w:name="_Toc232684177"/>
       <w:r>
         <w:rPr>
           <w:rFonts w:eastAsia="Times New Roman"/>
@@ -12718,7 +12716,7 @@
         </w:rPr>
         <w:t>Основное описание модуля</w:t>
       </w:r>
-      <w:bookmarkEnd w:id="31"/>
+      <w:bookmarkEnd w:id="30"/>
     </w:p>
     <w:p>
       <w:pPr>
@@ -13033,7 +13031,7 @@
           <w:lang w:eastAsia="ru-RU"/>
         </w:rPr>
       </w:pPr>
-      <w:bookmarkStart w:id="32" w:name="_Toc232684178"/>
+      <w:bookmarkStart w:id="31" w:name="_Toc232684178"/>
       <w:r>
         <w:rPr>
           <w:rFonts w:eastAsia="Times New Roman"/>
@@ -13041,7 +13039,7 @@
         </w:rPr>
         <w:t>Распределение ролей членов команды</w:t>
       </w:r>
-      <w:bookmarkEnd w:id="32"/>
+      <w:bookmarkEnd w:id="31"/>
     </w:p>
     <w:p>
       <w:pPr>
@@ -13157,7 +13155,7 @@
           <w:lang w:eastAsia="ru-RU"/>
         </w:rPr>
       </w:pPr>
-      <w:bookmarkStart w:id="33" w:name="_Toc232684179"/>
+      <w:bookmarkStart w:id="32" w:name="_Toc232684179"/>
       <w:r>
         <w:rPr>
           <w:rFonts w:eastAsia="Times New Roman"/>
@@ -13165,7 +13163,7 @@
         </w:rPr>
         <w:t>Модуль «Чат поддержки»</w:t>
       </w:r>
-      <w:bookmarkEnd w:id="33"/>
+      <w:bookmarkEnd w:id="32"/>
     </w:p>
     <w:p>
       <w:pPr>
@@ -13180,7 +13178,7 @@
           <w:lang w:eastAsia="ru-RU"/>
         </w:rPr>
       </w:pPr>
-      <w:bookmarkStart w:id="34" w:name="_Toc232684180"/>
+      <w:bookmarkStart w:id="33" w:name="_Toc232684180"/>
       <w:r>
         <w:rPr>
           <w:rFonts w:eastAsia="Times New Roman"/>
@@ -13188,7 +13186,7 @@
         </w:rPr>
         <w:t>Основное описание модуля</w:t>
       </w:r>
-      <w:bookmarkEnd w:id="34"/>
+      <w:bookmarkEnd w:id="33"/>
     </w:p>
     <w:p>
       <w:pPr>
@@ -13485,7 +13483,7 @@
           <w:lang w:eastAsia="ru-RU"/>
         </w:rPr>
       </w:pPr>
-      <w:bookmarkStart w:id="35" w:name="_Toc232684181"/>
+      <w:bookmarkStart w:id="34" w:name="_Toc232684181"/>
       <w:r>
         <w:rPr>
           <w:rFonts w:eastAsia="Times New Roman"/>
@@ -13493,7 +13491,7 @@
         </w:rPr>
         <w:t>Распределение ролей членов команды</w:t>
       </w:r>
-      <w:bookmarkEnd w:id="35"/>
+      <w:bookmarkEnd w:id="34"/>
     </w:p>
     <w:p>
       <w:pPr>
@@ -13609,7 +13607,7 @@
           <w:lang w:eastAsia="ru-RU"/>
         </w:rPr>
       </w:pPr>
-      <w:bookmarkStart w:id="36" w:name="_Toc232684182"/>
+      <w:bookmarkStart w:id="35" w:name="_Toc232684182"/>
       <w:r>
         <w:rPr>
           <w:rFonts w:eastAsia="Times New Roman"/>
@@ -13617,7 +13615,7 @@
         </w:rPr>
         <w:t>Модуль «Работа с документами»</w:t>
       </w:r>
-      <w:bookmarkEnd w:id="36"/>
+      <w:bookmarkEnd w:id="35"/>
     </w:p>
     <w:p>
       <w:pPr>
@@ -13632,7 +13630,7 @@
           <w:lang w:eastAsia="ru-RU"/>
         </w:rPr>
       </w:pPr>
-      <w:bookmarkStart w:id="37" w:name="_Toc232684183"/>
+      <w:bookmarkStart w:id="36" w:name="_Toc232684183"/>
       <w:r>
         <w:rPr>
           <w:rFonts w:eastAsia="Times New Roman"/>
@@ -13640,7 +13638,7 @@
         </w:rPr>
         <w:t>Основное описание модуля</w:t>
       </w:r>
-      <w:bookmarkEnd w:id="37"/>
+      <w:bookmarkEnd w:id="36"/>
     </w:p>
     <w:p>
       <w:pPr>
@@ -13973,7 +13971,7 @@
           <w:lang w:eastAsia="ru-RU"/>
         </w:rPr>
       </w:pPr>
-      <w:bookmarkStart w:id="38" w:name="_Toc232684184"/>
+      <w:bookmarkStart w:id="37" w:name="_Toc232684184"/>
       <w:r>
         <w:rPr>
           <w:rFonts w:eastAsia="Times New Roman"/>
@@ -13981,7 +13979,7 @@
         </w:rPr>
         <w:t>Распределение ролей членов команды</w:t>
       </w:r>
-      <w:bookmarkEnd w:id="38"/>
+      <w:bookmarkEnd w:id="37"/>
     </w:p>
     <w:p>
       <w:pPr>
@@ -14097,7 +14095,7 @@
           <w:lang w:eastAsia="ru-RU"/>
         </w:rPr>
       </w:pPr>
-      <w:bookmarkStart w:id="39" w:name="_Toc232684185"/>
+      <w:bookmarkStart w:id="38" w:name="_Toc232684185"/>
       <w:r>
         <w:rPr>
           <w:rFonts w:eastAsia="Times New Roman"/>
@@ -14105,7 +14103,7 @@
         </w:rPr>
         <w:t>Модуль «Публикация и настройка сайта»</w:t>
       </w:r>
-      <w:bookmarkEnd w:id="39"/>
+      <w:bookmarkEnd w:id="38"/>
     </w:p>
     <w:p>
       <w:pPr>
@@ -14120,7 +14118,7 @@
           <w:lang w:eastAsia="ru-RU"/>
         </w:rPr>
       </w:pPr>
-      <w:bookmarkStart w:id="40" w:name="_Toc232684186"/>
+      <w:bookmarkStart w:id="39" w:name="_Toc232684186"/>
       <w:r>
         <w:rPr>
           <w:rFonts w:eastAsia="Times New Roman"/>
@@ -14128,7 +14126,7 @@
         </w:rPr>
         <w:t>Основное описание модуля</w:t>
       </w:r>
-      <w:bookmarkEnd w:id="40"/>
+      <w:bookmarkEnd w:id="39"/>
     </w:p>
     <w:p>
       <w:pPr>
@@ -14432,7 +14430,7 @@
           <w:lang w:eastAsia="ru-RU"/>
         </w:rPr>
       </w:pPr>
-      <w:bookmarkStart w:id="41" w:name="_Toc232684187"/>
+      <w:bookmarkStart w:id="40" w:name="_Toc232684187"/>
       <w:r>
         <w:rPr>
           <w:rFonts w:eastAsia="Times New Roman"/>
@@ -14440,7 +14438,7 @@
         </w:rPr>
         <w:t>Распределение ролей членов команды</w:t>
       </w:r>
-      <w:bookmarkEnd w:id="41"/>
+      <w:bookmarkEnd w:id="40"/>
     </w:p>
     <w:p>
       <w:pPr>
@@ -14573,12 +14571,12 @@
         </w:numPr>
         <w:ind w:left="0" w:firstLine="709"/>
       </w:pPr>
-      <w:bookmarkStart w:id="42" w:name="_Toc232684188"/>
+      <w:bookmarkStart w:id="41" w:name="_Toc232684188"/>
       <w:r>
         <w:lastRenderedPageBreak/>
         <w:t>Создание плановой документации</w:t>
       </w:r>
-      <w:bookmarkEnd w:id="42"/>
+      <w:bookmarkEnd w:id="41"/>
     </w:p>
     <w:p>
       <w:pPr>
@@ -14616,7 +14614,7 @@
           <w:lang w:eastAsia="ru-RU"/>
         </w:rPr>
       </w:pPr>
-      <w:bookmarkStart w:id="43" w:name="_Toc232684189"/>
+      <w:bookmarkStart w:id="42" w:name="_Toc232684189"/>
       <w:r>
         <w:rPr>
           <w:rFonts w:eastAsia="Times New Roman"/>
@@ -14624,7 +14622,7 @@
         </w:rPr>
         <w:t>Диаграмма использования</w:t>
       </w:r>
-      <w:bookmarkEnd w:id="43"/>
+      <w:bookmarkEnd w:id="42"/>
     </w:p>
     <w:p>
       <w:pPr>
@@ -15864,11 +15862,11 @@
         </w:numPr>
         <w:ind w:left="0" w:firstLine="709"/>
       </w:pPr>
-      <w:bookmarkStart w:id="44" w:name="_Toc232684190"/>
+      <w:bookmarkStart w:id="43" w:name="_Toc232684190"/>
       <w:r>
         <w:t>Диаграмма компонентов</w:t>
       </w:r>
-      <w:bookmarkEnd w:id="44"/>
+      <w:bookmarkEnd w:id="43"/>
     </w:p>
     <w:p>
       <w:pPr>
@@ -16557,7 +16555,7 @@
           <w:rStyle w:val="30"/>
         </w:rPr>
       </w:pPr>
-      <w:bookmarkStart w:id="45" w:name="_Toc232684191"/>
+      <w:bookmarkStart w:id="44" w:name="_Toc232684191"/>
       <w:r>
         <w:rPr>
           <w:rStyle w:val="30"/>
@@ -16565,7 +16563,7 @@
         <w:lastRenderedPageBreak/>
         <w:t>Диаграмма развертывания</w:t>
       </w:r>
-      <w:bookmarkEnd w:id="45"/>
+      <w:bookmarkEnd w:id="44"/>
     </w:p>
     <w:p>
       <w:pPr>
@@ -17173,7 +17171,7 @@
           <w:lang w:eastAsia="ru-RU"/>
         </w:rPr>
       </w:pPr>
-      <w:bookmarkStart w:id="46" w:name="_Toc232684192"/>
+      <w:bookmarkStart w:id="45" w:name="_Toc232684192"/>
       <w:r>
         <w:rPr>
           <w:rFonts w:eastAsia="Times New Roman"/>
@@ -17181,7 +17179,7 @@
         </w:rPr>
         <w:t>Диаграмма классов</w:t>
       </w:r>
-      <w:bookmarkEnd w:id="46"/>
+      <w:bookmarkEnd w:id="45"/>
     </w:p>
     <w:p>
       <w:pPr>
@@ -19665,7 +19663,7 @@
           <w:lang w:eastAsia="ru-RU"/>
         </w:rPr>
       </w:pPr>
-      <w:bookmarkStart w:id="47" w:name="_Toc232684193"/>
+      <w:bookmarkStart w:id="46" w:name="_Toc232684193"/>
       <w:r>
         <w:rPr>
           <w:rFonts w:eastAsia="Times New Roman"/>
@@ -19674,7 +19672,7 @@
         <w:lastRenderedPageBreak/>
         <w:t>Проектирование модуля «Интерфейс администратора»</w:t>
       </w:r>
-      <w:bookmarkEnd w:id="47"/>
+      <w:bookmarkEnd w:id="46"/>
     </w:p>
     <w:p>
       <w:pPr>
@@ -19731,7 +19729,7 @@
           <w:lang w:eastAsia="ru-RU"/>
         </w:rPr>
       </w:pPr>
-      <w:bookmarkStart w:id="48" w:name="_Toc232684194"/>
+      <w:bookmarkStart w:id="47" w:name="_Toc232684194"/>
       <w:r>
         <w:rPr>
           <w:rFonts w:eastAsia="Times New Roman"/>
@@ -19739,7 +19737,7 @@
         </w:rPr>
         <w:t>Диаграмма деятельности</w:t>
       </w:r>
-      <w:bookmarkEnd w:id="48"/>
+      <w:bookmarkEnd w:id="47"/>
     </w:p>
     <w:p>
       <w:pPr>
@@ -20114,7 +20112,7 @@
           <w:lang w:eastAsia="ru-RU"/>
         </w:rPr>
       </w:pPr>
-      <w:bookmarkStart w:id="49" w:name="_Toc232684195"/>
+      <w:bookmarkStart w:id="48" w:name="_Toc232684195"/>
       <w:r>
         <w:rPr>
           <w:rFonts w:eastAsia="Times New Roman"/>
@@ -20122,7 +20120,7 @@
         </w:rPr>
         <w:t>Диаграмма последовательности</w:t>
       </w:r>
-      <w:bookmarkEnd w:id="49"/>
+      <w:bookmarkEnd w:id="48"/>
     </w:p>
     <w:p>
       <w:pPr>
@@ -20690,7 +20688,7 @@
           <w:lang w:eastAsia="ru-RU"/>
         </w:rPr>
       </w:pPr>
-      <w:bookmarkStart w:id="50" w:name="_Toc232684196"/>
+      <w:bookmarkStart w:id="49" w:name="_Toc232684196"/>
       <w:r>
         <w:rPr>
           <w:rFonts w:eastAsia="Times New Roman"/>
@@ -20699,7 +20697,7 @@
         <w:lastRenderedPageBreak/>
         <w:t>Диаграмма коммуникации</w:t>
       </w:r>
-      <w:bookmarkEnd w:id="50"/>
+      <w:bookmarkEnd w:id="49"/>
     </w:p>
     <w:p>
       <w:pPr>
@@ -21084,7 +21082,7 @@
           <w:lang w:eastAsia="ru-RU"/>
         </w:rPr>
       </w:pPr>
-      <w:bookmarkStart w:id="51" w:name="_Toc232684197"/>
+      <w:bookmarkStart w:id="50" w:name="_Toc232684197"/>
       <w:r>
         <w:rPr>
           <w:rFonts w:eastAsia="Times New Roman"/>
@@ -21092,7 +21090,7 @@
         </w:rPr>
         <w:t>Диаграмма состояний</w:t>
       </w:r>
-      <w:bookmarkEnd w:id="51"/>
+      <w:bookmarkEnd w:id="50"/>
     </w:p>
     <w:p>
       <w:pPr>
@@ -21558,7 +21556,7 @@
           <w:lang w:eastAsia="ru-RU"/>
         </w:rPr>
       </w:pPr>
-      <w:bookmarkStart w:id="52" w:name="_Toc232684198"/>
+      <w:bookmarkStart w:id="51" w:name="_Toc232684198"/>
       <w:r>
         <w:rPr>
           <w:rFonts w:eastAsia="Times New Roman"/>
@@ -21566,7 +21564,7 @@
         </w:rPr>
         <w:t>Дополнительные ограничения</w:t>
       </w:r>
-      <w:bookmarkEnd w:id="52"/>
+      <w:bookmarkEnd w:id="51"/>
     </w:p>
     <w:p>
       <w:pPr>
@@ -21616,7 +21614,43 @@
           <w:lang w:eastAsia="ru-RU"/>
         </w:rPr>
         <w:lastRenderedPageBreak/>
-        <w:t>Изменение статуса заявки возможно только при соблюдении последовательности переходов: «Новая» → «На рассмотрении» → «Закрыта» или «Отклонена». Запрещён пропуск статусов или изменение статуса в обратном порядке (например, из «Закрыта» в «Новая»).</w:t>
+        <w:t xml:space="preserve">Изменение статуса заявки возможно только при соблюдении последовательности переходов: «Новая» </w:t>
+      </w:r>
+      <w:r>
+        <w:rPr>
+          <w:rFonts w:ascii="Times New Roman" w:eastAsia="Times New Roman" w:hAnsi="Times New Roman" w:cs="Times New Roman"/>
+          <w:sz w:val="28"/>
+          <w:szCs w:val="28"/>
+          <w:lang w:eastAsia="ru-RU"/>
+        </w:rPr>
+        <w:t xml:space="preserve">- </w:t>
+      </w:r>
+      <w:r>
+        <w:rPr>
+          <w:rFonts w:ascii="Times New Roman" w:eastAsia="Times New Roman" w:hAnsi="Times New Roman" w:cs="Times New Roman"/>
+          <w:sz w:val="28"/>
+          <w:szCs w:val="28"/>
+          <w:lang w:eastAsia="ru-RU"/>
+        </w:rPr>
+        <w:t xml:space="preserve">«На рассмотрении» </w:t>
+      </w:r>
+      <w:r>
+        <w:rPr>
+          <w:rFonts w:ascii="Times New Roman" w:eastAsia="Times New Roman" w:hAnsi="Times New Roman" w:cs="Times New Roman"/>
+          <w:sz w:val="28"/>
+          <w:szCs w:val="28"/>
+          <w:lang w:eastAsia="ru-RU"/>
+        </w:rPr>
+        <w:t xml:space="preserve">- </w:t>
+      </w:r>
+      <w:r>
+        <w:rPr>
+          <w:rFonts w:ascii="Times New Roman" w:eastAsia="Times New Roman" w:hAnsi="Times New Roman" w:cs="Times New Roman"/>
+          <w:sz w:val="28"/>
+          <w:szCs w:val="28"/>
+          <w:lang w:eastAsia="ru-RU"/>
+        </w:rPr>
+        <w:t>«Закрыта» или «Отклонена». Запрещён пропуск статусов или изменение статуса в обратном порядке (например, из «Закрыта» в «Новая»).</w:t>
       </w:r>
     </w:p>
     <w:p>
@@ -21783,79 +21817,6 @@
     </w:p>
     <w:p>
       <w:pPr>
-        <w:pStyle w:val="aa"/>
-        <w:numPr>
-          <w:ilvl w:val="1"/>
-          <w:numId w:val="27"/>
-        </w:numPr>
-        <w:spacing w:after="0" w:line="360" w:lineRule="auto"/>
-        <w:ind w:left="0" w:firstLine="709"/>
-        <w:jc w:val="both"/>
-        <w:rPr>
-          <w:rFonts w:ascii="Times New Roman" w:eastAsia="Times New Roman" w:hAnsi="Times New Roman" w:cs="Times New Roman"/>
-          <w:sz w:val="28"/>
-          <w:szCs w:val="28"/>
-          <w:lang w:eastAsia="ru-RU"/>
-        </w:rPr>
-      </w:pPr>
-      <w:r>
-        <w:rPr>
-          <w:rFonts w:ascii="Times New Roman" w:eastAsia="Times New Roman" w:hAnsi="Times New Roman" w:cs="Times New Roman"/>
-          <w:sz w:val="28"/>
-          <w:szCs w:val="28"/>
-          <w:lang w:eastAsia="ru-RU"/>
-        </w:rPr>
-        <w:t>Выгрузка в Excel доступна только администратору. Выгружаемые данные должны соответствовать текущей фильтрации заявок. Выгрузка не должна содержать конфиденциальных да</w:t>
-      </w:r>
-      <w:r>
-        <w:rPr>
-          <w:rFonts w:ascii="Times New Roman" w:eastAsia="Times New Roman" w:hAnsi="Times New Roman" w:cs="Times New Roman"/>
-          <w:sz w:val="28"/>
-          <w:szCs w:val="28"/>
-          <w:lang w:eastAsia="ru-RU"/>
-        </w:rPr>
-        <w:t>нных (например, хешей паролей).</w:t>
-      </w:r>
-    </w:p>
-    <w:p>
-      <w:pPr>
-        <w:pStyle w:val="aa"/>
-        <w:numPr>
-          <w:ilvl w:val="1"/>
-          <w:numId w:val="27"/>
-        </w:numPr>
-        <w:spacing w:after="0" w:line="360" w:lineRule="auto"/>
-        <w:ind w:left="0" w:firstLine="709"/>
-        <w:jc w:val="both"/>
-        <w:rPr>
-          <w:rFonts w:ascii="Times New Roman" w:eastAsia="Times New Roman" w:hAnsi="Times New Roman" w:cs="Times New Roman"/>
-          <w:sz w:val="28"/>
-          <w:szCs w:val="28"/>
-          <w:lang w:eastAsia="ru-RU"/>
-        </w:rPr>
-      </w:pPr>
-      <w:r>
-        <w:rPr>
-          <w:rFonts w:ascii="Times New Roman" w:eastAsia="Times New Roman" w:hAnsi="Times New Roman" w:cs="Times New Roman"/>
-          <w:sz w:val="28"/>
-          <w:szCs w:val="28"/>
-          <w:lang w:eastAsia="ru-RU"/>
-        </w:rPr>
-        <w:t xml:space="preserve">Импорт из Excel доступен только администратору с расширенными правами. Перед импортом система должна выполнять валидацию данных (проверка форматов, обязательных полей). При </w:t>
-      </w:r>
-      <w:r>
-        <w:rPr>
-          <w:rFonts w:ascii="Times New Roman" w:eastAsia="Times New Roman" w:hAnsi="Times New Roman" w:cs="Times New Roman"/>
-          <w:sz w:val="28"/>
-          <w:szCs w:val="28"/>
-          <w:lang w:eastAsia="ru-RU"/>
-        </w:rPr>
-        <w:lastRenderedPageBreak/>
-        <w:t>обнаружении ошибок импорт должен прерываться с выводом отчёта об ошибках.</w:t>
-      </w:r>
-    </w:p>
-    <w:p>
-      <w:pPr>
         <w:spacing w:after="0" w:line="360" w:lineRule="auto"/>
         <w:ind w:firstLine="709"/>
         <w:contextualSpacing/>
@@ -21924,12 +21885,12 @@
           <w:numId w:val="4"/>
         </w:numPr>
       </w:pPr>
-      <w:bookmarkStart w:id="53" w:name="_Toc232684199"/>
+      <w:bookmarkStart w:id="52" w:name="_Toc232684199"/>
       <w:r>
         <w:lastRenderedPageBreak/>
         <w:t>Проектирование модуля «Публикация и настройка сайта»</w:t>
       </w:r>
-      <w:bookmarkEnd w:id="53"/>
+      <w:bookmarkEnd w:id="52"/>
     </w:p>
     <w:p>
       <w:pPr>
@@ -22098,7 +22059,7 @@
           <w:lang w:eastAsia="ru-RU"/>
         </w:rPr>
       </w:pPr>
-      <w:bookmarkStart w:id="54" w:name="_Toc232684200"/>
+      <w:bookmarkStart w:id="53" w:name="_Toc232684200"/>
       <w:r>
         <w:rPr>
           <w:rFonts w:eastAsia="Times New Roman"/>
@@ -22106,7 +22067,7 @@
         </w:rPr>
         <w:t>Диаграмма деятельности</w:t>
       </w:r>
-      <w:bookmarkEnd w:id="54"/>
+      <w:bookmarkEnd w:id="53"/>
     </w:p>
     <w:p>
       <w:pPr>
@@ -23196,7 +23157,7 @@
           <w:lang w:eastAsia="ru-RU"/>
         </w:rPr>
       </w:pPr>
-      <w:bookmarkStart w:id="55" w:name="_Toc232684201"/>
+      <w:bookmarkStart w:id="54" w:name="_Toc232684201"/>
       <w:r>
         <w:rPr>
           <w:rFonts w:eastAsia="Times New Roman"/>
@@ -23204,7 +23165,7 @@
         </w:rPr>
         <w:t>Диаграмма последовательности</w:t>
       </w:r>
-      <w:bookmarkEnd w:id="55"/>
+      <w:bookmarkEnd w:id="54"/>
     </w:p>
     <w:p>
       <w:pPr>
@@ -23732,7 +23693,7 @@
           <w:lang w:eastAsia="ru-RU"/>
         </w:rPr>
       </w:pPr>
-      <w:bookmarkStart w:id="56" w:name="_Toc232684202"/>
+      <w:bookmarkStart w:id="55" w:name="_Toc232684202"/>
       <w:r>
         <w:rPr>
           <w:rFonts w:eastAsia="Times New Roman"/>
@@ -23740,7 +23701,7 @@
         </w:rPr>
         <w:t>Диаграмма коммуникации</w:t>
       </w:r>
-      <w:bookmarkEnd w:id="56"/>
+      <w:bookmarkEnd w:id="55"/>
     </w:p>
     <w:p>
       <w:pPr>
@@ -24300,7 +24261,7 @@
           <w:lang w:eastAsia="ru-RU"/>
         </w:rPr>
       </w:pPr>
-      <w:bookmarkStart w:id="57" w:name="_Toc232684203"/>
+      <w:bookmarkStart w:id="56" w:name="_Toc232684203"/>
       <w:r>
         <w:rPr>
           <w:rFonts w:eastAsia="Times New Roman"/>
@@ -24309,7 +24270,7 @@
         <w:lastRenderedPageBreak/>
         <w:t>Диаграмма состояний</w:t>
       </w:r>
-      <w:bookmarkEnd w:id="57"/>
+      <w:bookmarkEnd w:id="56"/>
     </w:p>
     <w:p>
       <w:pPr>
@@ -24781,7 +24742,7 @@
           <w:lang w:eastAsia="ru-RU"/>
         </w:rPr>
       </w:pPr>
-      <w:bookmarkStart w:id="58" w:name="_Toc232684204"/>
+      <w:bookmarkStart w:id="57" w:name="_Toc232684204"/>
       <w:r>
         <w:rPr>
           <w:rFonts w:eastAsia="Times New Roman"/>
@@ -24789,7 +24750,7 @@
         </w:rPr>
         <w:t>Дополнительные ограничения</w:t>
       </w:r>
-      <w:bookmarkEnd w:id="58"/>
+      <w:bookmarkEnd w:id="57"/>
     </w:p>
     <w:p>
       <w:pPr>
@@ -25110,14 +25071,14 @@
           <w:numId w:val="4"/>
         </w:numPr>
       </w:pPr>
-      <w:bookmarkStart w:id="59" w:name="_Toc232675369"/>
-      <w:bookmarkStart w:id="60" w:name="_Toc232684205"/>
+      <w:bookmarkStart w:id="58" w:name="_Toc232675369"/>
+      <w:bookmarkStart w:id="59" w:name="_Toc232684205"/>
       <w:r>
         <w:lastRenderedPageBreak/>
         <w:t>Проектирование модуля «Дизайн интерфейса системы»</w:t>
       </w:r>
+      <w:bookmarkEnd w:id="58"/>
       <w:bookmarkEnd w:id="59"/>
-      <w:bookmarkEnd w:id="60"/>
     </w:p>
     <w:p>
       <w:pPr>
@@ -25196,8 +25157,8 @@
           <w:lang w:eastAsia="ru-RU"/>
         </w:rPr>
       </w:pPr>
-      <w:bookmarkStart w:id="61" w:name="_Toc232675370"/>
-      <w:bookmarkStart w:id="62" w:name="_Toc232684206"/>
+      <w:bookmarkStart w:id="60" w:name="_Toc232675370"/>
+      <w:bookmarkStart w:id="61" w:name="_Toc232684206"/>
       <w:r>
         <w:rPr>
           <w:rFonts w:eastAsia="Times New Roman"/>
@@ -25205,8 +25166,8 @@
         </w:rPr>
         <w:t>Дизайн интерфейса</w:t>
       </w:r>
+      <w:bookmarkEnd w:id="60"/>
       <w:bookmarkEnd w:id="61"/>
-      <w:bookmarkEnd w:id="62"/>
     </w:p>
     <w:p>
       <w:pPr>
@@ -26381,8 +26342,8 @@
           <w:lang w:eastAsia="ru-RU"/>
         </w:rPr>
       </w:pPr>
-      <w:bookmarkStart w:id="63" w:name="_Toc232675371"/>
-      <w:bookmarkStart w:id="64" w:name="_Toc232684207"/>
+      <w:bookmarkStart w:id="62" w:name="_Toc232675371"/>
+      <w:bookmarkStart w:id="63" w:name="_Toc232684207"/>
       <w:r>
         <w:rPr>
           <w:rFonts w:eastAsia="Times New Roman"/>
@@ -26390,8 +26351,8 @@
         </w:rPr>
         <w:t>Дополнительные требования</w:t>
       </w:r>
+      <w:bookmarkEnd w:id="62"/>
       <w:bookmarkEnd w:id="63"/>
-      <w:bookmarkEnd w:id="64"/>
     </w:p>
     <w:p>
       <w:pPr>
@@ -26962,6 +26923,8 @@
           <w:lang w:eastAsia="ru-RU"/>
         </w:rPr>
       </w:pPr>
+      <w:bookmarkStart w:id="64" w:name="_GoBack"/>
+      <w:bookmarkEnd w:id="64"/>
     </w:p>
     <w:p>
       <w:pPr>
@@ -29260,7 +29223,6 @@
                 <w:sz w:val="24"/>
                 <w:szCs w:val="24"/>
               </w:rPr>
-              <w:lastRenderedPageBreak/>
               <w:t>Доступность истории заявок для клиента</w:t>
             </w:r>
           </w:p>
@@ -31957,7 +31919,6 @@
                 <w:sz w:val="24"/>
                 <w:szCs w:val="24"/>
               </w:rPr>
-              <w:lastRenderedPageBreak/>
               <w:t>Клиент (заказчик услуг)</w:t>
             </w:r>
           </w:p>
@@ -34147,7 +34108,6 @@
                 <w:sz w:val="24"/>
                 <w:szCs w:val="24"/>
               </w:rPr>
-              <w:lastRenderedPageBreak/>
               <w:t>Создание и обработка заявок</w:t>
             </w:r>
           </w:p>
@@ -36607,7 +36567,6 @@
                 <w:sz w:val="24"/>
                 <w:szCs w:val="24"/>
               </w:rPr>
-              <w:lastRenderedPageBreak/>
               <w:t>3.7</w:t>
             </w:r>
           </w:p>
@@ -37694,7 +37653,6 @@
                 <w:sz w:val="24"/>
                 <w:szCs w:val="24"/>
               </w:rPr>
-              <w:lastRenderedPageBreak/>
               <w:t>4.3</w:t>
             </w:r>
           </w:p>
@@ -38217,7 +38175,6 @@
                 <w:sz w:val="24"/>
                 <w:szCs w:val="24"/>
               </w:rPr>
-              <w:lastRenderedPageBreak/>
               <w:t>5.4</w:t>
             </w:r>
           </w:p>
@@ -38756,7 +38713,6 @@
                 <w:sz w:val="24"/>
                 <w:szCs w:val="24"/>
               </w:rPr>
-              <w:lastRenderedPageBreak/>
               <w:t>6.5</w:t>
             </w:r>
           </w:p>
@@ -39642,7 +39598,6 @@
                 <w:sz w:val="24"/>
                 <w:szCs w:val="24"/>
               </w:rPr>
-              <w:lastRenderedPageBreak/>
               <w:t>Опытная эксплуатация</w:t>
             </w:r>
           </w:p>
@@ -39857,7 +39812,6 @@
                 <w:sz w:val="24"/>
                 <w:szCs w:val="24"/>
               </w:rPr>
-              <w:lastRenderedPageBreak/>
               <w:t>Приемочные испытания</w:t>
             </w:r>
           </w:p>
@@ -40823,7 +40777,7 @@
 </file>
 
 <file path=word/endnotes.xml><?xml version="1.0" encoding="utf-8"?>
-<w:endnotes xmlns:wpc="http://schemas.microsoft.com/office/word/2010/wordprocessingCanvas" xmlns:cx="http://schemas.microsoft.com/office/drawing/2014/chartex" xmlns:mc="http://schemas.openxmlformats.org/markup-compatibility/2006" xmlns:o="urn:schemas-microsoft-com:office:office" xmlns:r="http://schemas.openxmlformats.org/officeDocument/2006/relationships" xmlns:m="http://schemas.openxmlformats.org/officeDocument/2006/math" xmlns:v="urn:schemas-microsoft-com:vml" xmlns:wp14="http://schemas.microsoft.com/office/word/2010/wordprocessingDrawing" xmlns:wp="http://schemas.openxmlformats.org/drawingml/2006/wordprocessingDrawing" xmlns:w10="urn:schemas-microsoft-com:office:word" xmlns:w="http://schemas.openxmlformats.org/wordprocessingml/2006/main" xmlns:w14="http://schemas.microsoft.com/office/word/2010/wordml" xmlns:w15="http://schemas.microsoft.com/office/word/2012/wordml" xmlns:w16se="http://schemas.microsoft.com/office/word/2015/wordml/symex" xmlns:wpg="http://schemas.microsoft.com/office/word/2010/wordprocessingGroup" xmlns:wpi="http://schemas.microsoft.com/office/word/2010/wordprocessingInk" xmlns:wne="http://schemas.microsoft.com/office/word/2006/wordml" xmlns:wps="http://schemas.microsoft.com/office/word/2010/wordprocessingShape" mc:Ignorable="w14 w15 w16se wp14">
+<w:endnotes xmlns:wpc="http://schemas.microsoft.com/office/word/2010/wordprocessingCanvas" xmlns:cx="http://schemas.microsoft.com/office/drawing/2014/chartex" xmlns:cx1="http://schemas.microsoft.com/office/drawing/2015/9/8/chartex" xmlns:mc="http://schemas.openxmlformats.org/markup-compatibility/2006" xmlns:o="urn:schemas-microsoft-com:office:office" xmlns:r="http://schemas.openxmlformats.org/officeDocument/2006/relationships" xmlns:m="http://schemas.openxmlformats.org/officeDocument/2006/math" xmlns:v="urn:schemas-microsoft-com:vml" xmlns:wp14="http://schemas.microsoft.com/office/word/2010/wordprocessingDrawing" xmlns:wp="http://schemas.openxmlformats.org/drawingml/2006/wordprocessingDrawing" xmlns:w10="urn:schemas-microsoft-com:office:word" xmlns:w="http://schemas.openxmlformats.org/wordprocessingml/2006/main" xmlns:w14="http://schemas.microsoft.com/office/word/2010/wordml" xmlns:w15="http://schemas.microsoft.com/office/word/2012/wordml" xmlns:w16se="http://schemas.microsoft.com/office/word/2015/wordml/symex" xmlns:wpg="http://schemas.microsoft.com/office/word/2010/wordprocessingGroup" xmlns:wpi="http://schemas.microsoft.com/office/word/2010/wordprocessingInk" xmlns:wne="http://schemas.microsoft.com/office/word/2006/wordml" xmlns:wps="http://schemas.microsoft.com/office/word/2010/wordprocessingShape" mc:Ignorable="w14 w15 w16se wp14">
   <w:endnote w:type="separator" w:id="-1">
     <w:p>
       <w:pPr>
@@ -40848,7 +40802,7 @@
 </file>
 
 <file path=word/footer1.xml><?xml version="1.0" encoding="utf-8"?>
-<w:ftr xmlns:wpc="http://schemas.microsoft.com/office/word/2010/wordprocessingCanvas" xmlns:cx="http://schemas.microsoft.com/office/drawing/2014/chartex" xmlns:mc="http://schemas.openxmlformats.org/markup-compatibility/2006" xmlns:o="urn:schemas-microsoft-com:office:office" xmlns:r="http://schemas.openxmlformats.org/officeDocument/2006/relationships" xmlns:m="http://schemas.openxmlformats.org/officeDocument/2006/math" xmlns:v="urn:schemas-microsoft-com:vml" xmlns:wp14="http://schemas.microsoft.com/office/word/2010/wordprocessingDrawing" xmlns:wp="http://schemas.openxmlformats.org/drawingml/2006/wordprocessingDrawing" xmlns:w10="urn:schemas-microsoft-com:office:word" xmlns:w="http://schemas.openxmlformats.org/wordprocessingml/2006/main" xmlns:w14="http://schemas.microsoft.com/office/word/2010/wordml" xmlns:w15="http://schemas.microsoft.com/office/word/2012/wordml" xmlns:w16se="http://schemas.microsoft.com/office/word/2015/wordml/symex" xmlns:wpg="http://schemas.microsoft.com/office/word/2010/wordprocessingGroup" xmlns:wpi="http://schemas.microsoft.com/office/word/2010/wordprocessingInk" xmlns:wne="http://schemas.microsoft.com/office/word/2006/wordml" xmlns:wps="http://schemas.microsoft.com/office/word/2010/wordprocessingShape" mc:Ignorable="w14 w15 w16se wp14">
+<w:ftr xmlns:wpc="http://schemas.microsoft.com/office/word/2010/wordprocessingCanvas" xmlns:cx="http://schemas.microsoft.com/office/drawing/2014/chartex" xmlns:cx1="http://schemas.microsoft.com/office/drawing/2015/9/8/chartex" xmlns:mc="http://schemas.openxmlformats.org/markup-compatibility/2006" xmlns:o="urn:schemas-microsoft-com:office:office" xmlns:r="http://schemas.openxmlformats.org/officeDocument/2006/relationships" xmlns:m="http://schemas.openxmlformats.org/officeDocument/2006/math" xmlns:v="urn:schemas-microsoft-com:vml" xmlns:wp14="http://schemas.microsoft.com/office/word/2010/wordprocessingDrawing" xmlns:wp="http://schemas.openxmlformats.org/drawingml/2006/wordprocessingDrawing" xmlns:w10="urn:schemas-microsoft-com:office:word" xmlns:w="http://schemas.openxmlformats.org/wordprocessingml/2006/main" xmlns:w14="http://schemas.microsoft.com/office/word/2010/wordml" xmlns:w15="http://schemas.microsoft.com/office/word/2012/wordml" xmlns:w16se="http://schemas.microsoft.com/office/word/2015/wordml/symex" xmlns:wpg="http://schemas.microsoft.com/office/word/2010/wordprocessingGroup" xmlns:wpi="http://schemas.microsoft.com/office/word/2010/wordprocessingInk" xmlns:wne="http://schemas.microsoft.com/office/word/2006/wordml" xmlns:wps="http://schemas.microsoft.com/office/word/2010/wordprocessingShape" mc:Ignorable="w14 w15 w16se wp14">
   <w:sdt>
     <w:sdtPr>
       <w:id w:val="1608001705"/>
@@ -40876,7 +40830,7 @@
           <w:rPr>
             <w:noProof/>
           </w:rPr>
-          <w:t>2</w:t>
+          <w:t>67</w:t>
         </w:r>
         <w:r>
           <w:fldChar w:fldCharType="end"/>
@@ -40893,7 +40847,7 @@
 </file>
 
 <file path=word/footnotes.xml><?xml version="1.0" encoding="utf-8"?>
-<w:footnotes xmlns:wpc="http://schemas.microsoft.com/office/word/2010/wordprocessingCanvas" xmlns:cx="http://schemas.microsoft.com/office/drawing/2014/chartex" xmlns:mc="http://schemas.openxmlformats.org/markup-compatibility/2006" xmlns:o="urn:schemas-microsoft-com:office:office" xmlns:r="http://schemas.openxmlformats.org/officeDocument/2006/relationships" xmlns:m="http://schemas.openxmlformats.org/officeDocument/2006/math" xmlns:v="urn:schemas-microsoft-com:vml" xmlns:wp14="http://schemas.microsoft.com/office/word/2010/wordprocessingDrawing" xmlns:wp="http://schemas.openxmlformats.org/drawingml/2006/wordprocessingDrawing" xmlns:w10="urn:schemas-microsoft-com:office:word" xmlns:w="http://schemas.openxmlformats.org/wordprocessingml/2006/main" xmlns:w14="http://schemas.microsoft.com/office/word/2010/wordml" xmlns:w15="http://schemas.microsoft.com/office/word/2012/wordml" xmlns:w16se="http://schemas.microsoft.com/office/word/2015/wordml/symex" xmlns:wpg="http://schemas.microsoft.com/office/word/2010/wordprocessingGroup" xmlns:wpi="http://schemas.microsoft.com/office/word/2010/wordprocessingInk" xmlns:wne="http://schemas.microsoft.com/office/word/2006/wordml" xmlns:wps="http://schemas.microsoft.com/office/word/2010/wordprocessingShape" mc:Ignorable="w14 w15 w16se wp14">
+<w:footnotes xmlns:wpc="http://schemas.microsoft.com/office/word/2010/wordprocessingCanvas" xmlns:cx="http://schemas.microsoft.com/office/drawing/2014/chartex" xmlns:cx1="http://schemas.microsoft.com/office/drawing/2015/9/8/chartex" xmlns:mc="http://schemas.openxmlformats.org/markup-compatibility/2006" xmlns:o="urn:schemas-microsoft-com:office:office" xmlns:r="http://schemas.openxmlformats.org/officeDocument/2006/relationships" xmlns:m="http://schemas.openxmlformats.org/officeDocument/2006/math" xmlns:v="urn:schemas-microsoft-com:vml" xmlns:wp14="http://schemas.microsoft.com/office/word/2010/wordprocessingDrawing" xmlns:wp="http://schemas.openxmlformats.org/drawingml/2006/wordprocessingDrawing" xmlns:w10="urn:schemas-microsoft-com:office:word" xmlns:w="http://schemas.openxmlformats.org/wordprocessingml/2006/main" xmlns:w14="http://schemas.microsoft.com/office/word/2010/wordml" xmlns:w15="http://schemas.microsoft.com/office/word/2012/wordml" xmlns:w16se="http://schemas.microsoft.com/office/word/2015/wordml/symex" xmlns:wpg="http://schemas.microsoft.com/office/word/2010/wordprocessingGroup" xmlns:wpi="http://schemas.microsoft.com/office/word/2010/wordprocessingInk" xmlns:wne="http://schemas.microsoft.com/office/word/2006/wordml" xmlns:wps="http://schemas.microsoft.com/office/word/2010/wordprocessingShape" mc:Ignorable="w14 w15 w16se wp14">
   <w:footnote w:type="separator" w:id="-1">
     <w:p>
       <w:pPr>
@@ -40918,7 +40872,7 @@
 </file>
 
 <file path=word/numbering.xml><?xml version="1.0" encoding="utf-8"?>
-<w:numbering xmlns:wpc="http://schemas.microsoft.com/office/word/2010/wordprocessingCanvas" xmlns:cx="http://schemas.microsoft.com/office/drawing/2014/chartex" xmlns:mc="http://schemas.openxmlformats.org/markup-compatibility/2006" xmlns:o="urn:schemas-microsoft-com:office:office" xmlns:r="http://schemas.openxmlformats.org/officeDocument/2006/relationships" xmlns:m="http://schemas.openxmlformats.org/officeDocument/2006/math" xmlns:v="urn:schemas-microsoft-com:vml" xmlns:wp14="http://schemas.microsoft.com/office/word/2010/wordprocessingDrawing" xmlns:wp="http://schemas.openxmlformats.org/drawingml/2006/wordprocessingDrawing" xmlns:w10="urn:schemas-microsoft-com:office:word" xmlns:w="http://schemas.openxmlformats.org/wordprocessingml/2006/main" xmlns:w14="http://schemas.microsoft.com/office/word/2010/wordml" xmlns:w15="http://schemas.microsoft.com/office/word/2012/wordml" xmlns:w16se="http://schemas.microsoft.com/office/word/2015/wordml/symex" xmlns:wpg="http://schemas.microsoft.com/office/word/2010/wordprocessingGroup" xmlns:wpi="http://schemas.microsoft.com/office/word/2010/wordprocessingInk" xmlns:wne="http://schemas.microsoft.com/office/word/2006/wordml" xmlns:wps="http://schemas.microsoft.com/office/word/2010/wordprocessingShape" mc:Ignorable="w14 w15 w16se wp14">
+<w:numbering xmlns:wpc="http://schemas.microsoft.com/office/word/2010/wordprocessingCanvas" xmlns:cx="http://schemas.microsoft.com/office/drawing/2014/chartex" xmlns:cx1="http://schemas.microsoft.com/office/drawing/2015/9/8/chartex" xmlns:mc="http://schemas.openxmlformats.org/markup-compatibility/2006" xmlns:o="urn:schemas-microsoft-com:office:office" xmlns:r="http://schemas.openxmlformats.org/officeDocument/2006/relationships" xmlns:m="http://schemas.openxmlformats.org/officeDocument/2006/math" xmlns:v="urn:schemas-microsoft-com:vml" xmlns:wp14="http://schemas.microsoft.com/office/word/2010/wordprocessingDrawing" xmlns:wp="http://schemas.openxmlformats.org/drawingml/2006/wordprocessingDrawing" xmlns:w10="urn:schemas-microsoft-com:office:word" xmlns:w="http://schemas.openxmlformats.org/wordprocessingml/2006/main" xmlns:w14="http://schemas.microsoft.com/office/word/2010/wordml" xmlns:w15="http://schemas.microsoft.com/office/word/2012/wordml" xmlns:w16se="http://schemas.microsoft.com/office/word/2015/wordml/symex" xmlns:wpg="http://schemas.microsoft.com/office/word/2010/wordprocessingGroup" xmlns:wpi="http://schemas.microsoft.com/office/word/2010/wordprocessingInk" xmlns:wne="http://schemas.microsoft.com/office/word/2006/wordml" xmlns:wps="http://schemas.microsoft.com/office/word/2010/wordprocessingShape" mc:Ignorable="w14 w15 w16se wp14">
   <w:abstractNum w:abstractNumId="0" w15:restartNumberingAfterBreak="0">
     <w:nsid w:val="01802D34"/>
     <w:multiLevelType w:val="multilevel"/>
@@ -47868,7 +47822,7 @@
 </file>
 
 <file path=customXml/itemProps1.xml><?xml version="1.0" encoding="utf-8"?>
-<ds:datastoreItem xmlns:ds="http://schemas.openxmlformats.org/officeDocument/2006/customXml" ds:itemID="{3DE01B12-284B-4B97-BD5A-40FAFAD6BC23}">
+<ds:datastoreItem xmlns:ds="http://schemas.openxmlformats.org/officeDocument/2006/customXml" ds:itemID="{9205960A-6AC5-4B22-BA5F-090FD6293840}">
   <ds:schemaRefs>
     <ds:schemaRef ds:uri="http://schemas.openxmlformats.org/officeDocument/2006/bibliography"/>
   </ds:schemaRefs>
